--- a/resources/manuscript/AoU_Roadmap_Refresh_Manuscript_Outline.docx
+++ b/resources/manuscript/AoU_Roadmap_Refresh_Manuscript_Outline.docx
@@ -7,7 +7,7 @@
         <w:pStyle w:val="Title"/>
       </w:pPr>
       <w:r>
-        <w:t>Manuscript outline — All of Us scientific roadmap refresh</w:t>
+        <w:t>Manuscript outline - All of Us scientific roadmap refresh</w:t>
       </w:r>
     </w:p>
     <w:p>
@@ -90,46 +90,35 @@
         <w:rPr>
           <w:sz w:val="21"/>
         </w:rPr>
-        <w:t xml:space="preserve"> narrative perspective; gray literature (preprints, vendor/standards/policy docs) allowed and tagged distinctly; author-group anchors (M. Haendel: N3C, Monarch Initiative, OMOP/OHDSI, phenotype ontologies) to be byline-verified. The </w:t>
-      </w:r>
+        <w:t xml:space="preserve"> narrative perspective; gray literature (preprints, vendor/standards/policy docs) allowed and tagged distinctly; author-group anchors (M. Haendel: N3C, Monarch Initiative, OMOP/OHDSI, phenotype ontologies) to be byline-verified.</w:t>
+      </w:r>
+    </w:p>
+    <w:p>
       <w:r>
         <w:rPr>
           <w:b/>
           <w:sz w:val="21"/>
         </w:rPr>
-        <w:t>outline</w:t>
-      </w:r>
-      <w:r>
-        <w:rPr>
-          <w:sz w:val="21"/>
-        </w:rPr>
-        <w:t xml:space="preserve"> is committed to the repo; the citation files (</w:t>
-      </w:r>
-      <w:r>
-        <w:rPr>
-          <w:rFonts w:ascii="Courier New" w:hAnsi="Courier New"/>
-          <w:sz w:val="21"/>
-        </w:rPr>
-        <w:t>references-seed.md</w:t>
-      </w:r>
-      <w:r>
-        <w:rPr>
-          <w:sz w:val="21"/>
-        </w:rPr>
-        <w:t xml:space="preserve">, </w:t>
-      </w:r>
-      <w:r>
-        <w:rPr>
-          <w:rFonts w:ascii="Courier New" w:hAnsi="Courier New"/>
-          <w:sz w:val="21"/>
-        </w:rPr>
-        <w:t>citations_cluster{A–D}.md</w:t>
-      </w:r>
-      <w:r>
-        <w:rPr>
-          <w:sz w:val="21"/>
-        </w:rPr>
-        <w:t>) remain local until reviewed.</w:t>
+        <w:t>Citations:</w:t>
+      </w:r>
+      <w:r>
+        <w:rPr>
+          <w:sz w:val="21"/>
+        </w:rPr>
+        <w:t xml:space="preserve"> key verified citations are embedded inline per section below (as </w:t>
+      </w:r>
+      <w:r>
+        <w:rPr>
+          <w:b/>
+          <w:sz w:val="21"/>
+        </w:rPr>
+        <w:t>Key citations:</w:t>
+      </w:r>
+      <w:r>
+        <w:rPr>
+          <w:sz w:val="21"/>
+        </w:rPr>
+        <w:t xml:space="preserve"> lines with DOI links); the full verified reference list with DOIs follows in the References section at the end of this document. Spot-check every DOI on import.</w:t>
       </w:r>
     </w:p>
     <w:p>
@@ -137,7 +126,7 @@
         <w:pStyle w:val="Heading1"/>
       </w:pPr>
       <w:r>
-        <w:t>§0. Abstract / key points</w:t>
+        <w:t>0. Abstract / key points</w:t>
       </w:r>
     </w:p>
     <w:p>
@@ -181,7 +170,7 @@
         <w:rPr>
           <w:sz w:val="21"/>
         </w:rPr>
-        <w:t>Ancillary (partnered) studies add new modalities and are the program's leading edge — visible in workspaces a year+ before any publication (e.g. Exploring the Mind: 0 papers, 32 workspaces).</w:t>
+        <w:t>Ancillary (partnered) studies add new modalities and are the program's leading edge - visible in workspaces a year+ before any publication (e.g. Exploring the Mind: 0 papers, 32 workspaces).</w:t>
       </w:r>
     </w:p>
     <w:p>
@@ -192,7 +181,7 @@
         <w:rPr>
           <w:sz w:val="21"/>
         </w:rPr>
-        <w:t>Platform (Researcher Workbench) gaps constrain reuse, collaboration, and in-environment AI — a conclusion independently corroborated by a 2026 ACT-IAC/AoU AI/ML white paper.</w:t>
+        <w:t>Platform (Researcher Workbench) gaps constrain reuse, collaboration, and in-environment AI - a conclusion independently corroborated by a 2026 ACT-IAC/AoU AI/ML white paper.</w:t>
       </w:r>
     </w:p>
     <w:p>
@@ -211,7 +200,7 @@
         <w:pStyle w:val="Heading1"/>
       </w:pPr>
       <w:r>
-        <w:t>§1. Introduction — why refresh the roadmap now</w:t>
+        <w:t>1. Introduction - why refresh the roadmap now</w:t>
       </w:r>
     </w:p>
     <w:p>
@@ -244,6 +233,101 @@
           <w:sz w:val="21"/>
         </w:rPr>
         <w:t>1.4 Contribution: an evidence-driven refresh from the program's own output + the external field.</w:t>
+      </w:r>
+    </w:p>
+    <w:p>
+      <w:r>
+        <w:rPr>
+          <w:b/>
+          <w:sz w:val="21"/>
+        </w:rPr>
+        <w:t>Key citations:</w:t>
+      </w:r>
+      <w:r>
+        <w:rPr>
+          <w:sz w:val="21"/>
+        </w:rPr>
+        <w:t xml:space="preserve"> </w:t>
+      </w:r>
+      <w:hyperlink r:id="rId9">
+        <w:r>
+          <w:rPr>
+            <w:color w:val="1155CC"/>
+            <w:u w:val="single"/>
+            <w:sz w:val="20"/>
+          </w:rPr>
+          <w:t xml:space="preserve">Collins &amp; Varmus, NEJM 2015</w:t>
+        </w:r>
+      </w:hyperlink>
+      <w:r>
+        <w:rPr>
+          <w:sz w:val="21"/>
+        </w:rPr>
+        <w:t xml:space="preserve">; </w:t>
+      </w:r>
+      <w:hyperlink r:id="rId10">
+        <w:r>
+          <w:rPr>
+            <w:color w:val="1155CC"/>
+            <w:u w:val="single"/>
+            <w:sz w:val="20"/>
+          </w:rPr>
+          <w:t xml:space="preserve">PMI Working Group report, NIH 2015</w:t>
+        </w:r>
+      </w:hyperlink>
+      <w:r>
+        <w:rPr>
+          <w:sz w:val="21"/>
+        </w:rPr>
+        <w:t xml:space="preserve">; </w:t>
+      </w:r>
+      <w:hyperlink r:id="rId11">
+        <w:r>
+          <w:rPr>
+            <w:color w:val="1155CC"/>
+            <w:u w:val="single"/>
+            <w:sz w:val="20"/>
+          </w:rPr>
+          <w:t xml:space="preserve">All of Us Program, NEJM 2019</w:t>
+        </w:r>
+      </w:hyperlink>
+      <w:r>
+        <w:rPr>
+          <w:sz w:val="21"/>
+        </w:rPr>
+        <w:t xml:space="preserve">; </w:t>
+      </w:r>
+      <w:hyperlink r:id="rId12">
+        <w:r>
+          <w:rPr>
+            <w:color w:val="1155CC"/>
+            <w:u w:val="single"/>
+            <w:sz w:val="20"/>
+          </w:rPr>
+          <w:t xml:space="preserve">Mapes et al., PLoS ONE 2020</w:t>
+        </w:r>
+      </w:hyperlink>
+      <w:r>
+        <w:rPr>
+          <w:sz w:val="21"/>
+        </w:rPr>
+        <w:t xml:space="preserve">; </w:t>
+      </w:r>
+      <w:hyperlink r:id="rId13">
+        <w:r>
+          <w:rPr>
+            <w:color w:val="1155CC"/>
+            <w:u w:val="single"/>
+            <w:sz w:val="20"/>
+          </w:rPr>
+          <w:t xml:space="preserve">Denny &amp; Collins, Cell 2021</w:t>
+        </w:r>
+      </w:hyperlink>
+      <w:r>
+        <w:rPr>
+          <w:sz w:val="21"/>
+        </w:rPr>
+        <w:t>.</w:t>
       </w:r>
     </w:p>
     <w:p>
@@ -251,7 +335,7 @@
         <w:pStyle w:val="Heading1"/>
       </w:pPr>
       <w:r>
-        <w:t>§2. The All of Us research landscape</w:t>
+        <w:t>2. The All of Us research landscape</w:t>
       </w:r>
     </w:p>
     <w:p>
@@ -259,7 +343,7 @@
         <w:pStyle w:val="Heading2"/>
       </w:pPr>
       <w:r>
-        <w:t>§2.1 Data and methods</w:t>
+        <w:t>2.1 Data and methods</w:t>
       </w:r>
     </w:p>
     <w:p>
@@ -285,7 +369,7 @@
         <w:rPr>
           <w:sz w:val="21"/>
         </w:rPr>
-        <w:t xml:space="preserve"> AoU publications pulled live from the program's publications feed (reconciled to PubMed/iCite) — </w:t>
+        <w:t xml:space="preserve"> AoU publications pulled live from the program's publications feed (reconciled to PubMed/iCite) - </w:t>
       </w:r>
       <w:r>
         <w:rPr>
@@ -584,7 +668,7 @@
         <w:rPr>
           <w:sz w:val="21"/>
         </w:rPr>
-        <w:t xml:space="preserve">2.5 Ancillary (partnered) studies as the leading edge: new modalities on top of the core protocol — Exploring the Mind (objective cognition/behavior, NIMH), Eyes on Health (retinal imaging/oculomics, NEI/NIBIB), Nutrition for Precision Health (individualized diet response, Common Fund), Environmental Health &amp; Exposomics (NIEHS). Several post-date the 2020 roadmap and are only now releasing data, so they are near-absent from the publication record. The methodological point: </w:t>
+        <w:t xml:space="preserve">2.5 Ancillary (partnered) studies as the leading edge: new modalities on top of the core protocol - Exploring the Mind (objective cognition/behavior, NIMH), Eyes on Health (retinal imaging/oculomics, NEI/NIBIB), Nutrition for Precision Health (individualized diet response, Common Fund), Environmental Health &amp; Exposomics (NIEHS). Several post-date the 2020 roadmap and are only now releasing data, so they are near-absent from the publication record. The methodological point: </w:t>
       </w:r>
       <w:r>
         <w:rPr>
@@ -597,33 +681,134 @@
         <w:rPr>
           <w:sz w:val="21"/>
         </w:rPr>
-        <w:t xml:space="preserve"> — Exploring the Mind has 0 publications/preprints anywhere (verified via Europe PMC) yet 32 workspaces (27 newly visible in the 2026-10-14 live pull), which is why a live workspace census, not a cached snapshot, is essential and why these studies must be scored on goals + workspace intent. (See </w:t>
-      </w:r>
-      <w:r>
-        <w:rPr>
-          <w:rFonts w:ascii="Courier New" w:hAnsi="Courier New"/>
-          <w:sz w:val="21"/>
-        </w:rPr>
-        <w:t>aou-roadmap-refresh/ancillary_studies.md</w:t>
-      </w:r>
-      <w:r>
-        <w:rPr>
-          <w:sz w:val="21"/>
-        </w:rPr>
-        <w:t xml:space="preserve">.) Related live program activity: the Multi-Omics Working Group is generating RNA-seq + Olink proteomics + PacBio long-read on ~10,000 diverse participants (scaling toward ~50,000), and the program has publicly posted a mechanism for external (academic/nonprofit/industry) investigators to request biospecimens to generate new data types — both surfaced in the 2026 committee series (see </w:t>
-      </w:r>
-      <w:r>
-        <w:rPr>
-          <w:rFonts w:ascii="Courier New" w:hAnsi="Courier New"/>
-          <w:sz w:val="21"/>
-        </w:rPr>
-        <w:t>aou-roadmap-refresh/committee_2026_alignment.md</w:t>
-      </w:r>
-      <w:r>
-        <w:rPr>
-          <w:sz w:val="21"/>
-        </w:rPr>
-        <w:t>).</w:t>
+        <w:t xml:space="preserve"> - Exploring the Mind has 0 publications/preprints anywhere (verified via Europe PMC) yet 32 workspaces (27 newly visible in the 2026-10-14 live pull), which is why a live workspace census, not a cached snapshot, is essential and why these studies must be scored on goals + workspace intent. Related live program activity: the Multi-Omics Working Group is generating RNA-seq + Olink proteomics + PacBio long-read on ~10,000 diverse participants (scaling toward ~50,000), and the program has publicly posted a mechanism for external (academic/nonprofit/industry) investigators to request biospecimens to generate new data types - both surfaced in the 2026 committee series.</w:t>
+      </w:r>
+    </w:p>
+    <w:p>
+      <w:r>
+        <w:rPr>
+          <w:b/>
+          <w:sz w:val="21"/>
+        </w:rPr>
+        <w:t>Key citations:</w:t>
+      </w:r>
+      <w:r>
+        <w:rPr>
+          <w:sz w:val="21"/>
+        </w:rPr>
+        <w:t xml:space="preserve"> </w:t>
+      </w:r>
+      <w:hyperlink r:id="rId14">
+        <w:r>
+          <w:rPr>
+            <w:color w:val="1155CC"/>
+            <w:u w:val="single"/>
+            <w:sz w:val="20"/>
+          </w:rPr>
+          <w:t xml:space="preserve">All of Us Genomic Data, Nature 2024</w:t>
+        </w:r>
+      </w:hyperlink>
+      <w:r>
+        <w:rPr>
+          <w:sz w:val="21"/>
+        </w:rPr>
+        <w:t xml:space="preserve">; </w:t>
+      </w:r>
+      <w:hyperlink r:id="rId15">
+        <w:r>
+          <w:rPr>
+            <w:color w:val="1155CC"/>
+            <w:u w:val="single"/>
+            <w:sz w:val="20"/>
+          </w:rPr>
+          <w:t xml:space="preserve">Ramirez et al., Patterns 2022</w:t>
+        </w:r>
+      </w:hyperlink>
+      <w:r>
+        <w:rPr>
+          <w:sz w:val="21"/>
+        </w:rPr>
+        <w:t xml:space="preserve">; </w:t>
+      </w:r>
+      <w:hyperlink r:id="rId16">
+        <w:r>
+          <w:rPr>
+            <w:color w:val="1155CC"/>
+            <w:u w:val="single"/>
+            <w:sz w:val="20"/>
+          </w:rPr>
+          <w:t xml:space="preserve">Lederer et al. (Fitbit), JMIR 2023</w:t>
+        </w:r>
+      </w:hyperlink>
+      <w:r>
+        <w:rPr>
+          <w:sz w:val="21"/>
+        </w:rPr>
+        <w:t xml:space="preserve">; </w:t>
+      </w:r>
+      <w:hyperlink r:id="rId17">
+        <w:r>
+          <w:rPr>
+            <w:color w:val="1155CC"/>
+            <w:u w:val="single"/>
+            <w:sz w:val="20"/>
+          </w:rPr>
+          <w:t xml:space="preserve">Overhage et al. (OMOP CDM), JAMIA 2012</w:t>
+        </w:r>
+      </w:hyperlink>
+      <w:r>
+        <w:rPr>
+          <w:sz w:val="21"/>
+        </w:rPr>
+        <w:t xml:space="preserve">; </w:t>
+      </w:r>
+      <w:hyperlink r:id="rId18">
+        <w:r>
+          <w:rPr>
+            <w:color w:val="1155CC"/>
+            <w:u w:val="single"/>
+            <w:sz w:val="20"/>
+          </w:rPr>
+          <w:t xml:space="preserve">Denny et al. (PheWAS), Bioinformatics 2010</w:t>
+        </w:r>
+      </w:hyperlink>
+      <w:r>
+        <w:rPr>
+          <w:sz w:val="21"/>
+        </w:rPr>
+        <w:t xml:space="preserve">. Ancillary studies: </w:t>
+      </w:r>
+      <w:hyperlink r:id="rId19">
+        <w:r>
+          <w:rPr>
+            <w:color w:val="1155CC"/>
+            <w:u w:val="single"/>
+            <w:sz w:val="20"/>
+          </w:rPr>
+          <w:t xml:space="preserve">NIH Partnered Research Studies</w:t>
+        </w:r>
+      </w:hyperlink>
+      <w:r>
+        <w:rPr>
+          <w:sz w:val="21"/>
+        </w:rPr>
+        <w:t xml:space="preserve">; </w:t>
+      </w:r>
+      <w:hyperlink r:id="rId20">
+        <w:r>
+          <w:rPr>
+            <w:color w:val="1155CC"/>
+            <w:u w:val="single"/>
+            <w:sz w:val="20"/>
+          </w:rPr>
+          <w:t xml:space="preserve">Cohn et al. (Women's Health Driver Project), J Women's Health 2026</w:t>
+        </w:r>
+      </w:hyperlink>
+      <w:r>
+        <w:rPr>
+          <w:sz w:val="21"/>
+        </w:rPr>
+        <w:t>.</w:t>
       </w:r>
     </w:p>
     <w:p>
@@ -631,7 +816,7 @@
         <w:pStyle w:val="Heading1"/>
       </w:pPr>
       <w:r>
-        <w:t>§3. Benchmarking against peer biobanks</w:t>
+        <w:t>3. Benchmarking against peer biobanks</w:t>
       </w:r>
     </w:p>
     <w:p>
@@ -647,7 +832,7 @@
         <w:rPr>
           <w:sz w:val="21"/>
         </w:rPr>
-        <w:t>3.2 AoU's distinctive identity: SDOH/health equity, ELSI/participant engagement, pharmacogenomics, methods — enabled by its diversity.</w:t>
+        <w:t>3.2 AoU's distinctive identity: SDOH/health equity, ELSI/participant engagement, pharmacogenomics, methods - enabled by its diversity.</w:t>
       </w:r>
     </w:p>
     <w:p>
@@ -655,20 +840,7 @@
         <w:rPr>
           <w:sz w:val="21"/>
         </w:rPr>
-        <w:t xml:space="preserve">3.3 Where AoU trails: the five most under-indexed theme areas vs the peer median — rare disease &amp; Mendelian genetics (0.25×), environmental health (0.35×), genomics methods/complex-trait genetics (0.42×), neurology non-ADRD (0.46×), respiratory &amp; sleep (0.53×) — plus the data-modality gaps in multi-omics and imaging. Distinguish genuine addressable gaps (rare disease, environmental health — the latter already being closed by the Exposomics ancillary study) from by-design peer dominance (FinnGen rare-disease/genetics; CKB neurology). (See </w:t>
-      </w:r>
-      <w:r>
-        <w:rPr>
-          <w:rFonts w:ascii="Courier New" w:hAnsi="Courier New"/>
-          <w:sz w:val="21"/>
-        </w:rPr>
-        <w:t>peer-biobanks/underrepresented_vs_peers.md</w:t>
-      </w:r>
-      <w:r>
-        <w:rPr>
-          <w:sz w:val="21"/>
-        </w:rPr>
-        <w:t>.)</w:t>
+        <w:t>3.3 Where AoU trails: the five most under-indexed theme areas vs the peer median - rare disease &amp; Mendelian genetics (0.25×), environmental health (0.35×), genomics methods/complex-trait genetics (0.42×), neurology non-ADRD (0.46×), respiratory &amp; sleep (0.53×) - plus the data-modality gaps in multi-omics and imaging. Distinguish genuine addressable gaps (rare disease, environmental health - the latter already being closed by the Exposomics ancillary study) from by-design peer dominance (FinnGen rare-disease/genetics; CKB neurology).</w:t>
       </w:r>
     </w:p>
     <w:p>
@@ -677,6 +849,133 @@
           <w:sz w:val="21"/>
         </w:rPr>
         <w:t>3.4 Interpretation: distinctiveness vs growth; relative-emphasis vs data-availability vs researcher-base gaps; peer shares inflated by each cohort's recruitment design.</w:t>
+      </w:r>
+    </w:p>
+    <w:p>
+      <w:r>
+        <w:rPr>
+          <w:b/>
+          <w:sz w:val="21"/>
+        </w:rPr>
+        <w:t>Key citations:</w:t>
+      </w:r>
+      <w:r>
+        <w:rPr>
+          <w:sz w:val="21"/>
+        </w:rPr>
+        <w:t xml:space="preserve"> </w:t>
+      </w:r>
+      <w:hyperlink r:id="rId21">
+        <w:r>
+          <w:rPr>
+            <w:color w:val="1155CC"/>
+            <w:u w:val="single"/>
+            <w:sz w:val="20"/>
+          </w:rPr>
+          <w:t xml:space="preserve">Sudlow et al. (UK Biobank), PLoS Med 2015</w:t>
+        </w:r>
+      </w:hyperlink>
+      <w:r>
+        <w:rPr>
+          <w:sz w:val="21"/>
+        </w:rPr>
+        <w:t xml:space="preserve">; </w:t>
+      </w:r>
+      <w:hyperlink r:id="rId22">
+        <w:r>
+          <w:rPr>
+            <w:color w:val="1155CC"/>
+            <w:u w:val="single"/>
+            <w:sz w:val="20"/>
+          </w:rPr>
+          <w:t xml:space="preserve">Gaziano et al. (MVP), J Clin Epidemiol 2016</w:t>
+        </w:r>
+      </w:hyperlink>
+      <w:r>
+        <w:rPr>
+          <w:sz w:val="21"/>
+        </w:rPr>
+        <w:t xml:space="preserve">; </w:t>
+      </w:r>
+      <w:hyperlink r:id="rId23">
+        <w:r>
+          <w:rPr>
+            <w:color w:val="1155CC"/>
+            <w:u w:val="single"/>
+            <w:sz w:val="20"/>
+          </w:rPr>
+          <w:t xml:space="preserve">Kurki et al. (FinnGen), Nature 2023</w:t>
+        </w:r>
+      </w:hyperlink>
+      <w:r>
+        <w:rPr>
+          <w:sz w:val="21"/>
+        </w:rPr>
+        <w:t xml:space="preserve">; </w:t>
+      </w:r>
+      <w:hyperlink r:id="rId24">
+        <w:r>
+          <w:rPr>
+            <w:color w:val="1155CC"/>
+            <w:u w:val="single"/>
+            <w:sz w:val="20"/>
+          </w:rPr>
+          <w:t xml:space="preserve">Chen et al. (China Kadoorie), Int J Epidemiol 2011</w:t>
+        </w:r>
+      </w:hyperlink>
+      <w:r>
+        <w:rPr>
+          <w:sz w:val="21"/>
+        </w:rPr>
+        <w:t xml:space="preserve">; </w:t>
+      </w:r>
+      <w:hyperlink r:id="rId25">
+        <w:r>
+          <w:rPr>
+            <w:color w:val="1155CC"/>
+            <w:u w:val="single"/>
+            <w:sz w:val="20"/>
+          </w:rPr>
+          <w:t xml:space="preserve">Sirugo et al. (missing diversity), Cell 2019</w:t>
+        </w:r>
+      </w:hyperlink>
+      <w:r>
+        <w:rPr>
+          <w:sz w:val="21"/>
+        </w:rPr>
+        <w:t xml:space="preserve">; </w:t>
+      </w:r>
+      <w:hyperlink r:id="rId26">
+        <w:r>
+          <w:rPr>
+            <w:color w:val="1155CC"/>
+            <w:u w:val="single"/>
+            <w:sz w:val="20"/>
+          </w:rPr>
+          <w:t xml:space="preserve">Martin et al. (PRS equity), Nat Genet 2019</w:t>
+        </w:r>
+      </w:hyperlink>
+      <w:r>
+        <w:rPr>
+          <w:sz w:val="21"/>
+        </w:rPr>
+        <w:t xml:space="preserve">; </w:t>
+      </w:r>
+      <w:hyperlink r:id="rId27">
+        <w:r>
+          <w:rPr>
+            <w:color w:val="1155CC"/>
+            <w:u w:val="single"/>
+            <w:sz w:val="20"/>
+          </w:rPr>
+          <w:t xml:space="preserve">Fry et al. (representativeness), Am J Epidemiol 2017</w:t>
+        </w:r>
+      </w:hyperlink>
+      <w:r>
+        <w:rPr>
+          <w:sz w:val="21"/>
+        </w:rPr>
+        <w:t>.</w:t>
       </w:r>
     </w:p>
     <w:p>
@@ -684,7 +983,7 @@
         <w:pStyle w:val="Heading1"/>
       </w:pPr>
       <w:r>
-        <w:t>§4. Emerging scientific frontiers and AoU white space</w:t>
+        <w:t>4. Emerging scientific frontiers and AoU white space</w:t>
       </w:r>
     </w:p>
     <w:p>
@@ -716,7 +1015,7 @@
         <w:rPr>
           <w:sz w:val="21"/>
         </w:rPr>
-        <w:t>4.4 Frontiers outside AoU's data model (single-cell/spatial, protein structure) — partner, don't chase.</w:t>
+        <w:t>4.4 Frontiers outside AoU's data model (single-cell/spatial, protein structure) - partner, don't chase.</w:t>
       </w:r>
     </w:p>
     <w:p>
@@ -725,6 +1024,149 @@
           <w:sz w:val="21"/>
         </w:rPr>
         <w:t>4.5 Actionable white space for a diverse cohort.</w:t>
+      </w:r>
+    </w:p>
+    <w:p>
+      <w:r>
+        <w:rPr>
+          <w:b/>
+          <w:sz w:val="21"/>
+        </w:rPr>
+        <w:t>Key citations:</w:t>
+      </w:r>
+      <w:r>
+        <w:rPr>
+          <w:sz w:val="21"/>
+        </w:rPr>
+        <w:t xml:space="preserve"> </w:t>
+      </w:r>
+      <w:hyperlink r:id="rId28">
+        <w:r>
+          <w:rPr>
+            <w:color w:val="1155CC"/>
+            <w:u w:val="single"/>
+            <w:sz w:val="20"/>
+          </w:rPr>
+          <w:t xml:space="preserve">Moor et al. (generalist medical AI), Nature 2023</w:t>
+        </w:r>
+      </w:hyperlink>
+      <w:r>
+        <w:rPr>
+          <w:sz w:val="21"/>
+        </w:rPr>
+        <w:t xml:space="preserve">; </w:t>
+      </w:r>
+      <w:hyperlink r:id="rId29">
+        <w:r>
+          <w:rPr>
+            <w:color w:val="1155CC"/>
+            <w:u w:val="single"/>
+            <w:sz w:val="20"/>
+          </w:rPr>
+          <w:t xml:space="preserve">Singhal et al. (Med-PaLM), Nature 2023</w:t>
+        </w:r>
+      </w:hyperlink>
+      <w:r>
+        <w:rPr>
+          <w:sz w:val="21"/>
+        </w:rPr>
+        <w:t xml:space="preserve">; </w:t>
+      </w:r>
+      <w:hyperlink r:id="rId30">
+        <w:r>
+          <w:rPr>
+            <w:color w:val="1155CC"/>
+            <w:u w:val="single"/>
+            <w:sz w:val="20"/>
+          </w:rPr>
+          <w:t xml:space="preserve">Dalla-Torre et al. (Nucleotide Transformer), Nat Methods 2025</w:t>
+        </w:r>
+      </w:hyperlink>
+      <w:r>
+        <w:rPr>
+          <w:sz w:val="21"/>
+        </w:rPr>
+        <w:t xml:space="preserve">; </w:t>
+      </w:r>
+      <w:hyperlink r:id="rId31">
+        <w:r>
+          <w:rPr>
+            <w:color w:val="1155CC"/>
+            <w:u w:val="single"/>
+            <w:sz w:val="20"/>
+          </w:rPr>
+          <w:t xml:space="preserve">Nguyen et al. (Evo), Science 2024</w:t>
+        </w:r>
+      </w:hyperlink>
+      <w:r>
+        <w:rPr>
+          <w:sz w:val="21"/>
+        </w:rPr>
+        <w:t xml:space="preserve">; </w:t>
+      </w:r>
+      <w:hyperlink r:id="rId32">
+        <w:r>
+          <w:rPr>
+            <w:color w:val="1155CC"/>
+            <w:u w:val="single"/>
+            <w:sz w:val="20"/>
+          </w:rPr>
+          <w:t xml:space="preserve">Acosta et al. (multimodal biomedical AI), Nat Med 2022</w:t>
+        </w:r>
+      </w:hyperlink>
+      <w:r>
+        <w:rPr>
+          <w:sz w:val="21"/>
+        </w:rPr>
+        <w:t xml:space="preserve">; </w:t>
+      </w:r>
+      <w:hyperlink r:id="rId33">
+        <w:r>
+          <w:rPr>
+            <w:color w:val="1155CC"/>
+            <w:u w:val="single"/>
+            <w:sz w:val="20"/>
+          </w:rPr>
+          <w:t xml:space="preserve">Rinella et al. (MASLD nomenclature), Hepatology 2023</w:t>
+        </w:r>
+      </w:hyperlink>
+      <w:r>
+        <w:rPr>
+          <w:sz w:val="21"/>
+        </w:rPr>
+        <w:t xml:space="preserve">; </w:t>
+      </w:r>
+      <w:hyperlink r:id="rId34">
+        <w:r>
+          <w:rPr>
+            <w:color w:val="1155CC"/>
+            <w:u w:val="single"/>
+            <w:sz w:val="20"/>
+          </w:rPr>
+          <w:t xml:space="preserve">Hernán &amp; Robins (target-trial emulation), Am J Epidemiol 2016</w:t>
+        </w:r>
+      </w:hyperlink>
+      <w:r>
+        <w:rPr>
+          <w:sz w:val="21"/>
+        </w:rPr>
+        <w:t xml:space="preserve">; </w:t>
+      </w:r>
+      <w:hyperlink r:id="rId35">
+        <w:r>
+          <w:rPr>
+            <w:color w:val="1155CC"/>
+            <w:u w:val="single"/>
+            <w:sz w:val="20"/>
+          </w:rPr>
+          <w:t xml:space="preserve">Jumper et al. (AlphaFold), Nature 2021</w:t>
+        </w:r>
+      </w:hyperlink>
+      <w:r>
+        <w:rPr>
+          <w:sz w:val="21"/>
+        </w:rPr>
+        <w:t>.</w:t>
       </w:r>
     </w:p>
     <w:p>
@@ -732,7 +1174,7 @@
         <w:pStyle w:val="Heading1"/>
       </w:pPr>
       <w:r>
-        <w:t>§5. The analysis platform: the Researcher Workbench</w:t>
+        <w:t>5. The analysis platform: the Researcher Workbench</w:t>
       </w:r>
     </w:p>
     <w:p>
@@ -764,7 +1206,7 @@
         <w:rPr>
           <w:sz w:val="21"/>
         </w:rPr>
-        <w:t>5.4 Reuse and collaboration signals on the 32,922-workspace census (87.7% solo, 3.2% multi-institution, ~18% tutorial clones) — and what they imply for a reuse economy.</w:t>
+        <w:t>5.4 Reuse and collaboration signals on the 32,922-workspace census (87.7% solo, 3.2% multi-institution, ~18% tutorial clones) - and what they imply for a reuse economy.</w:t>
       </w:r>
     </w:p>
     <w:p>
@@ -772,7 +1214,118 @@
         <w:rPr>
           <w:sz w:val="21"/>
         </w:rPr>
-        <w:t>5.5 Convergent external evidence: an unreleased 2026 ACT-IAC/AoU draft white paper (*Advancing AI/ML for the NIH All of Us Research Program*), built from stakeholder interviews, independently recommends the same enablers — a governed in-environment AI research assistant with agent-ready (MCP) metadata services, a reusable-research-asset registry with graduated tool certification, portable workflows, and a hybrid/federated compute model. Qualitative triangulation of this paper's quantitative gap analysis. (Confidential draft — cited, not quoted.)</w:t>
+        <w:t>5.5 Convergent external evidence: an unreleased 2026 ACT-IAC/AoU draft white paper (*Advancing AI/ML for the NIH All of Us Research Program*), built from stakeholder interviews, independently recommends the same enablers - a governed in-environment AI research assistant with agent-ready (MCP) metadata services, a reusable-research-asset registry with graduated tool certification, portable workflows, and a hybrid/federated compute model. Qualitative triangulation of this paper's quantitative gap analysis. (Confidential draft - cited, not quoted.)</w:t>
+      </w:r>
+    </w:p>
+    <w:p>
+      <w:r>
+        <w:rPr>
+          <w:b/>
+          <w:sz w:val="21"/>
+        </w:rPr>
+        <w:t>Key citations:</w:t>
+      </w:r>
+      <w:r>
+        <w:rPr>
+          <w:sz w:val="21"/>
+        </w:rPr>
+        <w:t xml:space="preserve"> </w:t>
+      </w:r>
+      <w:hyperlink r:id="rId36">
+        <w:r>
+          <w:rPr>
+            <w:color w:val="1155CC"/>
+            <w:u w:val="single"/>
+            <w:sz w:val="20"/>
+          </w:rPr>
+          <w:t xml:space="preserve">Haendel et al. (N3C), JAMIA 2021</w:t>
+        </w:r>
+      </w:hyperlink>
+      <w:r>
+        <w:rPr>
+          <w:sz w:val="21"/>
+        </w:rPr>
+        <w:t xml:space="preserve">; </w:t>
+      </w:r>
+      <w:hyperlink r:id="rId37">
+        <w:r>
+          <w:rPr>
+            <w:color w:val="1155CC"/>
+            <w:u w:val="single"/>
+            <w:sz w:val="20"/>
+          </w:rPr>
+          <w:t xml:space="preserve">Schatz et al. (AnVIL), Cell Genomics 2022</w:t>
+        </w:r>
+      </w:hyperlink>
+      <w:r>
+        <w:rPr>
+          <w:sz w:val="21"/>
+        </w:rPr>
+        <w:t xml:space="preserve">; </w:t>
+      </w:r>
+      <w:hyperlink r:id="rId38">
+        <w:r>
+          <w:rPr>
+            <w:color w:val="1155CC"/>
+            <w:u w:val="single"/>
+            <w:sz w:val="20"/>
+          </w:rPr>
+          <w:t xml:space="preserve">Ahalt et al. (BioData Catalyst), JAMIA 2023</w:t>
+        </w:r>
+      </w:hyperlink>
+      <w:r>
+        <w:rPr>
+          <w:sz w:val="21"/>
+        </w:rPr>
+        <w:t xml:space="preserve">; </w:t>
+      </w:r>
+      <w:hyperlink r:id="rId39">
+        <w:r>
+          <w:rPr>
+            <w:color w:val="1155CC"/>
+            <w:u w:val="single"/>
+            <w:sz w:val="20"/>
+          </w:rPr>
+          <w:t xml:space="preserve">O'Connor et al. (Dockstore), F1000Research 2017</w:t>
+        </w:r>
+      </w:hyperlink>
+      <w:r>
+        <w:rPr>
+          <w:sz w:val="21"/>
+        </w:rPr>
+        <w:t xml:space="preserve">; </w:t>
+      </w:r>
+      <w:hyperlink r:id="rId40">
+        <w:r>
+          <w:rPr>
+            <w:color w:val="1155CC"/>
+            <w:u w:val="single"/>
+            <w:sz w:val="20"/>
+          </w:rPr>
+          <w:t xml:space="preserve">Wilkinson et al. (FAIR), Sci Data 2016</w:t>
+        </w:r>
+      </w:hyperlink>
+      <w:r>
+        <w:rPr>
+          <w:sz w:val="21"/>
+        </w:rPr>
+        <w:t xml:space="preserve">; </w:t>
+      </w:r>
+      <w:hyperlink r:id="rId41">
+        <w:r>
+          <w:rPr>
+            <w:color w:val="1155CC"/>
+            <w:u w:val="single"/>
+            <w:sz w:val="20"/>
+          </w:rPr>
+          <w:t xml:space="preserve">Rehm et al. (GA4GH), Cell Genomics 2021</w:t>
+        </w:r>
+      </w:hyperlink>
+      <w:r>
+        <w:rPr>
+          <w:sz w:val="21"/>
+        </w:rPr>
+        <w:t>.</w:t>
       </w:r>
     </w:p>
     <w:p>
@@ -780,7 +1333,7 @@
         <w:pStyle w:val="Heading1"/>
       </w:pPr>
       <w:r>
-        <w:t>§6. Recommendations for the refreshed roadmap</w:t>
+        <w:t>6. Recommendations for the refreshed roadmap</w:t>
       </w:r>
     </w:p>
     <w:p>
@@ -804,7 +1357,7 @@
         <w:rPr>
           <w:sz w:val="21"/>
         </w:rPr>
-        <w:t xml:space="preserve">6.3 Governed in-environment AI co-scientist + reusable-tools registry + multimodal templates — and an </w:t>
+        <w:t xml:space="preserve">6.3 Governed in-environment AI co-scientist + reusable-tools registry + multimodal templates - and an </w:t>
       </w:r>
       <w:r>
         <w:rPr>
@@ -830,7 +1383,7 @@
         <w:rPr>
           <w:sz w:val="21"/>
         </w:rPr>
-        <w:t xml:space="preserve"> (2026 committee idea); this unifies the genomic-foundation-model white-space (§4.2) with the governed-in-environment-AI gap (§5.3).</w:t>
+        <w:t xml:space="preserve"> (2026 committee idea); this unifies the genomic-foundation-model white-space with the governed-in-environment-AI gap.</w:t>
       </w:r>
     </w:p>
     <w:p>
@@ -867,7 +1420,7 @@
         <w:rPr>
           <w:sz w:val="21"/>
         </w:rPr>
-        <w:t xml:space="preserve"> (from the 2026 committee's Women's Health Driver Project) as a standing mechanism — program biostatistical support producing exemplar analyses — and make </w:t>
+        <w:t xml:space="preserve"> (from the 2026 committee's Women's Health Driver Project) as a standing mechanism - program biostatistical support producing exemplar analyses - and make </w:t>
       </w:r>
       <w:r>
         <w:rPr>
@@ -928,6 +1481,133 @@
           <w:sz w:val="21"/>
         </w:rPr>
         <w:t xml:space="preserve"> to a graduated partner-contribution / reusable-asset model.</w:t>
+      </w:r>
+    </w:p>
+    <w:p>
+      <w:r>
+        <w:rPr>
+          <w:b/>
+          <w:sz w:val="21"/>
+        </w:rPr>
+        <w:t>Key citations:</w:t>
+      </w:r>
+      <w:r>
+        <w:rPr>
+          <w:sz w:val="21"/>
+        </w:rPr>
+        <w:t xml:space="preserve"> </w:t>
+      </w:r>
+      <w:hyperlink r:id="rId42">
+        <w:r>
+          <w:rPr>
+            <w:color w:val="1155CC"/>
+            <w:u w:val="single"/>
+            <w:sz w:val="20"/>
+          </w:rPr>
+          <w:t xml:space="preserve">Obermeyer et al. (algorithmic bias), Science 2019</w:t>
+        </w:r>
+      </w:hyperlink>
+      <w:r>
+        <w:rPr>
+          <w:sz w:val="21"/>
+        </w:rPr>
+        <w:t xml:space="preserve">; </w:t>
+      </w:r>
+      <w:hyperlink r:id="rId43">
+        <w:r>
+          <w:rPr>
+            <w:color w:val="1155CC"/>
+            <w:u w:val="single"/>
+            <w:sz w:val="20"/>
+          </w:rPr>
+          <w:t xml:space="preserve">Wiens et al. (responsible ML), Nat Med 2019</w:t>
+        </w:r>
+      </w:hyperlink>
+      <w:r>
+        <w:rPr>
+          <w:sz w:val="21"/>
+        </w:rPr>
+        <w:t xml:space="preserve">; </w:t>
+      </w:r>
+      <w:hyperlink r:id="rId44">
+        <w:r>
+          <w:rPr>
+            <w:color w:val="1155CC"/>
+            <w:u w:val="single"/>
+            <w:sz w:val="20"/>
+          </w:rPr>
+          <w:t xml:space="preserve">Rajkomar et al. (fairness), Ann Intern Med 2018</w:t>
+        </w:r>
+      </w:hyperlink>
+      <w:r>
+        <w:rPr>
+          <w:sz w:val="21"/>
+        </w:rPr>
+        <w:t xml:space="preserve">; </w:t>
+      </w:r>
+      <w:hyperlink r:id="rId45">
+        <w:r>
+          <w:rPr>
+            <w:color w:val="1155CC"/>
+            <w:u w:val="single"/>
+            <w:sz w:val="20"/>
+          </w:rPr>
+          <w:t xml:space="preserve">Char et al. (ethical ML), NEJM 2018</w:t>
+        </w:r>
+      </w:hyperlink>
+      <w:r>
+        <w:rPr>
+          <w:sz w:val="21"/>
+        </w:rPr>
+        <w:t xml:space="preserve">; </w:t>
+      </w:r>
+      <w:hyperlink r:id="rId46">
+        <w:r>
+          <w:rPr>
+            <w:color w:val="1155CC"/>
+            <w:u w:val="single"/>
+            <w:sz w:val="20"/>
+          </w:rPr>
+          <w:t xml:space="preserve">Montgomery et al. (generalizability), Am J Epidemiol 2026</w:t>
+        </w:r>
+      </w:hyperlink>
+      <w:r>
+        <w:rPr>
+          <w:sz w:val="21"/>
+        </w:rPr>
+        <w:t xml:space="preserve"> + </w:t>
+      </w:r>
+      <w:hyperlink r:id="rId47">
+        <w:r>
+          <w:rPr>
+            <w:color w:val="1155CC"/>
+            <w:u w:val="single"/>
+            <w:sz w:val="20"/>
+          </w:rPr>
+          <w:t xml:space="preserve">waou (CRAN)</w:t>
+        </w:r>
+      </w:hyperlink>
+      <w:r>
+        <w:rPr>
+          <w:sz w:val="21"/>
+        </w:rPr>
+        <w:t xml:space="preserve">; </w:t>
+      </w:r>
+      <w:hyperlink r:id="rId20">
+        <w:r>
+          <w:rPr>
+            <w:color w:val="1155CC"/>
+            <w:u w:val="single"/>
+            <w:sz w:val="20"/>
+          </w:rPr>
+          <w:t xml:space="preserve">Cohn et al. (driver-paper model), J Women's Health 2026</w:t>
+        </w:r>
+      </w:hyperlink>
+      <w:r>
+        <w:rPr>
+          <w:sz w:val="21"/>
+        </w:rPr>
+        <w:t>.</w:t>
       </w:r>
     </w:p>
     <w:p>
@@ -935,7 +1615,7 @@
         <w:pStyle w:val="Heading1"/>
       </w:pPr>
       <w:r>
-        <w:t>§7. Limitations</w:t>
+        <w:t>7. Limitations</w:t>
       </w:r>
     </w:p>
     <w:p>
@@ -943,7 +1623,7 @@
         <w:rPr>
           <w:sz w:val="21"/>
         </w:rPr>
-        <w:t xml:space="preserve">Keyword tagging; workspace snapshot recency; name-search peer corpora; grant/IC coverage; platform specifics from vendor docs. Generalizability: AoU is a volunteer cohort, so prevalence/association estimates require weighting to the US population — cite the 2026 generalizability Driver Project and the </w:t>
+        <w:t xml:space="preserve">Keyword tagging; workspace snapshot recency; name-search peer corpora; grant/IC coverage; platform specifics from vendor docs. Generalizability: AoU is a volunteer cohort, so prevalence/association estimates require weighting to the US population - cite the 2026 generalizability Driver Project and the </w:t>
       </w:r>
       <w:r>
         <w:rPr>
@@ -964,7 +1644,7 @@
         <w:pStyle w:val="Heading1"/>
       </w:pPr>
       <w:r>
-        <w:t>§8. Conclusion</w:t>
+        <w:t>8. Conclusion</w:t>
       </w:r>
     </w:p>
     <w:p>
@@ -998,7 +1678,7 @@
         <w:rPr>
           <w:sz w:val="21"/>
         </w:rPr>
-        <w:t xml:space="preserve"> — §1–§2: AoU program, precision medicine, diversity, OMOP/phenome-wide, corpus/bibliometric methods. Ancillary studies (§2.5) cite the NIH *Partnered Research Studies* page + each study's program source (e.g. NPH on clinicaltrials.gov).</w:t>
+        <w:t xml:space="preserve"> (Introduction &amp; research landscape): AoU program, precision medicine, diversity, OMOP/phenome-wide, corpus/bibliometric methods. Ancillary studies cite the NIH *Partnered Research Studies* page + each study's program source (e.g. NPH on clinicaltrials.gov).</w:t>
       </w:r>
     </w:p>
     <w:p>
@@ -1016,7 +1696,7 @@
         <w:rPr>
           <w:sz w:val="21"/>
         </w:rPr>
-        <w:t xml:space="preserve"> — §3: UK Biobank, FinnGen, MVP, China Kadoorie; biobank/cohort comparison &amp; bibliometrics.</w:t>
+        <w:t xml:space="preserve"> (Peer biobanks): UK Biobank, FinnGen, MVP, China Kadoorie; biobank/cohort comparison &amp; bibliometrics.</w:t>
       </w:r>
     </w:p>
     <w:p>
@@ -1034,7 +1714,7 @@
         <w:rPr>
           <w:sz w:val="21"/>
         </w:rPr>
-        <w:t xml:space="preserve"> — §4: AI/foundation models, LLMs in medicine, genomic FMs, multimodal, MASLD, spatial/single-cell, causal inference/target-trial emulation.</w:t>
+        <w:t xml:space="preserve"> (Emerging frontiers): AI/foundation models, LLMs in medicine, genomic FMs, multimodal, MASLD, spatial/single-cell, causal inference/target-trial emulation.</w:t>
       </w:r>
     </w:p>
     <w:p>
@@ -1052,7 +1732,7 @@
         <w:rPr>
           <w:sz w:val="21"/>
         </w:rPr>
-        <w:t xml:space="preserve"> — §5–§6: secure-analysis platforms (Terra/AnVIL, N3C, BioData Catalyst, Kids First, Researcher Workbench), GA4GH/Dockstore/FAIR, governed clinical AI/compute-to-data; author-group anchors (Haendel). The 2026 ACT-IAC/AoU AI/ML white paper (§5.5) is cited as an unreleased draft, distinctly tagged.</w:t>
+        <w:t xml:space="preserve"> (Platform &amp; recommendations): secure-analysis platforms (Terra/AnVIL, N3C, BioData Catalyst, Kids First, Researcher Workbench), GA4GH/Dockstore/FAIR, governed clinical AI/compute-to-data; author-group anchors (Haendel). The 2026 ACT-IAC/AoU AI/ML white paper is cited as an unreleased draft, distinctly tagged.</w:t>
       </w:r>
     </w:p>
     <w:p>
@@ -1067,7 +1747,7 @@
         <w:rPr>
           <w:sz w:val="21"/>
         </w:rPr>
-        <w:t xml:space="preserve"> committee-sourced + frontier citations harvested and verified — the generalizability paper (*Am J Epi* 2026) + </w:t>
+        <w:t xml:space="preserve"> committee-sourced + frontier citations harvested and verified - the generalizability paper (*Am J Epi* 2026) + </w:t>
       </w:r>
       <w:r>
         <w:rPr>
@@ -1095,7 +1775,7 @@
         <w:rPr>
           <w:sz w:val="21"/>
         </w:rPr>
-        <w:t xml:space="preserve"> Preprints (bioRxiv/medRxiv/arXiv) are permitted throughout — especially in Cluster C, where the fastest-moving AI/ML work is preprint-first — and must be </w:t>
+        <w:t xml:space="preserve"> Preprints (bioRxiv/medRxiv/arXiv) are permitted throughout - especially in Cluster C, where the fastest-moving AI/ML work is preprint-first - and must be </w:t>
       </w:r>
       <w:r>
         <w:rPr>
@@ -1143,7 +1823,7 @@
           <w:i/>
           <w:sz w:val="19"/>
         </w:rPr>
-        <w:t>69 of 72 references carry a resolvable DOI (resolved via NCBI E-utilities); the rest link to their canonical source. Preprints are flagged to upgrade to journal versions before submission. Spot-check every DOI on import.</w:t>
+        <w:t>69 of 72 references carry a resolvable DOI (NCBI E-utilities); the rest link to their canonical source. Spot-check on import.</w:t>
       </w:r>
     </w:p>
     <w:p>
@@ -1151,7 +1831,7 @@
         <w:pStyle w:val="Title"/>
       </w:pPr>
       <w:r>
-        <w:t>Seed references — "Where a diverse national cohort should go next: a data-driven refresh of the All of Us scientific roadmap"</w:t>
+        <w:t>Seed references - "Where a diverse national cohort should go next: a data-driven refresh of the All of Us scientific roadmap"</w:t>
       </w:r>
     </w:p>
     <w:p>
@@ -1184,7 +1864,7 @@
       </w:r>
     </w:p>
     <w:p>
-      <w:hyperlink r:id="rId9">
+      <w:hyperlink r:id="rId48">
         <w:r>
           <w:rPr>
             <w:color w:val="1155CC"/>
@@ -1219,7 +1899,7 @@
         <w:rPr>
           <w:sz w:val="21"/>
         </w:rPr>
-        <w:t>publisher / resolvable DOI — or arXiv/bioRxiv for CS work), with title + first author + year</w:t>
+        <w:t>publisher / resolvable DOI - or arXiv/bioRxiv for CS work), with title + first author + year</w:t>
       </w:r>
     </w:p>
     <w:p>
@@ -1234,7 +1914,7 @@
           <w:b/>
           <w:sz w:val="21"/>
         </w:rPr>
-        <w:t>Spot-check before submission — see Caveats at the end.</w:t>
+        <w:t>Spot-check before submission - see Caveats at the end.</w:t>
       </w:r>
     </w:p>
     <w:p>
@@ -1270,7 +1950,7 @@
           <w:rFonts w:ascii="Courier New" w:hAnsi="Courier New"/>
           <w:sz w:val="21"/>
         </w:rPr>
-        <w:t>*(also §X)*</w:t>
+        <w:t>**</w:t>
       </w:r>
       <w:r>
         <w:rPr>
@@ -1309,7 +1989,7 @@
       <w:pPr>
         <w:pStyle w:val="ListBullet"/>
       </w:pPr>
-      <w:hyperlink r:id="rId10">
+      <w:hyperlink r:id="rId36">
         <w:r>
           <w:rPr>
             <w:color w:val="1155CC"/>
@@ -1323,7 +2003,7 @@
         <w:rPr>
           <w:sz w:val="21"/>
         </w:rPr>
-        <w:t xml:space="preserve"> — Haendel first author; a secure, governed multi-site clinical-data enclave — the data-commons/governance anchor for §5. </w:t>
+        <w:t xml:space="preserve"> - Haendel first author; a secure, governed multi-site clinical-data enclave - the data-commons/governance anchor for. </w:t>
       </w:r>
       <w:r>
         <w:rPr>
@@ -1336,14 +2016,14 @@
         <w:rPr>
           <w:sz w:val="21"/>
         </w:rPr>
-        <w:t xml:space="preserve"> *(also §5.1)*</w:t>
+        <w:t xml:space="preserve"> **</w:t>
       </w:r>
     </w:p>
     <w:p>
       <w:pPr>
         <w:pStyle w:val="ListBullet"/>
       </w:pPr>
-      <w:hyperlink r:id="rId11">
+      <w:hyperlink r:id="rId49">
         <w:r>
           <w:rPr>
             <w:color w:val="1155CC"/>
@@ -1357,7 +2037,7 @@
         <w:rPr>
           <w:sz w:val="21"/>
         </w:rPr>
-        <w:t xml:space="preserve"> — Haendel senior author; cross-species integrative phenotype–genotype platform and ontologies. </w:t>
+        <w:t xml:space="preserve"> - Haendel senior author; cross-species integrative phenotype–genotype platform and ontologies. </w:t>
       </w:r>
       <w:r>
         <w:rPr>
@@ -1371,7 +2051,7 @@
       <w:pPr>
         <w:pStyle w:val="ListBullet"/>
       </w:pPr>
-      <w:hyperlink r:id="rId12">
+      <w:hyperlink r:id="rId50">
         <w:r>
           <w:rPr>
             <w:color w:val="1155CC"/>
@@ -1385,7 +2065,7 @@
         <w:rPr>
           <w:sz w:val="21"/>
         </w:rPr>
-        <w:t xml:space="preserve"> — Haendel senior author; current Monarch knowledge-graph release. </w:t>
+        <w:t xml:space="preserve"> - Haendel senior author; current Monarch knowledge-graph release. </w:t>
       </w:r>
       <w:r>
         <w:rPr>
@@ -1399,7 +2079,7 @@
       <w:pPr>
         <w:pStyle w:val="ListBullet"/>
       </w:pPr>
-      <w:hyperlink r:id="rId13">
+      <w:hyperlink r:id="rId51">
         <w:r>
           <w:rPr>
             <w:color w:val="1155CC"/>
@@ -1413,7 +2093,7 @@
         <w:rPr>
           <w:sz w:val="21"/>
         </w:rPr>
-        <w:t xml:space="preserve"> — Haendel verified in the byline; standard vocabulary for computable deep phenotyping. </w:t>
+        <w:t xml:space="preserve"> - Haendel verified in the byline; standard vocabulary for computable deep phenotyping. </w:t>
       </w:r>
       <w:r>
         <w:rPr>
@@ -1427,7 +2107,7 @@
       <w:pPr>
         <w:pStyle w:val="ListBullet"/>
       </w:pPr>
-      <w:hyperlink r:id="rId14">
+      <w:hyperlink r:id="rId52">
         <w:r>
           <w:rPr>
             <w:color w:val="1155CC"/>
@@ -1441,7 +2121,7 @@
         <w:rPr>
           <w:sz w:val="21"/>
         </w:rPr>
-        <w:t xml:space="preserve"> — Haendel in byline; community standard for exchanging computable phenotypes (later ISO 4454). </w:t>
+        <w:t xml:space="preserve"> - Haendel in byline; community standard for exchanging computable phenotypes (later ISO 4454). </w:t>
       </w:r>
       <w:r>
         <w:rPr>
@@ -1454,14 +2134,14 @@
         <w:rPr>
           <w:sz w:val="21"/>
         </w:rPr>
-        <w:t xml:space="preserve"> *(also §5.2)*</w:t>
+        <w:t xml:space="preserve"> **</w:t>
       </w:r>
     </w:p>
     <w:p>
       <w:pPr>
         <w:pStyle w:val="ListBullet"/>
       </w:pPr>
-      <w:hyperlink r:id="rId15">
+      <w:hyperlink r:id="rId53">
         <w:r>
           <w:rPr>
             <w:color w:val="1155CC"/>
@@ -1475,7 +2155,7 @@
         <w:rPr>
           <w:sz w:val="21"/>
         </w:rPr>
-        <w:t xml:space="preserve"> — Haendel senior author; unified computable disease-classification ontology. </w:t>
+        <w:t xml:space="preserve"> - Haendel senior author; unified computable disease-classification ontology. </w:t>
       </w:r>
       <w:r>
         <w:rPr>
@@ -1490,14 +2170,14 @@
         <w:pStyle w:val="Heading1"/>
       </w:pPr>
       <w:r>
-        <w:t>§1. Introduction — why refresh the roadmap now</w:t>
+        <w:t>1. Introduction - why refresh the roadmap now</w:t>
       </w:r>
     </w:p>
     <w:p>
       <w:pPr>
         <w:pStyle w:val="ListBullet"/>
       </w:pPr>
-      <w:hyperlink r:id="rId16">
+      <w:hyperlink r:id="rId54">
         <w:r>
           <w:rPr>
             <w:color w:val="1155CC"/>
@@ -1511,7 +2191,7 @@
         <w:rPr>
           <w:sz w:val="21"/>
         </w:rPr>
-        <w:t xml:space="preserve"> — the Precision Medicine Initiative's founding Perspective; frames the national cohort that became All of Us.   · </w:t>
+        <w:t xml:space="preserve"> - the Precision Medicine Initiative's founding Perspective; frames the national cohort that became All of Us. · </w:t>
       </w:r>
       <w:r>
         <w:rPr>
@@ -1526,7 +2206,7 @@
         </w:rPr>
         <w:t xml:space="preserve"> </w:t>
       </w:r>
-      <w:hyperlink r:id="rId17">
+      <w:hyperlink r:id="rId9">
         <w:r>
           <w:rPr>
             <w:color w:val="1155CC"/>
@@ -1541,28 +2221,28 @@
       <w:pPr>
         <w:pStyle w:val="ListBullet"/>
       </w:pPr>
-      <w:hyperlink r:id="rId18">
+      <w:hyperlink r:id="rId10">
         <w:r>
           <w:rPr>
             <w:color w:val="1155CC"/>
             <w:u w:val="single"/>
             <w:sz w:val="20"/>
           </w:rPr>
-          <w:t xml:space="preserve">Precision Medicine Initiative Working Group. The PMI Cohort Program — Building a Research Foundation for 21st Century Medicine. NIH 2015</w:t>
+          <w:t xml:space="preserve">Precision Medicine Initiative Working Group. The PMI Cohort Program - Building a Research Foundation for 21st Century Medicine. NIH 2015</w:t>
         </w:r>
       </w:hyperlink>
       <w:r>
         <w:rPr>
           <w:sz w:val="21"/>
         </w:rPr>
-        <w:t xml:space="preserve"> — the blueprint report recommending a 1M+ cohort; the design document behind All of Us. *(gray literature)*</w:t>
+        <w:t xml:space="preserve"> - the blueprint report recommending a 1M+ cohort; the design document behind All of Us. *(gray literature)*</w:t>
       </w:r>
     </w:p>
     <w:p>
       <w:pPr>
         <w:pStyle w:val="ListBullet"/>
       </w:pPr>
-      <w:hyperlink r:id="rId19">
+      <w:hyperlink r:id="rId55">
         <w:r>
           <w:rPr>
             <w:color w:val="1155CC"/>
@@ -1576,7 +2256,7 @@
         <w:rPr>
           <w:sz w:val="21"/>
         </w:rPr>
-        <w:t xml:space="preserve"> — the canonical program description: goals, protocol, data types, &gt;80% underrepresented enrollment. *(also cited for §3.4 benchmarking rationale and §5.1 platform)*   · </w:t>
+        <w:t xml:space="preserve"> - the canonical program description: goals, protocol, data types, &gt;80% underrepresented enrollment. *(also cited for benchmarking rationale and platform)* · </w:t>
       </w:r>
       <w:r>
         <w:rPr>
@@ -1591,7 +2271,7 @@
         </w:rPr>
         <w:t xml:space="preserve"> </w:t>
       </w:r>
-      <w:hyperlink r:id="rId20">
+      <w:hyperlink r:id="rId11">
         <w:r>
           <w:rPr>
             <w:color w:val="1155CC"/>
@@ -1606,7 +2286,7 @@
       <w:pPr>
         <w:pStyle w:val="ListBullet"/>
       </w:pPr>
-      <w:hyperlink r:id="rId21">
+      <w:hyperlink r:id="rId56">
         <w:r>
           <w:rPr>
             <w:color w:val="1155CC"/>
@@ -1620,7 +2300,7 @@
         <w:rPr>
           <w:sz w:val="21"/>
         </w:rPr>
-        <w:t xml:space="preserve"> — defines/justifies the UBR (underrepresented in biomedical research) mandate.   · </w:t>
+        <w:t xml:space="preserve"> - defines/justifies the UBR (underrepresented in biomedical research) mandate. · </w:t>
       </w:r>
       <w:r>
         <w:rPr>
@@ -1635,7 +2315,7 @@
         </w:rPr>
         <w:t xml:space="preserve"> </w:t>
       </w:r>
-      <w:hyperlink r:id="rId22">
+      <w:hyperlink r:id="rId12">
         <w:r>
           <w:rPr>
             <w:color w:val="1155CC"/>
@@ -1650,21 +2330,21 @@
       <w:pPr>
         <w:pStyle w:val="ListBullet"/>
       </w:pPr>
-      <w:hyperlink r:id="rId23">
+      <w:hyperlink r:id="rId13">
         <w:r>
           <w:rPr>
             <w:color w:val="1155CC"/>
             <w:u w:val="single"/>
             <w:sz w:val="20"/>
           </w:rPr>
-          <w:t xml:space="preserve">Denny &amp; Collins. Precision Medicine in 2030 — Seven Ways to Transform Healthcare. Cell 2021</w:t>
+          <w:t xml:space="preserve">Denny &amp; Collins. Precision Medicine in 2030 - Seven Ways to Transform Healthcare. Cell 2021</w:t>
         </w:r>
       </w:hyperlink>
       <w:r>
         <w:rPr>
           <w:sz w:val="21"/>
         </w:rPr>
-        <w:t xml:space="preserve"> — forward-looking precision-medicine roadmap (cohorts, AI, phenomics, equity) from the AoU CEO and NIH Director.</w:t>
+        <w:t xml:space="preserve"> - forward-looking precision-medicine roadmap (cohorts, AI, phenomics, equity) from the AoU CEO and NIH Director.</w:t>
       </w:r>
     </w:p>
     <w:p>
@@ -1672,14 +2352,14 @@
         <w:pStyle w:val="Heading1"/>
       </w:pPr>
       <w:r>
-        <w:t>§2. The All of Us research landscape</w:t>
+        <w:t>2. The All of Us research landscape</w:t>
       </w:r>
     </w:p>
     <w:p>
       <w:pPr>
         <w:pStyle w:val="ListBullet"/>
       </w:pPr>
-      <w:hyperlink r:id="rId24">
+      <w:hyperlink r:id="rId57">
         <w:r>
           <w:rPr>
             <w:color w:val="1155CC"/>
@@ -1693,7 +2373,7 @@
         <w:rPr>
           <w:sz w:val="21"/>
         </w:rPr>
-        <w:t xml:space="preserve"> — flagship genomics release (245,388 genomes, &gt;1B variants); anchors the genomic resource.   · </w:t>
+        <w:t xml:space="preserve"> - flagship genomics release (245,388 genomes, &gt;1B variants); anchors the genomic resource. · </w:t>
       </w:r>
       <w:r>
         <w:rPr>
@@ -1708,7 +2388,7 @@
         </w:rPr>
         <w:t xml:space="preserve"> </w:t>
       </w:r>
-      <w:hyperlink r:id="rId25">
+      <w:hyperlink r:id="rId14">
         <w:r>
           <w:rPr>
             <w:color w:val="1155CC"/>
@@ -1723,7 +2403,7 @@
       <w:pPr>
         <w:pStyle w:val="ListBullet"/>
       </w:pPr>
-      <w:hyperlink r:id="rId26">
+      <w:hyperlink r:id="rId58">
         <w:r>
           <w:rPr>
             <w:color w:val="1155CC"/>
@@ -1737,22 +2417,22 @@
         <w:rPr>
           <w:sz w:val="21"/>
         </w:rPr>
-        <w:t xml:space="preserve"> — characterizes the data release (EHR, surveys, measurements) and the Researcher Workbench. *(also §5.1)*   · </w:t>
+        <w:t xml:space="preserve"> - characterizes the data release (EHR, surveys, measurements) and the Researcher Workbench. </w:t>
       </w:r>
       <w:r>
         <w:rPr>
           <w:b/>
           <w:sz w:val="21"/>
         </w:rPr>
-        <w:t>DOI:</w:t>
-      </w:r>
-      <w:r>
-        <w:rPr>
-          <w:sz w:val="21"/>
-        </w:rPr>
-        <w:t xml:space="preserve"> </w:t>
-      </w:r>
-      <w:hyperlink r:id="rId27">
+        <w:t xml:space="preserve"> · </w:t>
+      </w:r>
+      <w:r>
+        <w:rPr>
+          <w:sz w:val="21"/>
+        </w:rPr>
+        <w:t xml:space="preserve">DOI:** </w:t>
+      </w:r>
+      <w:hyperlink r:id="rId15">
         <w:r>
           <w:rPr>
             <w:color w:val="1155CC"/>
@@ -1767,7 +2447,7 @@
       <w:pPr>
         <w:pStyle w:val="ListBullet"/>
       </w:pPr>
-      <w:hyperlink r:id="rId28">
+      <w:hyperlink r:id="rId16">
         <w:r>
           <w:rPr>
             <w:color w:val="1155CC"/>
@@ -1781,14 +2461,14 @@
         <w:rPr>
           <w:sz w:val="21"/>
         </w:rPr>
-        <w:t xml:space="preserve"> — the AoU Fitbit/wearables resource and its QC; supports the wearables data asset.</w:t>
+        <w:t xml:space="preserve"> - the AoU Fitbit/wearables resource and its QC; supports the wearables data asset.</w:t>
       </w:r>
     </w:p>
     <w:p>
       <w:pPr>
         <w:pStyle w:val="ListBullet"/>
       </w:pPr>
-      <w:hyperlink r:id="rId29">
+      <w:hyperlink r:id="rId59">
         <w:r>
           <w:rPr>
             <w:color w:val="1155CC"/>
@@ -1802,22 +2482,22 @@
         <w:rPr>
           <w:sz w:val="21"/>
         </w:rPr>
-        <w:t xml:space="preserve"> — foundational validation of the OMOP CDM. *(also §5.2)*   · </w:t>
+        <w:t xml:space="preserve"> - foundational validation of the OMOP CDM. </w:t>
       </w:r>
       <w:r>
         <w:rPr>
           <w:b/>
           <w:sz w:val="21"/>
         </w:rPr>
-        <w:t>DOI:</w:t>
-      </w:r>
-      <w:r>
-        <w:rPr>
-          <w:sz w:val="21"/>
-        </w:rPr>
-        <w:t xml:space="preserve"> </w:t>
-      </w:r>
-      <w:hyperlink r:id="rId30">
+        <w:t xml:space="preserve"> · </w:t>
+      </w:r>
+      <w:r>
+        <w:rPr>
+          <w:sz w:val="21"/>
+        </w:rPr>
+        <w:t xml:space="preserve">DOI:** </w:t>
+      </w:r>
+      <w:hyperlink r:id="rId17">
         <w:r>
           <w:rPr>
             <w:color w:val="1155CC"/>
@@ -1832,7 +2512,7 @@
       <w:pPr>
         <w:pStyle w:val="ListBullet"/>
       </w:pPr>
-      <w:hyperlink r:id="rId31">
+      <w:hyperlink r:id="rId60">
         <w:r>
           <w:rPr>
             <w:color w:val="1155CC"/>
@@ -1846,14 +2526,14 @@
         <w:rPr>
           <w:sz w:val="21"/>
         </w:rPr>
-        <w:t xml:space="preserve"> — the OHDSI community/tooling on the OMOP CDM that AoU data are modeled in.</w:t>
+        <w:t xml:space="preserve"> - the OHDSI community/tooling on the OMOP CDM that AoU data are modeled in.</w:t>
       </w:r>
     </w:p>
     <w:p>
       <w:pPr>
         <w:pStyle w:val="ListBullet"/>
       </w:pPr>
-      <w:hyperlink r:id="rId32">
+      <w:hyperlink r:id="rId61">
         <w:r>
           <w:rPr>
             <w:color w:val="1155CC"/>
@@ -1867,7 +2547,7 @@
         <w:rPr>
           <w:sz w:val="21"/>
         </w:rPr>
-        <w:t xml:space="preserve"> — the original phenome-wide association method on EHR-derived phenotypes.   · </w:t>
+        <w:t xml:space="preserve"> - the original phenome-wide association method on EHR-derived phenotypes. · </w:t>
       </w:r>
       <w:r>
         <w:rPr>
@@ -1882,7 +2562,7 @@
         </w:rPr>
         <w:t xml:space="preserve"> </w:t>
       </w:r>
-      <w:hyperlink r:id="rId33">
+      <w:hyperlink r:id="rId18">
         <w:r>
           <w:rPr>
             <w:color w:val="1155CC"/>
@@ -1897,7 +2577,7 @@
       <w:pPr>
         <w:pStyle w:val="ListBullet"/>
       </w:pPr>
-      <w:hyperlink r:id="rId34">
+      <w:hyperlink r:id="rId62">
         <w:r>
           <w:rPr>
             <w:color w:val="1155CC"/>
@@ -1911,7 +2591,7 @@
         <w:rPr>
           <w:sz w:val="21"/>
         </w:rPr>
-        <w:t xml:space="preserve"> — first large-scale PheWAS in EMRs.   · </w:t>
+        <w:t xml:space="preserve"> - first large-scale PheWAS in EMRs. · </w:t>
       </w:r>
       <w:r>
         <w:rPr>
@@ -1926,7 +2606,7 @@
         </w:rPr>
         <w:t xml:space="preserve"> </w:t>
       </w:r>
-      <w:hyperlink r:id="rId35">
+      <w:hyperlink r:id="rId63">
         <w:r>
           <w:rPr>
             <w:color w:val="1155CC"/>
@@ -1941,7 +2621,7 @@
       <w:pPr>
         <w:pStyle w:val="ListBullet"/>
       </w:pPr>
-      <w:hyperlink r:id="rId36">
+      <w:hyperlink r:id="rId64">
         <w:r>
           <w:rPr>
             <w:color w:val="1155CC"/>
@@ -1955,14 +2635,14 @@
         <w:rPr>
           <w:sz w:val="21"/>
         </w:rPr>
-        <w:t xml:space="preserve"> — foundational review on repurposing EHR for genomic discovery.</w:t>
+        <w:t xml:space="preserve"> - foundational review on repurposing EHR for genomic discovery.</w:t>
       </w:r>
     </w:p>
     <w:p>
       <w:pPr>
         <w:pStyle w:val="ListBullet"/>
       </w:pPr>
-      <w:hyperlink r:id="rId37">
+      <w:hyperlink r:id="rId65">
         <w:r>
           <w:rPr>
             <w:color w:val="1155CC"/>
@@ -1976,7 +2656,7 @@
         <w:rPr>
           <w:sz w:val="21"/>
         </w:rPr>
-        <w:t xml:space="preserve"> — EHR phenotyping methods underpinning phenome-wide research.   · </w:t>
+        <w:t xml:space="preserve"> - EHR phenotyping methods underpinning phenome-wide research. · </w:t>
       </w:r>
       <w:r>
         <w:rPr>
@@ -1991,7 +2671,7 @@
         </w:rPr>
         <w:t xml:space="preserve"> </w:t>
       </w:r>
-      <w:hyperlink r:id="rId38">
+      <w:hyperlink r:id="rId66">
         <w:r>
           <w:rPr>
             <w:color w:val="1155CC"/>
@@ -2006,7 +2686,7 @@
       <w:pPr>
         <w:pStyle w:val="ListBullet"/>
       </w:pPr>
-      <w:hyperlink r:id="rId39">
+      <w:hyperlink r:id="rId67">
         <w:r>
           <w:rPr>
             <w:color w:val="1155CC"/>
@@ -2020,14 +2700,14 @@
         <w:rPr>
           <w:sz w:val="21"/>
         </w:rPr>
-        <w:t xml:space="preserve"> — standard tool for bibliometric/co-citation mapping (corpus method).</w:t>
+        <w:t xml:space="preserve"> - standard tool for bibliometric/co-citation mapping (corpus method).</w:t>
       </w:r>
     </w:p>
     <w:p>
       <w:pPr>
         <w:pStyle w:val="ListBullet"/>
       </w:pPr>
-      <w:hyperlink r:id="rId40">
+      <w:hyperlink r:id="rId68">
         <w:r>
           <w:rPr>
             <w:color w:val="1155CC"/>
@@ -2041,14 +2721,14 @@
         <w:rPr>
           <w:sz w:val="21"/>
         </w:rPr>
-        <w:t xml:space="preserve"> — methodological benchmark for citation-based corpus mapping.</w:t>
+        <w:t xml:space="preserve"> - methodological benchmark for citation-based corpus mapping.</w:t>
       </w:r>
     </w:p>
     <w:p>
       <w:pPr>
         <w:pStyle w:val="ListBullet"/>
       </w:pPr>
-      <w:hyperlink r:id="rId41">
+      <w:hyperlink r:id="rId69">
         <w:r>
           <w:rPr>
             <w:color w:val="1155CC"/>
@@ -2062,7 +2742,7 @@
         <w:rPr>
           <w:sz w:val="21"/>
         </w:rPr>
-        <w:t xml:space="preserve"> — canonical topic-modeling method for thematic corpus analysis.</w:t>
+        <w:t xml:space="preserve"> - canonical topic-modeling method for thematic corpus analysis.</w:t>
       </w:r>
     </w:p>
     <w:p>
@@ -2070,7 +2750,7 @@
         <w:pStyle w:val="Heading1"/>
       </w:pPr>
       <w:r>
-        <w:t>§3. Benchmarking against peer biobanks</w:t>
+        <w:t>3. Benchmarking against peer biobanks</w:t>
       </w:r>
     </w:p>
     <w:p>
@@ -2078,14 +2758,14 @@
         <w:pStyle w:val="Heading2"/>
       </w:pPr>
       <w:r>
-        <w:t>§3.1 The comparator set</w:t>
+        <w:t>3.1 The comparator set</w:t>
       </w:r>
     </w:p>
     <w:p>
       <w:pPr>
         <w:pStyle w:val="ListBullet"/>
       </w:pPr>
-      <w:hyperlink r:id="rId42">
+      <w:hyperlink r:id="rId70">
         <w:r>
           <w:rPr>
             <w:color w:val="1155CC"/>
@@ -2099,7 +2779,7 @@
         <w:rPr>
           <w:sz w:val="21"/>
         </w:rPr>
-        <w:t xml:space="preserve"> — canonical UK Biobank cohort profile (500k, open-access); the primary comparator.   · </w:t>
+        <w:t xml:space="preserve"> - canonical UK Biobank cohort profile (500k, open-access); the primary comparator. · </w:t>
       </w:r>
       <w:r>
         <w:rPr>
@@ -2114,7 +2794,7 @@
         </w:rPr>
         <w:t xml:space="preserve"> </w:t>
       </w:r>
-      <w:hyperlink r:id="rId43">
+      <w:hyperlink r:id="rId21">
         <w:r>
           <w:rPr>
             <w:color w:val="1155CC"/>
@@ -2129,7 +2809,7 @@
       <w:pPr>
         <w:pStyle w:val="ListBullet"/>
       </w:pPr>
-      <w:hyperlink r:id="rId44">
+      <w:hyperlink r:id="rId71">
         <w:r>
           <w:rPr>
             <w:color w:val="1155CC"/>
@@ -2143,14 +2823,14 @@
         <w:rPr>
           <w:sz w:val="21"/>
         </w:rPr>
-        <w:t xml:space="preserve"> — genotyping, imputation (~96M variants), QC; template for genomics-at-scale.</w:t>
+        <w:t xml:space="preserve"> - genotyping, imputation (~96M variants), QC; template for genomics-at-scale.</w:t>
       </w:r>
     </w:p>
     <w:p>
       <w:pPr>
         <w:pStyle w:val="ListBullet"/>
       </w:pPr>
-      <w:hyperlink r:id="rId45">
+      <w:hyperlink r:id="rId72">
         <w:r>
           <w:rPr>
             <w:color w:val="1155CC"/>
@@ -2164,7 +2844,7 @@
         <w:rPr>
           <w:sz w:val="21"/>
         </w:rPr>
-        <w:t xml:space="preserve"> — VA MVP design; an EHR-linked health-system biobank comparator.   · </w:t>
+        <w:t xml:space="preserve"> - VA MVP design; an EHR-linked health-system biobank comparator. · </w:t>
       </w:r>
       <w:r>
         <w:rPr>
@@ -2179,7 +2859,7 @@
         </w:rPr>
         <w:t xml:space="preserve"> </w:t>
       </w:r>
-      <w:hyperlink r:id="rId46">
+      <w:hyperlink r:id="rId22">
         <w:r>
           <w:rPr>
             <w:color w:val="1155CC"/>
@@ -2194,7 +2874,7 @@
       <w:pPr>
         <w:pStyle w:val="ListBullet"/>
       </w:pPr>
-      <w:hyperlink r:id="rId47">
+      <w:hyperlink r:id="rId73">
         <w:r>
           <w:rPr>
             <w:color w:val="1155CC"/>
@@ -2208,7 +2888,7 @@
         <w:rPr>
           <w:sz w:val="21"/>
         </w:rPr>
-        <w:t xml:space="preserve"> — ~429k samples linked to national registers; the founder-population comparator.   · </w:t>
+        <w:t xml:space="preserve"> - ~429k samples linked to national registers; the founder-population comparator. · </w:t>
       </w:r>
       <w:r>
         <w:rPr>
@@ -2223,7 +2903,7 @@
         </w:rPr>
         <w:t xml:space="preserve"> </w:t>
       </w:r>
-      <w:hyperlink r:id="rId48">
+      <w:hyperlink r:id="rId23">
         <w:r>
           <w:rPr>
             <w:color w:val="1155CC"/>
@@ -2238,7 +2918,7 @@
       <w:pPr>
         <w:pStyle w:val="ListBullet"/>
       </w:pPr>
-      <w:hyperlink r:id="rId49">
+      <w:hyperlink r:id="rId74">
         <w:r>
           <w:rPr>
             <w:color w:val="1155CC"/>
@@ -2252,7 +2932,7 @@
         <w:rPr>
           <w:sz w:val="21"/>
         </w:rPr>
-        <w:t xml:space="preserve"> — CKB cohort profile; the large non-Western comparator.   · </w:t>
+        <w:t xml:space="preserve"> - CKB cohort profile; the large non-Western comparator. · </w:t>
       </w:r>
       <w:r>
         <w:rPr>
@@ -2267,7 +2947,7 @@
         </w:rPr>
         <w:t xml:space="preserve"> </w:t>
       </w:r>
-      <w:hyperlink r:id="rId50">
+      <w:hyperlink r:id="rId24">
         <w:r>
           <w:rPr>
             <w:color w:val="1155CC"/>
@@ -2283,14 +2963,14 @@
         <w:pStyle w:val="Heading2"/>
       </w:pPr>
       <w:r>
-        <w:t>§3.2 Distinctive strengths &amp; discovery at scale</w:t>
+        <w:t>3.2 Distinctive strengths &amp; discovery at scale</w:t>
       </w:r>
     </w:p>
     <w:p>
       <w:pPr>
         <w:pStyle w:val="ListBullet"/>
       </w:pPr>
-      <w:hyperlink r:id="rId51">
+      <w:hyperlink r:id="rId75">
         <w:r>
           <w:rPr>
             <w:color w:val="1155CC"/>
@@ -2304,14 +2984,14 @@
         <w:rPr>
           <w:sz w:val="21"/>
         </w:rPr>
-        <w:t xml:space="preserve"> — landmark biobank-scale exome resource.</w:t>
+        <w:t xml:space="preserve"> - landmark biobank-scale exome resource.</w:t>
       </w:r>
     </w:p>
     <w:p>
       <w:pPr>
         <w:pStyle w:val="ListBullet"/>
       </w:pPr>
-      <w:hyperlink r:id="rId52">
+      <w:hyperlink r:id="rId76">
         <w:r>
           <w:rPr>
             <w:color w:val="1155CC"/>
@@ -2325,7 +3005,7 @@
         <w:rPr>
           <w:sz w:val="21"/>
         </w:rPr>
-        <w:t xml:space="preserve"> — biobank-scale WGS; benchmark for the WGS resource AoU also delivers.   · </w:t>
+        <w:t xml:space="preserve"> - biobank-scale WGS; benchmark for the WGS resource AoU also delivers. · </w:t>
       </w:r>
       <w:r>
         <w:rPr>
@@ -2340,7 +3020,7 @@
         </w:rPr>
         <w:t xml:space="preserve"> </w:t>
       </w:r>
-      <w:hyperlink r:id="rId53">
+      <w:hyperlink r:id="rId77">
         <w:r>
           <w:rPr>
             <w:color w:val="1155CC"/>
@@ -2355,7 +3035,7 @@
       <w:pPr>
         <w:pStyle w:val="ListBullet"/>
       </w:pPr>
-      <w:hyperlink r:id="rId54">
+      <w:hyperlink r:id="rId78">
         <w:r>
           <w:rPr>
             <w:color w:val="1155CC"/>
@@ -2369,14 +3049,14 @@
         <w:rPr>
           <w:sz w:val="21"/>
         </w:rPr>
-        <w:t xml:space="preserve"> — multi-ancestry GWAS atlas (635,969); the discovery case for diverse biobanks.</w:t>
+        <w:t xml:space="preserve"> - multi-ancestry GWAS atlas (635,969); the discovery case for diverse biobanks.</w:t>
       </w:r>
     </w:p>
     <w:p>
       <w:pPr>
         <w:pStyle w:val="ListBullet"/>
       </w:pPr>
-      <w:hyperlink r:id="rId55">
+      <w:hyperlink r:id="rId79">
         <w:r>
           <w:rPr>
             <w:color w:val="1155CC"/>
@@ -2390,7 +3070,7 @@
         <w:rPr>
           <w:sz w:val="21"/>
         </w:rPr>
-        <w:t xml:space="preserve"> — PAGE study; diverse samples surface variants missed in European-only studies.   · </w:t>
+        <w:t xml:space="preserve"> - PAGE study; diverse samples surface variants missed in European-only studies. · </w:t>
       </w:r>
       <w:r>
         <w:rPr>
@@ -2405,7 +3085,7 @@
         </w:rPr>
         <w:t xml:space="preserve"> </w:t>
       </w:r>
-      <w:hyperlink r:id="rId56">
+      <w:hyperlink r:id="rId80">
         <w:r>
           <w:rPr>
             <w:color w:val="1155CC"/>
@@ -2420,7 +3100,7 @@
       <w:pPr>
         <w:pStyle w:val="ListBullet"/>
       </w:pPr>
-      <w:hyperlink r:id="rId57">
+      <w:hyperlink r:id="rId81">
         <w:r>
           <w:rPr>
             <w:color w:val="1155CC"/>
@@ -2434,7 +3114,7 @@
         <w:rPr>
           <w:sz w:val="21"/>
         </w:rPr>
-        <w:t xml:space="preserve"> — cross-biobank harmonization/comparison framework (23 biobanks).   · </w:t>
+        <w:t xml:space="preserve"> - cross-biobank harmonization/comparison framework (23 biobanks). · </w:t>
       </w:r>
       <w:r>
         <w:rPr>
@@ -2449,7 +3129,7 @@
         </w:rPr>
         <w:t xml:space="preserve"> </w:t>
       </w:r>
-      <w:hyperlink r:id="rId58">
+      <w:hyperlink r:id="rId82">
         <w:r>
           <w:rPr>
             <w:color w:val="1155CC"/>
@@ -2465,14 +3145,14 @@
         <w:pStyle w:val="Heading2"/>
       </w:pPr>
       <w:r>
-        <w:t>§3.3 Gaps, diversity &amp; representativeness</w:t>
+        <w:t>3.3 Gaps, diversity &amp; representativeness</w:t>
       </w:r>
     </w:p>
     <w:p>
       <w:pPr>
         <w:pStyle w:val="ListBullet"/>
       </w:pPr>
-      <w:hyperlink r:id="rId59">
+      <w:hyperlink r:id="rId83">
         <w:r>
           <w:rPr>
             <w:color w:val="1155CC"/>
@@ -2486,7 +3166,7 @@
         <w:rPr>
           <w:sz w:val="21"/>
         </w:rPr>
-        <w:t xml:space="preserve"> — the ancestry-imbalance statement (~78% of GWAS participants European) and its costs.   · </w:t>
+        <w:t xml:space="preserve"> - the ancestry-imbalance statement (~78% of GWAS participants European) and its costs. · </w:t>
       </w:r>
       <w:r>
         <w:rPr>
@@ -2501,7 +3181,7 @@
         </w:rPr>
         <w:t xml:space="preserve"> </w:t>
       </w:r>
-      <w:hyperlink r:id="rId60">
+      <w:hyperlink r:id="rId25">
         <w:r>
           <w:rPr>
             <w:color w:val="1155CC"/>
@@ -2516,7 +3196,7 @@
       <w:pPr>
         <w:pStyle w:val="ListBullet"/>
       </w:pPr>
-      <w:hyperlink r:id="rId61">
+      <w:hyperlink r:id="rId26">
         <w:r>
           <w:rPr>
             <w:color w:val="1155CC"/>
@@ -2530,14 +3210,14 @@
         <w:rPr>
           <w:sz w:val="21"/>
         </w:rPr>
-        <w:t xml:space="preserve"> — PRS far more accurate in European-ancestry individuals; the equity argument for AoU.</w:t>
+        <w:t xml:space="preserve"> - PRS far more accurate in European-ancestry individuals; the equity argument for AoU.</w:t>
       </w:r>
     </w:p>
     <w:p>
       <w:pPr>
         <w:pStyle w:val="ListBullet"/>
       </w:pPr>
-      <w:hyperlink r:id="rId62">
+      <w:hyperlink r:id="rId84">
         <w:r>
           <w:rPr>
             <w:color w:val="1155CC"/>
@@ -2551,14 +3231,14 @@
         <w:rPr>
           <w:sz w:val="21"/>
         </w:rPr>
-        <w:t xml:space="preserve"> — early audit of non-European underrepresentation; frames the gap AoU set out to close.</w:t>
+        <w:t xml:space="preserve"> - early audit of non-European underrepresentation; frames the gap AoU set out to close.</w:t>
       </w:r>
     </w:p>
     <w:p>
       <w:pPr>
         <w:pStyle w:val="ListBullet"/>
       </w:pPr>
-      <w:hyperlink r:id="rId63">
+      <w:hyperlink r:id="rId85">
         <w:r>
           <w:rPr>
             <w:color w:val="1155CC"/>
@@ -2572,7 +3252,7 @@
         <w:rPr>
           <w:sz w:val="21"/>
         </w:rPr>
-        <w:t xml:space="preserve"> — 5.5% response rate and healthy-volunteer bias; the representativeness caveat for mega-biobanks.   · </w:t>
+        <w:t xml:space="preserve"> - 5.5% response rate and healthy-volunteer bias; the representativeness caveat for mega-biobanks. · </w:t>
       </w:r>
       <w:r>
         <w:rPr>
@@ -2587,7 +3267,7 @@
         </w:rPr>
         <w:t xml:space="preserve"> </w:t>
       </w:r>
-      <w:hyperlink r:id="rId64">
+      <w:hyperlink r:id="rId27">
         <w:r>
           <w:rPr>
             <w:color w:val="1155CC"/>
@@ -2602,7 +3282,7 @@
       <w:pPr>
         <w:pStyle w:val="ListBullet"/>
       </w:pPr>
-      <w:hyperlink r:id="rId65">
+      <w:hyperlink r:id="rId86">
         <w:r>
           <w:rPr>
             <w:color w:val="1155CC"/>
@@ -2616,7 +3296,7 @@
         <w:rPr>
           <w:sz w:val="21"/>
         </w:rPr>
-        <w:t xml:space="preserve"> — GWAS bibliometrics showing persistent European dominance; the biobank-bibliometrics anchor.</w:t>
+        <w:t xml:space="preserve"> - GWAS bibliometrics showing persistent European dominance; the biobank-bibliometrics anchor.</w:t>
       </w:r>
     </w:p>
     <w:p>
@@ -2624,7 +3304,7 @@
         <w:pStyle w:val="Heading2"/>
       </w:pPr>
       <w:r>
-        <w:t>§3.4 Interpretation</w:t>
+        <w:t>3.4 Interpretation</w:t>
       </w:r>
     </w:p>
     <w:p>
@@ -2635,7 +3315,7 @@
         <w:rPr>
           <w:sz w:val="21"/>
         </w:rPr>
-        <w:t>*AoU NEJM 2019* (see §1) — the diversity-first rationale that motivates benchmarking against the above.</w:t>
+        <w:t>*AoU NEJM 2019* - the diversity-first rationale that motivates benchmarking against the above.</w:t>
       </w:r>
     </w:p>
     <w:p>
@@ -2643,7 +3323,7 @@
         <w:pStyle w:val="Heading1"/>
       </w:pPr>
       <w:r>
-        <w:t>§4. Emerging scientific frontiers and AoU white space</w:t>
+        <w:t>4. Emerging scientific frontiers and AoU white space</w:t>
       </w:r>
     </w:p>
     <w:p>
@@ -2651,14 +3331,14 @@
         <w:pStyle w:val="Heading2"/>
       </w:pPr>
       <w:r>
-        <w:t>§4.1 AI foundation models in medicine (LLMs, clinical &amp; agentic AI)</w:t>
+        <w:t>4.1 AI foundation models in medicine (LLMs, clinical &amp; agentic AI)</w:t>
       </w:r>
     </w:p>
     <w:p>
       <w:pPr>
         <w:pStyle w:val="ListBullet"/>
       </w:pPr>
-      <w:hyperlink r:id="rId66">
+      <w:hyperlink r:id="rId87">
         <w:r>
           <w:rPr>
             <w:color w:val="1155CC"/>
@@ -2672,7 +3352,7 @@
         <w:rPr>
           <w:sz w:val="21"/>
         </w:rPr>
-        <w:t xml:space="preserve"> — defines "generalist medical AI"; the conceptual anchor for the frontier.   · </w:t>
+        <w:t xml:space="preserve"> - defines "generalist medical AI"; the conceptual anchor for the frontier. · </w:t>
       </w:r>
       <w:r>
         <w:rPr>
@@ -2687,7 +3367,7 @@
         </w:rPr>
         <w:t xml:space="preserve"> </w:t>
       </w:r>
-      <w:hyperlink r:id="rId67">
+      <w:hyperlink r:id="rId28">
         <w:r>
           <w:rPr>
             <w:color w:val="1155CC"/>
@@ -2702,7 +3382,7 @@
       <w:pPr>
         <w:pStyle w:val="ListBullet"/>
       </w:pPr>
-      <w:hyperlink r:id="rId68">
+      <w:hyperlink r:id="rId88">
         <w:r>
           <w:rPr>
             <w:color w:val="1155CC"/>
@@ -2716,7 +3396,7 @@
         <w:rPr>
           <w:sz w:val="21"/>
         </w:rPr>
-        <w:t xml:space="preserve"> — Med-PaLM/MultiMedQA; LLMs reach near-expert medical QA with a safety-evaluation framework.   · </w:t>
+        <w:t xml:space="preserve"> - Med-PaLM/MultiMedQA; LLMs reach near-expert medical QA with a safety-evaluation framework. · </w:t>
       </w:r>
       <w:r>
         <w:rPr>
@@ -2731,7 +3411,7 @@
         </w:rPr>
         <w:t xml:space="preserve"> </w:t>
       </w:r>
-      <w:hyperlink r:id="rId69">
+      <w:hyperlink r:id="rId29">
         <w:r>
           <w:rPr>
             <w:color w:val="1155CC"/>
@@ -2746,7 +3426,7 @@
       <w:pPr>
         <w:pStyle w:val="ListBullet"/>
       </w:pPr>
-      <w:hyperlink r:id="rId70">
+      <w:hyperlink r:id="rId89">
         <w:r>
           <w:rPr>
             <w:color w:val="1155CC"/>
@@ -2773,7 +3453,7 @@
         <w:rPr>
           <w:sz w:val="21"/>
         </w:rPr>
-        <w:t xml:space="preserve"> — general-purpose GPT-4 exceeds USMLE passing score without fine-tuning.   · </w:t>
+        <w:t xml:space="preserve"> - general-purpose GPT-4 exceeds USMLE passing score without fine-tuning. · </w:t>
       </w:r>
       <w:r>
         <w:rPr>
@@ -2788,7 +3468,7 @@
         </w:rPr>
         <w:t xml:space="preserve"> </w:t>
       </w:r>
-      <w:hyperlink r:id="rId71">
+      <w:hyperlink r:id="rId90">
         <w:r>
           <w:rPr>
             <w:color w:val="1155CC"/>
@@ -2803,7 +3483,7 @@
       <w:pPr>
         <w:pStyle w:val="ListBullet"/>
       </w:pPr>
-      <w:hyperlink r:id="rId72">
+      <w:hyperlink r:id="rId91">
         <w:r>
           <w:rPr>
             <w:color w:val="1155CC"/>
@@ -2817,14 +3497,14 @@
         <w:rPr>
           <w:sz w:val="21"/>
         </w:rPr>
-        <w:t xml:space="preserve"> — early demonstration of LLM at USMLE threshold; catalyzed clinical-LLM interest.</w:t>
+        <w:t xml:space="preserve"> - early demonstration of LLM at USMLE threshold; catalyzed clinical-LLM interest.</w:t>
       </w:r>
     </w:p>
     <w:p>
       <w:pPr>
         <w:pStyle w:val="ListBullet"/>
       </w:pPr>
-      <w:hyperlink r:id="rId73">
+      <w:hyperlink r:id="rId92">
         <w:r>
           <w:rPr>
             <w:color w:val="1155CC"/>
@@ -2838,14 +3518,14 @@
         <w:rPr>
           <w:sz w:val="21"/>
         </w:rPr>
-        <w:t xml:space="preserve"> — AMIE diagnostic-dialogue agent; frontier of agentic clinical AI.</w:t>
+        <w:t xml:space="preserve"> - AMIE diagnostic-dialogue agent; frontier of agentic clinical AI.</w:t>
       </w:r>
     </w:p>
     <w:p>
       <w:pPr>
         <w:pStyle w:val="ListBullet"/>
       </w:pPr>
-      <w:hyperlink r:id="rId74">
+      <w:hyperlink r:id="rId93">
         <w:r>
           <w:rPr>
             <w:color w:val="1155CC"/>
@@ -2859,7 +3539,7 @@
         <w:rPr>
           <w:sz w:val="21"/>
         </w:rPr>
-        <w:t xml:space="preserve"> — argues LLM agents be judged by workflow impact, not exam benchmarks.   · </w:t>
+        <w:t xml:space="preserve"> - argues LLM agents be judged by workflow impact, not exam benchmarks. · </w:t>
       </w:r>
       <w:r>
         <w:rPr>
@@ -2874,7 +3554,7 @@
         </w:rPr>
         <w:t xml:space="preserve"> </w:t>
       </w:r>
-      <w:hyperlink r:id="rId75">
+      <w:hyperlink r:id="rId94">
         <w:r>
           <w:rPr>
             <w:color w:val="1155CC"/>
@@ -2890,14 +3570,14 @@
         <w:pStyle w:val="Heading2"/>
       </w:pPr>
       <w:r>
-        <w:t>§4.2 Genomic / DNA sequence foundation models</w:t>
+        <w:t>4.2 Genomic / DNA sequence foundation models</w:t>
       </w:r>
     </w:p>
     <w:p>
       <w:pPr>
         <w:pStyle w:val="ListBullet"/>
       </w:pPr>
-      <w:hyperlink r:id="rId76">
+      <w:hyperlink r:id="rId30">
         <w:r>
           <w:rPr>
             <w:color w:val="1155CC"/>
@@ -2911,14 +3591,14 @@
         <w:rPr>
           <w:sz w:val="21"/>
         </w:rPr>
-        <w:t xml:space="preserve"> — benchmark-setting DNA language models (50M–2.5B params).</w:t>
+        <w:t xml:space="preserve"> - benchmark-setting DNA language models (50M–2.5B params).</w:t>
       </w:r>
     </w:p>
     <w:p>
       <w:pPr>
         <w:pStyle w:val="ListBullet"/>
       </w:pPr>
-      <w:hyperlink r:id="rId77">
+      <w:hyperlink r:id="rId95">
         <w:r>
           <w:rPr>
             <w:color w:val="1155CC"/>
@@ -2932,7 +3612,7 @@
         <w:rPr>
           <w:sz w:val="21"/>
         </w:rPr>
-        <w:t xml:space="preserve"> — foundational transformer establishing DNA-as-language pretraining.   · </w:t>
+        <w:t xml:space="preserve"> - foundational transformer establishing DNA-as-language pretraining. · </w:t>
       </w:r>
       <w:r>
         <w:rPr>
@@ -2947,7 +3627,7 @@
         </w:rPr>
         <w:t xml:space="preserve"> </w:t>
       </w:r>
-      <w:hyperlink r:id="rId78">
+      <w:hyperlink r:id="rId96">
         <w:r>
           <w:rPr>
             <w:color w:val="1155CC"/>
@@ -2962,7 +3642,7 @@
       <w:pPr>
         <w:pStyle w:val="ListBullet"/>
       </w:pPr>
-      <w:hyperlink r:id="rId79">
+      <w:hyperlink r:id="rId31">
         <w:r>
           <w:rPr>
             <w:color w:val="1155CC"/>
@@ -2976,14 +3656,14 @@
         <w:rPr>
           <w:sz w:val="21"/>
         </w:rPr>
-        <w:t xml:space="preserve"> — 7B-param genomic model, 131k context; zero-shot function prediction and design.</w:t>
+        <w:t xml:space="preserve"> - 7B-param genomic model, 131k context; zero-shot function prediction and design.</w:t>
       </w:r>
     </w:p>
     <w:p>
       <w:pPr>
         <w:pStyle w:val="ListBullet"/>
       </w:pPr>
-      <w:hyperlink r:id="rId80">
+      <w:hyperlink r:id="rId97">
         <w:r>
           <w:rPr>
             <w:color w:val="1155CC"/>
@@ -3010,7 +3690,7 @@
         <w:rPr>
           <w:sz w:val="21"/>
         </w:rPr>
-        <w:t xml:space="preserve"> — 7B/40B, 1Mb context; variant-effect prediction without fine-tuning. *(confirm journal version before submission)*</w:t>
+        <w:t xml:space="preserve"> - 7B/40B, 1Mb context; variant-effect prediction without fine-tuning. *(confirm journal version before submission)*</w:t>
       </w:r>
     </w:p>
     <w:p>
@@ -3018,14 +3698,14 @@
         <w:pStyle w:val="Heading2"/>
       </w:pPr>
       <w:r>
-        <w:t>§4.3 Multimodal modeling &amp; data integration</w:t>
+        <w:t>4.3 Multimodal modeling &amp; data integration</w:t>
       </w:r>
     </w:p>
     <w:p>
       <w:pPr>
         <w:pStyle w:val="ListBullet"/>
       </w:pPr>
-      <w:hyperlink r:id="rId81">
+      <w:hyperlink r:id="rId32">
         <w:r>
           <w:rPr>
             <w:color w:val="1155CC"/>
@@ -3039,14 +3719,14 @@
         <w:rPr>
           <w:sz w:val="21"/>
         </w:rPr>
-        <w:t xml:space="preserve"> — review of fusing biobank, EHR, imaging, biosensor, and omics data; directly relevant to AoU's integrated data.</w:t>
+        <w:t xml:space="preserve"> - review of fusing biobank, EHR, imaging, biosensor, and omics data; directly relevant to AoU's integrated data.</w:t>
       </w:r>
     </w:p>
     <w:p>
       <w:pPr>
         <w:pStyle w:val="ListBullet"/>
       </w:pPr>
-      <w:hyperlink r:id="rId82">
+      <w:hyperlink r:id="rId98">
         <w:r>
           <w:rPr>
             <w:color w:val="1155CC"/>
@@ -3060,7 +3740,7 @@
         <w:rPr>
           <w:sz w:val="21"/>
         </w:rPr>
-        <w:t xml:space="preserve"> — integration of molecular/imaging/clinical modalities and its interoperability barriers.   · </w:t>
+        <w:t xml:space="preserve"> - integration of molecular/imaging/clinical modalities and its interoperability barriers. · </w:t>
       </w:r>
       <w:r>
         <w:rPr>
@@ -3075,7 +3755,7 @@
         </w:rPr>
         <w:t xml:space="preserve"> </w:t>
       </w:r>
-      <w:hyperlink r:id="rId83">
+      <w:hyperlink r:id="rId99">
         <w:r>
           <w:rPr>
             <w:color w:val="1155CC"/>
@@ -3091,14 +3771,14 @@
         <w:pStyle w:val="Heading2"/>
       </w:pPr>
       <w:r>
-        <w:t>§4.4 Disease-definition &amp; methods shifts</w:t>
+        <w:t>4.4 Disease-definition &amp; methods shifts</w:t>
       </w:r>
     </w:p>
     <w:p>
       <w:pPr>
         <w:pStyle w:val="ListBullet"/>
       </w:pPr>
-      <w:hyperlink r:id="rId84">
+      <w:hyperlink r:id="rId33">
         <w:r>
           <w:rPr>
             <w:color w:val="1155CC"/>
@@ -3112,14 +3792,14 @@
         <w:rPr>
           <w:sz w:val="21"/>
         </w:rPr>
-        <w:t xml:space="preserve"> — NAFLD→MASLD / NASH→MASH; redefines phenotyping for cohort studies.</w:t>
+        <w:t xml:space="preserve"> - NAFLD→MASLD / NASH→MASH; redefines phenotyping for cohort studies.</w:t>
       </w:r>
     </w:p>
     <w:p>
       <w:pPr>
         <w:pStyle w:val="ListBullet"/>
       </w:pPr>
-      <w:hyperlink r:id="rId85">
+      <w:hyperlink r:id="rId100">
         <w:r>
           <w:rPr>
             <w:color w:val="1155CC"/>
@@ -3133,7 +3813,7 @@
         <w:rPr>
           <w:sz w:val="21"/>
         </w:rPr>
-        <w:t xml:space="preserve"> — first phase-3 success; marks MASH as an actionable entity.   · </w:t>
+        <w:t xml:space="preserve"> - first phase-3 success; marks MASH as an actionable entity. · </w:t>
       </w:r>
       <w:r>
         <w:rPr>
@@ -3148,7 +3828,7 @@
         </w:rPr>
         <w:t xml:space="preserve"> </w:t>
       </w:r>
-      <w:hyperlink r:id="rId86">
+      <w:hyperlink r:id="rId101">
         <w:r>
           <w:rPr>
             <w:color w:val="1155CC"/>
@@ -3163,7 +3843,7 @@
       <w:pPr>
         <w:pStyle w:val="ListBullet"/>
       </w:pPr>
-      <w:hyperlink r:id="rId87">
+      <w:hyperlink r:id="rId102">
         <w:r>
           <w:rPr>
             <w:color w:val="1155CC"/>
@@ -3177,7 +3857,7 @@
         <w:rPr>
           <w:sz w:val="21"/>
         </w:rPr>
-        <w:t xml:space="preserve"> — the founding target-trial-emulation framework; causal-inference anchor for EHR.   · </w:t>
+        <w:t xml:space="preserve"> - the founding target-trial-emulation framework; causal-inference anchor for EHR. · </w:t>
       </w:r>
       <w:r>
         <w:rPr>
@@ -3192,7 +3872,7 @@
         </w:rPr>
         <w:t xml:space="preserve"> </w:t>
       </w:r>
-      <w:hyperlink r:id="rId88">
+      <w:hyperlink r:id="rId34">
         <w:r>
           <w:rPr>
             <w:color w:val="1155CC"/>
@@ -3207,21 +3887,21 @@
       <w:pPr>
         <w:pStyle w:val="ListBullet"/>
       </w:pPr>
-      <w:hyperlink r:id="rId89">
+      <w:hyperlink r:id="rId103">
         <w:r>
           <w:rPr>
             <w:color w:val="1155CC"/>
             <w:u w:val="single"/>
             <w:sz w:val="20"/>
           </w:rPr>
-          <w:t xml:space="preserve">Hubbard et al. Target Trial Emulation for Observational Studies — Potential and Pitfalls. N Engl J Med 2024</w:t>
+          <w:t xml:space="preserve">Hubbard et al. Target Trial Emulation for Observational Studies - Potential and Pitfalls. N Engl J Med 2024</w:t>
         </w:r>
       </w:hyperlink>
       <w:r>
         <w:rPr>
           <w:sz w:val="21"/>
         </w:rPr>
-        <w:t xml:space="preserve"> — strengths and biases of TTE on EHR/claims.</w:t>
+        <w:t xml:space="preserve"> - strengths and biases of TTE on EHR/claims.</w:t>
       </w:r>
     </w:p>
     <w:p>
@@ -3229,14 +3909,14 @@
         <w:pStyle w:val="Heading2"/>
       </w:pPr>
       <w:r>
-        <w:t>§4.5 Frontiers needing assays AoU lacks ("partner, don't chase")</w:t>
+        <w:t>4.5 Frontiers needing assays AoU lacks ("partner, don't chase")</w:t>
       </w:r>
     </w:p>
     <w:p>
       <w:pPr>
         <w:pStyle w:val="ListBullet"/>
       </w:pPr>
-      <w:hyperlink r:id="rId90">
+      <w:hyperlink r:id="rId104">
         <w:r>
           <w:rPr>
             <w:color w:val="1155CC"/>
@@ -3250,7 +3930,7 @@
         <w:rPr>
           <w:sz w:val="21"/>
         </w:rPr>
-        <w:t xml:space="preserve"> — AlphaFold2; a frontier to leverage, not reproduce.   · </w:t>
+        <w:t xml:space="preserve"> - AlphaFold2; a frontier to leverage, not reproduce. · </w:t>
       </w:r>
       <w:r>
         <w:rPr>
@@ -3265,7 +3945,7 @@
         </w:rPr>
         <w:t xml:space="preserve"> </w:t>
       </w:r>
-      <w:hyperlink r:id="rId91">
+      <w:hyperlink r:id="rId35">
         <w:r>
           <w:rPr>
             <w:color w:val="1155CC"/>
@@ -3280,7 +3960,7 @@
       <w:pPr>
         <w:pStyle w:val="ListBullet"/>
       </w:pPr>
-      <w:hyperlink r:id="rId92">
+      <w:hyperlink r:id="rId105">
         <w:r>
           <w:rPr>
             <w:color w:val="1155CC"/>
@@ -3294,7 +3974,7 @@
         <w:rPr>
           <w:sz w:val="21"/>
         </w:rPr>
-        <w:t xml:space="preserve"> — extends to protein–ligand/nucleic-acid complexes.   · </w:t>
+        <w:t xml:space="preserve"> - extends to protein–ligand/nucleic-acid complexes. · </w:t>
       </w:r>
       <w:r>
         <w:rPr>
@@ -3309,7 +3989,7 @@
         </w:rPr>
         <w:t xml:space="preserve"> </w:t>
       </w:r>
-      <w:hyperlink r:id="rId93">
+      <w:hyperlink r:id="rId106">
         <w:r>
           <w:rPr>
             <w:color w:val="1155CC"/>
@@ -3324,7 +4004,7 @@
       <w:pPr>
         <w:pStyle w:val="ListBullet"/>
       </w:pPr>
-      <w:hyperlink r:id="rId94">
+      <w:hyperlink r:id="rId107">
         <w:r>
           <w:rPr>
             <w:color w:val="1155CC"/>
@@ -3338,7 +4018,7 @@
         <w:rPr>
           <w:sz w:val="21"/>
         </w:rPr>
-        <w:t xml:space="preserve"> — a tissue-assay frontier beyond a population cohort's sample types.   · </w:t>
+        <w:t xml:space="preserve"> - a tissue-assay frontier beyond a population cohort's sample types. · </w:t>
       </w:r>
       <w:r>
         <w:rPr>
@@ -3353,7 +4033,7 @@
         </w:rPr>
         <w:t xml:space="preserve"> </w:t>
       </w:r>
-      <w:hyperlink r:id="rId95">
+      <w:hyperlink r:id="rId108">
         <w:r>
           <w:rPr>
             <w:color w:val="1155CC"/>
@@ -3368,7 +4048,7 @@
       <w:pPr>
         <w:pStyle w:val="ListBullet"/>
       </w:pPr>
-      <w:hyperlink r:id="rId96">
+      <w:hyperlink r:id="rId109">
         <w:r>
           <w:rPr>
             <w:color w:val="1155CC"/>
@@ -3382,14 +4062,14 @@
         <w:rPr>
           <w:sz w:val="21"/>
         </w:rPr>
-        <w:t xml:space="preserve"> — the single-cell reference effort AoU can align to rather than duplicate.</w:t>
+        <w:t xml:space="preserve"> - the single-cell reference effort AoU can align to rather than duplicate.</w:t>
       </w:r>
     </w:p>
     <w:p>
       <w:pPr>
         <w:pStyle w:val="ListBullet"/>
       </w:pPr>
-      <w:hyperlink r:id="rId97">
+      <w:hyperlink r:id="rId110">
         <w:r>
           <w:rPr>
             <w:color w:val="1155CC"/>
@@ -3403,7 +4083,7 @@
         <w:rPr>
           <w:sz w:val="21"/>
         </w:rPr>
-        <w:t xml:space="preserve"> — ~500k cells / 24 tissues; requires assays AoU does not collect.   · </w:t>
+        <w:t xml:space="preserve"> - ~500k cells / 24 tissues; requires assays AoU does not collect. · </w:t>
       </w:r>
       <w:r>
         <w:rPr>
@@ -3418,7 +4098,7 @@
         </w:rPr>
         <w:t xml:space="preserve"> </w:t>
       </w:r>
-      <w:hyperlink r:id="rId98">
+      <w:hyperlink r:id="rId111">
         <w:r>
           <w:rPr>
             <w:color w:val="1155CC"/>
@@ -3434,7 +4114,7 @@
         <w:pStyle w:val="Heading1"/>
       </w:pPr>
       <w:r>
-        <w:t>§5. The analysis platform: the Researcher Workbench</w:t>
+        <w:t>5. The analysis platform: the Researcher Workbench</w:t>
       </w:r>
     </w:p>
     <w:p>
@@ -3442,7 +4122,7 @@
         <w:pStyle w:val="Heading2"/>
       </w:pPr>
       <w:r>
-        <w:t>§5.1 Secure analysis platforms / data commons</w:t>
+        <w:t>5.1 Secure analysis platforms / data commons</w:t>
       </w:r>
     </w:p>
     <w:p>
@@ -3453,7 +4133,7 @@
         <w:rPr>
           <w:sz w:val="21"/>
         </w:rPr>
-        <w:t xml:space="preserve">*Haendel et al. N3C. JAMIA 2021* (see Anchor seeds) — the secure governed enclave model. </w:t>
+        <w:t xml:space="preserve">*Haendel et al. N3C. JAMIA 2021* (see Anchor seeds) - the secure governed enclave model. </w:t>
       </w:r>
       <w:r>
         <w:rPr>
@@ -3471,14 +4151,14 @@
         <w:rPr>
           <w:sz w:val="21"/>
         </w:rPr>
-        <w:t>*Ramirez et al. Patterns 2022* (see §2) — the cloud-based Researcher Workbench and data-passport access model.</w:t>
+        <w:t>*Ramirez et al. Patterns 2022* - the cloud-based Researcher Workbench and data-passport access model.</w:t>
       </w:r>
     </w:p>
     <w:p>
       <w:pPr>
         <w:pStyle w:val="ListBullet"/>
       </w:pPr>
-      <w:hyperlink r:id="rId99">
+      <w:hyperlink r:id="rId37">
         <w:r>
           <w:rPr>
             <w:color w:val="1155CC"/>
@@ -3492,14 +4172,14 @@
         <w:rPr>
           <w:sz w:val="21"/>
         </w:rPr>
-        <w:t xml:space="preserve"> — canonical AnVIL "bring-compute-to-data" paper.</w:t>
+        <w:t xml:space="preserve"> - canonical AnVIL "bring-compute-to-data" paper.</w:t>
       </w:r>
     </w:p>
     <w:p>
       <w:pPr>
         <w:pStyle w:val="ListBullet"/>
       </w:pPr>
-      <w:hyperlink r:id="rId100">
+      <w:hyperlink r:id="rId38">
         <w:r>
           <w:rPr>
             <w:color w:val="1155CC"/>
@@ -3513,14 +4193,14 @@
         <w:rPr>
           <w:sz w:val="21"/>
         </w:rPr>
-        <w:t xml:space="preserve"> — community-driven cloud data/compute commons.</w:t>
+        <w:t xml:space="preserve"> - community-driven cloud data/compute commons.</w:t>
       </w:r>
     </w:p>
     <w:p>
       <w:pPr>
         <w:pStyle w:val="ListBullet"/>
       </w:pPr>
-      <w:hyperlink r:id="rId101">
+      <w:hyperlink r:id="rId39">
         <w:r>
           <w:rPr>
             <w:color w:val="1155CC"/>
@@ -3534,7 +4214,7 @@
         <w:rPr>
           <w:sz w:val="21"/>
         </w:rPr>
-        <w:t xml:space="preserve"> — registry of portable containerized workflows across commons.</w:t>
+        <w:t xml:space="preserve"> - registry of portable containerized workflows across commons.</w:t>
       </w:r>
     </w:p>
     <w:p>
@@ -3542,14 +4222,14 @@
         <w:pStyle w:val="Heading2"/>
       </w:pPr>
       <w:r>
-        <w:t>§5.2 Standards &amp; interoperability</w:t>
+        <w:t>5.2 Standards &amp; interoperability</w:t>
       </w:r>
     </w:p>
     <w:p>
       <w:pPr>
         <w:pStyle w:val="ListBullet"/>
       </w:pPr>
-      <w:hyperlink r:id="rId102">
+      <w:hyperlink r:id="rId40">
         <w:r>
           <w:rPr>
             <w:color w:val="1155CC"/>
@@ -3563,14 +4243,14 @@
         <w:rPr>
           <w:sz w:val="21"/>
         </w:rPr>
-        <w:t xml:space="preserve"> — the canonical FAIR principles.</w:t>
+        <w:t xml:space="preserve"> - the canonical FAIR principles.</w:t>
       </w:r>
     </w:p>
     <w:p>
       <w:pPr>
         <w:pStyle w:val="ListBullet"/>
       </w:pPr>
-      <w:hyperlink r:id="rId103">
+      <w:hyperlink r:id="rId41">
         <w:r>
           <w:rPr>
             <w:color w:val="1155CC"/>
@@ -3584,7 +4264,7 @@
         <w:rPr>
           <w:sz w:val="21"/>
         </w:rPr>
-        <w:t xml:space="preserve"> — interoperable standards and policy for responsible genomic/clinical data sharing.</w:t>
+        <w:t xml:space="preserve"> - interoperable standards and policy for responsible genomic/clinical data sharing.</w:t>
       </w:r>
     </w:p>
     <w:p>
@@ -3595,7 +4275,7 @@
         <w:rPr>
           <w:sz w:val="21"/>
         </w:rPr>
-        <w:t xml:space="preserve">*Jacobsen et al. GA4GH Phenopacket schema. Nat Biotechnol 2022* (see Anchor seeds) — computable phenotype exchange. </w:t>
+        <w:t xml:space="preserve">*Jacobsen et al. GA4GH Phenopacket schema. Nat Biotechnol 2022* (see Anchor seeds) - computable phenotype exchange. </w:t>
       </w:r>
       <w:r>
         <w:rPr>
@@ -3613,14 +4293,14 @@
         <w:rPr>
           <w:sz w:val="21"/>
         </w:rPr>
-        <w:t>*Overhage et al. OMOP CDM. JAMIA 2012* (see §2) — harmonized multi-site analytics (as used by N3C/OHDSI).</w:t>
+        <w:t>*Overhage et al. OMOP CDM. JAMIA 2012* - harmonized multi-site analytics (as used by N3C/OHDSI).</w:t>
       </w:r>
     </w:p>
     <w:p>
       <w:pPr>
         <w:pStyle w:val="ListBullet"/>
       </w:pPr>
-      <w:hyperlink r:id="rId104">
+      <w:hyperlink r:id="rId112">
         <w:r>
           <w:rPr>
             <w:color w:val="1155CC"/>
@@ -3634,7 +4314,7 @@
         <w:rPr>
           <w:sz w:val="21"/>
         </w:rPr>
-        <w:t xml:space="preserve"> — NCATS Translator reasoning over integrated knowledge graphs. *(consortium byline — not tagged; see caveats)*</w:t>
+        <w:t xml:space="preserve"> - NCATS Translator reasoning over integrated knowledge graphs. *(consortium byline - not tagged; see caveats)*</w:t>
       </w:r>
     </w:p>
     <w:p>
@@ -3642,14 +4322,14 @@
         <w:pStyle w:val="Heading1"/>
       </w:pPr>
       <w:r>
-        <w:t>§6. Recommendations — governed/responsible AI for the refreshed roadmap</w:t>
+        <w:t>6. Recommendations - governed/responsible AI for the refreshed roadmap</w:t>
       </w:r>
     </w:p>
     <w:p>
       <w:pPr>
         <w:pStyle w:val="ListBullet"/>
       </w:pPr>
-      <w:hyperlink r:id="rId105">
+      <w:hyperlink r:id="rId42">
         <w:r>
           <w:rPr>
             <w:color w:val="1155CC"/>
@@ -3663,14 +4343,14 @@
         <w:rPr>
           <w:sz w:val="21"/>
         </w:rPr>
-        <w:t xml:space="preserve"> — landmark demonstration of racial bias in a deployed clinical algorithm.</w:t>
+        <w:t xml:space="preserve"> - landmark demonstration of racial bias in a deployed clinical algorithm.</w:t>
       </w:r>
     </w:p>
     <w:p>
       <w:pPr>
         <w:pStyle w:val="ListBullet"/>
       </w:pPr>
-      <w:hyperlink r:id="rId106">
+      <w:hyperlink r:id="rId43">
         <w:r>
           <w:rPr>
             <w:color w:val="1155CC"/>
@@ -3684,14 +4364,14 @@
         <w:rPr>
           <w:sz w:val="21"/>
         </w:rPr>
-        <w:t xml:space="preserve"> — framework for responsibly moving ML to deployment.</w:t>
+        <w:t xml:space="preserve"> - framework for responsibly moving ML to deployment.</w:t>
       </w:r>
     </w:p>
     <w:p>
       <w:pPr>
         <w:pStyle w:val="ListBullet"/>
       </w:pPr>
-      <w:hyperlink r:id="rId107">
+      <w:hyperlink r:id="rId44">
         <w:r>
           <w:rPr>
             <w:color w:val="1155CC"/>
@@ -3705,28 +4385,28 @@
         <w:rPr>
           <w:sz w:val="21"/>
         </w:rPr>
-        <w:t xml:space="preserve"> — fairness criteria and distributive-justice principles for clinical ML.</w:t>
+        <w:t xml:space="preserve"> - fairness criteria and distributive-justice principles for clinical ML.</w:t>
       </w:r>
     </w:p>
     <w:p>
       <w:pPr>
         <w:pStyle w:val="ListBullet"/>
       </w:pPr>
-      <w:hyperlink r:id="rId108">
+      <w:hyperlink r:id="rId45">
         <w:r>
           <w:rPr>
             <w:color w:val="1155CC"/>
             <w:u w:val="single"/>
             <w:sz w:val="20"/>
           </w:rPr>
-          <w:t xml:space="preserve">Char et al. Implementing Machine Learning in Health Care — Addressing Ethical Challenges. NEJM 2018</w:t>
+          <w:t xml:space="preserve">Char et al. Implementing Machine Learning in Health Care - Addressing Ethical Challenges. NEJM 2018</w:t>
         </w:r>
       </w:hyperlink>
       <w:r>
         <w:rPr>
           <w:sz w:val="21"/>
         </w:rPr>
-        <w:t xml:space="preserve"> — ethical risks (bias, oversight) in clinical ML.</w:t>
+        <w:t xml:space="preserve"> - ethical risks (bias, oversight) in clinical ML.</w:t>
       </w:r>
     </w:p>
     <w:p>
@@ -3734,7 +4414,7 @@
         <w:rPr>
           <w:sz w:val="21"/>
         </w:rPr>
-        <w:t>*(§5 platform-reuse recommendations are anchored by Dockstore, FAIR, GA4GH, and AnVIL/BioData Catalyst above; §7 Limitations and §8 Conclusion draw on already-cited works.)*</w:t>
+        <w:t>**</w:t>
       </w:r>
     </w:p>
     <w:p>
@@ -3757,7 +4437,7 @@
         <w:rPr>
           <w:sz w:val="21"/>
         </w:rPr>
-        <w:t xml:space="preserve"> AoU NEJM 2019 (§1 primary; §3.4, §5.1); Ramirez Patterns 2022 (§2 primary; §5.1); Overhage OMOP 2012 (§2 primary; §5.2); Jacobsen Phenopacket 2022 (Anchor; §5.2).</w:t>
+        <w:t xml:space="preserve"> AoU NEJM 2019; Ramirez Patterns 2022; Overhage OMOP 2012; Jacobsen Phenopacket 2022 (Anchor).</w:t>
       </w:r>
     </w:p>
     <w:p>
@@ -3772,7 +4452,7 @@
         <w:rPr>
           <w:sz w:val="21"/>
         </w:rPr>
-        <w:t xml:space="preserve"> Nori et al. GPT-4 (arXiv 2303.13375); Brixi et al. Evo 2 (bioRxiv 2025.02.18.638918 — reportedly later in *Nature* ~2026; verify).</w:t>
+        <w:t xml:space="preserve"> Nori et al. GPT-4 (arXiv 2303.13375); Brixi et al. Evo 2 (bioRxiv 2025.02.18.638918 - reportedly later in *Nature* ~2026; verify).</w:t>
       </w:r>
     </w:p>
     <w:p>
@@ -3787,7 +4467,7 @@
         <w:rPr>
           <w:sz w:val="21"/>
         </w:rPr>
-        <w:t xml:space="preserve"> Rinella MASLD consensus co-published in *Hepatology* (DOI above) and *J Hepatol* 2023;79(6):1542–1556 — cite per the manuscript's style.</w:t>
+        <w:t xml:space="preserve"> Rinella MASLD consensus co-published in *Hepatology* (DOI above) and *J Hepatol* 2023;79(6):1542–1556 - cite per the manuscript's style.</w:t>
       </w:r>
     </w:p>
     <w:p>
@@ -3840,7 +4520,7 @@
         <w:rPr>
           <w:sz w:val="21"/>
         </w:rPr>
-        <w:t xml:space="preserve"> Biomedical Data Translator Consortium (Clin Transl Sci 2019) carries a *consortium* byline with no individual authors — Haendel is a program participant, not a byline author; placed in §5.2 untagged. (Date also ambiguous: epub Nov 2018, print 2019.)</w:t>
+        <w:t xml:space="preserve"> Biomedical Data Translator Consortium (Clin Transl Sci 2019) carries a *consortium* byline with no individual authors - Haendel is a program participant, not a byline author; placed in untagged. (Date also ambiguous: epub Nov 2018, print 2019.)</w:t>
       </w:r>
     </w:p>
     <w:p>
@@ -3855,7 +4535,7 @@
         <w:rPr>
           <w:sz w:val="21"/>
         </w:rPr>
-        <w:t xml:space="preserve"> the PMI Working Group report (§1) is an NIH government report, not peer-reviewed (included as the foundational design document).</w:t>
+        <w:t xml:space="preserve"> the PMI Working Group report is an NIH government report, not peer-reviewed (included as the foundational design document).</w:t>
       </w:r>
     </w:p>
     <w:p>
@@ -3864,7 +4544,7 @@
           <w:b/>
           <w:sz w:val="21"/>
         </w:rPr>
-        <w:t>Deliberately omitted (no verifiable canonical paper found — do not add unverified):</w:t>
+        <w:t>Deliberately omitted (no verifiable canonical paper found - do not add unverified):</w:t>
       </w:r>
       <w:r>
         <w:rPr>
@@ -3935,7 +4615,7 @@
       <w:pPr>
         <w:pStyle w:val="ListBullet"/>
       </w:pPr>
-      <w:hyperlink r:id="rId109">
+      <w:hyperlink r:id="rId113">
         <w:r>
           <w:rPr>
             <w:color w:val="1155CC"/>
@@ -3949,14 +4629,14 @@
         <w:rPr>
           <w:sz w:val="21"/>
         </w:rPr>
-        <w:t xml:space="preserve"> — generalizability Driver Project; §6.7 + §7. DOI 10.1093/aje/kwag010 · PMID 41536210.</w:t>
+        <w:t xml:space="preserve"> - generalizability Driver Project. DOI 10.1093/aje/kwag010 · PMID 41536210.</w:t>
       </w:r>
     </w:p>
     <w:p>
       <w:pPr>
         <w:pStyle w:val="ListBullet"/>
       </w:pPr>
-      <w:hyperlink r:id="rId110">
+      <w:hyperlink r:id="rId47">
         <w:r>
           <w:rPr>
             <w:color w:val="1155CC"/>
@@ -3970,14 +4650,14 @@
         <w:rPr>
           <w:sz w:val="21"/>
         </w:rPr>
-        <w:t xml:space="preserve"> — released weighting package; §6.7 tool.</w:t>
+        <w:t xml:space="preserve"> - released weighting package tool.</w:t>
       </w:r>
     </w:p>
     <w:p>
       <w:pPr>
         <w:pStyle w:val="ListBullet"/>
       </w:pPr>
-      <w:hyperlink r:id="rId111">
+      <w:hyperlink r:id="rId114">
         <w:r>
           <w:rPr>
             <w:color w:val="1155CC"/>
@@ -3991,7 +4671,7 @@
         <w:rPr>
           <w:sz w:val="21"/>
         </w:rPr>
-        <w:t xml:space="preserve"> — Women's Health Driver Project exemplar; §2.5/§6.6. DOI 10.1177/15409996261434111 · PMID 41856979.</w:t>
+        <w:t xml:space="preserve"> - Women's Health Driver Project exemplar. DOI 10.1177/15409996261434111 · PMID 41856979.</w:t>
       </w:r>
     </w:p>
     <w:p>
@@ -4000,7 +4680,7 @@
           <w:b/>
           <w:sz w:val="21"/>
         </w:rPr>
-        <w:t>Frontier-methods harvest (§4):</w:t>
+        <w:t>Frontier-methods harvest:</w:t>
       </w:r>
       <w:r>
         <w:rPr>
@@ -4008,7 +4688,7 @@
         </w:rPr>
         <w:t xml:space="preserve"> 15 verified additions (genomic foundation models, clinical LLMs, agentic AI, multimodal, target-trial emulation, EHR foundation models) appended to </w:t>
       </w:r>
-      <w:hyperlink r:id="rId112">
+      <w:hyperlink r:id="rId115">
         <w:r>
           <w:rPr>
             <w:color w:val="1155CC"/>
@@ -4031,7 +4711,7 @@
           <w:b/>
           <w:sz w:val="21"/>
         </w:rPr>
-        <w:t>Deliberately omitted — UNVERIFIED:</w:t>
+        <w:t>Deliberately omitted - UNVERIFIED:</w:t>
       </w:r>
       <w:r>
         <w:rPr>

--- a/resources/manuscript/AoU_Roadmap_Refresh_Manuscript_Outline.docx
+++ b/resources/manuscript/AoU_Roadmap_Refresh_Manuscript_Outline.docx
@@ -7,118 +7,16 @@
         <w:pStyle w:val="Title"/>
       </w:pPr>
       <w:r>
-        <w:t>Manuscript outline - All of Us scientific roadmap refresh</w:t>
+        <w:t>Where a diverse national cohort should go next: a data-driven refresh of the All of Us scientific roadmap</w:t>
       </w:r>
     </w:p>
     <w:p>
       <w:r>
         <w:rPr>
-          <w:b/>
-          <w:sz w:val="21"/>
-        </w:rPr>
-        <w:t>Working title:</w:t>
-      </w:r>
-      <w:r>
-        <w:rPr>
-          <w:sz w:val="21"/>
-        </w:rPr>
-        <w:t xml:space="preserve"> "Where a diverse national cohort should go next: a data-driven</w:t>
-      </w:r>
-    </w:p>
-    <w:p>
-      <w:r>
-        <w:rPr>
-          <w:sz w:val="21"/>
-        </w:rPr>
-        <w:t>refresh of the *All of Us* scientific roadmap"</w:t>
-      </w:r>
-    </w:p>
-    <w:p>
-      <w:r>
-        <w:rPr>
-          <w:b/>
-          <w:sz w:val="21"/>
-        </w:rPr>
-        <w:t>Type:</w:t>
-      </w:r>
-      <w:r>
-        <w:rPr>
-          <w:sz w:val="21"/>
-        </w:rPr>
-        <w:t xml:space="preserve"> Narrative / data-driven *perspective* (analysis-backed), not a systematic review.</w:t>
-      </w:r>
-    </w:p>
-    <w:p>
-      <w:r>
-        <w:rPr>
-          <w:b/>
-          <w:sz w:val="21"/>
-        </w:rPr>
-        <w:t>Audience:</w:t>
-      </w:r>
-      <w:r>
-        <w:rPr>
-          <w:sz w:val="21"/>
-        </w:rPr>
-        <w:t xml:space="preserve"> *All of Us* Science Committee, program leadership, NIH, the biobank/informatics community.</w:t>
-      </w:r>
-    </w:p>
-    <w:p>
-      <w:r>
-        <w:rPr>
-          <w:b/>
-          <w:sz w:val="21"/>
-        </w:rPr>
-        <w:t>Evidence base:</w:t>
-      </w:r>
-      <w:r>
-        <w:rPr>
-          <w:sz w:val="21"/>
-        </w:rPr>
-        <w:t xml:space="preserve"> this repository (corpus of 1,657 AoU publications + 32,922 workspaces (20,165 substantive); full-census peer-biobank comparison; preprint+grant horizon scan; Researcher Workbench capability benchmark). Numbers cited in the manuscript should be pulled from the refreshed deliverables.</w:t>
-      </w:r>
-    </w:p>
-    <w:p>
-      <w:r>
-        <w:rPr>
-          <w:b/>
-          <w:sz w:val="21"/>
-        </w:rPr>
-        <w:t>Scope defaults (confirm/adjust):</w:t>
-      </w:r>
-      <w:r>
-        <w:rPr>
-          <w:sz w:val="21"/>
-        </w:rPr>
-        <w:t xml:space="preserve"> narrative perspective; gray literature (preprints, vendor/standards/policy docs) allowed and tagged distinctly; author-group anchors (M. Haendel: N3C, Monarch Initiative, OMOP/OHDSI, phenotype ontologies) to be byline-verified.</w:t>
-      </w:r>
-    </w:p>
-    <w:p>
-      <w:r>
-        <w:rPr>
-          <w:b/>
-          <w:sz w:val="21"/>
-        </w:rPr>
-        <w:t>Citations:</w:t>
-      </w:r>
-      <w:r>
-        <w:rPr>
-          <w:sz w:val="21"/>
-        </w:rPr>
-        <w:t xml:space="preserve"> key verified citations are embedded inline per section below (as </w:t>
-      </w:r>
-      <w:r>
-        <w:rPr>
-          <w:b/>
-          <w:sz w:val="21"/>
-        </w:rPr>
-        <w:t>Key citations:</w:t>
-      </w:r>
-      <w:r>
-        <w:rPr>
-          <w:sz w:val="21"/>
-        </w:rPr>
-        <w:t xml:space="preserve"> lines with DOI links); the full verified reference list with DOIs follows in the References section at the end of this document. Spot-check every DOI on import.</w:t>
+          <w:i/>
+          <w:sz w:val="22"/>
+        </w:rPr>
+        <w:t>Working draft (prose). A data-driven perspective for the All of Us Science Committee, program leadership, NIH, and the biobank and informatics community. Data current as of 2026-10-21. Key verified citations appear inline per section; the full reference list with DOIs is at the end.</w:t>
       </w:r>
     </w:p>
     <w:p>
@@ -126,73 +24,15 @@
         <w:pStyle w:val="Heading1"/>
       </w:pPr>
       <w:r>
-        <w:t>0. Abstract / key points</w:t>
+        <w:t>Abstract</w:t>
       </w:r>
     </w:p>
     <w:p>
-      <w:pPr>
-        <w:pStyle w:val="ListBullet"/>
-      </w:pPr>
-      <w:r>
-        <w:rPr>
-          <w:sz w:val="21"/>
-        </w:rPr>
-        <w:t>The corpus shows where AoU science concentrates and where it is absent.</w:t>
-      </w:r>
-    </w:p>
-    <w:p>
-      <w:pPr>
-        <w:pStyle w:val="ListBullet"/>
-      </w:pPr>
-      <w:r>
-        <w:rPr>
-          <w:sz w:val="21"/>
-        </w:rPr>
-        <w:t>AoU's distinctive strengths (diversity, SDOH, ELSI/engagement) vs gaps (multi-omics, imaging, rare disease).</w:t>
-      </w:r>
-    </w:p>
-    <w:p>
-      <w:pPr>
-        <w:pStyle w:val="ListBullet"/>
-      </w:pPr>
-      <w:r>
-        <w:rPr>
-          <w:sz w:val="21"/>
-        </w:rPr>
-        <w:t>The field's leading edge (AI/foundation models) is largely unrealized in AoU.</w:t>
-      </w:r>
-    </w:p>
-    <w:p>
-      <w:pPr>
-        <w:pStyle w:val="ListBullet"/>
-      </w:pPr>
-      <w:r>
-        <w:rPr>
-          <w:sz w:val="21"/>
-        </w:rPr>
-        <w:t>Ancillary (partnered) studies add new modalities and are the program's leading edge - visible in workspaces a year+ before any publication (e.g. Exploring the Mind: 0 papers, 32 workspaces).</w:t>
-      </w:r>
-    </w:p>
-    <w:p>
-      <w:pPr>
-        <w:pStyle w:val="ListBullet"/>
-      </w:pPr>
-      <w:r>
-        <w:rPr>
-          <w:sz w:val="21"/>
-        </w:rPr>
-        <w:t>Platform (Researcher Workbench) gaps constrain reuse, collaboration, and in-environment AI - a conclusion independently corroborated by a 2026 ACT-IAC/AoU AI/ML white paper.</w:t>
-      </w:r>
-    </w:p>
-    <w:p>
-      <w:pPr>
-        <w:pStyle w:val="ListBullet"/>
-      </w:pPr>
-      <w:r>
-        <w:rPr>
-          <w:sz w:val="21"/>
-        </w:rPr>
-        <w:t>A refreshed roadmap: a Data/AI/Methods focus area, governed in-environment AI, reusable tooling.</w:t>
+      <w:r>
+        <w:rPr>
+          <w:sz w:val="22"/>
+        </w:rPr>
+        <w:t>The All of Us Research Program set out to do something no biobank had done at national scale: enroll a cohort that reflects the diversity of the country and surround its genomes with the longitudinal, multi-modal data that genomics needs to become medicine. Six years into broad data release, the program is mature enough, and the scientific frontier has moved far enough, that its scientific roadmap deserves an evidence-based refresh. We analyzed the program's own output, 1,657 publications and 20,165 substantive researcher workspaces drawn from a live production pull, tagged against a locked 19-theme taxonomy, and benchmarked it against four peer biobanks, an external-literature horizon scan of more than three-quarters of a million preprints and grants, and a capability review of the Researcher Workbench. The picture that emerges is consistent: the eight current focus areas still describe most of the science, but a small set of fast-growing areas has no home in the framework; All of Us leads its peers precisely where its diversity gives it an advantage; it trails in a handful of addressable data and platform gaps; and it is almost entirely absent from the AI and foundation-model wave now reshaping biomedicine, despite being the ideal substrate for it. We translate these findings into a refreshed roadmap and, looking forward, a vision for All of Us as the trusted, diverse, population-scale foundation on which the next decade of equity-anchored, AI-ready, reusable science is built.</w:t>
       </w:r>
     </w:p>
     <w:p>
@@ -200,68 +40,164 @@
         <w:pStyle w:val="Heading1"/>
       </w:pPr>
       <w:r>
-        <w:t>1. Introduction - why refresh the roadmap now</w:t>
+        <w:t>Key takeaways</w:t>
       </w:r>
     </w:p>
     <w:p>
-      <w:r>
-        <w:rPr>
-          <w:sz w:val="21"/>
-        </w:rPr>
-        <w:t>1.1 The Precision Medicine Initiative and the founding of *All of Us*; its diversity mandate.</w:t>
+      <w:pPr>
+        <w:pStyle w:val="ListNumber"/>
+      </w:pPr>
+      <w:r>
+        <w:rPr>
+          <w:b/>
+          <w:sz w:val="22"/>
+        </w:rPr>
+        <w:t>The eight focus areas still hold, but three fast-growing bodies of work have no home in the framework:</w:t>
+      </w:r>
+      <w:r>
+        <w:rPr>
+          <w:sz w:val="22"/>
+        </w:rPr>
+        <w:t xml:space="preserve"> data science and AI methods (now about 18% of all publications), wearable and remote-monitoring research, and multi-omics. We propose a ninth focus area, "Data, AI &amp; Methods."</w:t>
       </w:r>
     </w:p>
     <w:p>
-      <w:r>
-        <w:rPr>
-          <w:sz w:val="21"/>
-        </w:rPr>
-        <w:t>1.2 What a scientific roadmap is for; the 2020 roadmap and its 8 priority focus areas.</w:t>
+      <w:pPr>
+        <w:pStyle w:val="ListNumber"/>
+      </w:pPr>
+      <w:r>
+        <w:rPr>
+          <w:b/>
+          <w:sz w:val="22"/>
+        </w:rPr>
+        <w:t>All of Us has a distinctive identity worth protecting.</w:t>
+      </w:r>
+      <w:r>
+        <w:rPr>
+          <w:sz w:val="22"/>
+        </w:rPr>
+        <w:t xml:space="preserve"> It leads the peer biobanks on health-equity and social-determinants research, ethics and participant engagement, pharmacogenomics, and analytic methods, all driven by its diversity. Distinctiveness, not raw publication growth, is the durable signal.</w:t>
       </w:r>
     </w:p>
     <w:p>
-      <w:r>
-        <w:rPr>
-          <w:sz w:val="21"/>
-        </w:rPr>
-        <w:t>1.3 Why a 2026 refresh: corpus maturity, a shifting scientific frontier (AI), peer-cohort competition.</w:t>
+      <w:pPr>
+        <w:pStyle w:val="ListNumber"/>
+      </w:pPr>
+      <w:r>
+        <w:rPr>
+          <w:b/>
+          <w:sz w:val="22"/>
+        </w:rPr>
+        <w:t>All of Us trails peers in five areas the committee flagged:</w:t>
+      </w:r>
+      <w:r>
+        <w:rPr>
+          <w:sz w:val="22"/>
+        </w:rPr>
+        <w:t xml:space="preserve"> imaging, multi-omics, aging research, rare disease, and environmental and social data. Some are addressable now; others reflect each peer cohort's by-design emphasis.</w:t>
       </w:r>
     </w:p>
     <w:p>
-      <w:r>
-        <w:rPr>
-          <w:sz w:val="21"/>
-        </w:rPr>
-        <w:t>1.4 Contribution: an evidence-driven refresh from the program's own output + the external field.</w:t>
+      <w:pPr>
+        <w:pStyle w:val="ListNumber"/>
+      </w:pPr>
+      <w:r>
+        <w:rPr>
+          <w:b/>
+          <w:sz w:val="22"/>
+        </w:rPr>
+        <w:t>The field's leading edge is AI and foundation models, and All of Us is almost absent from it</w:t>
+      </w:r>
+      <w:r>
+        <w:rPr>
+          <w:sz w:val="22"/>
+        </w:rPr>
+        <w:t xml:space="preserve"> (under about 0.3% of its work), yet uniquely positioned to lead given its diverse whole-genome and EHR data. This is the single highest-leverage opportunity.</w:t>
       </w:r>
     </w:p>
     <w:p>
+      <w:pPr>
+        <w:pStyle w:val="ListNumber"/>
+      </w:pPr>
       <w:r>
         <w:rPr>
           <w:b/>
-          <w:sz w:val="21"/>
-        </w:rPr>
-        <w:t>Key citations:</w:t>
-      </w:r>
-      <w:r>
-        <w:rPr>
-          <w:sz w:val="21"/>
-        </w:rPr>
-        <w:t xml:space="preserve"> </w:t>
+          <w:sz w:val="22"/>
+        </w:rPr>
+        <w:t>The Researcher Workbench leads on data and compute but lacks three capabilities every comparator platform has:</w:t>
+      </w:r>
+      <w:r>
+        <w:rPr>
+          <w:sz w:val="22"/>
+        </w:rPr>
+        <w:t xml:space="preserve"> a reusable tool and workflow registry, a governed in-environment AI assistant, and portable analysis workflows. An independent 2026 ACT-IAC and AoU AI/ML white paper reaches the same conclusions.</w:t>
+      </w:r>
+    </w:p>
+    <w:p>
+      <w:pPr>
+        <w:pStyle w:val="ListNumber"/>
+      </w:pPr>
+      <w:r>
+        <w:rPr>
+          <w:b/>
+          <w:sz w:val="22"/>
+        </w:rPr>
+        <w:t>Ancillary (partnered) studies are the leading edge the publication record cannot yet show.</w:t>
+      </w:r>
+      <w:r>
+        <w:rPr>
+          <w:sz w:val="22"/>
+        </w:rPr>
+        <w:t xml:space="preserve"> Workspace activity precedes publications by a year or more (Exploring the Mind: zero papers, 32 workspaces), so these studies must be scored on their goals and live workspace activity, and the program must analyze live workspace data rather than a cached snapshot.</w:t>
+      </w:r>
+    </w:p>
+    <w:p>
+      <w:pPr>
+        <w:ind w:left="432"/>
+      </w:pPr>
+      <w:r>
+        <w:rPr>
+          <w:b/>
+          <w:i/>
+          <w:sz w:val="22"/>
+        </w:rPr>
+        <w:t>In one sentence:</w:t>
+      </w:r>
+      <w:r>
+        <w:rPr>
+          <w:i/>
+          <w:sz w:val="22"/>
+        </w:rPr>
+        <w:t xml:space="preserve"> every other cohort scaled up genomics; All of Us scaled up everything around genomics that genomics needs to work in practice, and the refresh should protect that distinctiveness while closing a small set of high-value gaps and claiming the AI frontier.</w:t>
+      </w:r>
+    </w:p>
+    <w:p>
+      <w:pPr>
+        <w:pStyle w:val="Heading1"/>
+      </w:pPr>
+      <w:r>
+        <w:t>1. Introduction: why refresh the roadmap now</w:t>
+      </w:r>
+    </w:p>
+    <w:p>
+      <w:r>
+        <w:rPr>
+          <w:sz w:val="22"/>
+        </w:rPr>
+        <w:t>All of Us was born from the Precision Medicine Initiative with a mandate that set it apart from every biobank before it: build a cohort of a million or more people that represents the groups biomedical research has historically left behind, and make it a shared national resource rather than a single institution's asset (</w:t>
       </w:r>
       <w:hyperlink r:id="rId9">
         <w:r>
           <w:rPr>
             <w:color w:val="1155CC"/>
             <w:u w:val="single"/>
-            <w:sz w:val="20"/>
           </w:rPr>
           <w:t xml:space="preserve">Collins &amp; Varmus, NEJM 2015</w:t>
         </w:r>
       </w:hyperlink>
       <w:r>
         <w:rPr>
-          <w:sz w:val="21"/>
+          <w:sz w:val="22"/>
         </w:rPr>
         <w:t xml:space="preserve">; </w:t>
       </w:r>
@@ -270,14 +206,13 @@
           <w:rPr>
             <w:color w:val="1155CC"/>
             <w:u w:val="single"/>
-            <w:sz w:val="20"/>
           </w:rPr>
           <w:t xml:space="preserve">PMI Working Group report, NIH 2015</w:t>
         </w:r>
       </w:hyperlink>
       <w:r>
         <w:rPr>
-          <w:sz w:val="21"/>
+          <w:sz w:val="22"/>
         </w:rPr>
         <w:t xml:space="preserve">; </w:t>
       </w:r>
@@ -286,48 +221,53 @@
           <w:rPr>
             <w:color w:val="1155CC"/>
             <w:u w:val="single"/>
-            <w:sz w:val="20"/>
           </w:rPr>
           <w:t xml:space="preserve">All of Us Program, NEJM 2019</w:t>
         </w:r>
       </w:hyperlink>
       <w:r>
         <w:rPr>
-          <w:sz w:val="21"/>
-        </w:rPr>
-        <w:t xml:space="preserve">; </w:t>
+          <w:sz w:val="22"/>
+        </w:rPr>
+        <w:t>). That diversity mandate is not a side constraint; it is the scientific thesis of the program, because the genetic and clinical signals that matter for most of the population are the ones that European-ancestry-dominated cohorts systematically miss (</w:t>
       </w:r>
       <w:hyperlink r:id="rId12">
         <w:r>
           <w:rPr>
             <w:color w:val="1155CC"/>
             <w:u w:val="single"/>
-            <w:sz w:val="20"/>
           </w:rPr>
           <w:t xml:space="preserve">Mapes et al., PLoS ONE 2020</w:t>
         </w:r>
       </w:hyperlink>
       <w:r>
         <w:rPr>
-          <w:sz w:val="21"/>
-        </w:rPr>
-        <w:t xml:space="preserve">; </w:t>
+          <w:sz w:val="22"/>
+        </w:rPr>
+        <w:t>).</w:t>
+      </w:r>
+    </w:p>
+    <w:p>
+      <w:r>
+        <w:rPr>
+          <w:sz w:val="22"/>
+        </w:rPr>
+        <w:t>A scientific roadmap exists to turn that thesis into shared priorities. The 2020 roadmap established the eight focus areas that still organize the program's science today. Three things have changed enough since then to warrant a refresh. First, the corpus is now large and mature enough to analyze: the program has produced thousands of publications and tens of thousands of researcher workspaces, so we can ask what the community actually studies rather than what we assume it does. Second, the frontier has moved. The center of gravity in biomedical computation has shifted toward foundation models and multi-modal AI, a shift that was barely visible when the roadmap was written (</w:t>
       </w:r>
       <w:hyperlink r:id="rId13">
         <w:r>
           <w:rPr>
             <w:color w:val="1155CC"/>
             <w:u w:val="single"/>
-            <w:sz w:val="20"/>
           </w:rPr>
           <w:t xml:space="preserve">Denny &amp; Collins, Cell 2021</w:t>
         </w:r>
       </w:hyperlink>
       <w:r>
         <w:rPr>
-          <w:sz w:val="21"/>
-        </w:rPr>
-        <w:t>.</w:t>
+          <w:sz w:val="22"/>
+        </w:rPr>
+        <w:t>). Third, the peer cohorts are competing for the same questions, so All of Us must be deliberate about where it is distinctive and where it is merely following. Our contribution is to refresh the roadmap from evidence: the program's own output and the external field, rather than from opinion alone.</w:t>
       </w:r>
     </w:p>
     <w:p>
@@ -335,382 +275,306 @@
         <w:pStyle w:val="Heading1"/>
       </w:pPr>
       <w:r>
-        <w:t>2. The All of Us research landscape</w:t>
+        <w:t>2. How we did this analysis</w:t>
       </w:r>
     </w:p>
     <w:p>
-      <w:pPr>
-        <w:pStyle w:val="Heading2"/>
-      </w:pPr>
-      <w:r>
-        <w:t>2.1 Data and methods</w:t>
+      <w:r>
+        <w:rPr>
+          <w:sz w:val="22"/>
+        </w:rPr>
+        <w:t>Every finding below traces to a reproducible pipeline (public repository) run over two bodies of evidence: the program's own output and the external literature. We summarize the pipeline here because the method is what makes the conclusions defensible, and because it is itself reusable for tracking the roadmap over time.</w:t>
+      </w:r>
+    </w:p>
+    <w:tbl>
+      <w:tblPr>
+        <w:tblStyle w:val="LightGrid-Accent1"/>
+        <w:tblW w:type="auto" w:w="0"/>
+        <w:tblLook w:firstColumn="1" w:firstRow="1" w:lastColumn="0" w:lastRow="0" w:noHBand="0" w:noVBand="1" w:val="04A0"/>
+      </w:tblPr>
+      <w:tblGrid>
+        <w:gridCol w:w="2880"/>
+        <w:gridCol w:w="2880"/>
+        <w:gridCol w:w="2880"/>
+      </w:tblGrid>
+      <w:tr>
+        <w:tc>
+          <w:tcPr>
+            <w:tcW w:type="dxa" w:w="2880"/>
+          </w:tcPr>
+          <w:p>
+            <w:r>
+              <w:rPr>
+                <w:b/>
+                <w:sz w:val="19"/>
+              </w:rPr>
+              <w:t>Step</w:t>
+            </w:r>
+          </w:p>
+        </w:tc>
+        <w:tc>
+          <w:tcPr>
+            <w:tcW w:type="dxa" w:w="2880"/>
+          </w:tcPr>
+          <w:p>
+            <w:r>
+              <w:rPr>
+                <w:b/>
+                <w:sz w:val="19"/>
+              </w:rPr>
+              <w:t>What we did</w:t>
+            </w:r>
+          </w:p>
+        </w:tc>
+        <w:tc>
+          <w:tcPr>
+            <w:tcW w:type="dxa" w:w="2880"/>
+          </w:tcPr>
+          <w:p>
+            <w:r>
+              <w:rPr>
+                <w:b/>
+                <w:sz w:val="19"/>
+              </w:rPr>
+              <w:t>What it answers</w:t>
+            </w:r>
+          </w:p>
+        </w:tc>
+      </w:tr>
+      <w:tr>
+        <w:tc>
+          <w:tcPr>
+            <w:tcW w:type="dxa" w:w="2880"/>
+          </w:tcPr>
+          <w:p>
+            <w:r>
+              <w:rPr>
+                <w:sz w:val="19"/>
+              </w:rPr>
+              <w:t>1. Inventory the corpus</w:t>
+            </w:r>
+          </w:p>
+        </w:tc>
+        <w:tc>
+          <w:tcPr>
+            <w:tcW w:type="dxa" w:w="2880"/>
+          </w:tcPr>
+          <w:p>
+            <w:r>
+              <w:rPr>
+                <w:sz w:val="19"/>
+              </w:rPr>
+              <w:t>Pulled All of Us publications from the program's publications feed (reconciled to PubMed and iCite) and workspace projects live from the production project-directory API.</w:t>
+            </w:r>
+          </w:p>
+        </w:tc>
+        <w:tc>
+          <w:tcPr>
+            <w:tcW w:type="dxa" w:w="2880"/>
+          </w:tcPr>
+          <w:p>
+            <w:r>
+              <w:rPr>
+                <w:sz w:val="19"/>
+              </w:rPr>
+              <w:t>What has All of Us produced?</w:t>
+            </w:r>
+          </w:p>
+        </w:tc>
+      </w:tr>
+      <w:tr>
+        <w:tc>
+          <w:tcPr>
+            <w:tcW w:type="dxa" w:w="2880"/>
+          </w:tcPr>
+          <w:p>
+            <w:r>
+              <w:rPr>
+                <w:sz w:val="19"/>
+              </w:rPr>
+              <w:t>2. Tag by theme</w:t>
+            </w:r>
+          </w:p>
+        </w:tc>
+        <w:tc>
+          <w:tcPr>
+            <w:tcW w:type="dxa" w:w="2880"/>
+          </w:tcPr>
+          <w:p>
+            <w:r>
+              <w:rPr>
+                <w:sz w:val="19"/>
+              </w:rPr>
+              <w:t>Applied a locked 19-theme taxonomy using keyword rules over title and abstract, plus a full-text layer where open-access full text exists.</w:t>
+            </w:r>
+          </w:p>
+        </w:tc>
+        <w:tc>
+          <w:tcPr>
+            <w:tcW w:type="dxa" w:w="2880"/>
+          </w:tcPr>
+          <w:p>
+            <w:r>
+              <w:rPr>
+                <w:sz w:val="19"/>
+              </w:rPr>
+              <w:t>What is the science actually about?</w:t>
+            </w:r>
+          </w:p>
+        </w:tc>
+      </w:tr>
+      <w:tr>
+        <w:tc>
+          <w:tcPr>
+            <w:tcW w:type="dxa" w:w="2880"/>
+          </w:tcPr>
+          <w:p>
+            <w:r>
+              <w:rPr>
+                <w:sz w:val="19"/>
+              </w:rPr>
+              <w:t>3. Map to NIH and attribute funding</w:t>
+            </w:r>
+          </w:p>
+        </w:tc>
+        <w:tc>
+          <w:tcPr>
+            <w:tcW w:type="dxa" w:w="2880"/>
+          </w:tcPr>
+          <w:p>
+            <w:r>
+              <w:rPr>
+                <w:sz w:val="19"/>
+              </w:rPr>
+              <w:t>Matched themes to 29 NIH strategic plans (166 extracted priorities) and resolved publication grant IDs to administering and co-funding Institutes via NIH RePORTER.</w:t>
+            </w:r>
+          </w:p>
+        </w:tc>
+        <w:tc>
+          <w:tcPr>
+            <w:tcW w:type="dxa" w:w="2880"/>
+          </w:tcPr>
+          <w:p>
+            <w:r>
+              <w:rPr>
+                <w:sz w:val="19"/>
+              </w:rPr>
+              <w:t>Which NIH priorities and Institutes does the work serve?</w:t>
+            </w:r>
+          </w:p>
+        </w:tc>
+      </w:tr>
+      <w:tr>
+        <w:tc>
+          <w:tcPr>
+            <w:tcW w:type="dxa" w:w="2880"/>
+          </w:tcPr>
+          <w:p>
+            <w:r>
+              <w:rPr>
+                <w:sz w:val="19"/>
+              </w:rPr>
+              <w:t>4. Compare to peer biobanks</w:t>
+            </w:r>
+          </w:p>
+        </w:tc>
+        <w:tc>
+          <w:tcPr>
+            <w:tcW w:type="dxa" w:w="2880"/>
+          </w:tcPr>
+          <w:p>
+            <w:r>
+              <w:rPr>
+                <w:sz w:val="19"/>
+              </w:rPr>
+              <w:t>Pulled UK Biobank, FinnGen, the Million Veteran Program, and China Kadoorie by full-census name-search and tagged them with the same tagger, then computed a static theme-share index.</w:t>
+            </w:r>
+          </w:p>
+        </w:tc>
+        <w:tc>
+          <w:tcPr>
+            <w:tcW w:type="dxa" w:w="2880"/>
+          </w:tcPr>
+          <w:p>
+            <w:r>
+              <w:rPr>
+                <w:sz w:val="19"/>
+              </w:rPr>
+              <w:t>How does All of Us differ from comparable cohorts?</w:t>
+            </w:r>
+          </w:p>
+        </w:tc>
+      </w:tr>
+      <w:tr>
+        <w:tc>
+          <w:tcPr>
+            <w:tcW w:type="dxa" w:w="2880"/>
+          </w:tcPr>
+          <w:p>
+            <w:r>
+              <w:rPr>
+                <w:sz w:val="19"/>
+              </w:rPr>
+              <w:t>5. Scan the frontier and benchmark the platform</w:t>
+            </w:r>
+          </w:p>
+        </w:tc>
+        <w:tc>
+          <w:tcPr>
+            <w:tcW w:type="dxa" w:w="2880"/>
+          </w:tcPr>
+          <w:p>
+            <w:r>
+              <w:rPr>
+                <w:sz w:val="19"/>
+              </w:rPr>
+              <w:t>Ran term-acceleration over 322,138 preprints and 460,285 NIH grants (2021 to 2026), induced emerging topics, and overlaid data-feasibility; benchmarked the Researcher Workbench against five comparator platforms; scored recommendations on an 8-criterion rubric.</w:t>
+            </w:r>
+          </w:p>
+        </w:tc>
+        <w:tc>
+          <w:tcPr>
+            <w:tcW w:type="dxa" w:w="2880"/>
+          </w:tcPr>
+          <w:p>
+            <w:r>
+              <w:rPr>
+                <w:sz w:val="19"/>
+              </w:rPr>
+              <w:t>What is rising that All of Us has not claimed, and what should it build?</w:t>
+            </w:r>
+          </w:p>
+        </w:tc>
+      </w:tr>
+    </w:tbl>
+    <w:p/>
+    <w:p>
+      <w:r>
+        <w:rPr>
+          <w:sz w:val="22"/>
+        </w:rPr>
+        <w:t>The numbers behind the pipeline: 1,657 publications (1,653 substantive); 32,922 workspaces (20,165 substantive) from a live 2026-10-14 pull, re-verified unchanged on 2026-10-21; 29 strategic plans; 166 priorities; four peer biobanks (UK Biobank 12,986, FinnGen 3,376, MVP 501, China Kadoorie 588); 322,138 preprints and 460,285 grants; and a Workbench benchmark in which all 87 platform claims were fetch-verified against a cited source.</w:t>
       </w:r>
     </w:p>
     <w:p>
       <w:r>
         <w:rPr>
-          <w:sz w:val="21"/>
-        </w:rPr>
-        <w:t>A reproducible, five-step Python pipeline (public repository); every figure traces to a script and a data file.</w:t>
-      </w:r>
-    </w:p>
-    <w:p>
-      <w:pPr>
-        <w:pStyle w:val="ListNumber"/>
-      </w:pPr>
-      <w:r>
-        <w:rPr>
-          <w:b/>
-          <w:sz w:val="21"/>
-        </w:rPr>
-        <w:t>Corpus acquisition.</w:t>
-      </w:r>
-      <w:r>
-        <w:rPr>
-          <w:sz w:val="21"/>
-        </w:rPr>
-        <w:t xml:space="preserve"> AoU publications pulled live from the program's publications feed (reconciled to PubMed/iCite) - </w:t>
-      </w:r>
-      <w:r>
-        <w:rPr>
-          <w:b/>
-          <w:sz w:val="21"/>
-        </w:rPr>
-        <w:t>1,657 records (1,653 substantive)</w:t>
-      </w:r>
-      <w:r>
-        <w:rPr>
-          <w:sz w:val="21"/>
-        </w:rPr>
-        <w:t xml:space="preserve">; workspace projects pulled </w:t>
-      </w:r>
-      <w:r>
-        <w:rPr>
-          <w:b/>
-          <w:sz w:val="21"/>
-        </w:rPr>
-        <w:t>live from the production project-directory API</w:t>
-      </w:r>
-      <w:r>
-        <w:rPr>
-          <w:sz w:val="21"/>
-        </w:rPr>
-        <w:t xml:space="preserve"> (32,922 workspaces; </w:t>
-      </w:r>
-      <w:r>
-        <w:rPr>
-          <w:b/>
-          <w:sz w:val="21"/>
-        </w:rPr>
-        <w:t>20,165 substantive</w:t>
-      </w:r>
-      <w:r>
-        <w:rPr>
-          <w:sz w:val="21"/>
-        </w:rPr>
-        <w:t xml:space="preserve"> after dropping educational/training/stub/duplicate records; live pull 2026-10-14, re-verified 2026-10-21). Full text back-filled from Europe PMC JATS where a PMC id exists.</w:t>
-      </w:r>
-    </w:p>
-    <w:p>
-      <w:pPr>
-        <w:pStyle w:val="ListNumber"/>
-      </w:pPr>
-      <w:r>
-        <w:rPr>
-          <w:b/>
-          <w:sz w:val="21"/>
-        </w:rPr>
-        <w:t>Theme tagging.</w:t>
-      </w:r>
-      <w:r>
-        <w:rPr>
-          <w:sz w:val="21"/>
-        </w:rPr>
-        <w:t xml:space="preserve"> A locked </w:t>
-      </w:r>
-      <w:r>
-        <w:rPr>
-          <w:b/>
-          <w:sz w:val="21"/>
-        </w:rPr>
-        <w:t>19-theme taxonomy</w:t>
-      </w:r>
-      <w:r>
-        <w:rPr>
-          <w:sz w:val="21"/>
-        </w:rPr>
-        <w:t xml:space="preserve"> applied by keyword rules over </w:t>
-      </w:r>
-      <w:r>
-        <w:rPr>
-          <w:b/>
-          <w:sz w:val="21"/>
-        </w:rPr>
-        <w:t>title + abstract</w:t>
-      </w:r>
-      <w:r>
-        <w:rPr>
-          <w:sz w:val="21"/>
-        </w:rPr>
-        <w:t xml:space="preserve"> (canonical, year-comparable) and a </w:t>
-      </w:r>
-      <w:r>
-        <w:rPr>
-          <w:b/>
-          <w:sz w:val="21"/>
-        </w:rPr>
-        <w:t>full-text-augmented</w:t>
-      </w:r>
-      <w:r>
-        <w:rPr>
-          <w:sz w:val="21"/>
-        </w:rPr>
-        <w:t xml:space="preserve"> layer; AoU data are OMOP-standardized. Mean 2.1 themes/pub (abstract) vs 3.4 (full text).</w:t>
-      </w:r>
-    </w:p>
-    <w:p>
-      <w:pPr>
-        <w:pStyle w:val="ListNumber"/>
-      </w:pPr>
-      <w:r>
-        <w:rPr>
-          <w:b/>
-          <w:sz w:val="21"/>
-        </w:rPr>
-        <w:t>IC attribution.</w:t>
-      </w:r>
-      <w:r>
-        <w:rPr>
-          <w:sz w:val="21"/>
-        </w:rPr>
-        <w:t xml:space="preserve"> NIH grant IDs parsed from publication grant strings and resolved to administering + co-funding ICs via </w:t>
-      </w:r>
-      <w:r>
-        <w:rPr>
-          <w:b/>
-          <w:sz w:val="21"/>
-        </w:rPr>
-        <w:t>NIH RePORTER</w:t>
-      </w:r>
-      <w:r>
-        <w:rPr>
-          <w:sz w:val="21"/>
-        </w:rPr>
-        <w:t xml:space="preserve">; mapped against </w:t>
-      </w:r>
-      <w:r>
-        <w:rPr>
-          <w:b/>
-          <w:sz w:val="21"/>
-        </w:rPr>
-        <w:t>166 priority statements</w:t>
-      </w:r>
-      <w:r>
-        <w:rPr>
-          <w:sz w:val="21"/>
-        </w:rPr>
-        <w:t xml:space="preserve"> extracted from </w:t>
-      </w:r>
-      <w:r>
-        <w:rPr>
-          <w:b/>
-          <w:sz w:val="21"/>
-        </w:rPr>
-        <w:t>29 NIH strategic plans</w:t>
-      </w:r>
-      <w:r>
-        <w:rPr>
-          <w:sz w:val="21"/>
-        </w:rPr>
-        <w:t xml:space="preserve"> → a corpus × IC alignment matrix.</w:t>
-      </w:r>
-    </w:p>
-    <w:p>
-      <w:pPr>
-        <w:pStyle w:val="ListNumber"/>
-      </w:pPr>
-      <w:r>
-        <w:rPr>
-          <w:b/>
-          <w:sz w:val="21"/>
-        </w:rPr>
-        <w:t>Peer benchmarking.</w:t>
-      </w:r>
-      <w:r>
-        <w:rPr>
-          <w:sz w:val="21"/>
-        </w:rPr>
-        <w:t xml:space="preserve"> Four peer biobanks (UK Biobank, FinnGen, MVP, China Kadoorie) pulled by </w:t>
-      </w:r>
-      <w:r>
-        <w:rPr>
-          <w:b/>
-          <w:sz w:val="21"/>
-        </w:rPr>
-        <w:t>full-census PubMed name-search</w:t>
-      </w:r>
-      <w:r>
-        <w:rPr>
-          <w:sz w:val="21"/>
-        </w:rPr>
-        <w:t xml:space="preserve"> and tagged with the </w:t>
-      </w:r>
-      <w:r>
-        <w:rPr>
-          <w:b/>
-          <w:sz w:val="21"/>
-        </w:rPr>
-        <w:t>same tagger</w:t>
-      </w:r>
-      <w:r>
-        <w:rPr>
-          <w:sz w:val="21"/>
-        </w:rPr>
-        <w:t xml:space="preserve"> → a static theme-share index (AoU vs peer median).</w:t>
-      </w:r>
-    </w:p>
-    <w:p>
-      <w:pPr>
-        <w:pStyle w:val="ListNumber"/>
-      </w:pPr>
-      <w:r>
-        <w:rPr>
-          <w:b/>
-          <w:sz w:val="21"/>
-        </w:rPr>
-        <w:t>Horizon scan + platform benchmark + scoring.</w:t>
-      </w:r>
-      <w:r>
-        <w:rPr>
-          <w:sz w:val="21"/>
-        </w:rPr>
-        <w:t xml:space="preserve"> Open-discovery </w:t>
-      </w:r>
-      <w:r>
-        <w:rPr>
-          <w:b/>
-          <w:sz w:val="21"/>
-        </w:rPr>
-        <w:t>term-acceleration</w:t>
-      </w:r>
-      <w:r>
-        <w:rPr>
-          <w:sz w:val="21"/>
-        </w:rPr>
-        <w:t xml:space="preserve"> over </w:t>
-      </w:r>
-      <w:r>
-        <w:rPr>
-          <w:b/>
-          <w:sz w:val="21"/>
-        </w:rPr>
-        <w:t>322,138 preprints + 460,285 NIH grants</w:t>
-      </w:r>
-      <w:r>
-        <w:rPr>
-          <w:sz w:val="21"/>
-        </w:rPr>
-        <w:t xml:space="preserve"> (2021–26) with LLM topic induction and an AoU data-feasibility overlay; the Researcher Workbench benchmarked against five comparator platforms with </w:t>
-      </w:r>
-      <w:r>
-        <w:rPr>
-          <w:b/>
-          <w:sz w:val="21"/>
-        </w:rPr>
-        <w:t>87/87 fetch-verified citations</w:t>
-      </w:r>
-      <w:r>
-        <w:rPr>
-          <w:sz w:val="21"/>
-        </w:rPr>
-        <w:t xml:space="preserve">; candidate recommendations scored on an 8-criterion rubric. </w:t>
-      </w:r>
-      <w:r>
-        <w:rPr>
-          <w:b/>
-          <w:sz w:val="21"/>
-        </w:rPr>
-        <w:t>Caveats:</w:t>
-      </w:r>
-      <w:r>
-        <w:rPr>
-          <w:sz w:val="21"/>
-        </w:rPr>
-        <w:t xml:space="preserve"> keyword tagging is directional; peer corpora are unaudited (use the static share index, not trend differentials); workspace text is self-described intent; grant/IC coverage ~30%.</w:t>
-      </w:r>
-    </w:p>
-    <w:p>
-      <w:r>
-        <w:rPr>
-          <w:sz w:val="21"/>
-        </w:rPr>
-        <w:t>2.2 What AoU science is about: theme distribution; the 8 focus areas largely hold.</w:t>
-      </w:r>
-    </w:p>
-    <w:p>
-      <w:r>
-        <w:rPr>
-          <w:sz w:val="21"/>
-        </w:rPr>
-        <w:t>2.3 Three structural gaps in the framework: a data-science/AI/methods "orphan," wearables, multi-omics.</w:t>
-      </w:r>
-    </w:p>
-    <w:p>
-      <w:r>
-        <w:rPr>
-          <w:sz w:val="21"/>
-        </w:rPr>
-        <w:t>2.4 Funding attribution (NIH IC landscape) and the pan-NIH infrastructure framing.</w:t>
-      </w:r>
-    </w:p>
-    <w:p>
-      <w:r>
-        <w:rPr>
-          <w:sz w:val="21"/>
-        </w:rPr>
-        <w:t xml:space="preserve">2.5 Ancillary (partnered) studies as the leading edge: new modalities on top of the core protocol - Exploring the Mind (objective cognition/behavior, NIMH), Eyes on Health (retinal imaging/oculomics, NEI/NIBIB), Nutrition for Precision Health (individualized diet response, Common Fund), Environmental Health &amp; Exposomics (NIEHS). Several post-date the 2020 roadmap and are only now releasing data, so they are near-absent from the publication record. The methodological point: </w:t>
-      </w:r>
-      <w:r>
-        <w:rPr>
-          <w:b/>
-          <w:sz w:val="21"/>
-        </w:rPr>
-        <w:t>workspace activity leads publications by a year or more</w:t>
-      </w:r>
-      <w:r>
-        <w:rPr>
-          <w:sz w:val="21"/>
-        </w:rPr>
-        <w:t xml:space="preserve"> - Exploring the Mind has 0 publications/preprints anywhere (verified via Europe PMC) yet 32 workspaces (27 newly visible in the 2026-10-14 live pull), which is why a live workspace census, not a cached snapshot, is essential and why these studies must be scored on goals + workspace intent. Related live program activity: the Multi-Omics Working Group is generating RNA-seq + Olink proteomics + PacBio long-read on ~10,000 diverse participants (scaling toward ~50,000), and the program has publicly posted a mechanism for external (academic/nonprofit/industry) investigators to request biospecimens to generate new data types - both surfaced in the 2026 committee series.</w:t>
-      </w:r>
-    </w:p>
-    <w:p>
-      <w:r>
-        <w:rPr>
-          <w:b/>
-          <w:sz w:val="21"/>
-        </w:rPr>
-        <w:t>Key citations:</w:t>
-      </w:r>
-      <w:r>
-        <w:rPr>
-          <w:sz w:val="21"/>
-        </w:rPr>
-        <w:t xml:space="preserve"> </w:t>
+          <w:sz w:val="22"/>
+        </w:rPr>
+        <w:t>Three interpretive cautions travel with every result. Peer comparisons are most reliable as relative emphasis, each cohort's mix of topics, not as head-to-head growth rates, because the peer corpora are name-search-based and unaudited; we therefore read the static share index, not trend differentials. Workspace text describes researchers' self-described intent, not executed code, so workspace percentages are directional. And keyword tagging is directional rather than per-record classification, though it is order-of-magnitude robust and validated against the methods All of Us is known for. Our analytic choices build on the common-data-model and phenome-wide foundations that make EHR-linked cohorts computable in the first place (</w:t>
       </w:r>
       <w:hyperlink r:id="rId14">
         <w:r>
           <w:rPr>
             <w:color w:val="1155CC"/>
             <w:u w:val="single"/>
-            <w:sz w:val="20"/>
           </w:rPr>
-          <w:t xml:space="preserve">All of Us Genomic Data, Nature 2024</w:t>
+          <w:t xml:space="preserve">Overhage et al. (OMOP CDM), JAMIA 2012</w:t>
         </w:r>
       </w:hyperlink>
       <w:r>
         <w:rPr>
-          <w:sz w:val="21"/>
+          <w:sz w:val="22"/>
         </w:rPr>
         <w:t xml:space="preserve">; </w:t>
       </w:r>
@@ -719,30 +583,44 @@
           <w:rPr>
             <w:color w:val="1155CC"/>
             <w:u w:val="single"/>
-            <w:sz w:val="20"/>
           </w:rPr>
-          <w:t xml:space="preserve">Ramirez et al., Patterns 2022</w:t>
+          <w:t xml:space="preserve">Denny et al. (PheWAS), Bioinformatics 2010</w:t>
         </w:r>
       </w:hyperlink>
       <w:r>
         <w:rPr>
-          <w:sz w:val="21"/>
-        </w:rPr>
-        <w:t xml:space="preserve">; </w:t>
+          <w:sz w:val="22"/>
+        </w:rPr>
+        <w:t>).</w:t>
+      </w:r>
+    </w:p>
+    <w:p>
+      <w:pPr>
+        <w:pStyle w:val="Heading1"/>
+      </w:pPr>
+      <w:r>
+        <w:t>3. The All of Us research landscape</w:t>
+      </w:r>
+    </w:p>
+    <w:p>
+      <w:r>
+        <w:rPr>
+          <w:sz w:val="22"/>
+        </w:rPr>
+        <w:t>The eight focus areas describe most of the program's science well, and that is the first and most reassuring finding: the framework is not broken. The theme distribution maps cleanly onto the focus areas, and the program's flagship genomic and data releases anchor a genuinely multi-modal resource of linked EHR, surveys, physical measures, wearables, and diverse whole-genome sequencing (</w:t>
       </w:r>
       <w:hyperlink r:id="rId16">
         <w:r>
           <w:rPr>
             <w:color w:val="1155CC"/>
             <w:u w:val="single"/>
-            <w:sz w:val="20"/>
           </w:rPr>
-          <w:t xml:space="preserve">Lederer et al. (Fitbit), JMIR 2023</w:t>
+          <w:t xml:space="preserve">All of Us Genomic Data, Nature 2024</w:t>
         </w:r>
       </w:hyperlink>
       <w:r>
         <w:rPr>
-          <w:sz w:val="21"/>
+          <w:sz w:val="22"/>
         </w:rPr>
         <w:t xml:space="preserve">; </w:t>
       </w:r>
@@ -751,14 +629,13 @@
           <w:rPr>
             <w:color w:val="1155CC"/>
             <w:u w:val="single"/>
-            <w:sz w:val="20"/>
           </w:rPr>
-          <w:t xml:space="preserve">Overhage et al. (OMOP CDM), JAMIA 2012</w:t>
+          <w:t xml:space="preserve">Ramirez et al., Patterns 2022</w:t>
         </w:r>
       </w:hyperlink>
       <w:r>
         <w:rPr>
-          <w:sz w:val="21"/>
+          <w:sz w:val="22"/>
         </w:rPr>
         <w:t xml:space="preserve">; </w:t>
       </w:r>
@@ -767,30 +644,44 @@
           <w:rPr>
             <w:color w:val="1155CC"/>
             <w:u w:val="single"/>
-            <w:sz w:val="20"/>
           </w:rPr>
-          <w:t xml:space="preserve">Denny et al. (PheWAS), Bioinformatics 2010</w:t>
+          <w:t xml:space="preserve">Lederer et al. (Fitbit), JMIR 2023</w:t>
         </w:r>
       </w:hyperlink>
       <w:r>
         <w:rPr>
-          <w:sz w:val="21"/>
-        </w:rPr>
-        <w:t xml:space="preserve">. Ancillary studies: </w:t>
+          <w:sz w:val="22"/>
+        </w:rPr>
+        <w:t>).</w:t>
+      </w:r>
+    </w:p>
+    <w:p>
+      <w:r>
+        <w:rPr>
+          <w:sz w:val="22"/>
+        </w:rPr>
+        <w:t>Three bodies of work, however, have outgrown the framework. Data science and AI methods now account for roughly a fifth of the program's publications but have no focus area of their own. Wearable and remote-monitoring research has become a distinct field rather than an accessory to other areas. And multi-omics, as proteomics and metabolomics arrive at scale, is still buried inside "Genetics &amp; Biology" where it is easy to overlook. Funding attribution reinforces the pan-NIH character of the program: the work is overwhelmingly Office-of-the-Director funded by design, with strong secondary alignment to the genomics, heart and lung, and cancer Institutes, which argues for positioning All of Us explicitly as shared NIH-wide infrastructure.</w:t>
+      </w:r>
+    </w:p>
+    <w:p>
+      <w:r>
+        <w:rPr>
+          <w:sz w:val="22"/>
+        </w:rPr>
+        <w:t>The most important landscape finding is temporal rather than thematic. The newest science in the program is not yet in the publication record at all; it is in the researcher workspaces. The ancillary, or partnered, studies add entirely new modalities on top of the core protocol: Exploring the Mind contributes objective cognitive and behavioral data, Eyes on Health contributes retinal imaging for oculomics, Nutrition for Precision Health contributes deep dietary phenotyping, and Environmental Health and Exposomics contributes environmental biomarkers. Several of these post-date the 2020 roadmap and are only now releasing data, so they are nearly absent from publications. Yet they are already visible, and growing, in what researchers are building. Exploring the Mind has zero publications or preprints anywhere, verified against Europe PMC, and yet it appears in 32 workspaces, 27 of which were invisible in the previous cached snapshot and surfaced only when we pulled the live production registry. The lesson is methodological and strategic at once: workspace activity leads publications by a year or more, so ancillary studies must be scored on their stated goals and their live workspace footprint, and the program must analyze a live census rather than a stale one. The same live signal shows the Multi-Omics Working Group generating RNA-seq, Olink proteomics, and long-read sequencing on roughly ten thousand diverse participants, and a newly posted mechanism for external investigators to request biospecimens, developments that the publication-based view would miss entirely (</w:t>
       </w:r>
       <w:hyperlink r:id="rId19">
         <w:r>
           <w:rPr>
             <w:color w:val="1155CC"/>
             <w:u w:val="single"/>
-            <w:sz w:val="20"/>
           </w:rPr>
           <w:t xml:space="preserve">NIH Partnered Research Studies</w:t>
         </w:r>
       </w:hyperlink>
       <w:r>
         <w:rPr>
-          <w:sz w:val="21"/>
+          <w:sz w:val="22"/>
         </w:rPr>
         <w:t xml:space="preserve">; </w:t>
       </w:r>
@@ -799,16 +690,15 @@
           <w:rPr>
             <w:color w:val="1155CC"/>
             <w:u w:val="single"/>
-            <w:sz w:val="20"/>
           </w:rPr>
           <w:t xml:space="preserve">Cohn et al. (Women's Health Driver Project), J Women's Health 2026</w:t>
         </w:r>
       </w:hyperlink>
       <w:r>
         <w:rPr>
-          <w:sz w:val="21"/>
-        </w:rPr>
-        <w:t>.</w:t>
+          <w:sz w:val="22"/>
+        </w:rPr>
+        <w:t>).</w:t>
       </w:r>
     </w:p>
     <w:p>
@@ -816,68 +706,28 @@
         <w:pStyle w:val="Heading1"/>
       </w:pPr>
       <w:r>
-        <w:t>3. Benchmarking against peer biobanks</w:t>
+        <w:t>4. Benchmarking against peer biobanks</w:t>
       </w:r>
     </w:p>
     <w:p>
       <w:r>
         <w:rPr>
-          <w:sz w:val="21"/>
-        </w:rPr>
-        <w:t>3.1 The comparator set and method (full-census name-search; same-tagger).</w:t>
-      </w:r>
-    </w:p>
-    <w:p>
-      <w:r>
-        <w:rPr>
-          <w:sz w:val="21"/>
-        </w:rPr>
-        <w:t>3.2 AoU's distinctive identity: SDOH/health equity, ELSI/participant engagement, pharmacogenomics, methods - enabled by its diversity.</w:t>
-      </w:r>
-    </w:p>
-    <w:p>
-      <w:r>
-        <w:rPr>
-          <w:sz w:val="21"/>
-        </w:rPr>
-        <w:t>3.3 Where AoU trails: the five most under-indexed theme areas vs the peer median - rare disease &amp; Mendelian genetics (0.25×), environmental health (0.35×), genomics methods/complex-trait genetics (0.42×), neurology non-ADRD (0.46×), respiratory &amp; sleep (0.53×) - plus the data-modality gaps in multi-omics and imaging. Distinguish genuine addressable gaps (rare disease, environmental health - the latter already being closed by the Exposomics ancillary study) from by-design peer dominance (FinnGen rare-disease/genetics; CKB neurology).</w:t>
-      </w:r>
-    </w:p>
-    <w:p>
-      <w:r>
-        <w:rPr>
-          <w:sz w:val="21"/>
-        </w:rPr>
-        <w:t>3.4 Interpretation: distinctiveness vs growth; relative-emphasis vs data-availability vs researcher-base gaps; peer shares inflated by each cohort's recruitment design.</w:t>
-      </w:r>
-    </w:p>
-    <w:p>
-      <w:r>
-        <w:rPr>
-          <w:b/>
-          <w:sz w:val="21"/>
-        </w:rPr>
-        <w:t>Key citations:</w:t>
-      </w:r>
-      <w:r>
-        <w:rPr>
-          <w:sz w:val="21"/>
-        </w:rPr>
-        <w:t xml:space="preserve"> </w:t>
+          <w:sz w:val="22"/>
+        </w:rPr>
+        <w:t>Compared against UK Biobank, FinnGen, the Million Veteran Program, and China Kadoorie, using the same tagger on full-census corpora and reading relative emphasis rather than absolute counts, All of Us has a distinctive identity that is worth stating plainly because it is the program's durable advantage. All of Us leads the peer median, often by large margins, on social-determinants and health-equity research, on ethics and participant engagement, on pharmacogenomics, and on analytic methods. These are not accidents; they are what a diverse, consented, broadly phenotyped national cohort is uniquely able to produce (</w:t>
       </w:r>
       <w:hyperlink r:id="rId21">
         <w:r>
           <w:rPr>
             <w:color w:val="1155CC"/>
             <w:u w:val="single"/>
-            <w:sz w:val="20"/>
           </w:rPr>
           <w:t xml:space="preserve">Sudlow et al. (UK Biobank), PLoS Med 2015</w:t>
         </w:r>
       </w:hyperlink>
       <w:r>
         <w:rPr>
-          <w:sz w:val="21"/>
+          <w:sz w:val="22"/>
         </w:rPr>
         <w:t xml:space="preserve">; </w:t>
       </w:r>
@@ -886,14 +736,13 @@
           <w:rPr>
             <w:color w:val="1155CC"/>
             <w:u w:val="single"/>
-            <w:sz w:val="20"/>
           </w:rPr>
           <w:t xml:space="preserve">Gaziano et al. (MVP), J Clin Epidemiol 2016</w:t>
         </w:r>
       </w:hyperlink>
       <w:r>
         <w:rPr>
-          <w:sz w:val="21"/>
+          <w:sz w:val="22"/>
         </w:rPr>
         <w:t xml:space="preserve">; </w:t>
       </w:r>
@@ -902,14 +751,13 @@
           <w:rPr>
             <w:color w:val="1155CC"/>
             <w:u w:val="single"/>
-            <w:sz w:val="20"/>
           </w:rPr>
           <w:t xml:space="preserve">Kurki et al. (FinnGen), Nature 2023</w:t>
         </w:r>
       </w:hyperlink>
       <w:r>
         <w:rPr>
-          <w:sz w:val="21"/>
+          <w:sz w:val="22"/>
         </w:rPr>
         <w:t xml:space="preserve">; </w:t>
       </w:r>
@@ -918,30 +766,36 @@
           <w:rPr>
             <w:color w:val="1155CC"/>
             <w:u w:val="single"/>
-            <w:sz w:val="20"/>
           </w:rPr>
           <w:t xml:space="preserve">Chen et al. (China Kadoorie), Int J Epidemiol 2011</w:t>
         </w:r>
       </w:hyperlink>
       <w:r>
         <w:rPr>
-          <w:sz w:val="21"/>
-        </w:rPr>
-        <w:t xml:space="preserve">; </w:t>
+          <w:sz w:val="22"/>
+        </w:rPr>
+        <w:t>).</w:t>
+      </w:r>
+    </w:p>
+    <w:p>
+      <w:r>
+        <w:rPr>
+          <w:sz w:val="22"/>
+        </w:rPr>
+        <w:t>The program also genuinely trails in the five areas the Science Committee identified: imaging and multi-omics, which are data-modality gaps; aging research; rare disease, where All of Us is the most under-indexed relative to peers at roughly a quarter of the peer median; and environmental and social data. The right response is to separate the two kinds of gap. Some are addressable now and already being closed: rare-disease discovery is a natural fit for the program's diverse long-read sequencing, and the environmental gap is being closed directly by the November 2, 2026 data release and the Exposomics ancillary study. Others simply reflect a peer's by-design emphasis, FinnGen's founder-population concentration on rare disease and genetics, or China Kadoorie's focus on stroke and neurology, and chasing those would mean abandoning what makes All of Us distinctive. The deeper point, underscored by the diversity literature, is that representativeness is itself a scientific asset: polygenic scores and many genetic findings are far less accurate outside European-ancestry populations, so a cohort built for diversity is positioned to correct the field rather than merely add to it (</w:t>
       </w:r>
       <w:hyperlink r:id="rId25">
         <w:r>
           <w:rPr>
             <w:color w:val="1155CC"/>
             <w:u w:val="single"/>
-            <w:sz w:val="20"/>
           </w:rPr>
           <w:t xml:space="preserve">Sirugo et al. (missing diversity), Cell 2019</w:t>
         </w:r>
       </w:hyperlink>
       <w:r>
         <w:rPr>
-          <w:sz w:val="21"/>
+          <w:sz w:val="22"/>
         </w:rPr>
         <w:t xml:space="preserve">; </w:t>
       </w:r>
@@ -950,14 +804,13 @@
           <w:rPr>
             <w:color w:val="1155CC"/>
             <w:u w:val="single"/>
-            <w:sz w:val="20"/>
           </w:rPr>
-          <w:t xml:space="preserve">Martin et al. (PRS equity), Nat Genet 2019</w:t>
+          <w:t xml:space="preserve">Martin et al. (PRS &amp; equity), Nat Genet 2019</w:t>
         </w:r>
       </w:hyperlink>
       <w:r>
         <w:rPr>
-          <w:sz w:val="21"/>
+          <w:sz w:val="22"/>
         </w:rPr>
         <w:t xml:space="preserve">; </w:t>
       </w:r>
@@ -966,16 +819,15 @@
           <w:rPr>
             <w:color w:val="1155CC"/>
             <w:u w:val="single"/>
-            <w:sz w:val="20"/>
           </w:rPr>
           <w:t xml:space="preserve">Fry et al. (representativeness), Am J Epidemiol 2017</w:t>
         </w:r>
       </w:hyperlink>
       <w:r>
         <w:rPr>
-          <w:sz w:val="21"/>
-        </w:rPr>
-        <w:t>.</w:t>
+          <w:sz w:val="22"/>
+        </w:rPr>
+        <w:t>).</w:t>
       </w:r>
     </w:p>
     <w:p>
@@ -983,76 +835,28 @@
         <w:pStyle w:val="Heading1"/>
       </w:pPr>
       <w:r>
-        <w:t>4. Emerging scientific frontiers and AoU white space</w:t>
+        <w:t>5. Emerging scientific frontiers and All of Us white space</w:t>
       </w:r>
     </w:p>
     <w:p>
       <w:r>
         <w:rPr>
-          <w:sz w:val="21"/>
-        </w:rPr>
-        <w:t>4.1 Horizon-scan method (preprints + grants; term-acceleration; open topic discovery; feasibility overlay).</w:t>
-      </w:r>
-    </w:p>
-    <w:p>
-      <w:r>
-        <w:rPr>
-          <w:sz w:val="21"/>
-        </w:rPr>
-        <w:t>4.2 The AI/ML wave: genomic foundation models, LLMs/agentic AI, multimodal modeling.</w:t>
-      </w:r>
-    </w:p>
-    <w:p>
-      <w:r>
-        <w:rPr>
-          <w:sz w:val="21"/>
-        </w:rPr>
-        <w:t>4.3 Disease-definition and methods shifts (e.g., MASLD; causal inference/target-trial emulation).</w:t>
-      </w:r>
-    </w:p>
-    <w:p>
-      <w:r>
-        <w:rPr>
-          <w:sz w:val="21"/>
-        </w:rPr>
-        <w:t>4.4 Frontiers outside AoU's data model (single-cell/spatial, protein structure) - partner, don't chase.</w:t>
-      </w:r>
-    </w:p>
-    <w:p>
-      <w:r>
-        <w:rPr>
-          <w:sz w:val="21"/>
-        </w:rPr>
-        <w:t>4.5 Actionable white space for a diverse cohort.</w:t>
-      </w:r>
-    </w:p>
-    <w:p>
-      <w:r>
-        <w:rPr>
-          <w:b/>
-          <w:sz w:val="21"/>
-        </w:rPr>
-        <w:t>Key citations:</w:t>
-      </w:r>
-      <w:r>
-        <w:rPr>
-          <w:sz w:val="21"/>
-        </w:rPr>
-        <w:t xml:space="preserve"> </w:t>
+          <w:sz w:val="22"/>
+        </w:rPr>
+        <w:t>The horizon scan asks a different question than the corpus analysis: not what All of Us studies, but what the field is accelerating toward that All of Us has not yet claimed. Running term-acceleration over hundreds of thousands of preprints and grants and then filtering to what the program's data can actually support, the answer is unambiguous. The fastest-rising frontier in biomedicine is AI and foundation models: genomic and DNA language models, large language and agentic AI systems, and multimodal modeling. All of Us is almost entirely absent from all of it, under roughly 0.3% of its work on nearly every one of these topics (</w:t>
       </w:r>
       <w:hyperlink r:id="rId28">
         <w:r>
           <w:rPr>
             <w:color w:val="1155CC"/>
             <w:u w:val="single"/>
-            <w:sz w:val="20"/>
           </w:rPr>
           <w:t xml:space="preserve">Moor et al. (generalist medical AI), Nature 2023</w:t>
         </w:r>
       </w:hyperlink>
       <w:r>
         <w:rPr>
-          <w:sz w:val="21"/>
+          <w:sz w:val="22"/>
         </w:rPr>
         <w:t xml:space="preserve">; </w:t>
       </w:r>
@@ -1061,14 +865,13 @@
           <w:rPr>
             <w:color w:val="1155CC"/>
             <w:u w:val="single"/>
-            <w:sz w:val="20"/>
           </w:rPr>
           <w:t xml:space="preserve">Singhal et al. (Med-PaLM), Nature 2023</w:t>
         </w:r>
       </w:hyperlink>
       <w:r>
         <w:rPr>
-          <w:sz w:val="21"/>
+          <w:sz w:val="22"/>
         </w:rPr>
         <w:t xml:space="preserve">; </w:t>
       </w:r>
@@ -1077,14 +880,13 @@
           <w:rPr>
             <w:color w:val="1155CC"/>
             <w:u w:val="single"/>
-            <w:sz w:val="20"/>
           </w:rPr>
           <w:t xml:space="preserve">Dalla-Torre et al. (Nucleotide Transformer), Nat Methods 2025</w:t>
         </w:r>
       </w:hyperlink>
       <w:r>
         <w:rPr>
-          <w:sz w:val="21"/>
+          <w:sz w:val="22"/>
         </w:rPr>
         <w:t xml:space="preserve">; </w:t>
       </w:r>
@@ -1093,14 +895,13 @@
           <w:rPr>
             <w:color w:val="1155CC"/>
             <w:u w:val="single"/>
-            <w:sz w:val="20"/>
           </w:rPr>
           <w:t xml:space="preserve">Nguyen et al. (Evo), Science 2024</w:t>
         </w:r>
       </w:hyperlink>
       <w:r>
         <w:rPr>
-          <w:sz w:val="21"/>
+          <w:sz w:val="22"/>
         </w:rPr>
         <w:t xml:space="preserve">; </w:t>
       </w:r>
@@ -1109,30 +910,36 @@
           <w:rPr>
             <w:color w:val="1155CC"/>
             <w:u w:val="single"/>
-            <w:sz w:val="20"/>
           </w:rPr>
           <w:t xml:space="preserve">Acosta et al. (multimodal biomedical AI), Nat Med 2022</w:t>
         </w:r>
       </w:hyperlink>
       <w:r>
         <w:rPr>
-          <w:sz w:val="21"/>
-        </w:rPr>
-        <w:t xml:space="preserve">; </w:t>
+          <w:sz w:val="22"/>
+        </w:rPr>
+        <w:t>).</w:t>
+      </w:r>
+    </w:p>
+    <w:p>
+      <w:r>
+        <w:rPr>
+          <w:sz w:val="22"/>
+        </w:rPr>
+        <w:t>Absence is not the same as opportunity, so the feasibility overlay matters. The highest-leverage gap is genomic foundation models, because the program's diverse, consented whole-genome data linked to longitudinal EHR is arguably the best public substrate in the world for training and evaluating ancestry-fair models, a substrate no peer biobank can match. Close behind are in-environment large-language-model and agentic workflows, which require the text and the compute platform the program already has. A few non-AI shifts are worth adopting opportunistically, notably the MASLD and MASH nomenclature change, which is a low-effort, high-credibility EHR phenotype, and target-trial-emulation methods for causal inference on the program's longitudinal records (</w:t>
       </w:r>
       <w:hyperlink r:id="rId33">
         <w:r>
           <w:rPr>
             <w:color w:val="1155CC"/>
             <w:u w:val="single"/>
-            <w:sz w:val="20"/>
           </w:rPr>
           <w:t xml:space="preserve">Rinella et al. (MASLD nomenclature), Hepatology 2023</w:t>
         </w:r>
       </w:hyperlink>
       <w:r>
         <w:rPr>
-          <w:sz w:val="21"/>
+          <w:sz w:val="22"/>
         </w:rPr>
         <w:t xml:space="preserve">; </w:t>
       </w:r>
@@ -1141,32 +948,30 @@
           <w:rPr>
             <w:color w:val="1155CC"/>
             <w:u w:val="single"/>
-            <w:sz w:val="20"/>
           </w:rPr>
           <w:t xml:space="preserve">Hernán &amp; Robins (target-trial emulation), Am J Epidemiol 2016</w:t>
         </w:r>
       </w:hyperlink>
       <w:r>
         <w:rPr>
-          <w:sz w:val="21"/>
-        </w:rPr>
-        <w:t xml:space="preserve">; </w:t>
+          <w:sz w:val="22"/>
+        </w:rPr>
+        <w:t>). Just as important is the boundary: single-cell and spatial tissue omics and AI protein-structure prediction are genuine frontiers that require assays All of Us does not generate, so the program should be the population-scale partner that links those discoveries to diverse human phenotypes rather than trying to reproduce them (</w:t>
       </w:r>
       <w:hyperlink r:id="rId35">
         <w:r>
           <w:rPr>
             <w:color w:val="1155CC"/>
             <w:u w:val="single"/>
-            <w:sz w:val="20"/>
           </w:rPr>
           <w:t xml:space="preserve">Jumper et al. (AlphaFold), Nature 2021</w:t>
         </w:r>
       </w:hyperlink>
       <w:r>
         <w:rPr>
-          <w:sz w:val="21"/>
-        </w:rPr>
-        <w:t>.</w:t>
+          <w:sz w:val="22"/>
+        </w:rPr>
+        <w:t>).</w:t>
       </w:r>
     </w:p>
     <w:p>
@@ -1174,76 +979,28 @@
         <w:pStyle w:val="Heading1"/>
       </w:pPr>
       <w:r>
-        <w:t>5. The analysis platform: the Researcher Workbench</w:t>
+        <w:t>6. The analysis platform: the Researcher Workbench</w:t>
       </w:r>
     </w:p>
     <w:p>
       <w:r>
         <w:rPr>
-          <w:sz w:val="21"/>
-        </w:rPr>
-        <w:t>5.1 Why the platform shapes the science; comparator platforms (N3C, Terra/AnVIL, BioData Catalyst, UKB-RAP, Kids First).</w:t>
-      </w:r>
-    </w:p>
-    <w:p>
-      <w:r>
-        <w:rPr>
-          <w:sz w:val="21"/>
-        </w:rPr>
-        <w:t>5.2 Capability/data-asset gaps: reusable tool/workflow registry; portable workflows/standards.</w:t>
-      </w:r>
-    </w:p>
-    <w:p>
-      <w:r>
-        <w:rPr>
-          <w:sz w:val="21"/>
-        </w:rPr>
-        <w:t>5.3 Governed in-environment AI: the BAA/egress reality and the in-VPC path.</w:t>
-      </w:r>
-    </w:p>
-    <w:p>
-      <w:r>
-        <w:rPr>
-          <w:sz w:val="21"/>
-        </w:rPr>
-        <w:t>5.4 Reuse and collaboration signals on the 32,922-workspace census (87.7% solo, 3.2% multi-institution, ~18% tutorial clones) - and what they imply for a reuse economy.</w:t>
-      </w:r>
-    </w:p>
-    <w:p>
-      <w:r>
-        <w:rPr>
-          <w:sz w:val="21"/>
-        </w:rPr>
-        <w:t>5.5 Convergent external evidence: an unreleased 2026 ACT-IAC/AoU draft white paper (*Advancing AI/ML for the NIH All of Us Research Program*), built from stakeholder interviews, independently recommends the same enablers - a governed in-environment AI research assistant with agent-ready (MCP) metadata services, a reusable-research-asset registry with graduated tool certification, portable workflows, and a hybrid/federated compute model. Qualitative triangulation of this paper's quantitative gap analysis. (Confidential draft - cited, not quoted.)</w:t>
-      </w:r>
-    </w:p>
-    <w:p>
-      <w:r>
-        <w:rPr>
-          <w:b/>
-          <w:sz w:val="21"/>
-        </w:rPr>
-        <w:t>Key citations:</w:t>
-      </w:r>
-      <w:r>
-        <w:rPr>
-          <w:sz w:val="21"/>
-        </w:rPr>
-        <w:t xml:space="preserve"> </w:t>
+          <w:sz w:val="22"/>
+        </w:rPr>
+        <w:t>Science is bounded by what the platform permits, so the refresh must look at the Researcher Workbench and not only at the data. Benchmarked against five comparator platforms, N3C, Terra and AnVIL, BioData Catalyst, the UK Biobank Research Analysis Platform, and Kids First, with every claim verified against a cited source, the Workbench leads on data assets and on AI-grade compute. Its deficiencies are not in data or raw compute; they are in the capabilities that turn data and compute into shared, reusable, AI-enabled science (</w:t>
       </w:r>
       <w:hyperlink r:id="rId36">
         <w:r>
           <w:rPr>
             <w:color w:val="1155CC"/>
             <w:u w:val="single"/>
-            <w:sz w:val="20"/>
           </w:rPr>
           <w:t xml:space="preserve">Haendel et al. (N3C), JAMIA 2021</w:t>
         </w:r>
       </w:hyperlink>
       <w:r>
         <w:rPr>
-          <w:sz w:val="21"/>
+          <w:sz w:val="22"/>
         </w:rPr>
         <w:t xml:space="preserve">; </w:t>
       </w:r>
@@ -1252,14 +1009,13 @@
           <w:rPr>
             <w:color w:val="1155CC"/>
             <w:u w:val="single"/>
-            <w:sz w:val="20"/>
           </w:rPr>
           <w:t xml:space="preserve">Schatz et al. (AnVIL), Cell Genomics 2022</w:t>
         </w:r>
       </w:hyperlink>
       <w:r>
         <w:rPr>
-          <w:sz w:val="21"/>
+          <w:sz w:val="22"/>
         </w:rPr>
         <w:t xml:space="preserve">; </w:t>
       </w:r>
@@ -1268,46 +1024,51 @@
           <w:rPr>
             <w:color w:val="1155CC"/>
             <w:u w:val="single"/>
-            <w:sz w:val="20"/>
           </w:rPr>
           <w:t xml:space="preserve">Ahalt et al. (BioData Catalyst), JAMIA 2023</w:t>
         </w:r>
       </w:hyperlink>
       <w:r>
         <w:rPr>
-          <w:sz w:val="21"/>
-        </w:rPr>
-        <w:t xml:space="preserve">; </w:t>
+          <w:sz w:val="22"/>
+        </w:rPr>
+        <w:t>).</w:t>
+      </w:r>
+    </w:p>
+    <w:p>
+      <w:r>
+        <w:rPr>
+          <w:sz w:val="22"/>
+        </w:rPr>
+        <w:t>Three gaps are remediable and clear. First, there is no shared registry for reusing analytical tools and workflows, a capability every comparator offers through Dockstore, public app galleries, or branching and export, whereas the Workbench documents only basic workspace sharing (</w:t>
       </w:r>
       <w:hyperlink r:id="rId39">
         <w:r>
           <w:rPr>
             <w:color w:val="1155CC"/>
             <w:u w:val="single"/>
-            <w:sz w:val="20"/>
           </w:rPr>
           <w:t xml:space="preserve">O'Connor et al. (Dockstore), F1000Research 2017</w:t>
         </w:r>
       </w:hyperlink>
       <w:r>
         <w:rPr>
-          <w:sz w:val="21"/>
-        </w:rPr>
-        <w:t xml:space="preserve">; </w:t>
+          <w:sz w:val="22"/>
+        </w:rPr>
+        <w:t>). Second, there is no governed in-environment AI assistant: the program ships bring-your-own-key tools that cannot compliantly process participant data, and no comparator yet offers a strong governed model either, which means this is a gap All of Us could lead rather than trail. Because the program runs on Google Cloud, whose business-associate agreement already covers Vertex AI and Gemini, a program-credentialed in-VPC model is a provisioning and governance task, not a legal blocker. Third, there is no portable, interoperable workflow standard, so analyses are not packaged to move or be reused across teams and platforms (</w:t>
       </w:r>
       <w:hyperlink r:id="rId40">
         <w:r>
           <w:rPr>
             <w:color w:val="1155CC"/>
             <w:u w:val="single"/>
-            <w:sz w:val="20"/>
           </w:rPr>
           <w:t xml:space="preserve">Wilkinson et al. (FAIR), Sci Data 2016</w:t>
         </w:r>
       </w:hyperlink>
       <w:r>
         <w:rPr>
-          <w:sz w:val="21"/>
+          <w:sz w:val="22"/>
         </w:rPr>
         <w:t xml:space="preserve">; </w:t>
       </w:r>
@@ -1316,16 +1077,15 @@
           <w:rPr>
             <w:color w:val="1155CC"/>
             <w:u w:val="single"/>
-            <w:sz w:val="20"/>
           </w:rPr>
           <w:t xml:space="preserve">Rehm et al. (GA4GH), Cell Genomics 2021</w:t>
         </w:r>
       </w:hyperlink>
       <w:r>
         <w:rPr>
-          <w:sz w:val="21"/>
-        </w:rPr>
-        <w:t>.</w:t>
+          <w:sz w:val="22"/>
+        </w:rPr>
+        <w:t>). The workspace census makes the cost of these gaps concrete: 87.7% of workspaces are solo, only 3.2% are multi-institution, and about 18% are duplicate-titled, most of them tutorial clones. The observable pattern is copy-a-tutorial, not build-on-each-other. Strikingly, a confidential 2026 ACT-IAC and All of Us white paper built from stakeholder interviews, a method entirely different from ours, independently reaches the same three conclusions, which is strong triangulation that the gaps are real and the fixes are known.</w:t>
       </w:r>
     </w:p>
     <w:p>
@@ -1333,183 +1093,36 @@
         <w:pStyle w:val="Heading1"/>
       </w:pPr>
       <w:r>
-        <w:t>6. Recommendations for the refreshed roadmap</w:t>
+        <w:t>7. Recommendations for the refreshed roadmap</w:t>
       </w:r>
     </w:p>
     <w:p>
       <w:r>
         <w:rPr>
-          <w:sz w:val="21"/>
-        </w:rPr>
-        <w:t>6.1 Add a "Data, AI &amp; Methods" focus area.</w:t>
+          <w:sz w:val="22"/>
+        </w:rPr>
+        <w:t>The recommendations follow directly from the evidence. Keep the eight focus areas, which still work, and add a ninth, "Data, AI &amp; Methods," to give the field's fastest-rising work a coherent home. Rename the genetics focus area to "Genetics, Multi-omics &amp; Biology" and pair the rename with a concrete proteomics-release roadmap, so the structural signal and the data investment move together. Build the three missing Workbench capabilities: a governed in-environment AI co-scientist, a reusable-tools registry, and multimodal-data templates. Most ambitiously, and unifying the single highest-leverage opportunity with the clearest platform gap, build an internal All of Us foundation model hosted securely with no data egress, guided by the program "super user group" that the committee has proposed, so that the diverse genomic and clinical substrate becomes a model the whole community can use without data ever leaving the enclave.</w:t>
       </w:r>
     </w:p>
     <w:p>
       <w:r>
         <w:rPr>
-          <w:sz w:val="21"/>
-        </w:rPr>
-        <w:t>6.2 Multi-omics/proteomics release roadmap; name it in the framework.</w:t>
-      </w:r>
-    </w:p>
-    <w:p>
-      <w:r>
-        <w:rPr>
-          <w:sz w:val="21"/>
-        </w:rPr>
-        <w:t xml:space="preserve">6.3 Governed in-environment AI co-scientist + reusable-tools registry + multimodal templates - and an </w:t>
-      </w:r>
-      <w:r>
-        <w:rPr>
-          <w:b/>
-          <w:sz w:val="21"/>
-        </w:rPr>
-        <w:t>internal All of Us foundation model hosted securely with no data egress</w:t>
-      </w:r>
-      <w:r>
-        <w:rPr>
-          <w:sz w:val="21"/>
-        </w:rPr>
-        <w:t xml:space="preserve">, guided by a program </w:t>
-      </w:r>
-      <w:r>
-        <w:rPr>
-          <w:b/>
-          <w:sz w:val="21"/>
-        </w:rPr>
-        <w:t>"super user group"</w:t>
-      </w:r>
-      <w:r>
-        <w:rPr>
-          <w:sz w:val="21"/>
-        </w:rPr>
-        <w:t xml:space="preserve"> (2026 committee idea); this unifies the genomic-foundation-model white-space with the governed-in-environment-AI gap.</w:t>
-      </w:r>
-    </w:p>
-    <w:p>
-      <w:r>
-        <w:rPr>
-          <w:sz w:val="21"/>
-        </w:rPr>
-        <w:t>6.4 Protect distinctive strengths (diversity, SDOH, ELSI); coordinate across recognized need areas.</w:t>
-      </w:r>
-    </w:p>
-    <w:p>
-      <w:r>
-        <w:rPr>
-          <w:sz w:val="21"/>
-        </w:rPr>
-        <w:t>6.5 Measurement: track the roadmap with the same corpus methods over time.</w:t>
-      </w:r>
-    </w:p>
-    <w:p>
-      <w:r>
-        <w:rPr>
-          <w:sz w:val="21"/>
-        </w:rPr>
-        <w:t xml:space="preserve">6.6 Adopt the </w:t>
-      </w:r>
-      <w:r>
-        <w:rPr>
-          <w:b/>
-          <w:sz w:val="21"/>
-        </w:rPr>
-        <w:t>driver-project / driver-paper model</w:t>
-      </w:r>
-      <w:r>
-        <w:rPr>
-          <w:sz w:val="21"/>
-        </w:rPr>
-        <w:t xml:space="preserve"> (from the 2026 committee's Women's Health Driver Project) as a standing mechanism - program biostatistical support producing exemplar analyses - and make </w:t>
-      </w:r>
-      <w:r>
-        <w:rPr>
-          <w:b/>
-          <w:sz w:val="21"/>
-        </w:rPr>
-        <w:t>rare-disease and intersectional (equity × rare-disease × geography, e.g. rare disease + rurality) driver papers</w:t>
-      </w:r>
-      <w:r>
-        <w:rPr>
-          <w:sz w:val="21"/>
-        </w:rPr>
-        <w:t xml:space="preserve"> an explicit near-term deliverable that attacks the rare-disease peer-gap using AoU's diversity.</w:t>
-      </w:r>
-    </w:p>
-    <w:p>
-      <w:r>
-        <w:rPr>
-          <w:sz w:val="21"/>
-        </w:rPr>
-        <w:t xml:space="preserve">6.7 Make </w:t>
-      </w:r>
-      <w:r>
-        <w:rPr>
-          <w:b/>
-          <w:sz w:val="21"/>
-        </w:rPr>
-        <w:t>generalizability weighting a first-class Workbench capability</w:t>
-      </w:r>
-      <w:r>
-        <w:rPr>
-          <w:sz w:val="21"/>
-        </w:rPr>
-        <w:t xml:space="preserve"> (promote the </w:t>
-      </w:r>
-      <w:r>
-        <w:rPr>
-          <w:rFonts w:ascii="Courier New" w:hAnsi="Courier New"/>
-          <w:sz w:val="21"/>
-        </w:rPr>
-        <w:t>waou</w:t>
-      </w:r>
-      <w:r>
-        <w:rPr>
-          <w:sz w:val="21"/>
-        </w:rPr>
-        <w:t xml:space="preserve">-style survey-weighting toolkit to a documented, reusable research asset), and connect the program's </w:t>
-      </w:r>
-      <w:r>
-        <w:rPr>
-          <w:b/>
-          <w:sz w:val="21"/>
-        </w:rPr>
-        <w:t>publicly posted external-biospecimen-request mechanism</w:t>
-      </w:r>
-      <w:r>
-        <w:rPr>
-          <w:sz w:val="21"/>
-        </w:rPr>
-        <w:t xml:space="preserve"> to a graduated partner-contribution / reusable-asset model.</w:t>
-      </w:r>
-    </w:p>
-    <w:p>
-      <w:r>
-        <w:rPr>
-          <w:b/>
-          <w:sz w:val="21"/>
-        </w:rPr>
-        <w:t>Key citations:</w:t>
-      </w:r>
-      <w:r>
-        <w:rPr>
-          <w:sz w:val="21"/>
-        </w:rPr>
-        <w:t xml:space="preserve"> </w:t>
+          <w:sz w:val="22"/>
+        </w:rPr>
+        <w:t>Alongside the structural changes, the program should adopt its own 2026 ideas as standing mechanisms. The driver-project model, which the Women's Health Driver Project demonstrated, should become routine, with rare-disease and intersectional driver papers (for example, rare disease combined with rurality) as explicit near-term deliverables that attack the rare-disease gap using the program's diversity. Generalizability weighting should become a first-class Workbench capability so that findings from a volunteer cohort can speak for the whole US population, promoting the released survey-weighting toolkit to documented, reusable infrastructure and connecting it to the new external-biospecimen-request mechanism. Throughout, the program must protect its distinctive strengths and govern its AI responsibly, because an equity-first cohort cannot afford to deploy models that widen the disparities it exists to close (</w:t>
       </w:r>
       <w:hyperlink r:id="rId42">
         <w:r>
           <w:rPr>
             <w:color w:val="1155CC"/>
             <w:u w:val="single"/>
-            <w:sz w:val="20"/>
           </w:rPr>
           <w:t xml:space="preserve">Obermeyer et al. (algorithmic bias), Science 2019</w:t>
         </w:r>
       </w:hyperlink>
       <w:r>
         <w:rPr>
-          <w:sz w:val="21"/>
+          <w:sz w:val="22"/>
         </w:rPr>
         <w:t xml:space="preserve">; </w:t>
       </w:r>
@@ -1518,14 +1131,13 @@
           <w:rPr>
             <w:color w:val="1155CC"/>
             <w:u w:val="single"/>
-            <w:sz w:val="20"/>
           </w:rPr>
           <w:t xml:space="preserve">Wiens et al. (responsible ML), Nat Med 2019</w:t>
         </w:r>
       </w:hyperlink>
       <w:r>
         <w:rPr>
-          <w:sz w:val="21"/>
+          <w:sz w:val="22"/>
         </w:rPr>
         <w:t xml:space="preserve">; </w:t>
       </w:r>
@@ -1534,14 +1146,13 @@
           <w:rPr>
             <w:color w:val="1155CC"/>
             <w:u w:val="single"/>
-            <w:sz w:val="20"/>
           </w:rPr>
           <w:t xml:space="preserve">Rajkomar et al. (fairness), Ann Intern Med 2018</w:t>
         </w:r>
       </w:hyperlink>
       <w:r>
         <w:rPr>
-          <w:sz w:val="21"/>
+          <w:sz w:val="22"/>
         </w:rPr>
         <w:t xml:space="preserve">; </w:t>
       </w:r>
@@ -1550,14 +1161,13 @@
           <w:rPr>
             <w:color w:val="1155CC"/>
             <w:u w:val="single"/>
-            <w:sz w:val="20"/>
           </w:rPr>
           <w:t xml:space="preserve">Char et al. (ethical ML), NEJM 2018</w:t>
         </w:r>
       </w:hyperlink>
       <w:r>
         <w:rPr>
-          <w:sz w:val="21"/>
+          <w:sz w:val="22"/>
         </w:rPr>
         <w:t xml:space="preserve">; </w:t>
       </w:r>
@@ -1566,48 +1176,108 @@
           <w:rPr>
             <w:color w:val="1155CC"/>
             <w:u w:val="single"/>
-            <w:sz w:val="20"/>
           </w:rPr>
           <w:t xml:space="preserve">Montgomery et al. (generalizability), Am J Epidemiol 2026</w:t>
         </w:r>
       </w:hyperlink>
       <w:r>
         <w:rPr>
-          <w:sz w:val="21"/>
-        </w:rPr>
-        <w:t xml:space="preserve"> + </w:t>
+          <w:sz w:val="22"/>
+        </w:rPr>
+        <w:t xml:space="preserve">; </w:t>
+      </w:r>
+      <w:hyperlink r:id="rId20">
+        <w:r>
+          <w:rPr>
+            <w:color w:val="1155CC"/>
+            <w:u w:val="single"/>
+          </w:rPr>
+          <w:t xml:space="preserve">Cohn et al. (driver-paper model), J Women's Health 2026</w:t>
+        </w:r>
+      </w:hyperlink>
+      <w:r>
+        <w:rPr>
+          <w:sz w:val="22"/>
+        </w:rPr>
+        <w:t>). Finally, the roadmap should be measured over time by re-running the same corpus methods, so that the program can see where its science is actually going rather than where it intended to go.</w:t>
+      </w:r>
+    </w:p>
+    <w:p>
+      <w:pPr>
+        <w:pStyle w:val="Heading1"/>
+      </w:pPr>
+      <w:r>
+        <w:t>8. A vision for the future of All of Us</w:t>
+      </w:r>
+    </w:p>
+    <w:p>
+      <w:r>
+        <w:rPr>
+          <w:sz w:val="22"/>
+        </w:rPr>
+        <w:t>It helps to remember what All of Us chose to be. Where most biobanks began with genomes and treated clinical data as terse annotations of a biospecimen, All of Us inverted the order: it built a diverse, consented, national cohort and then surrounded its genomes with the longitudinal electronic health records, surveys, physical measures, and wearable streams that genomics needs in order to become medicine. That choice is the program's history and its thesis, and it is also, increasingly, where the field is heading. The widely shared vision in translational research is multi-modal analytics at scale, in which longitudinal clinical data is merged with genomic and other high-throughput data to associate molecular signatures with disease etiology, natural history, and treatment response. No single modality can deliver that; it comes only from triangulation across many, and All of Us is one of the few places on earth that co-locates them on a population that looks like the country.</w:t>
+      </w:r>
+    </w:p>
+    <w:p>
+      <w:r>
+        <w:rPr>
+          <w:sz w:val="22"/>
+        </w:rPr>
+        <w:t>The next decade of value will be unlocked less by adding another modality than by making the modalities we already have comparable, reusable, and computable together. That means continuing to anchor the data in shared semantic and syntactic standards so that findings are portable within and between systems, and it means closing the long-standing gap between research common data models and the native systems where care is actually delivered, so that an algorithm discovered on All of Us data can be re-derived and used at the bedside rather than stranded behind a re-implementation barrier. It means treating the electronic health record not as electronic paper but as one facet of a person's phenotype, examined along the temporal axis of how disease emerges, and improving that record at its source with richer terminologies and distributed, AI-assisted quality assurance behind each institution's firewall. And it means confronting the reality that even a cohort representative of a nation is cared for in a thousand different local contexts, so that regional variation in guidelines and practice must be modeled rather than ignored, and that linking ever more data raises re-identification risk that must be met with stronger privacy controls, clearer consent, and genuine reciprocity to the participants who give us their data again and again.</w:t>
+      </w:r>
+    </w:p>
+    <w:p>
+      <w:r>
+        <w:rPr>
+          <w:sz w:val="22"/>
+        </w:rPr>
+        <w:t>For All of Us specifically, this vision has a concrete shape. The program can become the trusted, diverse substrate on which the field's AI is built fairly: the place where ancestry-fair genomic foundation models are trained and evaluated, and where a governed, no-egress, in-environment model lets the whole community reason over participant data without that data ever leaving the enclave. It can turn its platform from a secure data-access environment into a coordinated, AI-enabled research ecosystem, with reusable tools, portable workflows, and in-environment assistance that make the default pattern build-on-each-other rather than copy-a-tutorial. It can stay ahead of the publication lag by reading its own live workspace and ancillary-study signals, so the roadmap reflects where the science is going a year before the literature catches up. It can make its findings speak for the whole United States through generalizability weighting, and it can keep faith with its founding mandate by returning value to participants and by refusing to deploy AI that widens the disparities it was created to close. If it does these things, All of Us will not merely be the largest and most diverse biobank; it will be the national model for responsible, equity-anchored, AI-ready biomedical discovery, the foundation on which precision medicine is finally realized at scale. The data and the diversity are already here. What remains is to close the gap and complete the lifecycle.</w:t>
+      </w:r>
+    </w:p>
+    <w:p>
+      <w:pPr>
+        <w:pStyle w:val="Heading1"/>
+      </w:pPr>
+      <w:r>
+        <w:t>9. Limitations</w:t>
+      </w:r>
+    </w:p>
+    <w:p>
+      <w:r>
+        <w:rPr>
+          <w:sz w:val="22"/>
+        </w:rPr>
+        <w:t>Keyword tagging is directional rather than per-record machine classification; the peer corpora are name-search-based and unaudited, so we read the static share index rather than trend differentials; grant and Institute attribution covers roughly 30% of publications; the full-text layer is not year-comparable; and platform specifics rest on 2025 and 2026 vendor documentation. One limitation doubles as a recommendation: because All of Us is a volunteer cohort, prevalence and association estimates require weighting to the US population, which the 2026 generalizability work and the released weighting package now make feasible (</w:t>
+      </w:r>
+      <w:hyperlink r:id="rId46">
+        <w:r>
+          <w:rPr>
+            <w:color w:val="1155CC"/>
+            <w:u w:val="single"/>
+          </w:rPr>
+          <w:t xml:space="preserve">Montgomery et al., Am J Epidemiol 2026</w:t>
+        </w:r>
+      </w:hyperlink>
+      <w:r>
+        <w:rPr>
+          <w:sz w:val="22"/>
+        </w:rPr>
+        <w:t xml:space="preserve">; </w:t>
       </w:r>
       <w:hyperlink r:id="rId47">
         <w:r>
           <w:rPr>
             <w:color w:val="1155CC"/>
             <w:u w:val="single"/>
-            <w:sz w:val="20"/>
           </w:rPr>
           <w:t xml:space="preserve">waou (CRAN)</w:t>
         </w:r>
       </w:hyperlink>
       <w:r>
         <w:rPr>
-          <w:sz w:val="21"/>
-        </w:rPr>
-        <w:t xml:space="preserve">; </w:t>
-      </w:r>
-      <w:hyperlink r:id="rId20">
-        <w:r>
-          <w:rPr>
-            <w:color w:val="1155CC"/>
-            <w:u w:val="single"/>
-            <w:sz w:val="20"/>
-          </w:rPr>
-          <w:t xml:space="preserve">Cohn et al. (driver-paper model), J Women's Health 2026</w:t>
-        </w:r>
-      </w:hyperlink>
-      <w:r>
-        <w:rPr>
-          <w:sz w:val="21"/>
-        </w:rPr>
-        <w:t>.</w:t>
+          <w:sz w:val="22"/>
+        </w:rPr>
+        <w:t>).</w:t>
       </w:r>
     </w:p>
     <w:p>
@@ -1615,193 +1285,15 @@
         <w:pStyle w:val="Heading1"/>
       </w:pPr>
       <w:r>
-        <w:t>7. Limitations</w:t>
+        <w:t>Appendix: citation and sourcing notes</w:t>
       </w:r>
     </w:p>
     <w:p>
       <w:r>
         <w:rPr>
-          <w:sz w:val="21"/>
-        </w:rPr>
-        <w:t xml:space="preserve">Keyword tagging; workspace snapshot recency; name-search peer corpora; grant/IC coverage; platform specifics from vendor docs. Generalizability: AoU is a volunteer cohort, so prevalence/association estimates require weighting to the US population - cite the 2026 generalizability Driver Project and the </w:t>
-      </w:r>
-      <w:r>
-        <w:rPr>
-          <w:rFonts w:ascii="Courier New" w:hAnsi="Courier New"/>
-          <w:sz w:val="21"/>
-        </w:rPr>
-        <w:t>waou</w:t>
-      </w:r>
-      <w:r>
-        <w:rPr>
-          <w:sz w:val="21"/>
-        </w:rPr>
-        <w:t xml:space="preserve"> survey-weighting package (*Am J Epidemiology* 2026; verify before use) as both a caveat and an available remedy.</w:t>
-      </w:r>
-    </w:p>
-    <w:p>
-      <w:pPr>
-        <w:pStyle w:val="Heading1"/>
-      </w:pPr>
-      <w:r>
-        <w:t>8. Conclusion</w:t>
-      </w:r>
-    </w:p>
-    <w:p>
-      <w:r>
-        <w:rPr>
-          <w:sz w:val="21"/>
-        </w:rPr>
-        <w:t>A diverse national cohort's next chapter: lead on AI-ready, equity-anchored, reusable science.</w:t>
-      </w:r>
-    </w:p>
-    <w:p>
-      <w:pPr>
-        <w:pStyle w:val="Heading1"/>
-      </w:pPr>
-      <w:r>
-        <w:t>Citation plan (clusters → parallel verified harvesting)</w:t>
-      </w:r>
-    </w:p>
-    <w:p>
-      <w:pPr>
-        <w:pStyle w:val="ListBullet"/>
-      </w:pPr>
-      <w:r>
-        <w:rPr>
-          <w:b/>
-          <w:sz w:val="21"/>
-        </w:rPr>
-        <w:t>Cluster A</w:t>
-      </w:r>
-      <w:r>
-        <w:rPr>
-          <w:sz w:val="21"/>
-        </w:rPr>
-        <w:t xml:space="preserve"> (Introduction &amp; research landscape): AoU program, precision medicine, diversity, OMOP/phenome-wide, corpus/bibliometric methods. Ancillary studies cite the NIH *Partnered Research Studies* page + each study's program source (e.g. NPH on clinicaltrials.gov).</w:t>
-      </w:r>
-    </w:p>
-    <w:p>
-      <w:pPr>
-        <w:pStyle w:val="ListBullet"/>
-      </w:pPr>
-      <w:r>
-        <w:rPr>
-          <w:b/>
-          <w:sz w:val="21"/>
-        </w:rPr>
-        <w:t>Cluster B</w:t>
-      </w:r>
-      <w:r>
-        <w:rPr>
-          <w:sz w:val="21"/>
-        </w:rPr>
-        <w:t xml:space="preserve"> (Peer biobanks): UK Biobank, FinnGen, MVP, China Kadoorie; biobank/cohort comparison &amp; bibliometrics.</w:t>
-      </w:r>
-    </w:p>
-    <w:p>
-      <w:pPr>
-        <w:pStyle w:val="ListBullet"/>
-      </w:pPr>
-      <w:r>
-        <w:rPr>
-          <w:b/>
-          <w:sz w:val="21"/>
-        </w:rPr>
-        <w:t>Cluster C</w:t>
-      </w:r>
-      <w:r>
-        <w:rPr>
-          <w:sz w:val="21"/>
-        </w:rPr>
-        <w:t xml:space="preserve"> (Emerging frontiers): AI/foundation models, LLMs in medicine, genomic FMs, multimodal, MASLD, spatial/single-cell, causal inference/target-trial emulation.</w:t>
-      </w:r>
-    </w:p>
-    <w:p>
-      <w:pPr>
-        <w:pStyle w:val="ListBullet"/>
-      </w:pPr>
-      <w:r>
-        <w:rPr>
-          <w:b/>
-          <w:sz w:val="21"/>
-        </w:rPr>
-        <w:t>Cluster D</w:t>
-      </w:r>
-      <w:r>
-        <w:rPr>
-          <w:sz w:val="21"/>
-        </w:rPr>
-        <w:t xml:space="preserve"> (Platform &amp; recommendations): secure-analysis platforms (Terra/AnVIL, N3C, BioData Catalyst, Kids First, Researcher Workbench), GA4GH/Dockstore/FAIR, governed clinical AI/compute-to-data; author-group anchors (Haendel). The 2026 ACT-IAC/AoU AI/ML white paper is cited as an unreleased draft, distinctly tagged.</w:t>
-      </w:r>
-    </w:p>
-    <w:p>
-      <w:r>
-        <w:rPr>
-          <w:b/>
-          <w:sz w:val="21"/>
-        </w:rPr>
-        <w:t>Harvest status (2026-10-21):</w:t>
-      </w:r>
-      <w:r>
-        <w:rPr>
-          <w:sz w:val="21"/>
-        </w:rPr>
-        <w:t xml:space="preserve"> committee-sourced + frontier citations harvested and verified - the generalizability paper (*Am J Epi* 2026) + </w:t>
-      </w:r>
-      <w:r>
-        <w:rPr>
-          <w:rFonts w:ascii="Courier New" w:hAnsi="Courier New"/>
-          <w:sz w:val="21"/>
-        </w:rPr>
-        <w:t>waou</w:t>
-      </w:r>
-      <w:r>
-        <w:rPr>
-          <w:sz w:val="21"/>
-        </w:rPr>
-        <w:t xml:space="preserve"> (CRAN) and the women's-health driver paper (*J Women's Health* 2026) are confirmed published and added to Cluster D; 15 verified frontier-method citations added to Cluster C. The multi-omics "10,000 diverse individuals" preprint could not be verified and was omitted (the program activity is still described, uncited). Spot-check every DOI/PMID on import.</w:t>
-      </w:r>
-    </w:p>
-    <w:p>
-      <w:r>
-        <w:rPr>
-          <w:b/>
-          <w:sz w:val="21"/>
-        </w:rPr>
-        <w:t>Preprints as citations.</w:t>
-      </w:r>
-      <w:r>
-        <w:rPr>
-          <w:sz w:val="21"/>
-        </w:rPr>
-        <w:t xml:space="preserve"> Preprints (bioRxiv/medRxiv/arXiv) are permitted throughout - especially in Cluster C, where the fastest-moving AI/ML work is preprint-first - and must be </w:t>
-      </w:r>
-      <w:r>
-        <w:rPr>
-          <w:b/>
-          <w:sz w:val="21"/>
-        </w:rPr>
-        <w:t>tagged distinctly</w:t>
-      </w:r>
-      <w:r>
-        <w:rPr>
-          <w:sz w:val="21"/>
-        </w:rPr>
-        <w:t xml:space="preserve"> (e.g. </w:t>
-      </w:r>
-      <w:r>
-        <w:rPr>
-          <w:rFonts w:ascii="Courier New" w:hAnsi="Courier New"/>
-          <w:sz w:val="21"/>
-        </w:rPr>
-        <w:t>[preprint]</w:t>
-      </w:r>
-      <w:r>
-        <w:rPr>
-          <w:sz w:val="21"/>
-        </w:rPr>
-        <w:t>) with their DOI/server ID, flagged for published-version replacement before submission. The same anti-fabrication rule applies: include only preprints verified to resolve to the exact record.</w:t>
+          <w:sz w:val="22"/>
+        </w:rPr>
+        <w:t>Citations were harvested and verified in four clusters mapped to the sections above (introduction and landscape; peer biobanks; emerging frontiers; platform and recommendations, plus author-group anchors). Every reference was verified to resolve to the exact paper, and DOIs were resolved via NCBI E-utilities. Preprints are permitted but tagged as such and flagged for upgrade to their journal versions before submission. The 2026 ACT-IAC and All of Us AI/ML white paper is cited as an unreleased draft and is not quoted. One item was deliberately omitted as unverifiable: a multi-omics "10,000 diverse individuals" preprint could not be located, so that program activity is described but not cited to a paper.</w:t>
       </w:r>
     </w:p>
     <w:p>
@@ -1823,7 +1315,7 @@
           <w:i/>
           <w:sz w:val="19"/>
         </w:rPr>
-        <w:t>69 of 72 references carry a resolvable DOI (NCBI E-utilities); the rest link to their canonical source. Spot-check on import.</w:t>
+        <w:t>69 of 72 references carry a resolvable DOI (resolved via NCBI E-utilities); the rest link to their canonical source. Preprints are flagged to upgrade to journal versions before submission. Spot-check every DOI on import.</w:t>
       </w:r>
     </w:p>
     <w:p>
@@ -1837,28 +1329,41 @@
     <w:p>
       <w:r>
         <w:rPr>
-          <w:sz w:val="21"/>
-        </w:rPr>
-        <w:t>Narrative / data-driven perspective · for the 2026 *All of Us* Science Committee and the biobank/informatics community.</w:t>
+          <w:sz w:val="22"/>
+        </w:rPr>
+        <w:t xml:space="preserve">Narrative / data-driven perspective · for the 2026 </w:t>
+      </w:r>
+      <w:r>
+        <w:rPr>
+          <w:i/>
+          <w:sz w:val="22"/>
+        </w:rPr>
+        <w:t>All of Us</w:t>
+      </w:r>
+      <w:r>
+        <w:rPr>
+          <w:sz w:val="22"/>
+        </w:rPr>
+        <w:t xml:space="preserve"> Science Committee and the biobank/informatics community.</w:t>
       </w:r>
     </w:p>
     <w:p>
       <w:r>
         <w:rPr>
-          <w:sz w:val="21"/>
+          <w:sz w:val="22"/>
         </w:rPr>
         <w:t xml:space="preserve">This is a </w:t>
       </w:r>
       <w:r>
         <w:rPr>
           <w:b/>
-          <w:sz w:val="21"/>
+          <w:sz w:val="22"/>
         </w:rPr>
         <w:t>seed</w:t>
       </w:r>
       <w:r>
         <w:rPr>
-          <w:sz w:val="21"/>
+          <w:sz w:val="22"/>
         </w:rPr>
         <w:t xml:space="preserve"> reference list to anchor citation-gathering, organized to match</w:t>
       </w:r>
@@ -1869,27 +1374,26 @@
           <w:rPr>
             <w:color w:val="1155CC"/>
             <w:u w:val="single"/>
-            <w:sz w:val="20"/>
           </w:rPr>
           <w:t xml:space="preserve">`outline.md`</w:t>
         </w:r>
       </w:hyperlink>
       <w:r>
         <w:rPr>
-          <w:sz w:val="21"/>
+          <w:sz w:val="22"/>
         </w:rPr>
         <w:t xml:space="preserve">. </w:t>
       </w:r>
       <w:r>
         <w:rPr>
           <w:b/>
-          <w:sz w:val="21"/>
+          <w:sz w:val="22"/>
         </w:rPr>
         <w:t>Every entry was verified against a real source</w:t>
       </w:r>
       <w:r>
         <w:rPr>
-          <w:sz w:val="21"/>
+          <w:sz w:val="22"/>
         </w:rPr>
         <w:t xml:space="preserve"> (PubMed / PMC /</w:t>
       </w:r>
@@ -1897,7 +1401,7 @@
     <w:p>
       <w:r>
         <w:rPr>
-          <w:sz w:val="21"/>
+          <w:sz w:val="22"/>
         </w:rPr>
         <w:t>publisher / resolvable DOI - or arXiv/bioRxiv for CS work), with title + first author + year</w:t>
       </w:r>
@@ -1905,14 +1409,14 @@
     <w:p>
       <w:r>
         <w:rPr>
-          <w:sz w:val="21"/>
+          <w:sz w:val="22"/>
         </w:rPr>
         <w:t xml:space="preserve">confirmed; nothing was invented. </w:t>
       </w:r>
       <w:r>
         <w:rPr>
           <w:b/>
-          <w:sz w:val="21"/>
+          <w:sz w:val="22"/>
         </w:rPr>
         <w:t>Spot-check before submission - see Caveats at the end.</w:t>
       </w:r>
@@ -1924,13 +1428,13 @@
       <w:r>
         <w:rPr>
           <w:b/>
-          <w:sz w:val="21"/>
+          <w:sz w:val="22"/>
         </w:rPr>
         <w:t>[Author-group]</w:t>
       </w:r>
       <w:r>
         <w:rPr>
-          <w:sz w:val="21"/>
+          <w:sz w:val="22"/>
         </w:rPr>
         <w:t xml:space="preserve"> tags papers authored by M. Haendel or close collaborators (verified in the byline).</w:t>
       </w:r>
@@ -1941,20 +1445,20 @@
       </w:pPr>
       <w:r>
         <w:rPr>
+          <w:sz w:val="22"/>
+        </w:rPr>
+        <w:t xml:space="preserve">Some papers serve more than one section; the primary listing is marked and re-uses noted </w:t>
+      </w:r>
+      <w:r>
+        <w:rPr>
+          <w:rFonts w:ascii="Consolas" w:hAnsi="Consolas"/>
           <w:sz w:val="21"/>
         </w:rPr>
-        <w:t xml:space="preserve">Some papers serve more than one section; the primary listing is marked and re-uses noted </w:t>
-      </w:r>
-      <w:r>
-        <w:rPr>
-          <w:rFonts w:ascii="Courier New" w:hAnsi="Courier New"/>
-          <w:sz w:val="21"/>
-        </w:rPr>
         <w:t>**</w:t>
       </w:r>
       <w:r>
         <w:rPr>
-          <w:sz w:val="21"/>
+          <w:sz w:val="22"/>
         </w:rPr>
         <w:t>.</w:t>
       </w:r>
@@ -1965,14 +1469,14 @@
       </w:pPr>
       <w:r>
         <w:rPr>
-          <w:rFonts w:ascii="Courier New" w:hAnsi="Courier New"/>
+          <w:rFonts w:ascii="Consolas" w:hAnsi="Consolas"/>
           <w:sz w:val="21"/>
         </w:rPr>
         <w:t>[preprint]</w:t>
       </w:r>
       <w:r>
         <w:rPr>
-          <w:sz w:val="21"/>
+          <w:sz w:val="22"/>
         </w:rPr>
         <w:t xml:space="preserve"> marks non-peer-reviewed sources.</w:t>
       </w:r>
@@ -1994,27 +1498,26 @@
           <w:rPr>
             <w:color w:val="1155CC"/>
             <w:u w:val="single"/>
-            <w:sz w:val="20"/>
           </w:rPr>
           <w:t xml:space="preserve">Haendel et al. The National COVID Cohort Collaborative (N3C). JAMIA 2021</w:t>
         </w:r>
       </w:hyperlink>
       <w:r>
         <w:rPr>
-          <w:sz w:val="21"/>
+          <w:sz w:val="22"/>
         </w:rPr>
         <w:t xml:space="preserve"> - Haendel first author; a secure, governed multi-site clinical-data enclave - the data-commons/governance anchor for. </w:t>
       </w:r>
       <w:r>
         <w:rPr>
           <w:b/>
-          <w:sz w:val="21"/>
+          <w:sz w:val="22"/>
         </w:rPr>
         <w:t>[Author-group]</w:t>
       </w:r>
       <w:r>
         <w:rPr>
-          <w:sz w:val="21"/>
+          <w:sz w:val="22"/>
         </w:rPr>
         <w:t xml:space="preserve"> **</w:t>
       </w:r>
@@ -2028,21 +1531,20 @@
           <w:rPr>
             <w:color w:val="1155CC"/>
             <w:u w:val="single"/>
-            <w:sz w:val="20"/>
           </w:rPr>
           <w:t xml:space="preserve">Shefchek et al. The Monarch Initiative in 2019. Nucleic Acids Research 2020</w:t>
         </w:r>
       </w:hyperlink>
       <w:r>
         <w:rPr>
-          <w:sz w:val="21"/>
+          <w:sz w:val="22"/>
         </w:rPr>
         <w:t xml:space="preserve"> - Haendel senior author; cross-species integrative phenotype–genotype platform and ontologies. </w:t>
       </w:r>
       <w:r>
         <w:rPr>
           <w:b/>
-          <w:sz w:val="21"/>
+          <w:sz w:val="22"/>
         </w:rPr>
         <w:t>[Author-group]</w:t>
       </w:r>
@@ -2056,21 +1558,20 @@
           <w:rPr>
             <w:color w:val="1155CC"/>
             <w:u w:val="single"/>
-            <w:sz w:val="20"/>
           </w:rPr>
           <w:t xml:space="preserve">Putman et al. The Monarch Initiative in 2024. Nucleic Acids Research 2024</w:t>
         </w:r>
       </w:hyperlink>
       <w:r>
         <w:rPr>
-          <w:sz w:val="21"/>
+          <w:sz w:val="22"/>
         </w:rPr>
         <w:t xml:space="preserve"> - Haendel senior author; current Monarch knowledge-graph release. </w:t>
       </w:r>
       <w:r>
         <w:rPr>
           <w:b/>
-          <w:sz w:val="21"/>
+          <w:sz w:val="22"/>
         </w:rPr>
         <w:t>[Author-group]</w:t>
       </w:r>
@@ -2084,21 +1585,20 @@
           <w:rPr>
             <w:color w:val="1155CC"/>
             <w:u w:val="single"/>
-            <w:sz w:val="20"/>
           </w:rPr>
           <w:t xml:space="preserve">Köhler et al. The Human Phenotype Ontology in 2021. Nucleic Acids Research 2021</w:t>
         </w:r>
       </w:hyperlink>
       <w:r>
         <w:rPr>
-          <w:sz w:val="21"/>
+          <w:sz w:val="22"/>
         </w:rPr>
         <w:t xml:space="preserve"> - Haendel verified in the byline; standard vocabulary for computable deep phenotyping. </w:t>
       </w:r>
       <w:r>
         <w:rPr>
           <w:b/>
-          <w:sz w:val="21"/>
+          <w:sz w:val="22"/>
         </w:rPr>
         <w:t>[Author-group]</w:t>
       </w:r>
@@ -2112,27 +1612,26 @@
           <w:rPr>
             <w:color w:val="1155CC"/>
             <w:u w:val="single"/>
-            <w:sz w:val="20"/>
           </w:rPr>
           <w:t xml:space="preserve">Jacobsen et al. The GA4GH Phenopacket schema. Nature Biotechnology 2022</w:t>
         </w:r>
       </w:hyperlink>
       <w:r>
         <w:rPr>
-          <w:sz w:val="21"/>
+          <w:sz w:val="22"/>
         </w:rPr>
         <w:t xml:space="preserve"> - Haendel in byline; community standard for exchanging computable phenotypes (later ISO 4454). </w:t>
       </w:r>
       <w:r>
         <w:rPr>
           <w:b/>
-          <w:sz w:val="21"/>
+          <w:sz w:val="22"/>
         </w:rPr>
         <w:t>[Author-group]</w:t>
       </w:r>
       <w:r>
         <w:rPr>
-          <w:sz w:val="21"/>
+          <w:sz w:val="22"/>
         </w:rPr>
         <w:t xml:space="preserve"> **</w:t>
       </w:r>
@@ -2146,21 +1645,20 @@
           <w:rPr>
             <w:color w:val="1155CC"/>
             <w:u w:val="single"/>
-            <w:sz w:val="20"/>
           </w:rPr>
           <w:t xml:space="preserve">Vasilevsky et al. Mondo: integrating disease terminology across communities. Genetics 2025</w:t>
         </w:r>
       </w:hyperlink>
       <w:r>
         <w:rPr>
-          <w:sz w:val="21"/>
+          <w:sz w:val="22"/>
         </w:rPr>
         <w:t xml:space="preserve"> - Haendel senior author; unified computable disease-classification ontology. </w:t>
       </w:r>
       <w:r>
         <w:rPr>
           <w:b/>
-          <w:sz w:val="21"/>
+          <w:sz w:val="22"/>
         </w:rPr>
         <w:t>[Author-group]</w:t>
       </w:r>
@@ -2182,27 +1680,26 @@
           <w:rPr>
             <w:color w:val="1155CC"/>
             <w:u w:val="single"/>
-            <w:sz w:val="20"/>
           </w:rPr>
           <w:t xml:space="preserve">Collins &amp; Varmus. A New Initiative on Precision Medicine. N Engl J Med 2015</w:t>
         </w:r>
       </w:hyperlink>
       <w:r>
         <w:rPr>
-          <w:sz w:val="21"/>
+          <w:sz w:val="22"/>
         </w:rPr>
         <w:t xml:space="preserve"> - the Precision Medicine Initiative's founding Perspective; frames the national cohort that became All of Us. · </w:t>
       </w:r>
       <w:r>
         <w:rPr>
           <w:b/>
-          <w:sz w:val="21"/>
+          <w:sz w:val="22"/>
         </w:rPr>
         <w:t>DOI:</w:t>
       </w:r>
       <w:r>
         <w:rPr>
-          <w:sz w:val="21"/>
+          <w:sz w:val="22"/>
         </w:rPr>
         <w:t xml:space="preserve"> </w:t>
       </w:r>
@@ -2211,7 +1708,6 @@
           <w:rPr>
             <w:color w:val="1155CC"/>
             <w:u w:val="single"/>
-            <w:sz w:val="20"/>
           </w:rPr>
           <w:t xml:space="preserve">10.1056/NEJMp1500523</w:t>
         </w:r>
@@ -2226,16 +1722,22 @@
           <w:rPr>
             <w:color w:val="1155CC"/>
             <w:u w:val="single"/>
-            <w:sz w:val="20"/>
           </w:rPr>
           <w:t xml:space="preserve">Precision Medicine Initiative Working Group. The PMI Cohort Program - Building a Research Foundation for 21st Century Medicine. NIH 2015</w:t>
         </w:r>
       </w:hyperlink>
       <w:r>
         <w:rPr>
-          <w:sz w:val="21"/>
-        </w:rPr>
-        <w:t xml:space="preserve"> - the blueprint report recommending a 1M+ cohort; the design document behind All of Us. *(gray literature)*</w:t>
+          <w:sz w:val="22"/>
+        </w:rPr>
+        <w:t xml:space="preserve"> - the blueprint report recommending a 1M+ cohort; the design document behind All of Us. </w:t>
+      </w:r>
+      <w:r>
+        <w:rPr>
+          <w:i/>
+          <w:sz w:val="22"/>
+        </w:rPr>
+        <w:t>(gray literature)</w:t>
       </w:r>
     </w:p>
     <w:p>
@@ -2247,27 +1749,39 @@
           <w:rPr>
             <w:color w:val="1155CC"/>
             <w:u w:val="single"/>
-            <w:sz w:val="20"/>
           </w:rPr>
           <w:t xml:space="preserve">All of Us Research Program Investigators. The All of Us Research Program. N Engl J Med 2019</w:t>
         </w:r>
       </w:hyperlink>
       <w:r>
         <w:rPr>
-          <w:sz w:val="21"/>
-        </w:rPr>
-        <w:t xml:space="preserve"> - the canonical program description: goals, protocol, data types, &gt;80% underrepresented enrollment. *(also cited for benchmarking rationale and platform)* · </w:t>
+          <w:sz w:val="22"/>
+        </w:rPr>
+        <w:t xml:space="preserve"> - the canonical program description: goals, protocol, data types, &gt;80% underrepresented enrollment. </w:t>
+      </w:r>
+      <w:r>
+        <w:rPr>
+          <w:i/>
+          <w:sz w:val="22"/>
+        </w:rPr>
+        <w:t>(also cited for benchmarking rationale and platform)</w:t>
+      </w:r>
+      <w:r>
+        <w:rPr>
+          <w:sz w:val="22"/>
+        </w:rPr>
+        <w:t xml:space="preserve"> · </w:t>
       </w:r>
       <w:r>
         <w:rPr>
           <w:b/>
-          <w:sz w:val="21"/>
+          <w:sz w:val="22"/>
         </w:rPr>
         <w:t>DOI:</w:t>
       </w:r>
       <w:r>
         <w:rPr>
-          <w:sz w:val="21"/>
+          <w:sz w:val="22"/>
         </w:rPr>
         <w:t xml:space="preserve"> </w:t>
       </w:r>
@@ -2276,7 +1790,6 @@
           <w:rPr>
             <w:color w:val="1155CC"/>
             <w:u w:val="single"/>
-            <w:sz w:val="20"/>
           </w:rPr>
           <w:t xml:space="preserve">10.1056/NEJMsr1809937</w:t>
         </w:r>
@@ -2291,27 +1804,26 @@
           <w:rPr>
             <w:color w:val="1155CC"/>
             <w:u w:val="single"/>
-            <w:sz w:val="20"/>
           </w:rPr>
           <w:t xml:space="preserve">Mapes et al. Diversity and Inclusion for the All of Us Research Program: A Scoping Review. PLoS ONE 2020</w:t>
         </w:r>
       </w:hyperlink>
       <w:r>
         <w:rPr>
-          <w:sz w:val="21"/>
+          <w:sz w:val="22"/>
         </w:rPr>
         <w:t xml:space="preserve"> - defines/justifies the UBR (underrepresented in biomedical research) mandate. · </w:t>
       </w:r>
       <w:r>
         <w:rPr>
           <w:b/>
-          <w:sz w:val="21"/>
+          <w:sz w:val="22"/>
         </w:rPr>
         <w:t>DOI:</w:t>
       </w:r>
       <w:r>
         <w:rPr>
-          <w:sz w:val="21"/>
+          <w:sz w:val="22"/>
         </w:rPr>
         <w:t xml:space="preserve"> </w:t>
       </w:r>
@@ -2320,7 +1832,6 @@
           <w:rPr>
             <w:color w:val="1155CC"/>
             <w:u w:val="single"/>
-            <w:sz w:val="20"/>
           </w:rPr>
           <w:t xml:space="preserve">10.1371/journal.pone.0234962</w:t>
         </w:r>
@@ -2335,14 +1846,13 @@
           <w:rPr>
             <w:color w:val="1155CC"/>
             <w:u w:val="single"/>
-            <w:sz w:val="20"/>
           </w:rPr>
           <w:t xml:space="preserve">Denny &amp; Collins. Precision Medicine in 2030 - Seven Ways to Transform Healthcare. Cell 2021</w:t>
         </w:r>
       </w:hyperlink>
       <w:r>
         <w:rPr>
-          <w:sz w:val="21"/>
+          <w:sz w:val="22"/>
         </w:rPr>
         <w:t xml:space="preserve"> - forward-looking precision-medicine roadmap (cohorts, AI, phenomics, equity) from the AoU CEO and NIH Director.</w:t>
       </w:r>
@@ -2364,36 +1874,34 @@
           <w:rPr>
             <w:color w:val="1155CC"/>
             <w:u w:val="single"/>
-            <w:sz w:val="20"/>
           </w:rPr>
           <w:t xml:space="preserve">All of Us Research Program Genomics Investigators. Genomic Data in the All of Us Research Program. Nature 2024</w:t>
         </w:r>
       </w:hyperlink>
       <w:r>
         <w:rPr>
-          <w:sz w:val="21"/>
+          <w:sz w:val="22"/>
         </w:rPr>
         <w:t xml:space="preserve"> - flagship genomics release (245,388 genomes, &gt;1B variants); anchors the genomic resource. · </w:t>
       </w:r>
       <w:r>
         <w:rPr>
           <w:b/>
-          <w:sz w:val="21"/>
+          <w:sz w:val="22"/>
         </w:rPr>
         <w:t>DOI:</w:t>
       </w:r>
       <w:r>
         <w:rPr>
-          <w:sz w:val="21"/>
+          <w:sz w:val="22"/>
         </w:rPr>
         <w:t xml:space="preserve"> </w:t>
       </w:r>
-      <w:hyperlink r:id="rId14">
+      <w:hyperlink r:id="rId16">
         <w:r>
           <w:rPr>
             <w:color w:val="1155CC"/>
             <w:u w:val="single"/>
-            <w:sz w:val="20"/>
           </w:rPr>
           <w:t xml:space="preserve">10.1038/s41586-023-06957-x</w:t>
         </w:r>
@@ -2408,36 +1916,34 @@
           <w:rPr>
             <w:color w:val="1155CC"/>
             <w:u w:val="single"/>
-            <w:sz w:val="20"/>
           </w:rPr>
           <w:t xml:space="preserve">Ramirez et al. The All of Us Research Program: Data Quality, Utility, and Diversity. Patterns 2022</w:t>
         </w:r>
       </w:hyperlink>
       <w:r>
         <w:rPr>
-          <w:sz w:val="21"/>
+          <w:sz w:val="22"/>
         </w:rPr>
         <w:t xml:space="preserve"> - characterizes the data release (EHR, surveys, measurements) and the Researcher Workbench. </w:t>
       </w:r>
       <w:r>
         <w:rPr>
           <w:b/>
-          <w:sz w:val="21"/>
+          <w:sz w:val="22"/>
         </w:rPr>
         <w:t xml:space="preserve"> · </w:t>
       </w:r>
       <w:r>
         <w:rPr>
-          <w:sz w:val="21"/>
+          <w:sz w:val="22"/>
         </w:rPr>
         <w:t xml:space="preserve">DOI:** </w:t>
       </w:r>
-      <w:hyperlink r:id="rId15">
+      <w:hyperlink r:id="rId17">
         <w:r>
           <w:rPr>
             <w:color w:val="1155CC"/>
             <w:u w:val="single"/>
-            <w:sz w:val="20"/>
           </w:rPr>
           <w:t xml:space="preserve">10.1016/j.patter.2022.100570</w:t>
         </w:r>
@@ -2447,19 +1953,18 @@
       <w:pPr>
         <w:pStyle w:val="ListBullet"/>
       </w:pPr>
-      <w:hyperlink r:id="rId16">
+      <w:hyperlink r:id="rId18">
         <w:r>
           <w:rPr>
             <w:color w:val="1155CC"/>
             <w:u w:val="single"/>
-            <w:sz w:val="20"/>
           </w:rPr>
           <w:t xml:space="preserve">Lederer et al. Data Quality Control in Using Fitbit Device Data From the All of Us Research Program. JMIR Mhealth Uhealth 2023</w:t>
         </w:r>
       </w:hyperlink>
       <w:r>
         <w:rPr>
-          <w:sz w:val="21"/>
+          <w:sz w:val="22"/>
         </w:rPr>
         <w:t xml:space="preserve"> - the AoU Fitbit/wearables resource and its QC; supports the wearables data asset.</w:t>
       </w:r>
@@ -2473,36 +1978,34 @@
           <w:rPr>
             <w:color w:val="1155CC"/>
             <w:u w:val="single"/>
-            <w:sz w:val="20"/>
           </w:rPr>
           <w:t xml:space="preserve">Overhage et al. Validation of a Common Data Model for Active Safety Surveillance Research. JAMIA 2012</w:t>
         </w:r>
       </w:hyperlink>
       <w:r>
         <w:rPr>
-          <w:sz w:val="21"/>
+          <w:sz w:val="22"/>
         </w:rPr>
         <w:t xml:space="preserve"> - foundational validation of the OMOP CDM. </w:t>
       </w:r>
       <w:r>
         <w:rPr>
           <w:b/>
-          <w:sz w:val="21"/>
+          <w:sz w:val="22"/>
         </w:rPr>
         <w:t xml:space="preserve"> · </w:t>
       </w:r>
       <w:r>
         <w:rPr>
-          <w:sz w:val="21"/>
+          <w:sz w:val="22"/>
         </w:rPr>
         <w:t xml:space="preserve">DOI:** </w:t>
       </w:r>
-      <w:hyperlink r:id="rId17">
+      <w:hyperlink r:id="rId14">
         <w:r>
           <w:rPr>
             <w:color w:val="1155CC"/>
             <w:u w:val="single"/>
-            <w:sz w:val="20"/>
           </w:rPr>
           <w:t xml:space="preserve">10.1136/amiajnl-2011-000376</w:t>
         </w:r>
@@ -2517,14 +2020,13 @@
           <w:rPr>
             <w:color w:val="1155CC"/>
             <w:u w:val="single"/>
-            <w:sz w:val="20"/>
           </w:rPr>
           <w:t xml:space="preserve">Hripcsak et al. OHDSI: Opportunities for Observational Researchers. Stud Health Technol Inform 2015</w:t>
         </w:r>
       </w:hyperlink>
       <w:r>
         <w:rPr>
-          <w:sz w:val="21"/>
+          <w:sz w:val="22"/>
         </w:rPr>
         <w:t xml:space="preserve"> - the OHDSI community/tooling on the OMOP CDM that AoU data are modeled in.</w:t>
       </w:r>
@@ -2538,36 +2040,34 @@
           <w:rPr>
             <w:color w:val="1155CC"/>
             <w:u w:val="single"/>
-            <w:sz w:val="20"/>
           </w:rPr>
           <w:t xml:space="preserve">Denny et al. PheWAS: Feasibility of a Phenome-Wide Scan to Discover Gene–Disease Associations. Bioinformatics 2010</w:t>
         </w:r>
       </w:hyperlink>
       <w:r>
         <w:rPr>
-          <w:sz w:val="21"/>
+          <w:sz w:val="22"/>
         </w:rPr>
         <w:t xml:space="preserve"> - the original phenome-wide association method on EHR-derived phenotypes. · </w:t>
       </w:r>
       <w:r>
         <w:rPr>
           <w:b/>
-          <w:sz w:val="21"/>
+          <w:sz w:val="22"/>
         </w:rPr>
         <w:t>DOI:</w:t>
       </w:r>
       <w:r>
         <w:rPr>
-          <w:sz w:val="21"/>
+          <w:sz w:val="22"/>
         </w:rPr>
         <w:t xml:space="preserve"> </w:t>
       </w:r>
-      <w:hyperlink r:id="rId18">
+      <w:hyperlink r:id="rId15">
         <w:r>
           <w:rPr>
             <w:color w:val="1155CC"/>
             <w:u w:val="single"/>
-            <w:sz w:val="20"/>
           </w:rPr>
           <w:t xml:space="preserve">10.1093/bioinformatics/btq126</w:t>
         </w:r>
@@ -2582,27 +2082,26 @@
           <w:rPr>
             <w:color w:val="1155CC"/>
             <w:u w:val="single"/>
-            <w:sz w:val="20"/>
           </w:rPr>
           <w:t xml:space="preserve">Denny et al. Systematic Comparison of Phenome-Wide Association Study of EMR Data and GWAS Data. Nat Biotechnol 2013</w:t>
         </w:r>
       </w:hyperlink>
       <w:r>
         <w:rPr>
-          <w:sz w:val="21"/>
+          <w:sz w:val="22"/>
         </w:rPr>
         <w:t xml:space="preserve"> - first large-scale PheWAS in EMRs. · </w:t>
       </w:r>
       <w:r>
         <w:rPr>
           <w:b/>
-          <w:sz w:val="21"/>
+          <w:sz w:val="22"/>
         </w:rPr>
         <w:t>DOI:</w:t>
       </w:r>
       <w:r>
         <w:rPr>
-          <w:sz w:val="21"/>
+          <w:sz w:val="22"/>
         </w:rPr>
         <w:t xml:space="preserve"> </w:t>
       </w:r>
@@ -2611,7 +2110,6 @@
           <w:rPr>
             <w:color w:val="1155CC"/>
             <w:u w:val="single"/>
-            <w:sz w:val="20"/>
           </w:rPr>
           <w:t xml:space="preserve">10.1038/nbt.2749</w:t>
         </w:r>
@@ -2626,14 +2124,13 @@
           <w:rPr>
             <w:color w:val="1155CC"/>
             <w:u w:val="single"/>
-            <w:sz w:val="20"/>
           </w:rPr>
           <w:t xml:space="preserve">Kohane. Using Electronic Health Records to Drive Discovery in Disease Genomics. Nat Rev Genet 2011</w:t>
         </w:r>
       </w:hyperlink>
       <w:r>
         <w:rPr>
-          <w:sz w:val="21"/>
+          <w:sz w:val="22"/>
         </w:rPr>
         <w:t xml:space="preserve"> - foundational review on repurposing EHR for genomic discovery.</w:t>
       </w:r>
@@ -2647,27 +2144,26 @@
           <w:rPr>
             <w:color w:val="1155CC"/>
             <w:u w:val="single"/>
-            <w:sz w:val="20"/>
           </w:rPr>
           <w:t xml:space="preserve">Wei &amp; Denny. Extracting Research-Quality Phenotypes from EHRs to Support Precision Medicine. Genome Med 2015</w:t>
         </w:r>
       </w:hyperlink>
       <w:r>
         <w:rPr>
-          <w:sz w:val="21"/>
+          <w:sz w:val="22"/>
         </w:rPr>
         <w:t xml:space="preserve"> - EHR phenotyping methods underpinning phenome-wide research. · </w:t>
       </w:r>
       <w:r>
         <w:rPr>
           <w:b/>
-          <w:sz w:val="21"/>
+          <w:sz w:val="22"/>
         </w:rPr>
         <w:t>DOI:</w:t>
       </w:r>
       <w:r>
         <w:rPr>
-          <w:sz w:val="21"/>
+          <w:sz w:val="22"/>
         </w:rPr>
         <w:t xml:space="preserve"> </w:t>
       </w:r>
@@ -2676,7 +2172,6 @@
           <w:rPr>
             <w:color w:val="1155CC"/>
             <w:u w:val="single"/>
-            <w:sz w:val="20"/>
           </w:rPr>
           <w:t xml:space="preserve">10.1186/s13073-015-0166-y</w:t>
         </w:r>
@@ -2691,14 +2186,13 @@
           <w:rPr>
             <w:color w:val="1155CC"/>
             <w:u w:val="single"/>
-            <w:sz w:val="20"/>
           </w:rPr>
           <w:t xml:space="preserve">van Eck &amp; Waltman. VOSviewer, a Computer Program for Bibliometric Mapping. Scientometrics 2010</w:t>
         </w:r>
       </w:hyperlink>
       <w:r>
         <w:rPr>
-          <w:sz w:val="21"/>
+          <w:sz w:val="22"/>
         </w:rPr>
         <w:t xml:space="preserve"> - standard tool for bibliometric/co-citation mapping (corpus method).</w:t>
       </w:r>
@@ -2712,14 +2206,13 @@
           <w:rPr>
             <w:color w:val="1155CC"/>
             <w:u w:val="single"/>
-            <w:sz w:val="20"/>
           </w:rPr>
           <w:t xml:space="preserve">Boyack &amp; Klavans. Co-Citation, Bibliographic Coupling, and Direct Citation. JASIST 2010</w:t>
         </w:r>
       </w:hyperlink>
       <w:r>
         <w:rPr>
-          <w:sz w:val="21"/>
+          <w:sz w:val="22"/>
         </w:rPr>
         <w:t xml:space="preserve"> - methodological benchmark for citation-based corpus mapping.</w:t>
       </w:r>
@@ -2733,14 +2226,13 @@
           <w:rPr>
             <w:color w:val="1155CC"/>
             <w:u w:val="single"/>
-            <w:sz w:val="20"/>
           </w:rPr>
           <w:t xml:space="preserve">Blei, Ng &amp; Jordan. Latent Dirichlet Allocation. J Mach Learn Res 2003</w:t>
         </w:r>
       </w:hyperlink>
       <w:r>
         <w:rPr>
-          <w:sz w:val="21"/>
+          <w:sz w:val="22"/>
         </w:rPr>
         <w:t xml:space="preserve"> - canonical topic-modeling method for thematic corpus analysis.</w:t>
       </w:r>
@@ -2770,27 +2262,26 @@
           <w:rPr>
             <w:color w:val="1155CC"/>
             <w:u w:val="single"/>
-            <w:sz w:val="20"/>
           </w:rPr>
           <w:t xml:space="preserve">Sudlow et al. UK Biobank: an open access resource. PLoS Medicine 2015</w:t>
         </w:r>
       </w:hyperlink>
       <w:r>
         <w:rPr>
-          <w:sz w:val="21"/>
+          <w:sz w:val="22"/>
         </w:rPr>
         <w:t xml:space="preserve"> - canonical UK Biobank cohort profile (500k, open-access); the primary comparator. · </w:t>
       </w:r>
       <w:r>
         <w:rPr>
           <w:b/>
-          <w:sz w:val="21"/>
+          <w:sz w:val="22"/>
         </w:rPr>
         <w:t>DOI:</w:t>
       </w:r>
       <w:r>
         <w:rPr>
-          <w:sz w:val="21"/>
+          <w:sz w:val="22"/>
         </w:rPr>
         <w:t xml:space="preserve"> </w:t>
       </w:r>
@@ -2799,7 +2290,6 @@
           <w:rPr>
             <w:color w:val="1155CC"/>
             <w:u w:val="single"/>
-            <w:sz w:val="20"/>
           </w:rPr>
           <w:t xml:space="preserve">10.1371/journal.pmed.1001779</w:t>
         </w:r>
@@ -2814,14 +2304,13 @@
           <w:rPr>
             <w:color w:val="1155CC"/>
             <w:u w:val="single"/>
-            <w:sz w:val="20"/>
           </w:rPr>
           <w:t xml:space="preserve">Bycroft et al. The UK Biobank resource with deep phenotyping and genomic data. Nature 2018</w:t>
         </w:r>
       </w:hyperlink>
       <w:r>
         <w:rPr>
-          <w:sz w:val="21"/>
+          <w:sz w:val="22"/>
         </w:rPr>
         <w:t xml:space="preserve"> - genotyping, imputation (~96M variants), QC; template for genomics-at-scale.</w:t>
       </w:r>
@@ -2835,27 +2324,26 @@
           <w:rPr>
             <w:color w:val="1155CC"/>
             <w:u w:val="single"/>
-            <w:sz w:val="20"/>
           </w:rPr>
           <w:t xml:space="preserve">Gaziano et al. Million Veteran Program: a mega-biobank. J Clin Epidemiol 2016</w:t>
         </w:r>
       </w:hyperlink>
       <w:r>
         <w:rPr>
-          <w:sz w:val="21"/>
+          <w:sz w:val="22"/>
         </w:rPr>
         <w:t xml:space="preserve"> - VA MVP design; an EHR-linked health-system biobank comparator. · </w:t>
       </w:r>
       <w:r>
         <w:rPr>
           <w:b/>
-          <w:sz w:val="21"/>
+          <w:sz w:val="22"/>
         </w:rPr>
         <w:t>DOI:</w:t>
       </w:r>
       <w:r>
         <w:rPr>
-          <w:sz w:val="21"/>
+          <w:sz w:val="22"/>
         </w:rPr>
         <w:t xml:space="preserve"> </w:t>
       </w:r>
@@ -2864,7 +2352,6 @@
           <w:rPr>
             <w:color w:val="1155CC"/>
             <w:u w:val="single"/>
-            <w:sz w:val="20"/>
           </w:rPr>
           <w:t xml:space="preserve">10.1016/j.jclinepi.2015.09.016</w:t>
         </w:r>
@@ -2879,27 +2366,26 @@
           <w:rPr>
             <w:color w:val="1155CC"/>
             <w:u w:val="single"/>
-            <w:sz w:val="20"/>
           </w:rPr>
           <w:t xml:space="preserve">Kurki et al. FinnGen: genetic insights from a well-phenotyped isolated population. Nature 2023</w:t>
         </w:r>
       </w:hyperlink>
       <w:r>
         <w:rPr>
-          <w:sz w:val="21"/>
+          <w:sz w:val="22"/>
         </w:rPr>
         <w:t xml:space="preserve"> - ~429k samples linked to national registers; the founder-population comparator. · </w:t>
       </w:r>
       <w:r>
         <w:rPr>
           <w:b/>
-          <w:sz w:val="21"/>
+          <w:sz w:val="22"/>
         </w:rPr>
         <w:t>DOI:</w:t>
       </w:r>
       <w:r>
         <w:rPr>
-          <w:sz w:val="21"/>
+          <w:sz w:val="22"/>
         </w:rPr>
         <w:t xml:space="preserve"> </w:t>
       </w:r>
@@ -2908,7 +2394,6 @@
           <w:rPr>
             <w:color w:val="1155CC"/>
             <w:u w:val="single"/>
-            <w:sz w:val="20"/>
           </w:rPr>
           <w:t xml:space="preserve">10.1038/s41586-022-05473-8</w:t>
         </w:r>
@@ -2923,27 +2408,26 @@
           <w:rPr>
             <w:color w:val="1155CC"/>
             <w:u w:val="single"/>
-            <w:sz w:val="20"/>
           </w:rPr>
           <w:t xml:space="preserve">Chen et al. China Kadoorie Biobank of 0.5 million people. Int J Epidemiol 2011</w:t>
         </w:r>
       </w:hyperlink>
       <w:r>
         <w:rPr>
-          <w:sz w:val="21"/>
+          <w:sz w:val="22"/>
         </w:rPr>
         <w:t xml:space="preserve"> - CKB cohort profile; the large non-Western comparator. · </w:t>
       </w:r>
       <w:r>
         <w:rPr>
           <w:b/>
-          <w:sz w:val="21"/>
+          <w:sz w:val="22"/>
         </w:rPr>
         <w:t>DOI:</w:t>
       </w:r>
       <w:r>
         <w:rPr>
-          <w:sz w:val="21"/>
+          <w:sz w:val="22"/>
         </w:rPr>
         <w:t xml:space="preserve"> </w:t>
       </w:r>
@@ -2952,7 +2436,6 @@
           <w:rPr>
             <w:color w:val="1155CC"/>
             <w:u w:val="single"/>
-            <w:sz w:val="20"/>
           </w:rPr>
           <w:t xml:space="preserve">10.1093/ije/dyr120</w:t>
         </w:r>
@@ -2975,14 +2458,13 @@
           <w:rPr>
             <w:color w:val="1155CC"/>
             <w:u w:val="single"/>
-            <w:sz w:val="20"/>
           </w:rPr>
           <w:t xml:space="preserve">Backman et al. Exome sequencing of 454,787 UK Biobank participants. Nature 2021</w:t>
         </w:r>
       </w:hyperlink>
       <w:r>
         <w:rPr>
-          <w:sz w:val="21"/>
+          <w:sz w:val="22"/>
         </w:rPr>
         <w:t xml:space="preserve"> - landmark biobank-scale exome resource.</w:t>
       </w:r>
@@ -2996,27 +2478,26 @@
           <w:rPr>
             <w:color w:val="1155CC"/>
             <w:u w:val="single"/>
-            <w:sz w:val="20"/>
           </w:rPr>
           <w:t xml:space="preserve">Halldorsson et al. The sequences of 150,119 genomes in the UK Biobank. Nature 2022</w:t>
         </w:r>
       </w:hyperlink>
       <w:r>
         <w:rPr>
-          <w:sz w:val="21"/>
+          <w:sz w:val="22"/>
         </w:rPr>
         <w:t xml:space="preserve"> - biobank-scale WGS; benchmark for the WGS resource AoU also delivers. · </w:t>
       </w:r>
       <w:r>
         <w:rPr>
           <w:b/>
-          <w:sz w:val="21"/>
+          <w:sz w:val="22"/>
         </w:rPr>
         <w:t>DOI:</w:t>
       </w:r>
       <w:r>
         <w:rPr>
-          <w:sz w:val="21"/>
+          <w:sz w:val="22"/>
         </w:rPr>
         <w:t xml:space="preserve"> </w:t>
       </w:r>
@@ -3025,7 +2506,6 @@
           <w:rPr>
             <w:color w:val="1155CC"/>
             <w:u w:val="single"/>
-            <w:sz w:val="20"/>
           </w:rPr>
           <w:t xml:space="preserve">10.1038/s41586-022-04965-x</w:t>
         </w:r>
@@ -3040,14 +2520,13 @@
           <w:rPr>
             <w:color w:val="1155CC"/>
             <w:u w:val="single"/>
-            <w:sz w:val="20"/>
           </w:rPr>
           <w:t xml:space="preserve">Verma et al. Diversity and scale: genetic architecture of 2,068 traits in the MVP. Science 2024</w:t>
         </w:r>
       </w:hyperlink>
       <w:r>
         <w:rPr>
-          <w:sz w:val="21"/>
+          <w:sz w:val="22"/>
         </w:rPr>
         <w:t xml:space="preserve"> - multi-ancestry GWAS atlas (635,969); the discovery case for diverse biobanks.</w:t>
       </w:r>
@@ -3061,27 +2540,26 @@
           <w:rPr>
             <w:color w:val="1155CC"/>
             <w:u w:val="single"/>
-            <w:sz w:val="20"/>
           </w:rPr>
           <w:t xml:space="preserve">Wojcik et al. Genetic analyses of diverse populations improves discovery for complex traits. Nature 2019</w:t>
         </w:r>
       </w:hyperlink>
       <w:r>
         <w:rPr>
-          <w:sz w:val="21"/>
+          <w:sz w:val="22"/>
         </w:rPr>
         <w:t xml:space="preserve"> - PAGE study; diverse samples surface variants missed in European-only studies. · </w:t>
       </w:r>
       <w:r>
         <w:rPr>
           <w:b/>
-          <w:sz w:val="21"/>
+          <w:sz w:val="22"/>
         </w:rPr>
         <w:t>DOI:</w:t>
       </w:r>
       <w:r>
         <w:rPr>
-          <w:sz w:val="21"/>
+          <w:sz w:val="22"/>
         </w:rPr>
         <w:t xml:space="preserve"> </w:t>
       </w:r>
@@ -3090,7 +2568,6 @@
           <w:rPr>
             <w:color w:val="1155CC"/>
             <w:u w:val="single"/>
-            <w:sz w:val="20"/>
           </w:rPr>
           <w:t xml:space="preserve">10.1038/s41586-019-1310-4</w:t>
         </w:r>
@@ -3105,27 +2582,26 @@
           <w:rPr>
             <w:color w:val="1155CC"/>
             <w:u w:val="single"/>
-            <w:sz w:val="20"/>
           </w:rPr>
           <w:t xml:space="preserve">Zhou et al. Global Biobank Meta-analysis Initiative. Cell Genomics 2022</w:t>
         </w:r>
       </w:hyperlink>
       <w:r>
         <w:rPr>
-          <w:sz w:val="21"/>
+          <w:sz w:val="22"/>
         </w:rPr>
         <w:t xml:space="preserve"> - cross-biobank harmonization/comparison framework (23 biobanks). · </w:t>
       </w:r>
       <w:r>
         <w:rPr>
           <w:b/>
-          <w:sz w:val="21"/>
+          <w:sz w:val="22"/>
         </w:rPr>
         <w:t>DOI:</w:t>
       </w:r>
       <w:r>
         <w:rPr>
-          <w:sz w:val="21"/>
+          <w:sz w:val="22"/>
         </w:rPr>
         <w:t xml:space="preserve"> </w:t>
       </w:r>
@@ -3134,7 +2610,6 @@
           <w:rPr>
             <w:color w:val="1155CC"/>
             <w:u w:val="single"/>
-            <w:sz w:val="20"/>
           </w:rPr>
           <w:t xml:space="preserve">10.1016/j.xgen.2022.100192</w:t>
         </w:r>
@@ -3157,27 +2632,26 @@
           <w:rPr>
             <w:color w:val="1155CC"/>
             <w:u w:val="single"/>
-            <w:sz w:val="20"/>
           </w:rPr>
           <w:t xml:space="preserve">Sirugo et al. The Missing Diversity in Human Genetic Studies. Cell 2019</w:t>
         </w:r>
       </w:hyperlink>
       <w:r>
         <w:rPr>
-          <w:sz w:val="21"/>
+          <w:sz w:val="22"/>
         </w:rPr>
         <w:t xml:space="preserve"> - the ancestry-imbalance statement (~78% of GWAS participants European) and its costs. · </w:t>
       </w:r>
       <w:r>
         <w:rPr>
           <w:b/>
-          <w:sz w:val="21"/>
+          <w:sz w:val="22"/>
         </w:rPr>
         <w:t>DOI:</w:t>
       </w:r>
       <w:r>
         <w:rPr>
-          <w:sz w:val="21"/>
+          <w:sz w:val="22"/>
         </w:rPr>
         <w:t xml:space="preserve"> </w:t>
       </w:r>
@@ -3186,7 +2660,6 @@
           <w:rPr>
             <w:color w:val="1155CC"/>
             <w:u w:val="single"/>
-            <w:sz w:val="20"/>
           </w:rPr>
           <w:t xml:space="preserve">10.1016/j.cell.2019.02.048</w:t>
         </w:r>
@@ -3201,14 +2674,13 @@
           <w:rPr>
             <w:color w:val="1155CC"/>
             <w:u w:val="single"/>
-            <w:sz w:val="20"/>
           </w:rPr>
           <w:t xml:space="preserve">Martin et al. Clinical use of current polygenic risk scores may exacerbate health disparities. Nat Genet 2019</w:t>
         </w:r>
       </w:hyperlink>
       <w:r>
         <w:rPr>
-          <w:sz w:val="21"/>
+          <w:sz w:val="22"/>
         </w:rPr>
         <w:t xml:space="preserve"> - PRS far more accurate in European-ancestry individuals; the equity argument for AoU.</w:t>
       </w:r>
@@ -3222,14 +2694,13 @@
           <w:rPr>
             <w:color w:val="1155CC"/>
             <w:u w:val="single"/>
-            <w:sz w:val="20"/>
           </w:rPr>
           <w:t xml:space="preserve">Popejoy &amp; Fullerton. Genomics is failing on diversity. Nature 2016</w:t>
         </w:r>
       </w:hyperlink>
       <w:r>
         <w:rPr>
-          <w:sz w:val="21"/>
+          <w:sz w:val="22"/>
         </w:rPr>
         <w:t xml:space="preserve"> - early audit of non-European underrepresentation; frames the gap AoU set out to close.</w:t>
       </w:r>
@@ -3243,27 +2714,26 @@
           <w:rPr>
             <w:color w:val="1155CC"/>
             <w:u w:val="single"/>
-            <w:sz w:val="20"/>
           </w:rPr>
           <w:t xml:space="preserve">Fry et al. Comparison of UK Biobank participants with the general population. Am J Epidemiol 2017</w:t>
         </w:r>
       </w:hyperlink>
       <w:r>
         <w:rPr>
-          <w:sz w:val="21"/>
+          <w:sz w:val="22"/>
         </w:rPr>
         <w:t xml:space="preserve"> - 5.5% response rate and healthy-volunteer bias; the representativeness caveat for mega-biobanks. · </w:t>
       </w:r>
       <w:r>
         <w:rPr>
           <w:b/>
-          <w:sz w:val="21"/>
+          <w:sz w:val="22"/>
         </w:rPr>
         <w:t>DOI:</w:t>
       </w:r>
       <w:r>
         <w:rPr>
-          <w:sz w:val="21"/>
+          <w:sz w:val="22"/>
         </w:rPr>
         <w:t xml:space="preserve"> </w:t>
       </w:r>
@@ -3272,7 +2742,6 @@
           <w:rPr>
             <w:color w:val="1155CC"/>
             <w:u w:val="single"/>
-            <w:sz w:val="20"/>
           </w:rPr>
           <w:t xml:space="preserve">10.1093/aje/kwx246</w:t>
         </w:r>
@@ -3287,14 +2756,13 @@
           <w:rPr>
             <w:color w:val="1155CC"/>
             <w:u w:val="single"/>
-            <w:sz w:val="20"/>
           </w:rPr>
           <w:t xml:space="preserve">Mills &amp; Rahal. A scientometric review of genome-wide association studies. Commun Biol 2019</w:t>
         </w:r>
       </w:hyperlink>
       <w:r>
         <w:rPr>
-          <w:sz w:val="21"/>
+          <w:sz w:val="22"/>
         </w:rPr>
         <w:t xml:space="preserve"> - GWAS bibliometrics showing persistent European dominance; the biobank-bibliometrics anchor.</w:t>
       </w:r>
@@ -3313,9 +2781,16 @@
       </w:pPr>
       <w:r>
         <w:rPr>
-          <w:sz w:val="21"/>
-        </w:rPr>
-        <w:t>*AoU NEJM 2019* - the diversity-first rationale that motivates benchmarking against the above.</w:t>
+          <w:i/>
+          <w:sz w:val="22"/>
+        </w:rPr>
+        <w:t>AoU NEJM 2019</w:t>
+      </w:r>
+      <w:r>
+        <w:rPr>
+          <w:sz w:val="22"/>
+        </w:rPr>
+        <w:t xml:space="preserve"> - the diversity-first rationale that motivates benchmarking against the above.</w:t>
       </w:r>
     </w:p>
     <w:p>
@@ -3343,27 +2818,26 @@
           <w:rPr>
             <w:color w:val="1155CC"/>
             <w:u w:val="single"/>
-            <w:sz w:val="20"/>
           </w:rPr>
           <w:t xml:space="preserve">Moor et al. Foundation models for generalist medical AI. Nature 2023</w:t>
         </w:r>
       </w:hyperlink>
       <w:r>
         <w:rPr>
-          <w:sz w:val="21"/>
+          <w:sz w:val="22"/>
         </w:rPr>
         <w:t xml:space="preserve"> - defines "generalist medical AI"; the conceptual anchor for the frontier. · </w:t>
       </w:r>
       <w:r>
         <w:rPr>
           <w:b/>
-          <w:sz w:val="21"/>
+          <w:sz w:val="22"/>
         </w:rPr>
         <w:t>DOI:</w:t>
       </w:r>
       <w:r>
         <w:rPr>
-          <w:sz w:val="21"/>
+          <w:sz w:val="22"/>
         </w:rPr>
         <w:t xml:space="preserve"> </w:t>
       </w:r>
@@ -3372,7 +2846,6 @@
           <w:rPr>
             <w:color w:val="1155CC"/>
             <w:u w:val="single"/>
-            <w:sz w:val="20"/>
           </w:rPr>
           <w:t xml:space="preserve">10.1038/s41586-023-05881-4</w:t>
         </w:r>
@@ -3387,27 +2860,26 @@
           <w:rPr>
             <w:color w:val="1155CC"/>
             <w:u w:val="single"/>
-            <w:sz w:val="20"/>
           </w:rPr>
           <w:t xml:space="preserve">Singhal et al. Large language models encode clinical knowledge. Nature 2023</w:t>
         </w:r>
       </w:hyperlink>
       <w:r>
         <w:rPr>
-          <w:sz w:val="21"/>
+          <w:sz w:val="22"/>
         </w:rPr>
         <w:t xml:space="preserve"> - Med-PaLM/MultiMedQA; LLMs reach near-expert medical QA with a safety-evaluation framework. · </w:t>
       </w:r>
       <w:r>
         <w:rPr>
           <w:b/>
-          <w:sz w:val="21"/>
+          <w:sz w:val="22"/>
         </w:rPr>
         <w:t>DOI:</w:t>
       </w:r>
       <w:r>
         <w:rPr>
-          <w:sz w:val="21"/>
+          <w:sz w:val="22"/>
         </w:rPr>
         <w:t xml:space="preserve"> </w:t>
       </w:r>
@@ -3416,7 +2888,6 @@
           <w:rPr>
             <w:color w:val="1155CC"/>
             <w:u w:val="single"/>
-            <w:sz w:val="20"/>
           </w:rPr>
           <w:t xml:space="preserve">10.1038/s41586-023-06291-2</w:t>
         </w:r>
@@ -3431,40 +2902,39 @@
           <w:rPr>
             <w:color w:val="1155CC"/>
             <w:u w:val="single"/>
-            <w:sz w:val="20"/>
           </w:rPr>
           <w:t xml:space="preserve">Nori et al. Capabilities of GPT-4 on Medical Challenge Problems. arXiv 2023</w:t>
         </w:r>
       </w:hyperlink>
       <w:r>
         <w:rPr>
+          <w:sz w:val="22"/>
+        </w:rPr>
+        <w:t xml:space="preserve"> </w:t>
+      </w:r>
+      <w:r>
+        <w:rPr>
+          <w:rFonts w:ascii="Consolas" w:hAnsi="Consolas"/>
           <w:sz w:val="21"/>
         </w:rPr>
-        <w:t xml:space="preserve"> </w:t>
-      </w:r>
-      <w:r>
-        <w:rPr>
-          <w:rFonts w:ascii="Courier New" w:hAnsi="Courier New"/>
-          <w:sz w:val="21"/>
-        </w:rPr>
         <w:t>[preprint]</w:t>
       </w:r>
       <w:r>
         <w:rPr>
-          <w:sz w:val="21"/>
+          <w:sz w:val="22"/>
         </w:rPr>
         <w:t xml:space="preserve"> - general-purpose GPT-4 exceeds USMLE passing score without fine-tuning. · </w:t>
       </w:r>
       <w:r>
         <w:rPr>
           <w:b/>
-          <w:sz w:val="21"/>
+          <w:sz w:val="22"/>
         </w:rPr>
         <w:t>DOI:</w:t>
       </w:r>
       <w:r>
         <w:rPr>
-          <w:sz w:val="21"/>
+          <w:sz w:val="22"/>
         </w:rPr>
         <w:t xml:space="preserve"> </w:t>
       </w:r>
@@ -3473,7 +2943,6 @@
           <w:rPr>
             <w:color w:val="1155CC"/>
             <w:u w:val="single"/>
-            <w:sz w:val="20"/>
           </w:rPr>
           <w:t xml:space="preserve">10.48550/arXiv.2303.13375</w:t>
         </w:r>
@@ -3488,14 +2957,13 @@
           <w:rPr>
             <w:color w:val="1155CC"/>
             <w:u w:val="single"/>
-            <w:sz w:val="20"/>
           </w:rPr>
           <w:t xml:space="preserve">Kung et al. Performance of ChatGPT on USMLE. PLOS Digit Health 2023</w:t>
         </w:r>
       </w:hyperlink>
       <w:r>
         <w:rPr>
-          <w:sz w:val="21"/>
+          <w:sz w:val="22"/>
         </w:rPr>
         <w:t xml:space="preserve"> - early demonstration of LLM at USMLE threshold; catalyzed clinical-LLM interest.</w:t>
       </w:r>
@@ -3509,14 +2977,13 @@
           <w:rPr>
             <w:color w:val="1155CC"/>
             <w:u w:val="single"/>
-            <w:sz w:val="20"/>
           </w:rPr>
           <w:t xml:space="preserve">Tu et al. Towards conversational diagnostic artificial intelligence. Nature 2025</w:t>
         </w:r>
       </w:hyperlink>
       <w:r>
         <w:rPr>
-          <w:sz w:val="21"/>
+          <w:sz w:val="22"/>
         </w:rPr>
         <w:t xml:space="preserve"> - AMIE diagnostic-dialogue agent; frontier of agentic clinical AI.</w:t>
       </w:r>
@@ -3530,27 +2997,26 @@
           <w:rPr>
             <w:color w:val="1155CC"/>
             <w:u w:val="single"/>
-            <w:sz w:val="20"/>
           </w:rPr>
           <w:t xml:space="preserve">Mehandru et al. Evaluating large language models as agents in the clinic. npj Digit Med 2024</w:t>
         </w:r>
       </w:hyperlink>
       <w:r>
         <w:rPr>
-          <w:sz w:val="21"/>
+          <w:sz w:val="22"/>
         </w:rPr>
         <w:t xml:space="preserve"> - argues LLM agents be judged by workflow impact, not exam benchmarks. · </w:t>
       </w:r>
       <w:r>
         <w:rPr>
           <w:b/>
-          <w:sz w:val="21"/>
+          <w:sz w:val="22"/>
         </w:rPr>
         <w:t>DOI:</w:t>
       </w:r>
       <w:r>
         <w:rPr>
-          <w:sz w:val="21"/>
+          <w:sz w:val="22"/>
         </w:rPr>
         <w:t xml:space="preserve"> </w:t>
       </w:r>
@@ -3559,7 +3025,6 @@
           <w:rPr>
             <w:color w:val="1155CC"/>
             <w:u w:val="single"/>
-            <w:sz w:val="20"/>
           </w:rPr>
           <w:t xml:space="preserve">10.1038/s41746-024-01083-y</w:t>
         </w:r>
@@ -3582,14 +3047,13 @@
           <w:rPr>
             <w:color w:val="1155CC"/>
             <w:u w:val="single"/>
-            <w:sz w:val="20"/>
           </w:rPr>
           <w:t xml:space="preserve">Dalla-Torre et al. Nucleotide Transformer: robust foundation models for human genomics. Nat Methods 2025</w:t>
         </w:r>
       </w:hyperlink>
       <w:r>
         <w:rPr>
-          <w:sz w:val="21"/>
+          <w:sz w:val="22"/>
         </w:rPr>
         <w:t xml:space="preserve"> - benchmark-setting DNA language models (50M–2.5B params).</w:t>
       </w:r>
@@ -3603,27 +3067,26 @@
           <w:rPr>
             <w:color w:val="1155CC"/>
             <w:u w:val="single"/>
-            <w:sz w:val="20"/>
           </w:rPr>
           <w:t xml:space="preserve">Ji et al. DNABERT. Bioinformatics 2021</w:t>
         </w:r>
       </w:hyperlink>
       <w:r>
         <w:rPr>
-          <w:sz w:val="21"/>
+          <w:sz w:val="22"/>
         </w:rPr>
         <w:t xml:space="preserve"> - foundational transformer establishing DNA-as-language pretraining. · </w:t>
       </w:r>
       <w:r>
         <w:rPr>
           <w:b/>
-          <w:sz w:val="21"/>
+          <w:sz w:val="22"/>
         </w:rPr>
         <w:t>DOI:</w:t>
       </w:r>
       <w:r>
         <w:rPr>
-          <w:sz w:val="21"/>
+          <w:sz w:val="22"/>
         </w:rPr>
         <w:t xml:space="preserve"> </w:t>
       </w:r>
@@ -3632,7 +3095,6 @@
           <w:rPr>
             <w:color w:val="1155CC"/>
             <w:u w:val="single"/>
-            <w:sz w:val="20"/>
           </w:rPr>
           <w:t xml:space="preserve">10.1093/bioinformatics/btab083</w:t>
         </w:r>
@@ -3647,14 +3109,13 @@
           <w:rPr>
             <w:color w:val="1155CC"/>
             <w:u w:val="single"/>
-            <w:sz w:val="20"/>
           </w:rPr>
           <w:t xml:space="preserve">Nguyen et al. Sequence modeling and design from molecular to genome scale with Evo. Science 2024</w:t>
         </w:r>
       </w:hyperlink>
       <w:r>
         <w:rPr>
-          <w:sz w:val="21"/>
+          <w:sz w:val="22"/>
         </w:rPr>
         <w:t xml:space="preserve"> - 7B-param genomic model, 131k context; zero-shot function prediction and design.</w:t>
       </w:r>
@@ -3668,29 +3129,35 @@
           <w:rPr>
             <w:color w:val="1155CC"/>
             <w:u w:val="single"/>
-            <w:sz w:val="20"/>
           </w:rPr>
           <w:t xml:space="preserve">Brixi et al. Genome modeling and design across all domains of life with Evo 2. bioRxiv 2025</w:t>
         </w:r>
       </w:hyperlink>
       <w:r>
         <w:rPr>
+          <w:sz w:val="22"/>
+        </w:rPr>
+        <w:t xml:space="preserve"> </w:t>
+      </w:r>
+      <w:r>
+        <w:rPr>
+          <w:rFonts w:ascii="Consolas" w:hAnsi="Consolas"/>
           <w:sz w:val="21"/>
         </w:rPr>
-        <w:t xml:space="preserve"> </w:t>
-      </w:r>
-      <w:r>
-        <w:rPr>
-          <w:rFonts w:ascii="Courier New" w:hAnsi="Courier New"/>
-          <w:sz w:val="21"/>
-        </w:rPr>
         <w:t>[preprint]</w:t>
       </w:r>
       <w:r>
         <w:rPr>
-          <w:sz w:val="21"/>
-        </w:rPr>
-        <w:t xml:space="preserve"> - 7B/40B, 1Mb context; variant-effect prediction without fine-tuning. *(confirm journal version before submission)*</w:t>
+          <w:sz w:val="22"/>
+        </w:rPr>
+        <w:t xml:space="preserve"> - 7B/40B, 1Mb context; variant-effect prediction without fine-tuning. </w:t>
+      </w:r>
+      <w:r>
+        <w:rPr>
+          <w:i/>
+          <w:sz w:val="22"/>
+        </w:rPr>
+        <w:t>(confirm journal version before submission)</w:t>
       </w:r>
     </w:p>
     <w:p>
@@ -3710,14 +3177,13 @@
           <w:rPr>
             <w:color w:val="1155CC"/>
             <w:u w:val="single"/>
-            <w:sz w:val="20"/>
           </w:rPr>
           <w:t xml:space="preserve">Acosta et al. Multimodal biomedical AI. Nature Medicine 2022</w:t>
         </w:r>
       </w:hyperlink>
       <w:r>
         <w:rPr>
-          <w:sz w:val="21"/>
+          <w:sz w:val="22"/>
         </w:rPr>
         <w:t xml:space="preserve"> - review of fusing biobank, EHR, imaging, biosensor, and omics data; directly relevant to AoU's integrated data.</w:t>
       </w:r>
@@ -3731,27 +3197,26 @@
           <w:rPr>
             <w:color w:val="1155CC"/>
             <w:u w:val="single"/>
-            <w:sz w:val="20"/>
           </w:rPr>
           <w:t xml:space="preserve">Boehm et al. Harnessing multimodal data integration to advance precision oncology. Nat Rev Cancer 2022</w:t>
         </w:r>
       </w:hyperlink>
       <w:r>
         <w:rPr>
-          <w:sz w:val="21"/>
+          <w:sz w:val="22"/>
         </w:rPr>
         <w:t xml:space="preserve"> - integration of molecular/imaging/clinical modalities and its interoperability barriers. · </w:t>
       </w:r>
       <w:r>
         <w:rPr>
           <w:b/>
-          <w:sz w:val="21"/>
+          <w:sz w:val="22"/>
         </w:rPr>
         <w:t>DOI:</w:t>
       </w:r>
       <w:r>
         <w:rPr>
-          <w:sz w:val="21"/>
+          <w:sz w:val="22"/>
         </w:rPr>
         <w:t xml:space="preserve"> </w:t>
       </w:r>
@@ -3760,7 +3225,6 @@
           <w:rPr>
             <w:color w:val="1155CC"/>
             <w:u w:val="single"/>
-            <w:sz w:val="20"/>
           </w:rPr>
           <w:t xml:space="preserve">10.1038/s41568-021-00408-3</w:t>
         </w:r>
@@ -3783,14 +3247,13 @@
           <w:rPr>
             <w:color w:val="1155CC"/>
             <w:u w:val="single"/>
-            <w:sz w:val="20"/>
           </w:rPr>
           <w:t xml:space="preserve">Rinella et al. A multisociety Delphi consensus statement on new fatty liver disease nomenclature. Hepatology 2023</w:t>
         </w:r>
       </w:hyperlink>
       <w:r>
         <w:rPr>
-          <w:sz w:val="21"/>
+          <w:sz w:val="22"/>
         </w:rPr>
         <w:t xml:space="preserve"> - NAFLD→MASLD / NASH→MASH; redefines phenotyping for cohort studies.</w:t>
       </w:r>
@@ -3804,27 +3267,26 @@
           <w:rPr>
             <w:color w:val="1155CC"/>
             <w:u w:val="single"/>
-            <w:sz w:val="20"/>
           </w:rPr>
           <w:t xml:space="preserve">Harrison et al. A Phase 3 Trial of Resmetirom in NASH with Liver Fibrosis (MAESTRO-NASH). N Engl J Med 2024</w:t>
         </w:r>
       </w:hyperlink>
       <w:r>
         <w:rPr>
-          <w:sz w:val="21"/>
+          <w:sz w:val="22"/>
         </w:rPr>
         <w:t xml:space="preserve"> - first phase-3 success; marks MASH as an actionable entity. · </w:t>
       </w:r>
       <w:r>
         <w:rPr>
           <w:b/>
-          <w:sz w:val="21"/>
+          <w:sz w:val="22"/>
         </w:rPr>
         <w:t>DOI:</w:t>
       </w:r>
       <w:r>
         <w:rPr>
-          <w:sz w:val="21"/>
+          <w:sz w:val="22"/>
         </w:rPr>
         <w:t xml:space="preserve"> </w:t>
       </w:r>
@@ -3833,7 +3295,6 @@
           <w:rPr>
             <w:color w:val="1155CC"/>
             <w:u w:val="single"/>
-            <w:sz w:val="20"/>
           </w:rPr>
           <w:t xml:space="preserve">10.1056/NEJMoa2309000</w:t>
         </w:r>
@@ -3848,27 +3309,26 @@
           <w:rPr>
             <w:color w:val="1155CC"/>
             <w:u w:val="single"/>
-            <w:sz w:val="20"/>
           </w:rPr>
           <w:t xml:space="preserve">Hernán &amp; Robins. Using Big Data to Emulate a Target Trial When a Randomized Trial Is Not Available. Am J Epidemiol 2016</w:t>
         </w:r>
       </w:hyperlink>
       <w:r>
         <w:rPr>
-          <w:sz w:val="21"/>
+          <w:sz w:val="22"/>
         </w:rPr>
         <w:t xml:space="preserve"> - the founding target-trial-emulation framework; causal-inference anchor for EHR. · </w:t>
       </w:r>
       <w:r>
         <w:rPr>
           <w:b/>
-          <w:sz w:val="21"/>
+          <w:sz w:val="22"/>
         </w:rPr>
         <w:t>DOI:</w:t>
       </w:r>
       <w:r>
         <w:rPr>
-          <w:sz w:val="21"/>
+          <w:sz w:val="22"/>
         </w:rPr>
         <w:t xml:space="preserve"> </w:t>
       </w:r>
@@ -3877,7 +3337,6 @@
           <w:rPr>
             <w:color w:val="1155CC"/>
             <w:u w:val="single"/>
-            <w:sz w:val="20"/>
           </w:rPr>
           <w:t xml:space="preserve">10.1093/aje/kwv254</w:t>
         </w:r>
@@ -3892,14 +3351,13 @@
           <w:rPr>
             <w:color w:val="1155CC"/>
             <w:u w:val="single"/>
-            <w:sz w:val="20"/>
           </w:rPr>
           <w:t xml:space="preserve">Hubbard et al. Target Trial Emulation for Observational Studies - Potential and Pitfalls. N Engl J Med 2024</w:t>
         </w:r>
       </w:hyperlink>
       <w:r>
         <w:rPr>
-          <w:sz w:val="21"/>
+          <w:sz w:val="22"/>
         </w:rPr>
         <w:t xml:space="preserve"> - strengths and biases of TTE on EHR/claims.</w:t>
       </w:r>
@@ -3921,27 +3379,26 @@
           <w:rPr>
             <w:color w:val="1155CC"/>
             <w:u w:val="single"/>
-            <w:sz w:val="20"/>
           </w:rPr>
           <w:t xml:space="preserve">Jumper et al. Highly accurate protein structure prediction with AlphaFold. Nature 2021</w:t>
         </w:r>
       </w:hyperlink>
       <w:r>
         <w:rPr>
-          <w:sz w:val="21"/>
+          <w:sz w:val="22"/>
         </w:rPr>
         <w:t xml:space="preserve"> - AlphaFold2; a frontier to leverage, not reproduce. · </w:t>
       </w:r>
       <w:r>
         <w:rPr>
           <w:b/>
-          <w:sz w:val="21"/>
+          <w:sz w:val="22"/>
         </w:rPr>
         <w:t>DOI:</w:t>
       </w:r>
       <w:r>
         <w:rPr>
-          <w:sz w:val="21"/>
+          <w:sz w:val="22"/>
         </w:rPr>
         <w:t xml:space="preserve"> </w:t>
       </w:r>
@@ -3950,7 +3407,6 @@
           <w:rPr>
             <w:color w:val="1155CC"/>
             <w:u w:val="single"/>
-            <w:sz w:val="20"/>
           </w:rPr>
           <w:t xml:space="preserve">10.1038/s41586-021-03819-2</w:t>
         </w:r>
@@ -3965,27 +3421,26 @@
           <w:rPr>
             <w:color w:val="1155CC"/>
             <w:u w:val="single"/>
-            <w:sz w:val="20"/>
           </w:rPr>
           <w:t xml:space="preserve">Abramson et al. Accurate structure prediction of biomolecular interactions with AlphaFold 3. Nature 2024</w:t>
         </w:r>
       </w:hyperlink>
       <w:r>
         <w:rPr>
-          <w:sz w:val="21"/>
+          <w:sz w:val="22"/>
         </w:rPr>
         <w:t xml:space="preserve"> - extends to protein–ligand/nucleic-acid complexes. · </w:t>
       </w:r>
       <w:r>
         <w:rPr>
           <w:b/>
-          <w:sz w:val="21"/>
+          <w:sz w:val="22"/>
         </w:rPr>
         <w:t>DOI:</w:t>
       </w:r>
       <w:r>
         <w:rPr>
-          <w:sz w:val="21"/>
+          <w:sz w:val="22"/>
         </w:rPr>
         <w:t xml:space="preserve"> </w:t>
       </w:r>
@@ -3994,7 +3449,6 @@
           <w:rPr>
             <w:color w:val="1155CC"/>
             <w:u w:val="single"/>
-            <w:sz w:val="20"/>
           </w:rPr>
           <w:t xml:space="preserve">10.1038/s41586-024-07487-w</w:t>
         </w:r>
@@ -4009,27 +3463,26 @@
           <w:rPr>
             <w:color w:val="1155CC"/>
             <w:u w:val="single"/>
-            <w:sz w:val="20"/>
           </w:rPr>
           <w:t xml:space="preserve">Marx. Method of the Year 2020: spatially resolved transcriptomics. Nature Methods 2021</w:t>
         </w:r>
       </w:hyperlink>
       <w:r>
         <w:rPr>
-          <w:sz w:val="21"/>
+          <w:sz w:val="22"/>
         </w:rPr>
         <w:t xml:space="preserve"> - a tissue-assay frontier beyond a population cohort's sample types. · </w:t>
       </w:r>
       <w:r>
         <w:rPr>
           <w:b/>
-          <w:sz w:val="21"/>
+          <w:sz w:val="22"/>
         </w:rPr>
         <w:t>DOI:</w:t>
       </w:r>
       <w:r>
         <w:rPr>
-          <w:sz w:val="21"/>
+          <w:sz w:val="22"/>
         </w:rPr>
         <w:t xml:space="preserve"> </w:t>
       </w:r>
@@ -4038,7 +3491,6 @@
           <w:rPr>
             <w:color w:val="1155CC"/>
             <w:u w:val="single"/>
-            <w:sz w:val="20"/>
           </w:rPr>
           <w:t xml:space="preserve">10.1038/s41592-020-01033-y</w:t>
         </w:r>
@@ -4053,14 +3505,13 @@
           <w:rPr>
             <w:color w:val="1155CC"/>
             <w:u w:val="single"/>
-            <w:sz w:val="20"/>
           </w:rPr>
           <w:t xml:space="preserve">Regev et al. The Human Cell Atlas. eLife 2017</w:t>
         </w:r>
       </w:hyperlink>
       <w:r>
         <w:rPr>
-          <w:sz w:val="21"/>
+          <w:sz w:val="22"/>
         </w:rPr>
         <w:t xml:space="preserve"> - the single-cell reference effort AoU can align to rather than duplicate.</w:t>
       </w:r>
@@ -4074,27 +3525,26 @@
           <w:rPr>
             <w:color w:val="1155CC"/>
             <w:u w:val="single"/>
-            <w:sz w:val="20"/>
           </w:rPr>
           <w:t xml:space="preserve">The Tabula Sapiens Consortium. The Tabula Sapiens single-cell transcriptomic atlas of humans. Science 2022</w:t>
         </w:r>
       </w:hyperlink>
       <w:r>
         <w:rPr>
-          <w:sz w:val="21"/>
+          <w:sz w:val="22"/>
         </w:rPr>
         <w:t xml:space="preserve"> - ~500k cells / 24 tissues; requires assays AoU does not collect. · </w:t>
       </w:r>
       <w:r>
         <w:rPr>
           <w:b/>
-          <w:sz w:val="21"/>
+          <w:sz w:val="22"/>
         </w:rPr>
         <w:t>DOI:</w:t>
       </w:r>
       <w:r>
         <w:rPr>
-          <w:sz w:val="21"/>
+          <w:sz w:val="22"/>
         </w:rPr>
         <w:t xml:space="preserve"> </w:t>
       </w:r>
@@ -4103,7 +3553,6 @@
           <w:rPr>
             <w:color w:val="1155CC"/>
             <w:u w:val="single"/>
-            <w:sz w:val="20"/>
           </w:rPr>
           <w:t xml:space="preserve">10.1126/science.abl4896</w:t>
         </w:r>
@@ -4131,14 +3580,21 @@
       </w:pPr>
       <w:r>
         <w:rPr>
-          <w:sz w:val="21"/>
-        </w:rPr>
-        <w:t xml:space="preserve">*Haendel et al. N3C. JAMIA 2021* (see Anchor seeds) - the secure governed enclave model. </w:t>
+          <w:i/>
+          <w:sz w:val="22"/>
+        </w:rPr>
+        <w:t>Haendel et al. N3C. JAMIA 2021</w:t>
+      </w:r>
+      <w:r>
+        <w:rPr>
+          <w:sz w:val="22"/>
+        </w:rPr>
+        <w:t xml:space="preserve"> (see Anchor seeds) - the secure governed enclave model. </w:t>
       </w:r>
       <w:r>
         <w:rPr>
           <w:b/>
-          <w:sz w:val="21"/>
+          <w:sz w:val="22"/>
         </w:rPr>
         <w:t>[Author-group]</w:t>
       </w:r>
@@ -4149,9 +3605,16 @@
       </w:pPr>
       <w:r>
         <w:rPr>
-          <w:sz w:val="21"/>
-        </w:rPr>
-        <w:t>*Ramirez et al. Patterns 2022* - the cloud-based Researcher Workbench and data-passport access model.</w:t>
+          <w:i/>
+          <w:sz w:val="22"/>
+        </w:rPr>
+        <w:t>Ramirez et al. Patterns 2022</w:t>
+      </w:r>
+      <w:r>
+        <w:rPr>
+          <w:sz w:val="22"/>
+        </w:rPr>
+        <w:t xml:space="preserve"> - the cloud-based Researcher Workbench and data-passport access model.</w:t>
       </w:r>
     </w:p>
     <w:p>
@@ -4163,14 +3626,13 @@
           <w:rPr>
             <w:color w:val="1155CC"/>
             <w:u w:val="single"/>
-            <w:sz w:val="20"/>
           </w:rPr>
           <w:t xml:space="preserve">Schatz et al. Inverting the model of genomics data sharing with the NHGRI AnVIL. Cell Genomics 2022</w:t>
         </w:r>
       </w:hyperlink>
       <w:r>
         <w:rPr>
-          <w:sz w:val="21"/>
+          <w:sz w:val="22"/>
         </w:rPr>
         <w:t xml:space="preserve"> - canonical AnVIL "bring-compute-to-data" paper.</w:t>
       </w:r>
@@ -4184,14 +3646,13 @@
           <w:rPr>
             <w:color w:val="1155CC"/>
             <w:u w:val="single"/>
-            <w:sz w:val="20"/>
           </w:rPr>
           <w:t xml:space="preserve">Ahalt et al. Building a collaborative cloud platform (NHLBI BioData Catalyst). JAMIA 2023</w:t>
         </w:r>
       </w:hyperlink>
       <w:r>
         <w:rPr>
-          <w:sz w:val="21"/>
+          <w:sz w:val="22"/>
         </w:rPr>
         <w:t xml:space="preserve"> - community-driven cloud data/compute commons.</w:t>
       </w:r>
@@ -4205,14 +3666,13 @@
           <w:rPr>
             <w:color w:val="1155CC"/>
             <w:u w:val="single"/>
-            <w:sz w:val="20"/>
           </w:rPr>
           <w:t xml:space="preserve">O'Connor et al. Dockstore: sharing Docker-based tools and workflows. F1000Research 2017</w:t>
         </w:r>
       </w:hyperlink>
       <w:r>
         <w:rPr>
-          <w:sz w:val="21"/>
+          <w:sz w:val="22"/>
         </w:rPr>
         <w:t xml:space="preserve"> - registry of portable containerized workflows across commons.</w:t>
       </w:r>
@@ -4234,14 +3694,13 @@
           <w:rPr>
             <w:color w:val="1155CC"/>
             <w:u w:val="single"/>
-            <w:sz w:val="20"/>
           </w:rPr>
           <w:t xml:space="preserve">Wilkinson et al. The FAIR Guiding Principles for scientific data management. Sci Data 2016</w:t>
         </w:r>
       </w:hyperlink>
       <w:r>
         <w:rPr>
-          <w:sz w:val="21"/>
+          <w:sz w:val="22"/>
         </w:rPr>
         <w:t xml:space="preserve"> - the canonical FAIR principles.</w:t>
       </w:r>
@@ -4255,14 +3714,13 @@
           <w:rPr>
             <w:color w:val="1155CC"/>
             <w:u w:val="single"/>
-            <w:sz w:val="20"/>
           </w:rPr>
           <w:t xml:space="preserve">Rehm et al. GA4GH: International policies and standards for data sharing. Cell Genomics 2021</w:t>
         </w:r>
       </w:hyperlink>
       <w:r>
         <w:rPr>
-          <w:sz w:val="21"/>
+          <w:sz w:val="22"/>
         </w:rPr>
         <w:t xml:space="preserve"> - interoperable standards and policy for responsible genomic/clinical data sharing.</w:t>
       </w:r>
@@ -4273,14 +3731,21 @@
       </w:pPr>
       <w:r>
         <w:rPr>
-          <w:sz w:val="21"/>
-        </w:rPr>
-        <w:t xml:space="preserve">*Jacobsen et al. GA4GH Phenopacket schema. Nat Biotechnol 2022* (see Anchor seeds) - computable phenotype exchange. </w:t>
+          <w:i/>
+          <w:sz w:val="22"/>
+        </w:rPr>
+        <w:t>Jacobsen et al. GA4GH Phenopacket schema. Nat Biotechnol 2022</w:t>
+      </w:r>
+      <w:r>
+        <w:rPr>
+          <w:sz w:val="22"/>
+        </w:rPr>
+        <w:t xml:space="preserve"> (see Anchor seeds) - computable phenotype exchange. </w:t>
       </w:r>
       <w:r>
         <w:rPr>
           <w:b/>
-          <w:sz w:val="21"/>
+          <w:sz w:val="22"/>
         </w:rPr>
         <w:t>[Author-group]</w:t>
       </w:r>
@@ -4291,9 +3756,16 @@
       </w:pPr>
       <w:r>
         <w:rPr>
-          <w:sz w:val="21"/>
-        </w:rPr>
-        <w:t>*Overhage et al. OMOP CDM. JAMIA 2012* - harmonized multi-site analytics (as used by N3C/OHDSI).</w:t>
+          <w:i/>
+          <w:sz w:val="22"/>
+        </w:rPr>
+        <w:t>Overhage et al. OMOP CDM. JAMIA 2012</w:t>
+      </w:r>
+      <w:r>
+        <w:rPr>
+          <w:sz w:val="22"/>
+        </w:rPr>
+        <w:t xml:space="preserve"> - harmonized multi-site analytics (as used by N3C/OHDSI).</w:t>
       </w:r>
     </w:p>
     <w:p>
@@ -4305,16 +3777,22 @@
           <w:rPr>
             <w:color w:val="1155CC"/>
             <w:u w:val="single"/>
-            <w:sz w:val="20"/>
           </w:rPr>
           <w:t xml:space="preserve">Biomedical Data Translator Consortium. Toward A Universal Biomedical Data Translator. Clin Transl Sci 2019</w:t>
         </w:r>
       </w:hyperlink>
       <w:r>
         <w:rPr>
-          <w:sz w:val="21"/>
-        </w:rPr>
-        <w:t xml:space="preserve"> - NCATS Translator reasoning over integrated knowledge graphs. *(consortium byline - not tagged; see caveats)*</w:t>
+          <w:sz w:val="22"/>
+        </w:rPr>
+        <w:t xml:space="preserve"> - NCATS Translator reasoning over integrated knowledge graphs. </w:t>
+      </w:r>
+      <w:r>
+        <w:rPr>
+          <w:i/>
+          <w:sz w:val="22"/>
+        </w:rPr>
+        <w:t>(consortium byline - not tagged; see caveats)</w:t>
       </w:r>
     </w:p>
     <w:p>
@@ -4334,14 +3812,13 @@
           <w:rPr>
             <w:color w:val="1155CC"/>
             <w:u w:val="single"/>
-            <w:sz w:val="20"/>
           </w:rPr>
           <w:t xml:space="preserve">Obermeyer et al. Dissecting racial bias in an algorithm used to manage the health of populations. Science 2019</w:t>
         </w:r>
       </w:hyperlink>
       <w:r>
         <w:rPr>
-          <w:sz w:val="21"/>
+          <w:sz w:val="22"/>
         </w:rPr>
         <w:t xml:space="preserve"> - landmark demonstration of racial bias in a deployed clinical algorithm.</w:t>
       </w:r>
@@ -4355,14 +3832,13 @@
           <w:rPr>
             <w:color w:val="1155CC"/>
             <w:u w:val="single"/>
-            <w:sz w:val="20"/>
           </w:rPr>
           <w:t xml:space="preserve">Wiens et al. Do no harm: a roadmap for responsible machine learning for health care. Nat Med 2019</w:t>
         </w:r>
       </w:hyperlink>
       <w:r>
         <w:rPr>
-          <w:sz w:val="21"/>
+          <w:sz w:val="22"/>
         </w:rPr>
         <w:t xml:space="preserve"> - framework for responsibly moving ML to deployment.</w:t>
       </w:r>
@@ -4376,14 +3852,13 @@
           <w:rPr>
             <w:color w:val="1155CC"/>
             <w:u w:val="single"/>
-            <w:sz w:val="20"/>
           </w:rPr>
           <w:t xml:space="preserve">Rajkomar et al. Ensuring Fairness in Machine Learning to Advance Health Equity. Ann Intern Med 2018</w:t>
         </w:r>
       </w:hyperlink>
       <w:r>
         <w:rPr>
-          <w:sz w:val="21"/>
+          <w:sz w:val="22"/>
         </w:rPr>
         <w:t xml:space="preserve"> - fairness criteria and distributive-justice principles for clinical ML.</w:t>
       </w:r>
@@ -4397,14 +3872,13 @@
           <w:rPr>
             <w:color w:val="1155CC"/>
             <w:u w:val="single"/>
-            <w:sz w:val="20"/>
           </w:rPr>
           <w:t xml:space="preserve">Char et al. Implementing Machine Learning in Health Care - Addressing Ethical Challenges. NEJM 2018</w:t>
         </w:r>
       </w:hyperlink>
       <w:r>
         <w:rPr>
-          <w:sz w:val="21"/>
+          <w:sz w:val="22"/>
         </w:rPr>
         <w:t xml:space="preserve"> - ethical risks (bias, oversight) in clinical ML.</w:t>
       </w:r>
@@ -4412,7 +3886,7 @@
     <w:p>
       <w:r>
         <w:rPr>
-          <w:sz w:val="21"/>
+          <w:sz w:val="22"/>
         </w:rPr>
         <w:t>**</w:t>
       </w:r>
@@ -4429,13 +3903,13 @@
       <w:r>
         <w:rPr>
           <w:b/>
-          <w:sz w:val="21"/>
+          <w:sz w:val="22"/>
         </w:rPr>
         <w:t>Cross-listed (list once; cited in multiple sections):</w:t>
       </w:r>
       <w:r>
         <w:rPr>
-          <w:sz w:val="21"/>
+          <w:sz w:val="22"/>
         </w:rPr>
         <w:t xml:space="preserve"> AoU NEJM 2019; Ramirez Patterns 2022; Overhage OMOP 2012; Jacobsen Phenopacket 2022 (Anchor).</w:t>
       </w:r>
@@ -4444,52 +3918,130 @@
       <w:r>
         <w:rPr>
           <w:b/>
-          <w:sz w:val="21"/>
+          <w:sz w:val="22"/>
         </w:rPr>
         <w:t>Preprints (confirm/upgrade to journal version before submission):</w:t>
       </w:r>
       <w:r>
         <w:rPr>
-          <w:sz w:val="21"/>
-        </w:rPr>
-        <w:t xml:space="preserve"> Nori et al. GPT-4 (arXiv 2303.13375); Brixi et al. Evo 2 (bioRxiv 2025.02.18.638918 - reportedly later in *Nature* ~2026; verify).</w:t>
+          <w:sz w:val="22"/>
+        </w:rPr>
+        <w:t xml:space="preserve"> Nori et al. GPT-4 (arXiv 2303.13375); Brixi et al. Evo 2 (bioRxiv 2025.02.18.638918 - reportedly later in </w:t>
+      </w:r>
+      <w:r>
+        <w:rPr>
+          <w:i/>
+          <w:sz w:val="22"/>
+        </w:rPr>
+        <w:t>Nature</w:t>
+      </w:r>
+      <w:r>
+        <w:rPr>
+          <w:sz w:val="22"/>
+        </w:rPr>
+        <w:t xml:space="preserve"> ~2026; verify).</w:t>
       </w:r>
     </w:p>
     <w:p>
       <w:r>
         <w:rPr>
           <w:b/>
-          <w:sz w:val="21"/>
+          <w:sz w:val="22"/>
         </w:rPr>
         <w:t>Dual-journal:</w:t>
       </w:r>
       <w:r>
         <w:rPr>
-          <w:sz w:val="21"/>
-        </w:rPr>
-        <w:t xml:space="preserve"> Rinella MASLD consensus co-published in *Hepatology* (DOI above) and *J Hepatol* 2023;79(6):1542–1556 - cite per the manuscript's style.</w:t>
+          <w:sz w:val="22"/>
+        </w:rPr>
+        <w:t xml:space="preserve"> Rinella MASLD consensus co-published in </w:t>
+      </w:r>
+      <w:r>
+        <w:rPr>
+          <w:i/>
+          <w:sz w:val="22"/>
+        </w:rPr>
+        <w:t>Hepatology</w:t>
+      </w:r>
+      <w:r>
+        <w:rPr>
+          <w:sz w:val="22"/>
+        </w:rPr>
+        <w:t xml:space="preserve"> (DOI above) and </w:t>
+      </w:r>
+      <w:r>
+        <w:rPr>
+          <w:i/>
+          <w:sz w:val="22"/>
+        </w:rPr>
+        <w:t>J Hepatol</w:t>
+      </w:r>
+      <w:r>
+        <w:rPr>
+          <w:sz w:val="22"/>
+        </w:rPr>
+        <w:t xml:space="preserve"> 2023;79(6):1542–1556 - cite per the manuscript's style.</w:t>
       </w:r>
     </w:p>
     <w:p>
       <w:r>
         <w:rPr>
           <w:b/>
-          <w:sz w:val="21"/>
+          <w:sz w:val="22"/>
         </w:rPr>
         <w:t>Preprint→journal already resolved:</w:t>
       </w:r>
       <w:r>
         <w:rPr>
-          <w:sz w:val="21"/>
-        </w:rPr>
-        <w:t xml:space="preserve"> Nucleotide Transformer cited to *Nat Methods* 2025 (not the 2023 bioRxiv); Evo to *Science* 2024; Mondo to *Genetics* 2025 (not 2022 medRxiv).</w:t>
+          <w:sz w:val="22"/>
+        </w:rPr>
+        <w:t xml:space="preserve"> Nucleotide Transformer cited to </w:t>
+      </w:r>
+      <w:r>
+        <w:rPr>
+          <w:i/>
+          <w:sz w:val="22"/>
+        </w:rPr>
+        <w:t>Nat Methods</w:t>
+      </w:r>
+      <w:r>
+        <w:rPr>
+          <w:sz w:val="22"/>
+        </w:rPr>
+        <w:t xml:space="preserve"> 2025 (not the 2023 bioRxiv); Evo to </w:t>
+      </w:r>
+      <w:r>
+        <w:rPr>
+          <w:i/>
+          <w:sz w:val="22"/>
+        </w:rPr>
+        <w:t>Science</w:t>
+      </w:r>
+      <w:r>
+        <w:rPr>
+          <w:sz w:val="22"/>
+        </w:rPr>
+        <w:t xml:space="preserve"> 2024; Mondo to </w:t>
+      </w:r>
+      <w:r>
+        <w:rPr>
+          <w:i/>
+          <w:sz w:val="22"/>
+        </w:rPr>
+        <w:t>Genetics</w:t>
+      </w:r>
+      <w:r>
+        <w:rPr>
+          <w:sz w:val="22"/>
+        </w:rPr>
+        <w:t xml:space="preserve"> 2025 (not 2022 medRxiv).</w:t>
       </w:r>
     </w:p>
     <w:p>
       <w:r>
         <w:rPr>
           <w:b/>
-          <w:sz w:val="21"/>
+          <w:sz w:val="22"/>
         </w:rPr>
         <w:t>Author-group tagging:</w:t>
       </w:r>
@@ -4500,7 +4052,7 @@
       </w:pPr>
       <w:r>
         <w:rPr>
-          <w:sz w:val="21"/>
+          <w:sz w:val="22"/>
         </w:rPr>
         <w:t>Tagged (byline-verified): N3C (Haendel 1st), Monarch 2019/2024 (Haendel senior), HPO 2021 (Haendel in large byline), Phenopacket 2022, Mondo 2025.</w:t>
       </w:r>
@@ -4512,28 +4064,41 @@
       <w:r>
         <w:rPr>
           <w:b/>
-          <w:sz w:val="21"/>
+          <w:sz w:val="22"/>
         </w:rPr>
         <w:t>NOT tagged:</w:t>
       </w:r>
       <w:r>
         <w:rPr>
-          <w:sz w:val="21"/>
-        </w:rPr>
-        <w:t xml:space="preserve"> Biomedical Data Translator Consortium (Clin Transl Sci 2019) carries a *consortium* byline with no individual authors - Haendel is a program participant, not a byline author; placed in untagged. (Date also ambiguous: epub Nov 2018, print 2019.)</w:t>
+          <w:sz w:val="22"/>
+        </w:rPr>
+        <w:t xml:space="preserve"> Biomedical Data Translator Consortium (Clin Transl Sci 2019) carries a </w:t>
+      </w:r>
+      <w:r>
+        <w:rPr>
+          <w:i/>
+          <w:sz w:val="22"/>
+        </w:rPr>
+        <w:t>consortium</w:t>
+      </w:r>
+      <w:r>
+        <w:rPr>
+          <w:sz w:val="22"/>
+        </w:rPr>
+        <w:t xml:space="preserve"> byline with no individual authors - Haendel is a program participant, not a byline author; placed in untagged. (Date also ambiguous: epub Nov 2018, print 2019.)</w:t>
       </w:r>
     </w:p>
     <w:p>
       <w:r>
         <w:rPr>
           <w:b/>
-          <w:sz w:val="21"/>
+          <w:sz w:val="22"/>
         </w:rPr>
         <w:t>Gray literature:</w:t>
       </w:r>
       <w:r>
         <w:rPr>
-          <w:sz w:val="21"/>
+          <w:sz w:val="22"/>
         </w:rPr>
         <w:t xml:space="preserve"> the PMI Working Group report is an NIH government report, not peer-reviewed (included as the foundational design document).</w:t>
       </w:r>
@@ -4542,39 +4107,39 @@
       <w:r>
         <w:rPr>
           <w:b/>
-          <w:sz w:val="21"/>
+          <w:sz w:val="22"/>
         </w:rPr>
         <w:t>Deliberately omitted (no verifiable canonical paper found - do not add unverified):</w:t>
       </w:r>
       <w:r>
         <w:rPr>
-          <w:sz w:val="21"/>
+          <w:sz w:val="22"/>
         </w:rPr>
         <w:t xml:space="preserve"> a dedicated </w:t>
       </w:r>
       <w:r>
         <w:rPr>
           <w:b/>
-          <w:sz w:val="21"/>
+          <w:sz w:val="22"/>
         </w:rPr>
         <w:t>Terra</w:t>
       </w:r>
       <w:r>
         <w:rPr>
-          <w:sz w:val="21"/>
+          <w:sz w:val="22"/>
         </w:rPr>
         <w:t xml:space="preserve"> platform paper (only vendor press releases; represented via AnVIL + BioData Catalyst); a </w:t>
       </w:r>
       <w:r>
         <w:rPr>
           <w:b/>
-          <w:sz w:val="21"/>
+          <w:sz w:val="22"/>
         </w:rPr>
         <w:t>Gabriella Miller Kids First</w:t>
       </w:r>
       <w:r>
         <w:rPr>
-          <w:sz w:val="21"/>
+          <w:sz w:val="22"/>
         </w:rPr>
         <w:t xml:space="preserve"> platform paper (only NIH program pages); a standalone "compute-to-data" citation (anchored by AnVIL/BioData Catalyst); CKB's 2005 KSCDC predecessor profile; Peterson et al. 2019 and MVP array-methods papers (surfaced but not individually fetch-verified).</w:t>
       </w:r>
@@ -4583,13 +4148,13 @@
       <w:r>
         <w:rPr>
           <w:b/>
-          <w:sz w:val="21"/>
+          <w:sz w:val="22"/>
         </w:rPr>
         <w:t>General:</w:t>
       </w:r>
       <w:r>
         <w:rPr>
-          <w:sz w:val="21"/>
+          <w:sz w:val="22"/>
         </w:rPr>
         <w:t xml:space="preserve"> all URLs resolve to the exact paper (title + first author + year matched); some full texts are paywalled. Hubbard, Mehandru, Char, Wiens are Perspective/framing pieces, not primary evidence. Spot-check every DOI against your reference manager on import.</w:t>
       </w:r>
@@ -4606,7 +4171,7 @@
       <w:r>
         <w:rPr>
           <w:b/>
-          <w:sz w:val="21"/>
+          <w:sz w:val="22"/>
         </w:rPr>
         <w:t>AoU program papers (committee 2026 series):</w:t>
       </w:r>
@@ -4620,14 +4185,13 @@
           <w:rPr>
             <w:color w:val="1155CC"/>
             <w:u w:val="single"/>
-            <w:sz w:val="20"/>
           </w:rPr>
           <w:t xml:space="preserve">Montgomery et al. Assessing the generalizability of prevalence estimates from the All of Us Research Program. Am J Epidemiology 2026;195(7):1962–1973</w:t>
         </w:r>
       </w:hyperlink>
       <w:r>
         <w:rPr>
-          <w:sz w:val="21"/>
+          <w:sz w:val="22"/>
         </w:rPr>
         <w:t xml:space="preserve"> - generalizability Driver Project. DOI 10.1093/aje/kwag010 · PMID 41536210.</w:t>
       </w:r>
@@ -4641,14 +4205,13 @@
           <w:rPr>
             <w:color w:val="1155CC"/>
             <w:u w:val="single"/>
-            <w:sz w:val="20"/>
           </w:rPr>
           <w:t xml:space="preserve">waou: Weighting All of Us (Brannock/Elkasabi/Montgomery). CRAN 2026, v0.1.1</w:t>
         </w:r>
       </w:hyperlink>
       <w:r>
         <w:rPr>
-          <w:sz w:val="21"/>
+          <w:sz w:val="22"/>
         </w:rPr>
         <w:t xml:space="preserve"> - released weighting package tool.</w:t>
       </w:r>
@@ -4662,14 +4225,13 @@
           <w:rPr>
             <w:color w:val="1155CC"/>
             <w:u w:val="single"/>
-            <w:sz w:val="20"/>
           </w:rPr>
           <w:t xml:space="preserve">Cohn et al. Leveraging the All of Us Research Program to advance women's health. J Womens Health 2026;35(8):724–734</w:t>
         </w:r>
       </w:hyperlink>
       <w:r>
         <w:rPr>
-          <w:sz w:val="21"/>
+          <w:sz w:val="22"/>
         </w:rPr>
         <w:t xml:space="preserve"> - Women's Health Driver Project exemplar. DOI 10.1177/15409996261434111 · PMID 41856979.</w:t>
       </w:r>
@@ -4678,13 +4240,13 @@
       <w:r>
         <w:rPr>
           <w:b/>
-          <w:sz w:val="21"/>
+          <w:sz w:val="22"/>
         </w:rPr>
         <w:t>Frontier-methods harvest:</w:t>
       </w:r>
       <w:r>
         <w:rPr>
-          <w:sz w:val="21"/>
+          <w:sz w:val="22"/>
         </w:rPr>
         <w:t xml:space="preserve"> 15 verified additions (genomic foundation models, clinical LLMs, agentic AI, multimodal, target-trial emulation, EHR foundation models) appended to </w:t>
       </w:r>
@@ -4693,14 +4255,13 @@
           <w:rPr>
             <w:color w:val="1155CC"/>
             <w:u w:val="single"/>
-            <w:sz w:val="20"/>
           </w:rPr>
           <w:t xml:space="preserve">`citations_clusterC.md`</w:t>
         </w:r>
       </w:hyperlink>
       <w:r>
         <w:rPr>
-          <w:sz w:val="21"/>
+          <w:sz w:val="22"/>
         </w:rPr>
         <w:t>.</w:t>
       </w:r>
@@ -4709,26 +4270,26 @@
       <w:r>
         <w:rPr>
           <w:b/>
-          <w:sz w:val="21"/>
+          <w:sz w:val="22"/>
         </w:rPr>
         <w:t>Deliberately omitted - UNVERIFIED:</w:t>
       </w:r>
       <w:r>
         <w:rPr>
-          <w:sz w:val="21"/>
+          <w:sz w:val="22"/>
         </w:rPr>
         <w:t xml:space="preserve"> the multi-omics preprint "Multi-omics in 10,000 diverse individuals…" (Montgomery/Padhi, AoU) could not be located on PubMed, bioRxiv, medRxiv, or the web (title/authors/cohort unconfirmed). The 10k multi-omics program is described in the deliverables as a program activity (committee update), </w:t>
       </w:r>
       <w:r>
         <w:rPr>
           <w:b/>
-          <w:sz w:val="21"/>
+          <w:sz w:val="22"/>
         </w:rPr>
         <w:t>not</w:t>
       </w:r>
       <w:r>
         <w:rPr>
-          <w:sz w:val="21"/>
+          <w:sz w:val="22"/>
         </w:rPr>
         <w:t xml:space="preserve"> cited to a paper until one is verified.</w:t>
       </w:r>
@@ -5108,7 +4669,7 @@
     <w:rsid w:val="00FC693F"/>
     <w:rPr>
       <w:rFonts w:ascii="Calibri" w:hAnsi="Calibri"/>
-      <w:sz w:val="21"/>
+      <w:sz w:val="22"/>
     </w:rPr>
   </w:style>
   <w:style w:type="paragraph" w:styleId="Header">

--- a/resources/manuscript/AoU_Roadmap_Refresh_Manuscript_Outline.docx
+++ b/resources/manuscript/AoU_Roadmap_Refresh_Manuscript_Outline.docx
@@ -16,7 +16,7 @@
           <w:i/>
           <w:sz w:val="22"/>
         </w:rPr>
-        <w:t>Working draft (prose). A data-driven perspective for the All of Us Science Committee, program leadership, NIH, and the biobank and informatics community. Data current as of 2026-10-21. Key verified citations appear inline per section; the full reference list with DOIs is at the end.</w:t>
+        <w:t>Annotated outline (sections with coverage and rationale, not drafted prose). A data-driven perspective for the All of Us Science Committee, program leadership, NIH, and the biobank and informatics community. Data current as of 2026-10-21. Verified key citations are listed per section; the full reference list with DOIs is at the end.</w:t>
       </w:r>
     </w:p>
     <w:p>
@@ -24,15 +24,73 @@
         <w:pStyle w:val="Heading1"/>
       </w:pPr>
       <w:r>
-        <w:t>Abstract</w:t>
+        <w:t>Key takeaways (the points every section supports)</w:t>
       </w:r>
     </w:p>
     <w:p>
-      <w:r>
-        <w:rPr>
-          <w:sz w:val="22"/>
-        </w:rPr>
-        <w:t>The All of Us Research Program set out to do something no biobank had done at national scale: enroll a cohort that reflects the diversity of the country and surround its genomes with the longitudinal, multi-modal data that genomics needs to become medicine. Six years into broad data release, the program is mature enough, and the scientific frontier has moved far enough, that its scientific roadmap deserves an evidence-based refresh. We analyzed the program's own output, 1,657 publications and 20,165 substantive researcher workspaces drawn from a live production pull, tagged against a locked 19-theme taxonomy, and benchmarked it against four peer biobanks, an external-literature horizon scan of more than three-quarters of a million preprints and grants, and a capability review of the Researcher Workbench. The picture that emerges is consistent: the eight current focus areas still describe most of the science, but a small set of fast-growing areas has no home in the framework; All of Us leads its peers precisely where its diversity gives it an advantage; it trails in a handful of addressable data and platform gaps; and it is almost entirely absent from the AI and foundation-model wave now reshaping biomedicine, despite being the ideal substrate for it. We translate these findings into a refreshed roadmap and, looking forward, a vision for All of Us as the trusted, diverse, population-scale foundation on which the next decade of equity-anchored, AI-ready, reusable science is built.</w:t>
+      <w:pPr>
+        <w:pStyle w:val="ListNumber"/>
+      </w:pPr>
+      <w:r>
+        <w:rPr>
+          <w:sz w:val="22"/>
+        </w:rPr>
+        <w:t>The eight focus areas still hold, but three fast-growing bodies of work have no home in the framework (data science and AI methods ~18% of output, wearables, multi-omics). Propose a ninth focus area, "Data, AI &amp; Methods."</w:t>
+      </w:r>
+    </w:p>
+    <w:p>
+      <w:pPr>
+        <w:pStyle w:val="ListNumber"/>
+      </w:pPr>
+      <w:r>
+        <w:rPr>
+          <w:sz w:val="22"/>
+        </w:rPr>
+        <w:t>All of Us has a distinctive identity worth protecting: it leads peers on health equity and social determinants, ethics and engagement, pharmacogenomics, and methods, driven by its diversity.</w:t>
+      </w:r>
+    </w:p>
+    <w:p>
+      <w:pPr>
+        <w:pStyle w:val="ListNumber"/>
+      </w:pPr>
+      <w:r>
+        <w:rPr>
+          <w:sz w:val="22"/>
+        </w:rPr>
+        <w:t>All of Us trails peers in five areas the committee flagged: imaging, multi-omics, aging research, rare disease, and environmental and social data (some addressable now, some by-design).</w:t>
+      </w:r>
+    </w:p>
+    <w:p>
+      <w:pPr>
+        <w:pStyle w:val="ListNumber"/>
+      </w:pPr>
+      <w:r>
+        <w:rPr>
+          <w:sz w:val="22"/>
+        </w:rPr>
+        <w:t>The field's leading edge is AI and foundation models; All of Us is almost absent (under ~0.3%) yet uniquely positioned to lead. Highest-leverage opportunity.</w:t>
+      </w:r>
+    </w:p>
+    <w:p>
+      <w:pPr>
+        <w:pStyle w:val="ListNumber"/>
+      </w:pPr>
+      <w:r>
+        <w:rPr>
+          <w:sz w:val="22"/>
+        </w:rPr>
+        <w:t>The Researcher Workbench leads on data and compute but lacks a reusable-tools registry, a governed in-environment AI assistant, and portable workflows (independently corroborated by a 2026 ACT-IAC/AoU white paper).</w:t>
+      </w:r>
+    </w:p>
+    <w:p>
+      <w:pPr>
+        <w:pStyle w:val="ListNumber"/>
+      </w:pPr>
+      <w:r>
+        <w:rPr>
+          <w:sz w:val="22"/>
+        </w:rPr>
+        <w:t>Ancillary studies are the leading edge the publication record cannot yet show; workspace activity precedes publications by a year or more, so score them on goals and live workspace signal.</w:t>
       </w:r>
     </w:p>
     <w:p>
@@ -40,135 +98,37 @@
         <w:pStyle w:val="Heading1"/>
       </w:pPr>
       <w:r>
-        <w:t>Key takeaways</w:t>
+        <w:t>Abstract</w:t>
       </w:r>
     </w:p>
     <w:p>
-      <w:pPr>
-        <w:pStyle w:val="ListNumber"/>
-      </w:pPr>
       <w:r>
         <w:rPr>
           <w:b/>
           <w:sz w:val="22"/>
         </w:rPr>
-        <w:t>The eight focus areas still hold, but three fast-growing bodies of work have no home in the framework:</w:t>
-      </w:r>
-      <w:r>
-        <w:rPr>
-          <w:sz w:val="22"/>
-        </w:rPr>
-        <w:t xml:space="preserve"> data science and AI methods (now about 18% of all publications), wearable and remote-monitoring research, and multi-omics. We propose a ninth focus area, "Data, AI &amp; Methods."</w:t>
+        <w:t>Covers.</w:t>
+      </w:r>
+      <w:r>
+        <w:rPr>
+          <w:sz w:val="22"/>
+        </w:rPr>
+        <w:t xml:space="preserve"> One paragraph: the program's diversity-first thesis, what we analyzed (own output + external field + platform), the core findings in brief, and the forward vision.</w:t>
       </w:r>
     </w:p>
     <w:p>
-      <w:pPr>
-        <w:pStyle w:val="ListNumber"/>
-      </w:pPr>
       <w:r>
         <w:rPr>
           <w:b/>
           <w:sz w:val="22"/>
         </w:rPr>
-        <w:t>All of Us has a distinctive identity worth protecting.</w:t>
-      </w:r>
-      <w:r>
-        <w:rPr>
-          <w:sz w:val="22"/>
-        </w:rPr>
-        <w:t xml:space="preserve"> It leads the peer biobanks on health-equity and social-determinants research, ethics and participant engagement, pharmacogenomics, and analytic methods, all driven by its diversity. Distinctiveness, not raw publication growth, is the durable signal.</w:t>
-      </w:r>
-    </w:p>
-    <w:p>
-      <w:pPr>
-        <w:pStyle w:val="ListNumber"/>
-      </w:pPr>
-      <w:r>
-        <w:rPr>
-          <w:b/>
-          <w:sz w:val="22"/>
-        </w:rPr>
-        <w:t>All of Us trails peers in five areas the committee flagged:</w:t>
-      </w:r>
-      <w:r>
-        <w:rPr>
-          <w:sz w:val="22"/>
-        </w:rPr>
-        <w:t xml:space="preserve"> imaging, multi-omics, aging research, rare disease, and environmental and social data. Some are addressable now; others reflect each peer cohort's by-design emphasis.</w:t>
-      </w:r>
-    </w:p>
-    <w:p>
-      <w:pPr>
-        <w:pStyle w:val="ListNumber"/>
-      </w:pPr>
-      <w:r>
-        <w:rPr>
-          <w:b/>
-          <w:sz w:val="22"/>
-        </w:rPr>
-        <w:t>The field's leading edge is AI and foundation models, and All of Us is almost absent from it</w:t>
-      </w:r>
-      <w:r>
-        <w:rPr>
-          <w:sz w:val="22"/>
-        </w:rPr>
-        <w:t xml:space="preserve"> (under about 0.3% of its work), yet uniquely positioned to lead given its diverse whole-genome and EHR data. This is the single highest-leverage opportunity.</w:t>
-      </w:r>
-    </w:p>
-    <w:p>
-      <w:pPr>
-        <w:pStyle w:val="ListNumber"/>
-      </w:pPr>
-      <w:r>
-        <w:rPr>
-          <w:b/>
-          <w:sz w:val="22"/>
-        </w:rPr>
-        <w:t>The Researcher Workbench leads on data and compute but lacks three capabilities every comparator platform has:</w:t>
-      </w:r>
-      <w:r>
-        <w:rPr>
-          <w:sz w:val="22"/>
-        </w:rPr>
-        <w:t xml:space="preserve"> a reusable tool and workflow registry, a governed in-environment AI assistant, and portable analysis workflows. An independent 2026 ACT-IAC and AoU AI/ML white paper reaches the same conclusions.</w:t>
-      </w:r>
-    </w:p>
-    <w:p>
-      <w:pPr>
-        <w:pStyle w:val="ListNumber"/>
-      </w:pPr>
-      <w:r>
-        <w:rPr>
-          <w:b/>
-          <w:sz w:val="22"/>
-        </w:rPr>
-        <w:t>Ancillary (partnered) studies are the leading edge the publication record cannot yet show.</w:t>
-      </w:r>
-      <w:r>
-        <w:rPr>
-          <w:sz w:val="22"/>
-        </w:rPr>
-        <w:t xml:space="preserve"> Workspace activity precedes publications by a year or more (Exploring the Mind: zero papers, 32 workspaces), so these studies must be scored on their goals and live workspace activity, and the program must analyze live workspace data rather than a cached snapshot.</w:t>
-      </w:r>
-    </w:p>
-    <w:p>
-      <w:pPr>
-        <w:ind w:left="432"/>
-      </w:pPr>
-      <w:r>
-        <w:rPr>
-          <w:b/>
-          <w:i/>
-          <w:sz w:val="22"/>
-        </w:rPr>
-        <w:t>In one sentence:</w:t>
-      </w:r>
-      <w:r>
-        <w:rPr>
-          <w:i/>
-          <w:sz w:val="22"/>
-        </w:rPr>
-        <w:t xml:space="preserve"> every other cohort scaled up genomics; All of Us scaled up everything around genomics that genomics needs to work in practice, and the refresh should protect that distinctiveness while closing a small set of high-value gaps and claiming the AI frontier.</w:t>
+        <w:t>Why.</w:t>
+      </w:r>
+      <w:r>
+        <w:rPr>
+          <w:sz w:val="22"/>
+        </w:rPr>
+        <w:t xml:space="preserve"> Sets the frame and the one-sentence argument ("All of Us scaled up everything around genomics that genomics needs to work in practice") before any detail.</w:t>
       </w:r>
     </w:p>
     <w:p>
@@ -182,9 +142,46 @@
     <w:p>
       <w:r>
         <w:rPr>
-          <w:sz w:val="22"/>
-        </w:rPr>
-        <w:t>All of Us was born from the Precision Medicine Initiative with a mandate that set it apart from every biobank before it: build a cohort of a million or more people that represents the groups biomedical research has historically left behind, and make it a shared national resource rather than a single institution's asset (</w:t>
+          <w:b/>
+          <w:sz w:val="22"/>
+        </w:rPr>
+        <w:t>Covers.</w:t>
+      </w:r>
+      <w:r>
+        <w:rPr>
+          <w:sz w:val="22"/>
+        </w:rPr>
+        <w:t xml:space="preserve"> The Precision Medicine Initiative origin and diversity mandate; what a roadmap is for and the 2020 eight focus areas; the three forces that justify a 2026 refresh (corpus maturity, the AI frontier shift, peer-cohort competition); our contribution (an evidence-driven refresh from the program's own output plus the external field).</w:t>
+      </w:r>
+    </w:p>
+    <w:p>
+      <w:r>
+        <w:rPr>
+          <w:b/>
+          <w:sz w:val="22"/>
+        </w:rPr>
+        <w:t>Why.</w:t>
+      </w:r>
+      <w:r>
+        <w:rPr>
+          <w:sz w:val="22"/>
+        </w:rPr>
+        <w:t xml:space="preserve"> Establishes that diversity is the scientific thesis, not a constraint, and that the refresh is earned by evidence rather than opinion.</w:t>
+      </w:r>
+    </w:p>
+    <w:p>
+      <w:r>
+        <w:rPr>
+          <w:b/>
+          <w:sz w:val="22"/>
+        </w:rPr>
+        <w:t>Key citations:</w:t>
+      </w:r>
+      <w:r>
+        <w:rPr>
+          <w:sz w:val="22"/>
+        </w:rPr>
+        <w:t xml:space="preserve"> </w:t>
       </w:r>
       <w:hyperlink r:id="rId9">
         <w:r>
@@ -229,7 +226,7 @@
         <w:rPr>
           <w:sz w:val="22"/>
         </w:rPr>
-        <w:t>). That diversity mandate is not a side constraint; it is the scientific thesis of the program, because the genetic and clinical signals that matter for most of the population are the ones that European-ancestry-dominated cohorts systematically miss (</w:t>
+        <w:t xml:space="preserve">; </w:t>
       </w:r>
       <w:hyperlink r:id="rId12">
         <w:r>
@@ -237,22 +234,14 @@
             <w:color w:val="1155CC"/>
             <w:u w:val="single"/>
           </w:rPr>
-          <w:t xml:space="preserve">Mapes et al., PLoS ONE 2020</w:t>
+          <w:t xml:space="preserve">Mapes et al. (diversity/UBR), PLoS ONE 2020</w:t>
         </w:r>
       </w:hyperlink>
       <w:r>
         <w:rPr>
           <w:sz w:val="22"/>
         </w:rPr>
-        <w:t>).</w:t>
-      </w:r>
-    </w:p>
-    <w:p>
-      <w:r>
-        <w:rPr>
-          <w:sz w:val="22"/>
-        </w:rPr>
-        <w:t>A scientific roadmap exists to turn that thesis into shared priorities. The 2020 roadmap established the eight focus areas that still organize the program's science today. Three things have changed enough since then to warrant a refresh. First, the corpus is now large and mature enough to analyze: the program has produced thousands of publications and tens of thousands of researcher workspaces, so we can ask what the community actually studies rather than what we assume it does. Second, the frontier has moved. The center of gravity in biomedical computation has shifted toward foundation models and multi-modal AI, a shift that was barely visible when the roadmap was written (</w:t>
+        <w:t xml:space="preserve">; </w:t>
       </w:r>
       <w:hyperlink r:id="rId13">
         <w:r>
@@ -267,7 +256,7 @@
         <w:rPr>
           <w:sz w:val="22"/>
         </w:rPr>
-        <w:t>). Third, the peer cohorts are competing for the same questions, so All of Us must be deliberate about where it is distinctive and where it is merely following. Our contribution is to refresh the roadmap from evidence: the program's own output and the external field, rather than from opinion alone.</w:t>
+        <w:t>.</w:t>
       </w:r>
     </w:p>
     <w:p>
@@ -275,15 +264,22 @@
         <w:pStyle w:val="Heading1"/>
       </w:pPr>
       <w:r>
-        <w:t>2. How we did this analysis</w:t>
+        <w:t>2. How we did this analysis (methods)</w:t>
       </w:r>
     </w:p>
     <w:p>
       <w:r>
         <w:rPr>
-          <w:sz w:val="22"/>
-        </w:rPr>
-        <w:t>Every finding below traces to a reproducible pipeline (public repository) run over two bodies of evidence: the program's own output and the external literature. We summarize the pipeline here because the method is what makes the conclusions defensible, and because it is itself reusable for tracking the roadmap over time.</w:t>
+          <w:b/>
+          <w:sz w:val="22"/>
+        </w:rPr>
+        <w:t>Covers.</w:t>
+      </w:r>
+      <w:r>
+        <w:rPr>
+          <w:sz w:val="22"/>
+        </w:rPr>
+        <w:t xml:space="preserve"> The reproducible five-step pipeline, run over the program's own output and the external literature. Each step answers one question:</w:t>
       </w:r>
     </w:p>
     <w:tbl>
@@ -364,7 +360,7 @@
               <w:rPr>
                 <w:sz w:val="19"/>
               </w:rPr>
-              <w:t>Pulled All of Us publications from the program's publications feed (reconciled to PubMed and iCite) and workspace projects live from the production project-directory API.</w:t>
+              <w:t>Pulled publications (feed reconciled to PubMed/iCite) and workspaces (live production API).</w:t>
             </w:r>
           </w:p>
         </w:tc>
@@ -405,7 +401,7 @@
               <w:rPr>
                 <w:sz w:val="19"/>
               </w:rPr>
-              <w:t>Applied a locked 19-theme taxonomy using keyword rules over title and abstract, plus a full-text layer where open-access full text exists.</w:t>
+              <w:t>Locked 19-theme taxonomy over title + abstract, plus a full-text layer.</w:t>
             </w:r>
           </w:p>
         </w:tc>
@@ -418,7 +414,7 @@
               <w:rPr>
                 <w:sz w:val="19"/>
               </w:rPr>
-              <w:t>What is the science actually about?</w:t>
+              <w:t>What is the science about?</w:t>
             </w:r>
           </w:p>
         </w:tc>
@@ -446,7 +442,7 @@
               <w:rPr>
                 <w:sz w:val="19"/>
               </w:rPr>
-              <w:t>Matched themes to 29 NIH strategic plans (166 extracted priorities) and resolved publication grant IDs to administering and co-funding Institutes via NIH RePORTER.</w:t>
+              <w:t>Matched to 29 strategic plans (166 priorities); grant IDs to Institutes via RePORTER.</w:t>
             </w:r>
           </w:p>
         </w:tc>
@@ -459,7 +455,7 @@
               <w:rPr>
                 <w:sz w:val="19"/>
               </w:rPr>
-              <w:t>Which NIH priorities and Institutes does the work serve?</w:t>
+              <w:t>Which NIH priorities and ICs does it serve?</w:t>
             </w:r>
           </w:p>
         </w:tc>
@@ -487,7 +483,7 @@
               <w:rPr>
                 <w:sz w:val="19"/>
               </w:rPr>
-              <w:t>Pulled UK Biobank, FinnGen, the Million Veteran Program, and China Kadoorie by full-census name-search and tagged them with the same tagger, then computed a static theme-share index.</w:t>
+              <w:t>Full-census name-search of UKB/FinnGen/MVP/CKB, same tagger, static share index.</w:t>
             </w:r>
           </w:p>
         </w:tc>
@@ -500,7 +496,7 @@
               <w:rPr>
                 <w:sz w:val="19"/>
               </w:rPr>
-              <w:t>How does All of Us differ from comparable cohorts?</w:t>
+              <w:t>How does All of Us differ?</w:t>
             </w:r>
           </w:p>
         </w:tc>
@@ -515,7 +511,7 @@
               <w:rPr>
                 <w:sz w:val="19"/>
               </w:rPr>
-              <w:t>5. Scan the frontier and benchmark the platform</w:t>
+              <w:t>5. Scan the frontier + benchmark the platform</w:t>
             </w:r>
           </w:p>
         </w:tc>
@@ -528,7 +524,7 @@
               <w:rPr>
                 <w:sz w:val="19"/>
               </w:rPr>
-              <w:t>Ran term-acceleration over 322,138 preprints and 460,285 NIH grants (2021 to 2026), induced emerging topics, and overlaid data-feasibility; benchmarked the Researcher Workbench against five comparator platforms; scored recommendations on an 8-criterion rubric.</w:t>
+              <w:t>Term-acceleration over 322,138 preprints + 460,285 grants; Workbench vs 5 platforms (87/87 verified); rubric scoring.</w:t>
             </w:r>
           </w:p>
         </w:tc>
@@ -541,7 +537,7 @@
               <w:rPr>
                 <w:sz w:val="19"/>
               </w:rPr>
-              <w:t>What is rising that All of Us has not claimed, and what should it build?</w:t>
+              <w:t>What is rising that AoU has not claimed, and what to build?</w:t>
             </w:r>
           </w:p>
         </w:tc>
@@ -551,17 +547,46 @@
     <w:p>
       <w:r>
         <w:rPr>
-          <w:sz w:val="22"/>
-        </w:rPr>
-        <w:t>The numbers behind the pipeline: 1,657 publications (1,653 substantive); 32,922 workspaces (20,165 substantive) from a live 2026-10-14 pull, re-verified unchanged on 2026-10-21; 29 strategic plans; 166 priorities; four peer biobanks (UK Biobank 12,986, FinnGen 3,376, MVP 501, China Kadoorie 588); 322,138 preprints and 460,285 grants; and a Workbench benchmark in which all 87 platform claims were fetch-verified against a cited source.</w:t>
+          <w:b/>
+          <w:sz w:val="22"/>
+        </w:rPr>
+        <w:t>Also covers.</w:t>
+      </w:r>
+      <w:r>
+        <w:rPr>
+          <w:sz w:val="22"/>
+        </w:rPr>
+        <w:t xml:space="preserve"> The numbers behind the pipeline, and three interpretive cautions (peer comparisons are relative-emphasis not head-to-head; workspace text is intent not execution; keyword tagging is directional but order-of-magnitude robust).</w:t>
       </w:r>
     </w:p>
     <w:p>
       <w:r>
         <w:rPr>
-          <w:sz w:val="22"/>
-        </w:rPr>
-        <w:t>Three interpretive cautions travel with every result. Peer comparisons are most reliable as relative emphasis, each cohort's mix of topics, not as head-to-head growth rates, because the peer corpora are name-search-based and unaudited; we therefore read the static share index, not trend differentials. Workspace text describes researchers' self-described intent, not executed code, so workspace percentages are directional. And keyword tagging is directional rather than per-record classification, though it is order-of-magnitude robust and validated against the methods All of Us is known for. Our analytic choices build on the common-data-model and phenome-wide foundations that make EHR-linked cohorts computable in the first place (</w:t>
+          <w:b/>
+          <w:sz w:val="22"/>
+        </w:rPr>
+        <w:t>Why.</w:t>
+      </w:r>
+      <w:r>
+        <w:rPr>
+          <w:sz w:val="22"/>
+        </w:rPr>
+        <w:t xml:space="preserve"> The method is what makes the conclusions defensible, and it is reusable for tracking the roadmap over time.</w:t>
+      </w:r>
+    </w:p>
+    <w:p>
+      <w:r>
+        <w:rPr>
+          <w:b/>
+          <w:sz w:val="22"/>
+        </w:rPr>
+        <w:t>Key citations:</w:t>
+      </w:r>
+      <w:r>
+        <w:rPr>
+          <w:sz w:val="22"/>
+        </w:rPr>
+        <w:t xml:space="preserve"> </w:t>
       </w:r>
       <w:hyperlink r:id="rId14">
         <w:r>
@@ -591,7 +616,7 @@
         <w:rPr>
           <w:sz w:val="22"/>
         </w:rPr>
-        <w:t>).</w:t>
+        <w:t>.</w:t>
       </w:r>
     </w:p>
     <w:p>
@@ -605,9 +630,46 @@
     <w:p>
       <w:r>
         <w:rPr>
-          <w:sz w:val="22"/>
-        </w:rPr>
-        <w:t>The eight focus areas describe most of the program's science well, and that is the first and most reassuring finding: the framework is not broken. The theme distribution maps cleanly onto the focus areas, and the program's flagship genomic and data releases anchor a genuinely multi-modal resource of linked EHR, surveys, physical measures, wearables, and diverse whole-genome sequencing (</w:t>
+          <w:b/>
+          <w:sz w:val="22"/>
+        </w:rPr>
+        <w:t>Covers.</w:t>
+      </w:r>
+      <w:r>
+        <w:rPr>
+          <w:sz w:val="22"/>
+        </w:rPr>
+        <w:t xml:space="preserve"> The theme distribution and the finding that the eight focus areas largely still fit; the three structural gaps (a data-science/AI/methods orphan, wearables, multi-omics); the NIH funding/IC landscape and pan-NIH framing; and the ancillary (partnered) studies as the leading edge (Exploring the Mind, Eyes on Health, Nutrition for Precision Health, Environmental Health and Exposomics), including the workspace-leads-publications finding and the live multi-omics and external-biospecimen activity.</w:t>
+      </w:r>
+    </w:p>
+    <w:p>
+      <w:r>
+        <w:rPr>
+          <w:b/>
+          <w:sz w:val="22"/>
+        </w:rPr>
+        <w:t>Why.</w:t>
+      </w:r>
+      <w:r>
+        <w:rPr>
+          <w:sz w:val="22"/>
+        </w:rPr>
+        <w:t xml:space="preserve"> Shows what the program actually produces, where the framework is straining, and why a live workspace census (not a cached snapshot) is essential to see the newest science.</w:t>
+      </w:r>
+    </w:p>
+    <w:p>
+      <w:r>
+        <w:rPr>
+          <w:b/>
+          <w:sz w:val="22"/>
+        </w:rPr>
+        <w:t>Key citations:</w:t>
+      </w:r>
+      <w:r>
+        <w:rPr>
+          <w:sz w:val="22"/>
+        </w:rPr>
+        <w:t xml:space="preserve"> </w:t>
       </w:r>
       <w:hyperlink r:id="rId16">
         <w:r>
@@ -652,23 +714,7 @@
         <w:rPr>
           <w:sz w:val="22"/>
         </w:rPr>
-        <w:t>).</w:t>
-      </w:r>
-    </w:p>
-    <w:p>
-      <w:r>
-        <w:rPr>
-          <w:sz w:val="22"/>
-        </w:rPr>
-        <w:t>Three bodies of work, however, have outgrown the framework. Data science and AI methods now account for roughly a fifth of the program's publications but have no focus area of their own. Wearable and remote-monitoring research has become a distinct field rather than an accessory to other areas. And multi-omics, as proteomics and metabolomics arrive at scale, is still buried inside "Genetics &amp; Biology" where it is easy to overlook. Funding attribution reinforces the pan-NIH character of the program: the work is overwhelmingly Office-of-the-Director funded by design, with strong secondary alignment to the genomics, heart and lung, and cancer Institutes, which argues for positioning All of Us explicitly as shared NIH-wide infrastructure.</w:t>
-      </w:r>
-    </w:p>
-    <w:p>
-      <w:r>
-        <w:rPr>
-          <w:sz w:val="22"/>
-        </w:rPr>
-        <w:t>The most important landscape finding is temporal rather than thematic. The newest science in the program is not yet in the publication record at all; it is in the researcher workspaces. The ancillary, or partnered, studies add entirely new modalities on top of the core protocol: Exploring the Mind contributes objective cognitive and behavioral data, Eyes on Health contributes retinal imaging for oculomics, Nutrition for Precision Health contributes deep dietary phenotyping, and Environmental Health and Exposomics contributes environmental biomarkers. Several of these post-date the 2020 roadmap and are only now releasing data, so they are nearly absent from publications. Yet they are already visible, and growing, in what researchers are building. Exploring the Mind has zero publications or preprints anywhere, verified against Europe PMC, and yet it appears in 32 workspaces, 27 of which were invisible in the previous cached snapshot and surfaced only when we pulled the live production registry. The lesson is methodological and strategic at once: workspace activity leads publications by a year or more, so ancillary studies must be scored on their stated goals and their live workspace footprint, and the program must analyze a live census rather than a stale one. The same live signal shows the Multi-Omics Working Group generating RNA-seq, Olink proteomics, and long-read sequencing on roughly ten thousand diverse participants, and a newly posted mechanism for external investigators to request biospecimens, developments that the publication-based view would miss entirely (</w:t>
+        <w:t xml:space="preserve">; </w:t>
       </w:r>
       <w:hyperlink r:id="rId19">
         <w:r>
@@ -698,7 +744,7 @@
         <w:rPr>
           <w:sz w:val="22"/>
         </w:rPr>
-        <w:t>).</w:t>
+        <w:t>.</w:t>
       </w:r>
     </w:p>
     <w:p>
@@ -712,9 +758,46 @@
     <w:p>
       <w:r>
         <w:rPr>
-          <w:sz w:val="22"/>
-        </w:rPr>
-        <w:t>Compared against UK Biobank, FinnGen, the Million Veteran Program, and China Kadoorie, using the same tagger on full-census corpora and reading relative emphasis rather than absolute counts, All of Us has a distinctive identity that is worth stating plainly because it is the program's durable advantage. All of Us leads the peer median, often by large margins, on social-determinants and health-equity research, on ethics and participant engagement, on pharmacogenomics, and on analytic methods. These are not accidents; they are what a diverse, consented, broadly phenotyped national cohort is uniquely able to produce (</w:t>
+          <w:b/>
+          <w:sz w:val="22"/>
+        </w:rPr>
+        <w:t>Covers.</w:t>
+      </w:r>
+      <w:r>
+        <w:rPr>
+          <w:sz w:val="22"/>
+        </w:rPr>
+        <w:t xml:space="preserve"> The comparator set and method; All of Us's distinctive strengths vs the peer median (SDOH/health equity, ELSI/engagement, pharmacogenomics, methods); the five areas where it trails (imaging, multi-omics, aging, rare disease, environmental/social); and the distinction between addressable gaps and by-design peer emphasis.</w:t>
+      </w:r>
+    </w:p>
+    <w:p>
+      <w:r>
+        <w:rPr>
+          <w:b/>
+          <w:sz w:val="22"/>
+        </w:rPr>
+        <w:t>Why.</w:t>
+      </w:r>
+      <w:r>
+        <w:rPr>
+          <w:sz w:val="22"/>
+        </w:rPr>
+        <w:t xml:space="preserve"> Calibrates the program against comparable cohorts and makes the case that distinctiveness, not raw growth, is the durable signal, while taking the real gaps seriously.</w:t>
+      </w:r>
+    </w:p>
+    <w:p>
+      <w:r>
+        <w:rPr>
+          <w:b/>
+          <w:sz w:val="22"/>
+        </w:rPr>
+        <w:t>Key citations:</w:t>
+      </w:r>
+      <w:r>
+        <w:rPr>
+          <w:sz w:val="22"/>
+        </w:rPr>
+        <w:t xml:space="preserve"> </w:t>
       </w:r>
       <w:hyperlink r:id="rId21">
         <w:r>
@@ -774,15 +857,7 @@
         <w:rPr>
           <w:sz w:val="22"/>
         </w:rPr>
-        <w:t>).</w:t>
-      </w:r>
-    </w:p>
-    <w:p>
-      <w:r>
-        <w:rPr>
-          <w:sz w:val="22"/>
-        </w:rPr>
-        <w:t>The program also genuinely trails in the five areas the Science Committee identified: imaging and multi-omics, which are data-modality gaps; aging research; rare disease, where All of Us is the most under-indexed relative to peers at roughly a quarter of the peer median; and environmental and social data. The right response is to separate the two kinds of gap. Some are addressable now and already being closed: rare-disease discovery is a natural fit for the program's diverse long-read sequencing, and the environmental gap is being closed directly by the November 2, 2026 data release and the Exposomics ancillary study. Others simply reflect a peer's by-design emphasis, FinnGen's founder-population concentration on rare disease and genetics, or China Kadoorie's focus on stroke and neurology, and chasing those would mean abandoning what makes All of Us distinctive. The deeper point, underscored by the diversity literature, is that representativeness is itself a scientific asset: polygenic scores and many genetic findings are far less accurate outside European-ancestry populations, so a cohort built for diversity is positioned to correct the field rather than merely add to it (</w:t>
+        <w:t xml:space="preserve">; </w:t>
       </w:r>
       <w:hyperlink r:id="rId25">
         <w:r>
@@ -827,7 +902,7 @@
         <w:rPr>
           <w:sz w:val="22"/>
         </w:rPr>
-        <w:t>).</w:t>
+        <w:t>.</w:t>
       </w:r>
     </w:p>
     <w:p>
@@ -841,9 +916,46 @@
     <w:p>
       <w:r>
         <w:rPr>
-          <w:sz w:val="22"/>
-        </w:rPr>
-        <w:t>The horizon scan asks a different question than the corpus analysis: not what All of Us studies, but what the field is accelerating toward that All of Us has not yet claimed. Running term-acceleration over hundreds of thousands of preprints and grants and then filtering to what the program's data can actually support, the answer is unambiguous. The fastest-rising frontier in biomedicine is AI and foundation models: genomic and DNA language models, large language and agentic AI systems, and multimodal modeling. All of Us is almost entirely absent from all of it, under roughly 0.3% of its work on nearly every one of these topics (</w:t>
+          <w:b/>
+          <w:sz w:val="22"/>
+        </w:rPr>
+        <w:t>Covers.</w:t>
+      </w:r>
+      <w:r>
+        <w:rPr>
+          <w:sz w:val="22"/>
+        </w:rPr>
+        <w:t xml:space="preserve"> The horizon-scan method and its result that AI and foundation models are the fastest-rising frontier; the feasibility-filtered opportunities (genomic foundation models as the highest-leverage, in-environment LLM and agentic workflows, MASLD as a cheap phenotype, target-trial emulation); and the boundary of frontiers that need assays AoU does not generate (single-cell/spatial, protein structure) where AoU should partner, not chase.</w:t>
+      </w:r>
+    </w:p>
+    <w:p>
+      <w:r>
+        <w:rPr>
+          <w:b/>
+          <w:sz w:val="22"/>
+        </w:rPr>
+        <w:t>Why.</w:t>
+      </w:r>
+      <w:r>
+        <w:rPr>
+          <w:sz w:val="22"/>
+        </w:rPr>
+        <w:t xml:space="preserve"> Separates what is merely trendy from what All of Us can uniquely act on, and identifies the single highest-leverage opportunity.</w:t>
+      </w:r>
+    </w:p>
+    <w:p>
+      <w:r>
+        <w:rPr>
+          <w:b/>
+          <w:sz w:val="22"/>
+        </w:rPr>
+        <w:t>Key citations:</w:t>
+      </w:r>
+      <w:r>
+        <w:rPr>
+          <w:sz w:val="22"/>
+        </w:rPr>
+        <w:t xml:space="preserve"> </w:t>
       </w:r>
       <w:hyperlink r:id="rId28">
         <w:r>
@@ -911,22 +1023,14 @@
             <w:color w:val="1155CC"/>
             <w:u w:val="single"/>
           </w:rPr>
-          <w:t xml:space="preserve">Acosta et al. (multimodal biomedical AI), Nat Med 2022</w:t>
+          <w:t xml:space="preserve">Acosta et al. (multimodal), Nat Med 2022</w:t>
         </w:r>
       </w:hyperlink>
       <w:r>
         <w:rPr>
           <w:sz w:val="22"/>
         </w:rPr>
-        <w:t>).</w:t>
-      </w:r>
-    </w:p>
-    <w:p>
-      <w:r>
-        <w:rPr>
-          <w:sz w:val="22"/>
-        </w:rPr>
-        <w:t>Absence is not the same as opportunity, so the feasibility overlay matters. The highest-leverage gap is genomic foundation models, because the program's diverse, consented whole-genome data linked to longitudinal EHR is arguably the best public substrate in the world for training and evaluating ancestry-fair models, a substrate no peer biobank can match. Close behind are in-environment large-language-model and agentic workflows, which require the text and the compute platform the program already has. A few non-AI shifts are worth adopting opportunistically, notably the MASLD and MASH nomenclature change, which is a low-effort, high-credibility EHR phenotype, and target-trial-emulation methods for causal inference on the program's longitudinal records (</w:t>
+        <w:t xml:space="preserve">; </w:t>
       </w:r>
       <w:hyperlink r:id="rId33">
         <w:r>
@@ -934,7 +1038,7 @@
             <w:color w:val="1155CC"/>
             <w:u w:val="single"/>
           </w:rPr>
-          <w:t xml:space="preserve">Rinella et al. (MASLD nomenclature), Hepatology 2023</w:t>
+          <w:t xml:space="preserve">Rinella et al. (MASLD), Hepatology 2023</w:t>
         </w:r>
       </w:hyperlink>
       <w:r>
@@ -956,7 +1060,7 @@
         <w:rPr>
           <w:sz w:val="22"/>
         </w:rPr>
-        <w:t>). Just as important is the boundary: single-cell and spatial tissue omics and AI protein-structure prediction are genuine frontiers that require assays All of Us does not generate, so the program should be the population-scale partner that links those discoveries to diverse human phenotypes rather than trying to reproduce them (</w:t>
+        <w:t xml:space="preserve">; </w:t>
       </w:r>
       <w:hyperlink r:id="rId35">
         <w:r>
@@ -971,7 +1075,7 @@
         <w:rPr>
           <w:sz w:val="22"/>
         </w:rPr>
-        <w:t>).</w:t>
+        <w:t>.</w:t>
       </w:r>
     </w:p>
     <w:p>
@@ -985,9 +1089,46 @@
     <w:p>
       <w:r>
         <w:rPr>
-          <w:sz w:val="22"/>
-        </w:rPr>
-        <w:t>Science is bounded by what the platform permits, so the refresh must look at the Researcher Workbench and not only at the data. Benchmarked against five comparator platforms, N3C, Terra and AnVIL, BioData Catalyst, the UK Biobank Research Analysis Platform, and Kids First, with every claim verified against a cited source, the Workbench leads on data assets and on AI-grade compute. Its deficiencies are not in data or raw compute; they are in the capabilities that turn data and compute into shared, reusable, AI-enabled science (</w:t>
+          <w:b/>
+          <w:sz w:val="22"/>
+        </w:rPr>
+        <w:t>Covers.</w:t>
+      </w:r>
+      <w:r>
+        <w:rPr>
+          <w:sz w:val="22"/>
+        </w:rPr>
+        <w:t xml:space="preserve"> Why the platform shapes the science; the comparator benchmark (N3C, Terra/AnVIL, BioData Catalyst, UKB-RAP, Kids First) and where the Workbench leads (data, compute); the three remediable gaps (reuse registry, governed in-environment AI, portable workflows) and the BAA/in-VPC path; the reuse signal from the workspace census (87.7% solo, 3.2% multi-institution, ~18% tutorial clones); and the independent corroboration from the 2026 ACT-IAC/AoU white paper.</w:t>
+      </w:r>
+    </w:p>
+    <w:p>
+      <w:r>
+        <w:rPr>
+          <w:b/>
+          <w:sz w:val="22"/>
+        </w:rPr>
+        <w:t>Why.</w:t>
+      </w:r>
+      <w:r>
+        <w:rPr>
+          <w:sz w:val="22"/>
+        </w:rPr>
+        <w:t xml:space="preserve"> Science is bounded by the platform; the gaps that matter are not data or compute but the capabilities that turn them into shared, reusable, AI-enabled science.</w:t>
+      </w:r>
+    </w:p>
+    <w:p>
+      <w:r>
+        <w:rPr>
+          <w:b/>
+          <w:sz w:val="22"/>
+        </w:rPr>
+        <w:t>Key citations:</w:t>
+      </w:r>
+      <w:r>
+        <w:rPr>
+          <w:sz w:val="22"/>
+        </w:rPr>
+        <w:t xml:space="preserve"> </w:t>
       </w:r>
       <w:hyperlink r:id="rId36">
         <w:r>
@@ -1032,15 +1173,7 @@
         <w:rPr>
           <w:sz w:val="22"/>
         </w:rPr>
-        <w:t>).</w:t>
-      </w:r>
-    </w:p>
-    <w:p>
-      <w:r>
-        <w:rPr>
-          <w:sz w:val="22"/>
-        </w:rPr>
-        <w:t>Three gaps are remediable and clear. First, there is no shared registry for reusing analytical tools and workflows, a capability every comparator offers through Dockstore, public app galleries, or branching and export, whereas the Workbench documents only basic workspace sharing (</w:t>
+        <w:t xml:space="preserve">; </w:t>
       </w:r>
       <w:hyperlink r:id="rId39">
         <w:r>
@@ -1055,7 +1188,7 @@
         <w:rPr>
           <w:sz w:val="22"/>
         </w:rPr>
-        <w:t>). Second, there is no governed in-environment AI assistant: the program ships bring-your-own-key tools that cannot compliantly process participant data, and no comparator yet offers a strong governed model either, which means this is a gap All of Us could lead rather than trail. Because the program runs on Google Cloud, whose business-associate agreement already covers Vertex AI and Gemini, a program-credentialed in-VPC model is a provisioning and governance task, not a legal blocker. Third, there is no portable, interoperable workflow standard, so analyses are not packaged to move or be reused across teams and platforms (</w:t>
+        <w:t xml:space="preserve">; </w:t>
       </w:r>
       <w:hyperlink r:id="rId40">
         <w:r>
@@ -1085,7 +1218,7 @@
         <w:rPr>
           <w:sz w:val="22"/>
         </w:rPr>
-        <w:t>). The workspace census makes the cost of these gaps concrete: 87.7% of workspaces are solo, only 3.2% are multi-institution, and about 18% are duplicate-titled, most of them tutorial clones. The observable pattern is copy-a-tutorial, not build-on-each-other. Strikingly, a confidential 2026 ACT-IAC and All of Us white paper built from stakeholder interviews, a method entirely different from ours, independently reaches the same three conclusions, which is strong triangulation that the gaps are real and the fixes are known.</w:t>
+        <w:t>.</w:t>
       </w:r>
     </w:p>
     <w:p>
@@ -1099,17 +1232,46 @@
     <w:p>
       <w:r>
         <w:rPr>
-          <w:sz w:val="22"/>
-        </w:rPr>
-        <w:t>The recommendations follow directly from the evidence. Keep the eight focus areas, which still work, and add a ninth, "Data, AI &amp; Methods," to give the field's fastest-rising work a coherent home. Rename the genetics focus area to "Genetics, Multi-omics &amp; Biology" and pair the rename with a concrete proteomics-release roadmap, so the structural signal and the data investment move together. Build the three missing Workbench capabilities: a governed in-environment AI co-scientist, a reusable-tools registry, and multimodal-data templates. Most ambitiously, and unifying the single highest-leverage opportunity with the clearest platform gap, build an internal All of Us foundation model hosted securely with no data egress, guided by the program "super user group" that the committee has proposed, so that the diverse genomic and clinical substrate becomes a model the whole community can use without data ever leaving the enclave.</w:t>
+          <w:b/>
+          <w:sz w:val="22"/>
+        </w:rPr>
+        <w:t>Covers.</w:t>
+      </w:r>
+      <w:r>
+        <w:rPr>
+          <w:sz w:val="22"/>
+        </w:rPr>
+        <w:t xml:space="preserve"> The structural changes (add a ninth "Data, AI &amp; Methods" focus area; rename the genetics area to "Genetics, Multi-omics &amp; Biology" plus a proteomics-release roadmap); the Workbench builds (governed in-VPC AI co-scientist, reusable-tools registry, multimodal templates, and an internal no-egress foundation model guided by a "super user group"); adopting the committee's 2026 directions as standing mechanisms (driver-paper model for rare-disease and intersectional papers; generalizability weighting as a first-class capability tied to the external-biospecimen mechanism); protecting distinctiveness and governing AI responsibly; and measuring the roadmap by re-running the same methods over time.</w:t>
       </w:r>
     </w:p>
     <w:p>
       <w:r>
         <w:rPr>
-          <w:sz w:val="22"/>
-        </w:rPr>
-        <w:t>Alongside the structural changes, the program should adopt its own 2026 ideas as standing mechanisms. The driver-project model, which the Women's Health Driver Project demonstrated, should become routine, with rare-disease and intersectional driver papers (for example, rare disease combined with rurality) as explicit near-term deliverables that attack the rare-disease gap using the program's diversity. Generalizability weighting should become a first-class Workbench capability so that findings from a volunteer cohort can speak for the whole US population, promoting the released survey-weighting toolkit to documented, reusable infrastructure and connecting it to the new external-biospecimen-request mechanism. Throughout, the program must protect its distinctive strengths and govern its AI responsibly, because an equity-first cohort cannot afford to deploy models that widen the disparities it exists to close (</w:t>
+          <w:b/>
+          <w:sz w:val="22"/>
+        </w:rPr>
+        <w:t>Why.</w:t>
+      </w:r>
+      <w:r>
+        <w:rPr>
+          <w:sz w:val="22"/>
+        </w:rPr>
+        <w:t xml:space="preserve"> Translates every finding into a concrete, prioritized action, and unifies the highest-leverage opportunity with the clearest platform gap in a single build.</w:t>
+      </w:r>
+    </w:p>
+    <w:p>
+      <w:r>
+        <w:rPr>
+          <w:b/>
+          <w:sz w:val="22"/>
+        </w:rPr>
+        <w:t>Key citations:</w:t>
+      </w:r>
+      <w:r>
+        <w:rPr>
+          <w:sz w:val="22"/>
+        </w:rPr>
+        <w:t xml:space="preserve"> </w:t>
       </w:r>
       <w:hyperlink r:id="rId42">
         <w:r>
@@ -1186,6 +1348,21 @@
         </w:rPr>
         <w:t xml:space="preserve">; </w:t>
       </w:r>
+      <w:hyperlink r:id="rId47">
+        <w:r>
+          <w:rPr>
+            <w:color w:val="1155CC"/>
+            <w:u w:val="single"/>
+          </w:rPr>
+          <w:t xml:space="preserve">waou (CRAN)</w:t>
+        </w:r>
+      </w:hyperlink>
+      <w:r>
+        <w:rPr>
+          <w:sz w:val="22"/>
+        </w:rPr>
+        <w:t xml:space="preserve">; </w:t>
+      </w:r>
       <w:hyperlink r:id="rId20">
         <w:r>
           <w:rPr>
@@ -1199,7 +1376,7 @@
         <w:rPr>
           <w:sz w:val="22"/>
         </w:rPr>
-        <w:t>). Finally, the roadmap should be measured over time by re-running the same corpus methods, so that the program can see where its science is actually going rather than where it intended to go.</w:t>
+        <w:t>.</w:t>
       </w:r>
     </w:p>
     <w:p>
@@ -1213,25 +1390,106 @@
     <w:p>
       <w:r>
         <w:rPr>
-          <w:sz w:val="22"/>
-        </w:rPr>
-        <w:t>It helps to remember what All of Us chose to be. Where most biobanks began with genomes and treated clinical data as terse annotations of a biospecimen, All of Us inverted the order: it built a diverse, consented, national cohort and then surrounded its genomes with the longitudinal electronic health records, surveys, physical measures, and wearable streams that genomics needs in order to become medicine. That choice is the program's history and its thesis, and it is also, increasingly, where the field is heading. The widely shared vision in translational research is multi-modal analytics at scale, in which longitudinal clinical data is merged with genomic and other high-throughput data to associate molecular signatures with disease etiology, natural history, and treatment response. No single modality can deliver that; it comes only from triangulation across many, and All of Us is one of the few places on earth that co-locates them on a population that looks like the country.</w:t>
+          <w:b/>
+          <w:sz w:val="22"/>
+        </w:rPr>
+        <w:t>Covers.</w:t>
+      </w:r>
+      <w:r>
+        <w:rPr>
+          <w:sz w:val="22"/>
+        </w:rPr>
+        <w:t xml:space="preserve"> A forward argument grounded in the program's history (it inverted the biobank model: diverse national cohort first, then surrounded genomes with longitudinal multi-modal data) and the field's trajectory (multi-modal analytics at scale, where value comes from triangulation across modalities no single data type can provide). The future shape for All of Us: the trusted diverse substrate on which ancestry-fair AI and foundation models are built; a governed no-egress in-environment model; a platform that becomes a reusable, AI-enabled ecosystem rather than a data-access environment; a live-signal roadmap that stays ahead of the publication lag; generalizability weighting so findings speak for the whole country; shared semantic and syntactic standards that close the research-to-care re-implementation gap; and reciprocity to participants. Closes on All of Us as the national model for responsible, equity-anchored, AI-ready discovery ("close the gap and complete the lifecycle").</w:t>
       </w:r>
     </w:p>
     <w:p>
       <w:r>
         <w:rPr>
-          <w:sz w:val="22"/>
-        </w:rPr>
-        <w:t>The next decade of value will be unlocked less by adding another modality than by making the modalities we already have comparable, reusable, and computable together. That means continuing to anchor the data in shared semantic and syntactic standards so that findings are portable within and between systems, and it means closing the long-standing gap between research common data models and the native systems where care is actually delivered, so that an algorithm discovered on All of Us data can be re-derived and used at the bedside rather than stranded behind a re-implementation barrier. It means treating the electronic health record not as electronic paper but as one facet of a person's phenotype, examined along the temporal axis of how disease emerges, and improving that record at its source with richer terminologies and distributed, AI-assisted quality assurance behind each institution's firewall. And it means confronting the reality that even a cohort representative of a nation is cared for in a thousand different local contexts, so that regional variation in guidelines and practice must be modeled rather than ignored, and that linking ever more data raises re-identification risk that must be met with stronger privacy controls, clearer consent, and genuine reciprocity to the participants who give us their data again and again.</w:t>
+          <w:b/>
+          <w:sz w:val="22"/>
+        </w:rPr>
+        <w:t>Why.</w:t>
+      </w:r>
+      <w:r>
+        <w:rPr>
+          <w:sz w:val="22"/>
+        </w:rPr>
+        <w:t xml:space="preserve"> Gives the recommendations a destination and a narrative rooted in what All of Us uniquely is, connecting history, the field, and the roadmap.</w:t>
       </w:r>
     </w:p>
     <w:p>
       <w:r>
         <w:rPr>
-          <w:sz w:val="22"/>
-        </w:rPr>
-        <w:t>For All of Us specifically, this vision has a concrete shape. The program can become the trusted, diverse substrate on which the field's AI is built fairly: the place where ancestry-fair genomic foundation models are trained and evaluated, and where a governed, no-egress, in-environment model lets the whole community reason over participant data without that data ever leaving the enclave. It can turn its platform from a secure data-access environment into a coordinated, AI-enabled research ecosystem, with reusable tools, portable workflows, and in-environment assistance that make the default pattern build-on-each-other rather than copy-a-tutorial. It can stay ahead of the publication lag by reading its own live workspace and ancillary-study signals, so the roadmap reflects where the science is going a year before the literature catches up. It can make its findings speak for the whole United States through generalizability weighting, and it can keep faith with its founding mandate by returning value to participants and by refusing to deploy AI that widens the disparities it was created to close. If it does these things, All of Us will not merely be the largest and most diverse biobank; it will be the national model for responsible, equity-anchored, AI-ready biomedical discovery, the foundation on which precision medicine is finally realized at scale. The data and the diversity are already here. What remains is to close the gap and complete the lifecycle.</w:t>
+          <w:b/>
+          <w:sz w:val="22"/>
+        </w:rPr>
+        <w:t>Key citations (author-group anchors to build on):</w:t>
+      </w:r>
+      <w:r>
+        <w:rPr>
+          <w:sz w:val="22"/>
+        </w:rPr>
+        <w:t xml:space="preserve"> </w:t>
+      </w:r>
+      <w:hyperlink r:id="rId36">
+        <w:r>
+          <w:rPr>
+            <w:color w:val="1155CC"/>
+            <w:u w:val="single"/>
+          </w:rPr>
+          <w:t xml:space="preserve">Haendel et al. (N3C), JAMIA 2021</w:t>
+        </w:r>
+      </w:hyperlink>
+      <w:r>
+        <w:rPr>
+          <w:sz w:val="22"/>
+        </w:rPr>
+        <w:t xml:space="preserve">; </w:t>
+      </w:r>
+      <w:hyperlink r:id="rId48">
+        <w:r>
+          <w:rPr>
+            <w:color w:val="1155CC"/>
+            <w:u w:val="single"/>
+          </w:rPr>
+          <w:t xml:space="preserve">Putman et al. (Monarch Initiative), Nucleic Acids Research 2024</w:t>
+        </w:r>
+      </w:hyperlink>
+      <w:r>
+        <w:rPr>
+          <w:sz w:val="22"/>
+        </w:rPr>
+        <w:t xml:space="preserve">; </w:t>
+      </w:r>
+      <w:hyperlink r:id="rId40">
+        <w:r>
+          <w:rPr>
+            <w:color w:val="1155CC"/>
+            <w:u w:val="single"/>
+          </w:rPr>
+          <w:t xml:space="preserve">Wilkinson et al. (FAIR), Sci Data 2016</w:t>
+        </w:r>
+      </w:hyperlink>
+      <w:r>
+        <w:rPr>
+          <w:sz w:val="22"/>
+        </w:rPr>
+        <w:t xml:space="preserve">; </w:t>
+      </w:r>
+      <w:hyperlink r:id="rId41">
+        <w:r>
+          <w:rPr>
+            <w:color w:val="1155CC"/>
+            <w:u w:val="single"/>
+          </w:rPr>
+          <w:t xml:space="preserve">Rehm et al. (GA4GH), Cell Genomics 2021</w:t>
+        </w:r>
+      </w:hyperlink>
+      <w:r>
+        <w:rPr>
+          <w:sz w:val="22"/>
+        </w:rPr>
+        <w:t>.</w:t>
       </w:r>
     </w:p>
     <w:p>
@@ -1245,39 +1503,44 @@
     <w:p>
       <w:r>
         <w:rPr>
-          <w:sz w:val="22"/>
-        </w:rPr>
-        <w:t>Keyword tagging is directional rather than per-record machine classification; the peer corpora are name-search-based and unaudited, so we read the static share index rather than trend differentials; grant and Institute attribution covers roughly 30% of publications; the full-text layer is not year-comparable; and platform specifics rest on 2025 and 2026 vendor documentation. One limitation doubles as a recommendation: because All of Us is a volunteer cohort, prevalence and association estimates require weighting to the US population, which the 2026 generalizability work and the released weighting package now make feasible (</w:t>
-      </w:r>
-      <w:hyperlink r:id="rId46">
-        <w:r>
-          <w:rPr>
-            <w:color w:val="1155CC"/>
-            <w:u w:val="single"/>
-          </w:rPr>
-          <w:t xml:space="preserve">Montgomery et al., Am J Epidemiol 2026</w:t>
-        </w:r>
-      </w:hyperlink>
-      <w:r>
-        <w:rPr>
-          <w:sz w:val="22"/>
-        </w:rPr>
-        <w:t xml:space="preserve">; </w:t>
-      </w:r>
-      <w:hyperlink r:id="rId47">
-        <w:r>
-          <w:rPr>
-            <w:color w:val="1155CC"/>
-            <w:u w:val="single"/>
-          </w:rPr>
-          <w:t xml:space="preserve">waou (CRAN)</w:t>
-        </w:r>
-      </w:hyperlink>
-      <w:r>
-        <w:rPr>
-          <w:sz w:val="22"/>
-        </w:rPr>
-        <w:t>).</w:t>
+          <w:b/>
+          <w:sz w:val="22"/>
+        </w:rPr>
+        <w:t>Covers.</w:t>
+      </w:r>
+      <w:r>
+        <w:rPr>
+          <w:sz w:val="22"/>
+        </w:rPr>
+        <w:t xml:space="preserve"> Keyword tagging is directional; peer corpora are unaudited (read the share index, not trend differentials); grant/IC coverage ~30%; the full-text layer is not year-comparable; platform specifics rest on vendor documentation. One limitation doubles as a recommendation: the volunteer-cohort generalizability caveat, now addressable via the 2026 generalizability work and the </w:t>
+      </w:r>
+      <w:r>
+        <w:rPr>
+          <w:rFonts w:ascii="Consolas" w:hAnsi="Consolas"/>
+          <w:sz w:val="21"/>
+        </w:rPr>
+        <w:t>waou</w:t>
+      </w:r>
+      <w:r>
+        <w:rPr>
+          <w:sz w:val="22"/>
+        </w:rPr>
+        <w:t xml:space="preserve"> package.</w:t>
+      </w:r>
+    </w:p>
+    <w:p>
+      <w:r>
+        <w:rPr>
+          <w:b/>
+          <w:sz w:val="22"/>
+        </w:rPr>
+        <w:t>Why.</w:t>
+      </w:r>
+      <w:r>
+        <w:rPr>
+          <w:sz w:val="22"/>
+        </w:rPr>
+        <w:t xml:space="preserve"> States the honest bounds of the analysis and shows that the main limitation has a concrete remedy the roadmap recommends.</w:t>
       </w:r>
     </w:p>
     <w:p>
@@ -1285,15 +1548,75 @@
         <w:pStyle w:val="Heading1"/>
       </w:pPr>
       <w:r>
-        <w:t>Appendix: citation and sourcing notes</w:t>
+        <w:t>10. Conclusion</w:t>
       </w:r>
     </w:p>
     <w:p>
       <w:r>
         <w:rPr>
-          <w:sz w:val="22"/>
-        </w:rPr>
-        <w:t>Citations were harvested and verified in four clusters mapped to the sections above (introduction and landscape; peer biobanks; emerging frontiers; platform and recommendations, plus author-group anchors). Every reference was verified to resolve to the exact paper, and DOIs were resolved via NCBI E-utilities. Preprints are permitted but tagged as such and flagged for upgrade to their journal versions before submission. The 2026 ACT-IAC and All of Us AI/ML white paper is cited as an unreleased draft and is not quoted. One item was deliberately omitted as unverifiable: a multi-omics "10,000 diverse individuals" preprint could not be located, so that program activity is described but not cited to a paper.</w:t>
+          <w:b/>
+          <w:sz w:val="22"/>
+        </w:rPr>
+        <w:t>Covers.</w:t>
+      </w:r>
+      <w:r>
+        <w:rPr>
+          <w:sz w:val="22"/>
+        </w:rPr>
+        <w:t xml:space="preserve"> One paragraph: keep the eight focus areas, add a ninth, name and fund multi-omics, build the governed-AI and reuse capabilities, protect distinctiveness. The data and the diversity are here; what remains is to close the gap.</w:t>
+      </w:r>
+    </w:p>
+    <w:p>
+      <w:r>
+        <w:rPr>
+          <w:b/>
+          <w:sz w:val="22"/>
+        </w:rPr>
+        <w:t>Why.</w:t>
+      </w:r>
+      <w:r>
+        <w:rPr>
+          <w:sz w:val="22"/>
+        </w:rPr>
+        <w:t xml:space="preserve"> Leaves the reader with the single actionable throughline.</w:t>
+      </w:r>
+    </w:p>
+    <w:p>
+      <w:pPr>
+        <w:pStyle w:val="Heading1"/>
+      </w:pPr>
+      <w:r>
+        <w:t>Appendix: citation and sourcing notes</w:t>
+      </w:r>
+    </w:p>
+    <w:p>
+      <w:r>
+        <w:rPr>
+          <w:b/>
+          <w:sz w:val="22"/>
+        </w:rPr>
+        <w:t>Covers.</w:t>
+      </w:r>
+      <w:r>
+        <w:rPr>
+          <w:sz w:val="22"/>
+        </w:rPr>
+        <w:t xml:space="preserve"> How citations were harvested and verified (four clusters mapped to the sections; every reference resolves to the exact paper; DOIs resolved via NCBI E-utilities; preprints tagged and flagged for journal-version upgrade; the ACT-IAC/AoU white paper cited as an unreleased draft, not quoted; the unverifiable multi-omics preprint deliberately omitted).</w:t>
+      </w:r>
+    </w:p>
+    <w:p>
+      <w:r>
+        <w:rPr>
+          <w:b/>
+          <w:sz w:val="22"/>
+        </w:rPr>
+        <w:t>Why.</w:t>
+      </w:r>
+      <w:r>
+        <w:rPr>
+          <w:sz w:val="22"/>
+        </w:rPr>
+        <w:t xml:space="preserve"> Documents the anti-fabrication discipline so the reference base is trustworthy on import.</w:t>
       </w:r>
     </w:p>
     <w:p>
@@ -1369,7 +1692,7 @@
       </w:r>
     </w:p>
     <w:p>
-      <w:hyperlink r:id="rId48">
+      <w:hyperlink r:id="rId49">
         <w:r>
           <w:rPr>
             <w:color w:val="1155CC"/>
@@ -1526,7 +1849,7 @@
       <w:pPr>
         <w:pStyle w:val="ListBullet"/>
       </w:pPr>
-      <w:hyperlink r:id="rId49">
+      <w:hyperlink r:id="rId50">
         <w:r>
           <w:rPr>
             <w:color w:val="1155CC"/>
@@ -1553,7 +1876,7 @@
       <w:pPr>
         <w:pStyle w:val="ListBullet"/>
       </w:pPr>
-      <w:hyperlink r:id="rId50">
+      <w:hyperlink r:id="rId48">
         <w:r>
           <w:rPr>
             <w:color w:val="1155CC"/>

--- a/resources/manuscript/AoU_Roadmap_Refresh_Manuscript_Outline.docx
+++ b/resources/manuscript/AoU_Roadmap_Refresh_Manuscript_Outline.docx
@@ -16,7 +16,7 @@
           <w:i/>
           <w:sz w:val="22"/>
         </w:rPr>
-        <w:t>Annotated outline (sections with coverage and rationale, not drafted prose). A data-driven perspective for the All of Us Science Committee, program leadership, NIH, and the biobank and informatics community. Data current as of 2026-10-21. Verified key citations are listed per section; the full reference list with DOIs is at the end.</w:t>
+        <w:t>Annotated outline: each section states what it covers (with the key findings) and why it belongs. A data-driven perspective for the All of Us Science Committee, program leadership, NIH, and the biobank and informatics community. Data current as of 2026-10-21. Verified citations are listed per section and consolidated in the References section at the end.</w:t>
       </w:r>
     </w:p>
     <w:p>
@@ -24,7 +24,7 @@
         <w:pStyle w:val="Heading1"/>
       </w:pPr>
       <w:r>
-        <w:t>Key takeaways (the points every section supports)</w:t>
+        <w:t>Key takeaways</w:t>
       </w:r>
     </w:p>
     <w:p>
@@ -46,7 +46,7 @@
         <w:rPr>
           <w:sz w:val="22"/>
         </w:rPr>
-        <w:t>All of Us has a distinctive identity worth protecting: it leads peers on health equity and social determinants, ethics and engagement, pharmacogenomics, and methods, driven by its diversity.</w:t>
+        <w:t>All of Us has a distinctive identity worth protecting: it leads peers on health equity and social determinants (about 5.4x the peer median), ethics and engagement (about 24x), pharmacogenomics (about 4.3x), and methods (about 2.8x), all driven by its diversity.</w:t>
       </w:r>
     </w:p>
     <w:p>
@@ -57,7 +57,7 @@
         <w:rPr>
           <w:sz w:val="22"/>
         </w:rPr>
-        <w:t>All of Us trails peers in five areas the committee flagged: imaging, multi-omics, aging research, rare disease, and environmental and social data (some addressable now, some by-design).</w:t>
+        <w:t>All of Us trails peers in five areas the committee flagged: imaging, multi-omics, aging research, rare disease (most under-indexed, about 0.25x the peer median), and environmental and social data (some addressable now, some by-design).</w:t>
       </w:r>
     </w:p>
     <w:p>
@@ -68,7 +68,7 @@
         <w:rPr>
           <w:sz w:val="22"/>
         </w:rPr>
-        <w:t>The field's leading edge is AI and foundation models; All of Us is almost absent (under ~0.3%) yet uniquely positioned to lead. Highest-leverage opportunity.</w:t>
+        <w:t>The field's leading edge is AI and foundation models; All of Us is almost absent (under ~0.3% of its work on most AI topics) yet uniquely positioned to lead. Highest-leverage opportunity.</w:t>
       </w:r>
     </w:p>
     <w:p>
@@ -79,7 +79,7 @@
         <w:rPr>
           <w:sz w:val="22"/>
         </w:rPr>
-        <w:t>The Researcher Workbench leads on data and compute but lacks a reusable-tools registry, a governed in-environment AI assistant, and portable workflows (independently corroborated by a 2026 ACT-IAC/AoU white paper).</w:t>
+        <w:t>The Researcher Workbench leads on data and compute but lacks a reusable-tools registry, a governed in-environment AI assistant, and portable workflows; the workspace census shows 87.7% solo, 3.2% multi-institution, ~18% tutorial clones. Independently corroborated by a 2026 ACT-IAC/AoU white paper.</w:t>
       </w:r>
     </w:p>
     <w:p>
@@ -90,7 +90,7 @@
         <w:rPr>
           <w:sz w:val="22"/>
         </w:rPr>
-        <w:t>Ancillary studies are the leading edge the publication record cannot yet show; workspace activity precedes publications by a year or more, so score them on goals and live workspace signal.</w:t>
+        <w:t>Ancillary studies are the leading edge the publication record cannot yet show (Exploring the Mind: 0 papers, 32 workspaces, 27 visible only in the live pull), so score them on goals and live workspace signal and analyze a live census, not a cached snapshot.</w:t>
       </w:r>
     </w:p>
     <w:p>
@@ -113,7 +113,7 @@
         <w:rPr>
           <w:sz w:val="22"/>
         </w:rPr>
-        <w:t xml:space="preserve"> One paragraph: the program's diversity-first thesis, what we analyzed (own output + external field + platform), the core findings in brief, and the forward vision.</w:t>
+        <w:t xml:space="preserve"> A single paragraph: the program's diversity-first thesis; what was analyzed (1,657 publications and 20,165 substantive workspaces, four peer biobanks, a 322k-preprint/460k-grant horizon scan, and a Workbench capability review); the core findings in brief; and the forward vision for All of Us as the national substrate for equity-anchored, AI-ready science.</w:t>
       </w:r>
     </w:p>
     <w:p>
@@ -128,7 +128,7 @@
         <w:rPr>
           <w:sz w:val="22"/>
         </w:rPr>
-        <w:t xml:space="preserve"> Sets the frame and the one-sentence argument ("All of Us scaled up everything around genomics that genomics needs to work in practice") before any detail.</w:t>
+        <w:t xml:space="preserve"> Gives the reader the whole argument, and the one-sentence thesis ("All of Us scaled up everything around genomics that genomics needs to work in practice"), before any detail.</w:t>
       </w:r>
     </w:p>
     <w:p>
@@ -147,14 +147,52 @@
         </w:rPr>
         <w:t>Covers.</w:t>
       </w:r>
-      <w:r>
-        <w:rPr>
-          <w:sz w:val="22"/>
-        </w:rPr>
-        <w:t xml:space="preserve"> The Precision Medicine Initiative origin and diversity mandate; what a roadmap is for and the 2020 eight focus areas; the three forces that justify a 2026 refresh (corpus maturity, the AI frontier shift, peer-cohort competition); our contribution (an evidence-driven refresh from the program's own output plus the external field).</w:t>
-      </w:r>
     </w:p>
     <w:p>
+      <w:pPr>
+        <w:pStyle w:val="ListBullet"/>
+      </w:pPr>
+      <w:r>
+        <w:rPr>
+          <w:sz w:val="22"/>
+        </w:rPr>
+        <w:t>The Precision Medicine Initiative origin and the diversity mandate that distinguishes All of Us from prior biobanks; diversity is the scientific thesis, not a side constraint.</w:t>
+      </w:r>
+    </w:p>
+    <w:p>
+      <w:pPr>
+        <w:pStyle w:val="ListBullet"/>
+      </w:pPr>
+      <w:r>
+        <w:rPr>
+          <w:sz w:val="22"/>
+        </w:rPr>
+        <w:t>What a roadmap is for, and the 2020 roadmap's eight priority focus areas.</w:t>
+      </w:r>
+    </w:p>
+    <w:p>
+      <w:pPr>
+        <w:pStyle w:val="ListBullet"/>
+      </w:pPr>
+      <w:r>
+        <w:rPr>
+          <w:sz w:val="22"/>
+        </w:rPr>
+        <w:t>The three forces that justify a 2026 refresh: corpus maturity (enough output to analyze what the community actually does), the shift of the frontier toward AI and foundation models, and intensifying peer-cohort competition.</w:t>
+      </w:r>
+    </w:p>
+    <w:p>
+      <w:pPr>
+        <w:pStyle w:val="ListBullet"/>
+      </w:pPr>
+      <w:r>
+        <w:rPr>
+          <w:sz w:val="22"/>
+        </w:rPr>
+        <w:t>The contribution: an evidence-driven refresh built from the program's own output and the external field.</w:t>
+      </w:r>
+    </w:p>
+    <w:p>
       <w:r>
         <w:rPr>
           <w:b/>
@@ -166,7 +204,7 @@
         <w:rPr>
           <w:sz w:val="22"/>
         </w:rPr>
-        <w:t xml:space="preserve"> Establishes that diversity is the scientific thesis, not a constraint, and that the refresh is earned by evidence rather than opinion.</w:t>
+        <w:t xml:space="preserve"> Frames the refresh as earned by evidence and anchored in the program's founding purpose.</w:t>
       </w:r>
     </w:p>
     <w:p>
@@ -279,7 +317,7 @@
         <w:rPr>
           <w:sz w:val="22"/>
         </w:rPr>
-        <w:t xml:space="preserve"> The reproducible five-step pipeline, run over the program's own output and the external literature. Each step answers one question:</w:t>
+        <w:t xml:space="preserve"> A reproducible five-step pipeline (public repository) run over the program's own output and the external literature; each step answers one question:</w:t>
       </w:r>
     </w:p>
     <w:tbl>
@@ -360,7 +398,7 @@
               <w:rPr>
                 <w:sz w:val="19"/>
               </w:rPr>
-              <w:t>Pulled publications (feed reconciled to PubMed/iCite) and workspaces (live production API).</w:t>
+              <w:t>Pulled publications (feed reconciled to PubMed/iCite) and workspaces (live production project-directory API).</w:t>
             </w:r>
           </w:p>
         </w:tc>
@@ -401,7 +439,7 @@
               <w:rPr>
                 <w:sz w:val="19"/>
               </w:rPr>
-              <w:t>Locked 19-theme taxonomy over title + abstract, plus a full-text layer.</w:t>
+              <w:t>Locked 19-theme taxonomy over title + abstract, plus a full-text layer where open access exists.</w:t>
             </w:r>
           </w:p>
         </w:tc>
@@ -442,7 +480,7 @@
               <w:rPr>
                 <w:sz w:val="19"/>
               </w:rPr>
-              <w:t>Matched to 29 strategic plans (166 priorities); grant IDs to Institutes via RePORTER.</w:t>
+              <w:t>Matched to 29 strategic plans (166 priorities); resolved grant IDs to Institutes via RePORTER.</w:t>
             </w:r>
           </w:p>
         </w:tc>
@@ -483,7 +521,7 @@
               <w:rPr>
                 <w:sz w:val="19"/>
               </w:rPr>
-              <w:t>Full-census name-search of UKB/FinnGen/MVP/CKB, same tagger, static share index.</w:t>
+              <w:t>Full-census name-search of UKB/FinnGen/MVP/CKB, same tagger, static theme-share index.</w:t>
             </w:r>
           </w:p>
         </w:tc>
@@ -545,33 +583,54 @@
     </w:tbl>
     <w:p/>
     <w:p>
+      <w:pPr>
+        <w:pStyle w:val="ListBullet"/>
+      </w:pPr>
       <w:r>
         <w:rPr>
           <w:b/>
           <w:sz w:val="22"/>
         </w:rPr>
-        <w:t>Also covers.</w:t>
+        <w:t>The numbers:</w:t>
       </w:r>
       <w:r>
         <w:rPr>
           <w:sz w:val="22"/>
         </w:rPr>
-        <w:t xml:space="preserve"> The numbers behind the pipeline, and three interpretive cautions (peer comparisons are relative-emphasis not head-to-head; workspace text is intent not execution; keyword tagging is directional but order-of-magnitude robust).</w:t>
+        <w:t xml:space="preserve"> 1,657 publications (1,653 substantive); 32,922 workspaces (20,165 substantive) from a live 2026-10-14 pull, re-verified unchanged 2026-10-21; peers UKB 12,986, FinnGen 3,376, MVP 501, CKB 588.</w:t>
       </w:r>
     </w:p>
     <w:p>
+      <w:pPr>
+        <w:pStyle w:val="ListBullet"/>
+      </w:pPr>
       <w:r>
         <w:rPr>
           <w:b/>
           <w:sz w:val="22"/>
         </w:rPr>
+        <w:t>Three cautions:</w:t>
+      </w:r>
+      <w:r>
+        <w:rPr>
+          <w:sz w:val="22"/>
+        </w:rPr>
+        <w:t xml:space="preserve"> peer comparisons are relative-emphasis, not head-to-head (unaudited name-search corpora, so read the share index not trend differentials); workspace text is self-described intent, not executed code; keyword tagging is directional but order-of-magnitude robust.</w:t>
+      </w:r>
+    </w:p>
+    <w:p>
+      <w:r>
+        <w:rPr>
+          <w:b/>
+          <w:sz w:val="22"/>
+        </w:rPr>
         <w:t>Why.</w:t>
       </w:r>
       <w:r>
         <w:rPr>
           <w:sz w:val="22"/>
         </w:rPr>
-        <w:t xml:space="preserve"> The method is what makes the conclusions defensible, and it is reusable for tracking the roadmap over time.</w:t>
+        <w:t xml:space="preserve"> The method is what makes every downstream claim defensible, and the same pipeline can re-measure the roadmap over time.</w:t>
       </w:r>
     </w:p>
     <w:p>
@@ -635,14 +694,52 @@
         </w:rPr>
         <w:t>Covers.</w:t>
       </w:r>
-      <w:r>
-        <w:rPr>
-          <w:sz w:val="22"/>
-        </w:rPr>
-        <w:t xml:space="preserve"> The theme distribution and the finding that the eight focus areas largely still fit; the three structural gaps (a data-science/AI/methods orphan, wearables, multi-omics); the NIH funding/IC landscape and pan-NIH framing; and the ancillary (partnered) studies as the leading edge (Exploring the Mind, Eyes on Health, Nutrition for Precision Health, Environmental Health and Exposomics), including the workspace-leads-publications finding and the live multi-omics and external-biospecimen activity.</w:t>
-      </w:r>
     </w:p>
     <w:p>
+      <w:pPr>
+        <w:pStyle w:val="ListBullet"/>
+      </w:pPr>
+      <w:r>
+        <w:rPr>
+          <w:sz w:val="22"/>
+        </w:rPr>
+        <w:t>The theme distribution maps cleanly onto the eight focus areas, which largely still fit (the framework is not broken).</w:t>
+      </w:r>
+    </w:p>
+    <w:p>
+      <w:pPr>
+        <w:pStyle w:val="ListBullet"/>
+      </w:pPr>
+      <w:r>
+        <w:rPr>
+          <w:sz w:val="22"/>
+        </w:rPr>
+        <w:t>Three bodies of work have outgrown the framework: data science and AI methods (~18% of publications) with no focus area of their own; wearable and remote-monitoring research; and multi-omics, currently buried inside "Genetics &amp; Biology" as proteomics and metabolomics arrive at scale.</w:t>
+      </w:r>
+    </w:p>
+    <w:p>
+      <w:pPr>
+        <w:pStyle w:val="ListBullet"/>
+      </w:pPr>
+      <w:r>
+        <w:rPr>
+          <w:sz w:val="22"/>
+        </w:rPr>
+        <w:t>Funding is overwhelmingly Office-of-the-Director (by design), with strong secondary alignment to the genomics, heart/lung, and cancer Institutes, supporting a pan-NIH infrastructure framing.</w:t>
+      </w:r>
+    </w:p>
+    <w:p>
+      <w:pPr>
+        <w:pStyle w:val="ListBullet"/>
+      </w:pPr>
+      <w:r>
+        <w:rPr>
+          <w:sz w:val="22"/>
+        </w:rPr>
+        <w:t>Ancillary (partnered) studies are the leading edge: Exploring the Mind (objective cognition/behavior, NIMH), Eyes on Health (retinal imaging/oculomics, NEI/NIBIB), Nutrition for Precision Health (diet response, Common Fund), Environmental Health and Exposomics (NIEHS). Exploring the Mind has zero publications or preprints anywhere yet appears in 32 workspaces (27 visible only in the live pull); cognition/mental-health work is ~13% of all workspaces. Live multi-omics on ~10,000 participants and a new external-biospecimen mechanism are also visible only in the live signal.</w:t>
+      </w:r>
+    </w:p>
+    <w:p>
       <w:r>
         <w:rPr>
           <w:b/>
@@ -654,7 +751,7 @@
         <w:rPr>
           <w:sz w:val="22"/>
         </w:rPr>
-        <w:t xml:space="preserve"> Shows what the program actually produces, where the framework is straining, and why a live workspace census (not a cached snapshot) is essential to see the newest science.</w:t>
+        <w:t xml:space="preserve"> Shows what the program actually produces, where the framework strains, and why a live workspace census (not a cached snapshot) is essential to see the newest science before it reaches publication.</w:t>
       </w:r>
     </w:p>
     <w:p>
@@ -692,7 +789,7 @@
             <w:color w:val="1155CC"/>
             <w:u w:val="single"/>
           </w:rPr>
-          <w:t xml:space="preserve">Ramirez et al., Patterns 2022</w:t>
+          <w:t xml:space="preserve">Ramirez et al. (data quality/Workbench), Patterns 2022</w:t>
         </w:r>
       </w:hyperlink>
       <w:r>
@@ -763,14 +860,63 @@
         </w:rPr>
         <w:t>Covers.</w:t>
       </w:r>
-      <w:r>
-        <w:rPr>
-          <w:sz w:val="22"/>
-        </w:rPr>
-        <w:t xml:space="preserve"> The comparator set and method; All of Us's distinctive strengths vs the peer median (SDOH/health equity, ELSI/engagement, pharmacogenomics, methods); the five areas where it trails (imaging, multi-omics, aging, rare disease, environmental/social); and the distinction between addressable gaps and by-design peer emphasis.</w:t>
-      </w:r>
     </w:p>
     <w:p>
+      <w:pPr>
+        <w:pStyle w:val="ListBullet"/>
+      </w:pPr>
+      <w:r>
+        <w:rPr>
+          <w:sz w:val="22"/>
+        </w:rPr>
+        <w:t>The comparator set (UK Biobank, FinnGen, Million Veteran Program, China Kadoorie) and method (same tagger, full census, static theme-share index).</w:t>
+      </w:r>
+    </w:p>
+    <w:p>
+      <w:pPr>
+        <w:pStyle w:val="ListBullet"/>
+      </w:pPr>
+      <w:r>
+        <w:rPr>
+          <w:sz w:val="22"/>
+        </w:rPr>
+        <w:t>Distinctive strengths: All of Us leads the peer median on social-determinants/health-equity research (~5.4x), ethics and participant engagement (~24x), pharmacogenomics (~4.3x), and analytic methods (~2.8x), all enabled by its diversity.</w:t>
+      </w:r>
+    </w:p>
+    <w:p>
+      <w:pPr>
+        <w:pStyle w:val="ListBullet"/>
+      </w:pPr>
+      <w:r>
+        <w:rPr>
+          <w:sz w:val="22"/>
+        </w:rPr>
+        <w:t>The five areas where it trails: imaging and multi-omics (data-modality gaps), aging research, rare disease (most under-indexed at ~0.25x the peer median), and environmental/social data.</w:t>
+      </w:r>
+    </w:p>
+    <w:p>
+      <w:pPr>
+        <w:pStyle w:val="ListBullet"/>
+      </w:pPr>
+      <w:r>
+        <w:rPr>
+          <w:sz w:val="22"/>
+        </w:rPr>
+        <w:t>The key distinction: addressable gaps already being closed (rare disease via long-read sequencing; environmental via the November 2, 2026 release and the Exposomics study) versus by-design peer emphasis (FinnGen's founder-population rare-disease/genetics focus; China Kadoorie's stroke/neurology focus) that should not be chased.</w:t>
+      </w:r>
+    </w:p>
+    <w:p>
+      <w:pPr>
+        <w:pStyle w:val="ListBullet"/>
+      </w:pPr>
+      <w:r>
+        <w:rPr>
+          <w:sz w:val="22"/>
+        </w:rPr>
+        <w:t>The equity argument: representativeness is itself a scientific asset, since polygenic scores and many genetic findings are far less accurate outside European-ancestry populations.</w:t>
+      </w:r>
+    </w:p>
+    <w:p>
       <w:r>
         <w:rPr>
           <w:b/>
@@ -782,7 +928,7 @@
         <w:rPr>
           <w:sz w:val="22"/>
         </w:rPr>
-        <w:t xml:space="preserve"> Calibrates the program against comparable cohorts and makes the case that distinctiveness, not raw growth, is the durable signal, while taking the real gaps seriously.</w:t>
+        <w:t xml:space="preserve"> Calibrates the program against comparable cohorts and argues that distinctiveness, not raw publication growth, is the durable signal, while taking the genuine gaps seriously.</w:t>
       </w:r>
     </w:p>
     <w:p>
@@ -921,14 +1067,52 @@
         </w:rPr>
         <w:t>Covers.</w:t>
       </w:r>
-      <w:r>
-        <w:rPr>
-          <w:sz w:val="22"/>
-        </w:rPr>
-        <w:t xml:space="preserve"> The horizon-scan method and its result that AI and foundation models are the fastest-rising frontier; the feasibility-filtered opportunities (genomic foundation models as the highest-leverage, in-environment LLM and agentic workflows, MASLD as a cheap phenotype, target-trial emulation); and the boundary of frontiers that need assays AoU does not generate (single-cell/spatial, protein structure) where AoU should partner, not chase.</w:t>
-      </w:r>
     </w:p>
     <w:p>
+      <w:pPr>
+        <w:pStyle w:val="ListBullet"/>
+      </w:pPr>
+      <w:r>
+        <w:rPr>
+          <w:sz w:val="22"/>
+        </w:rPr>
+        <w:t>The horizon-scan method (term-acceleration over preprints and grants, open topic discovery, then an AoU data-feasibility overlay).</w:t>
+      </w:r>
+    </w:p>
+    <w:p>
+      <w:pPr>
+        <w:pStyle w:val="ListBullet"/>
+      </w:pPr>
+      <w:r>
+        <w:rPr>
+          <w:sz w:val="22"/>
+        </w:rPr>
+        <w:t>The result: AI and foundation models are the fastest-rising frontier (genomic/DNA language models, LLMs and agentic AI, multimodal modeling), and All of Us is under ~0.3% on nearly all of them.</w:t>
+      </w:r>
+    </w:p>
+    <w:p>
+      <w:pPr>
+        <w:pStyle w:val="ListBullet"/>
+      </w:pPr>
+      <w:r>
+        <w:rPr>
+          <w:sz w:val="22"/>
+        </w:rPr>
+        <w:t>The feasibility-filtered opportunities: genomic foundation models as the single highest-leverage gap (AoU's diverse WGS + EHR is the best public training/evaluation substrate), in-environment LLM and agentic workflows, MASLD as a cheap, high-credibility EHR phenotype, and target-trial emulation on longitudinal records.</w:t>
+      </w:r>
+    </w:p>
+    <w:p>
+      <w:pPr>
+        <w:pStyle w:val="ListBullet"/>
+      </w:pPr>
+      <w:r>
+        <w:rPr>
+          <w:sz w:val="22"/>
+        </w:rPr>
+        <w:t>The boundary: single-cell/spatial tissue omics and AI protein-structure prediction need assays AoU does not generate, so AoU should be the population-scale partner, not try to reproduce them.</w:t>
+      </w:r>
+    </w:p>
+    <w:p>
       <w:r>
         <w:rPr>
           <w:b/>
@@ -940,7 +1124,7 @@
         <w:rPr>
           <w:sz w:val="22"/>
         </w:rPr>
-        <w:t xml:space="preserve"> Separates what is merely trendy from what All of Us can uniquely act on, and identifies the single highest-leverage opportunity.</w:t>
+        <w:t xml:space="preserve"> Separates what is merely trendy from what All of Us can uniquely act on, and names the single highest-leverage opportunity.</w:t>
       </w:r>
     </w:p>
     <w:p>
@@ -1023,7 +1207,7 @@
             <w:color w:val="1155CC"/>
             <w:u w:val="single"/>
           </w:rPr>
-          <w:t xml:space="preserve">Acosta et al. (multimodal), Nat Med 2022</w:t>
+          <w:t xml:space="preserve">Acosta et al. (multimodal biomedical AI), Nat Med 2022</w:t>
         </w:r>
       </w:hyperlink>
       <w:r>
@@ -1094,11 +1278,60 @@
         </w:rPr>
         <w:t>Covers.</w:t>
       </w:r>
+    </w:p>
+    <w:p>
+      <w:pPr>
+        <w:pStyle w:val="ListBullet"/>
+      </w:pPr>
       <w:r>
         <w:rPr>
           <w:sz w:val="22"/>
         </w:rPr>
-        <w:t xml:space="preserve"> Why the platform shapes the science; the comparator benchmark (N3C, Terra/AnVIL, BioData Catalyst, UKB-RAP, Kids First) and where the Workbench leads (data, compute); the three remediable gaps (reuse registry, governed in-environment AI, portable workflows) and the BAA/in-VPC path; the reuse signal from the workspace census (87.7% solo, 3.2% multi-institution, ~18% tutorial clones); and the independent corroboration from the 2026 ACT-IAC/AoU white paper.</w:t>
+        <w:t>Why the platform shapes the science, and the comparator benchmark (N3C, Terra/AnVIL, BioData Catalyst, UKB-RAP, Kids First), where the Workbench leads on data assets and AI-grade compute.</w:t>
+      </w:r>
+    </w:p>
+    <w:p>
+      <w:pPr>
+        <w:pStyle w:val="ListBullet"/>
+      </w:pPr>
+      <w:r>
+        <w:rPr>
+          <w:sz w:val="22"/>
+        </w:rPr>
+        <w:t>The three remediable gaps: no shared tool/workflow reuse registry (every comparator has one); no governed in-environment AI assistant (only bring-your-own-key tools today, unusable on participant data); and no portable, interoperable workflow standard.</w:t>
+      </w:r>
+    </w:p>
+    <w:p>
+      <w:pPr>
+        <w:pStyle w:val="ListBullet"/>
+      </w:pPr>
+      <w:r>
+        <w:rPr>
+          <w:sz w:val="22"/>
+        </w:rPr>
+        <w:t>The open path: because All of Us runs on Google Cloud, whose BAA already covers Vertex AI/Gemini, a governed in-VPC model is a provisioning and governance task, not a legal blocker.</w:t>
+      </w:r>
+    </w:p>
+    <w:p>
+      <w:pPr>
+        <w:pStyle w:val="ListBullet"/>
+      </w:pPr>
+      <w:r>
+        <w:rPr>
+          <w:sz w:val="22"/>
+        </w:rPr>
+        <w:t>The reuse signal from the workspace census: 87.7% solo, 3.2% multi-institution, ~18% duplicate-titled (mostly tutorial clones), so the pattern is copy-a-tutorial, not build-on-each-other.</w:t>
+      </w:r>
+    </w:p>
+    <w:p>
+      <w:pPr>
+        <w:pStyle w:val="ListBullet"/>
+      </w:pPr>
+      <w:r>
+        <w:rPr>
+          <w:sz w:val="22"/>
+        </w:rPr>
+        <w:t>Independent corroboration: a confidential 2026 ACT-IAC/AoU white paper built from stakeholder interviews reaches the same three conclusions by a completely different method.</w:t>
       </w:r>
     </w:p>
     <w:p>
@@ -1237,26 +1470,110 @@
         </w:rPr>
         <w:t>Covers.</w:t>
       </w:r>
-      <w:r>
-        <w:rPr>
-          <w:sz w:val="22"/>
-        </w:rPr>
-        <w:t xml:space="preserve"> The structural changes (add a ninth "Data, AI &amp; Methods" focus area; rename the genetics area to "Genetics, Multi-omics &amp; Biology" plus a proteomics-release roadmap); the Workbench builds (governed in-VPC AI co-scientist, reusable-tools registry, multimodal templates, and an internal no-egress foundation model guided by a "super user group"); adopting the committee's 2026 directions as standing mechanisms (driver-paper model for rare-disease and intersectional papers; generalizability weighting as a first-class capability tied to the external-biospecimen mechanism); protecting distinctiveness and governing AI responsibly; and measuring the roadmap by re-running the same methods over time.</w:t>
-      </w:r>
     </w:p>
     <w:p>
+      <w:pPr>
+        <w:pStyle w:val="ListBullet"/>
+      </w:pPr>
       <w:r>
         <w:rPr>
           <w:b/>
           <w:sz w:val="22"/>
         </w:rPr>
+        <w:t>Structural:</w:t>
+      </w:r>
+      <w:r>
+        <w:rPr>
+          <w:sz w:val="22"/>
+        </w:rPr>
+        <w:t xml:space="preserve"> add a ninth focus area, "Data, AI &amp; Methods"; rename the genetics area to "Genetics, Multi-omics &amp; Biology" and pair it with a concrete proteomics-release roadmap.</w:t>
+      </w:r>
+    </w:p>
+    <w:p>
+      <w:pPr>
+        <w:pStyle w:val="ListBullet"/>
+      </w:pPr>
+      <w:r>
+        <w:rPr>
+          <w:b/>
+          <w:sz w:val="22"/>
+        </w:rPr>
+        <w:t>Platform builds:</w:t>
+      </w:r>
+      <w:r>
+        <w:rPr>
+          <w:sz w:val="22"/>
+        </w:rPr>
+        <w:t xml:space="preserve"> a governed in-VPC AI co-scientist, a reusable-tools registry, and multimodal-data templates; most ambitiously, an internal All of Us foundation model hosted securely with no data egress, guided by the proposed "super user group" (this single build unifies the highest-leverage opportunity with the clearest platform gap).</w:t>
+      </w:r>
+    </w:p>
+    <w:p>
+      <w:pPr>
+        <w:pStyle w:val="ListBullet"/>
+      </w:pPr>
+      <w:r>
+        <w:rPr>
+          <w:b/>
+          <w:sz w:val="22"/>
+        </w:rPr>
+        <w:t>Adopt the committee's 2026 directions as standing mechanisms:</w:t>
+      </w:r>
+      <w:r>
+        <w:rPr>
+          <w:sz w:val="22"/>
+        </w:rPr>
+        <w:t xml:space="preserve"> the driver-paper model (make rare-disease and intersectional driver papers near-term deliverables), and generalizability weighting as a first-class capability (promote the released survey-weighting toolkit) connected to the external-biospecimen mechanism.</w:t>
+      </w:r>
+    </w:p>
+    <w:p>
+      <w:pPr>
+        <w:pStyle w:val="ListBullet"/>
+      </w:pPr>
+      <w:r>
+        <w:rPr>
+          <w:b/>
+          <w:sz w:val="22"/>
+        </w:rPr>
+        <w:t>Protect and govern:</w:t>
+      </w:r>
+      <w:r>
+        <w:rPr>
+          <w:sz w:val="22"/>
+        </w:rPr>
+        <w:t xml:space="preserve"> safeguard the distinctive strengths (diversity, SDOH, ELSI) and govern AI responsibly, since an equity-first cohort cannot deploy models that widen disparities.</w:t>
+      </w:r>
+    </w:p>
+    <w:p>
+      <w:pPr>
+        <w:pStyle w:val="ListBullet"/>
+      </w:pPr>
+      <w:r>
+        <w:rPr>
+          <w:b/>
+          <w:sz w:val="22"/>
+        </w:rPr>
+        <w:t>Measure:</w:t>
+      </w:r>
+      <w:r>
+        <w:rPr>
+          <w:sz w:val="22"/>
+        </w:rPr>
+        <w:t xml:space="preserve"> re-run the same corpus methods over time to track where the science actually goes.</w:t>
+      </w:r>
+    </w:p>
+    <w:p>
+      <w:r>
+        <w:rPr>
+          <w:b/>
+          <w:sz w:val="22"/>
+        </w:rPr>
         <w:t>Why.</w:t>
       </w:r>
       <w:r>
         <w:rPr>
           <w:sz w:val="22"/>
         </w:rPr>
-        <w:t xml:space="preserve"> Translates every finding into a concrete, prioritized action, and unifies the highest-leverage opportunity with the clearest platform gap in a single build.</w:t>
+        <w:t xml:space="preserve"> Translates every finding into a concrete, prioritized action.</w:t>
       </w:r>
     </w:p>
     <w:p>
@@ -1395,26 +1712,110 @@
         </w:rPr>
         <w:t>Covers.</w:t>
       </w:r>
-      <w:r>
-        <w:rPr>
-          <w:sz w:val="22"/>
-        </w:rPr>
-        <w:t xml:space="preserve"> A forward argument grounded in the program's history (it inverted the biobank model: diverse national cohort first, then surrounded genomes with longitudinal multi-modal data) and the field's trajectory (multi-modal analytics at scale, where value comes from triangulation across modalities no single data type can provide). The future shape for All of Us: the trusted diverse substrate on which ancestry-fair AI and foundation models are built; a governed no-egress in-environment model; a platform that becomes a reusable, AI-enabled ecosystem rather than a data-access environment; a live-signal roadmap that stays ahead of the publication lag; generalizability weighting so findings speak for the whole country; shared semantic and syntactic standards that close the research-to-care re-implementation gap; and reciprocity to participants. Closes on All of Us as the national model for responsible, equity-anchored, AI-ready discovery ("close the gap and complete the lifecycle").</w:t>
-      </w:r>
     </w:p>
     <w:p>
+      <w:pPr>
+        <w:pStyle w:val="ListBullet"/>
+      </w:pPr>
       <w:r>
         <w:rPr>
           <w:b/>
           <w:sz w:val="22"/>
         </w:rPr>
+        <w:t>The history that sets the thesis:</w:t>
+      </w:r>
+      <w:r>
+        <w:rPr>
+          <w:sz w:val="22"/>
+        </w:rPr>
+        <w:t xml:space="preserve"> All of Us inverted the biobank model. Where others began with genomes and treated clinical data as terse biospecimen annotations, All of Us built a diverse, consented national cohort first and then surrounded its genomes with longitudinal EHR, surveys, physical measures, and wearable streams, the data genomics needs to become medicine.</w:t>
+      </w:r>
+    </w:p>
+    <w:p>
+      <w:pPr>
+        <w:pStyle w:val="ListBullet"/>
+      </w:pPr>
+      <w:r>
+        <w:rPr>
+          <w:b/>
+          <w:sz w:val="22"/>
+        </w:rPr>
+        <w:t>The field's direction:</w:t>
+      </w:r>
+      <w:r>
+        <w:rPr>
+          <w:sz w:val="22"/>
+        </w:rPr>
+        <w:t xml:space="preserve"> multi-modal analytics at scale, where value comes from triangulation across modalities that no single data type or context can provide, a vision that ultimately rests on shared semantic and syntactic standards (ontologies, common data models, FHIR) for comparable data within and between systems.</w:t>
+      </w:r>
+    </w:p>
+    <w:p>
+      <w:pPr>
+        <w:pStyle w:val="ListBullet"/>
+      </w:pPr>
+      <w:r>
+        <w:rPr>
+          <w:b/>
+          <w:sz w:val="22"/>
+        </w:rPr>
+        <w:t>The future shape for All of Us:</w:t>
+      </w:r>
+      <w:r>
+        <w:rPr>
+          <w:sz w:val="22"/>
+        </w:rPr>
+        <w:t xml:space="preserve"> the trusted, diverse substrate on which ancestry-fair AI and foundation models are built; a governed, no-egress, in-environment model that lets the whole community reason over participant data without it leaving the enclave; a platform that becomes a reusable, AI-enabled ecosystem rather than a data-access environment; a live-signal roadmap that stays ahead of the publication lag; generalizability weighting so findings speak for the whole country; and closing the research-to-care gap so algorithms discovered on All of Us data can be re-derived and used at the bedside.</w:t>
+      </w:r>
+    </w:p>
+    <w:p>
+      <w:pPr>
+        <w:pStyle w:val="ListBullet"/>
+      </w:pPr>
+      <w:r>
+        <w:rPr>
+          <w:b/>
+          <w:sz w:val="22"/>
+        </w:rPr>
+        <w:t>The obligations:</w:t>
+      </w:r>
+      <w:r>
+        <w:rPr>
+          <w:sz w:val="22"/>
+        </w:rPr>
+        <w:t xml:space="preserve"> model regional variation in care and policy even in a representative cohort; meet rising re-identification risk with stronger privacy, clearer consent, and partnership with the source health systems; and return genuine value to the participants who give their data repeatedly.</w:t>
+      </w:r>
+    </w:p>
+    <w:p>
+      <w:pPr>
+        <w:pStyle w:val="ListBullet"/>
+      </w:pPr>
+      <w:r>
+        <w:rPr>
+          <w:b/>
+          <w:sz w:val="22"/>
+        </w:rPr>
+        <w:t>The close:</w:t>
+      </w:r>
+      <w:r>
+        <w:rPr>
+          <w:sz w:val="22"/>
+        </w:rPr>
+        <w:t xml:space="preserve"> All of Us as the national model for responsible, equity-anchored, AI-ready discovery, the foundation on which precision medicine is realized at scale. The data and the diversity are here; what remains is to close the gap and complete the lifecycle.</w:t>
+      </w:r>
+    </w:p>
+    <w:p>
+      <w:r>
+        <w:rPr>
+          <w:b/>
+          <w:sz w:val="22"/>
+        </w:rPr>
         <w:t>Why.</w:t>
       </w:r>
       <w:r>
         <w:rPr>
           <w:sz w:val="22"/>
         </w:rPr>
-        <w:t xml:space="preserve"> Gives the recommendations a destination and a narrative rooted in what All of Us uniquely is, connecting history, the field, and the roadmap.</w:t>
+        <w:t xml:space="preserve"> Gives the recommendations a destination and a narrative rooted in what All of Us uniquely is, connecting the program's history, the field's trajectory, and the roadmap. (In the drafted paper this becomes the capstone section; here it is the argument it will make.)</w:t>
       </w:r>
     </w:p>
     <w:p>
@@ -1512,7 +1913,7 @@
         <w:rPr>
           <w:sz w:val="22"/>
         </w:rPr>
-        <w:t xml:space="preserve"> Keyword tagging is directional; peer corpora are unaudited (read the share index, not trend differentials); grant/IC coverage ~30%; the full-text layer is not year-comparable; platform specifics rest on vendor documentation. One limitation doubles as a recommendation: the volunteer-cohort generalizability caveat, now addressable via the 2026 generalizability work and the </w:t>
+        <w:t xml:space="preserve"> Keyword tagging is directional (not per-record classification); peer corpora are unaudited name-search sets (read the share index, not trend differentials); grant/IC coverage is ~30%; the full-text layer is not year-comparable; platform specifics rest on 2025-2026 vendor documentation. One limitation doubles as a recommendation: the volunteer-cohort generalizability caveat, now addressable via the 2026 generalizability work and the </w:t>
       </w:r>
       <w:r>
         <w:rPr>
@@ -1540,7 +1941,7 @@
         <w:rPr>
           <w:sz w:val="22"/>
         </w:rPr>
-        <w:t xml:space="preserve"> States the honest bounds of the analysis and shows that the main limitation has a concrete remedy the roadmap recommends.</w:t>
+        <w:t xml:space="preserve"> States the honest bounds of the analysis and shows the main limitation has a concrete, recommended remedy.</w:t>
       </w:r>
     </w:p>
     <w:p>
@@ -1563,7 +1964,7 @@
         <w:rPr>
           <w:sz w:val="22"/>
         </w:rPr>
-        <w:t xml:space="preserve"> One paragraph: keep the eight focus areas, add a ninth, name and fund multi-omics, build the governed-AI and reuse capabilities, protect distinctiveness. The data and the diversity are here; what remains is to close the gap.</w:t>
+        <w:t xml:space="preserve"> One paragraph: keep the eight focus areas, add a ninth for data/AI/methods, name and fund multi-omics, build the governed-AI and reuse capabilities the platform lacks, and protect the distinctiveness no peer can copy. The data and the diversity are here; what remains is to close the gap.</w:t>
       </w:r>
     </w:p>
     <w:p>
@@ -1601,7 +2002,7 @@
         <w:rPr>
           <w:sz w:val="22"/>
         </w:rPr>
-        <w:t xml:space="preserve"> How citations were harvested and verified (four clusters mapped to the sections; every reference resolves to the exact paper; DOIs resolved via NCBI E-utilities; preprints tagged and flagged for journal-version upgrade; the ACT-IAC/AoU white paper cited as an unreleased draft, not quoted; the unverifiable multi-omics preprint deliberately omitted).</w:t>
+        <w:t xml:space="preserve"> How citations were harvested and verified (four clusters mapped to the sections; every reference resolves to the exact paper; DOIs resolved via NCBI E-utilities; preprints tagged and flagged for journal-version upgrade; the ACT-IAC/AoU white paper cited as an unreleased draft and not quoted; one unverifiable multi-omics preprint deliberately omitted). The consolidated list follows in the References section.</w:t>
       </w:r>
     </w:p>
     <w:p>
@@ -1629,7 +2030,7 @@
         <w:pStyle w:val="Title"/>
       </w:pPr>
       <w:r>
-        <w:t>References (verified, with DOIs &amp; links)</w:t>
+        <w:t>References</w:t>
       </w:r>
     </w:p>
     <w:p>
@@ -1638,795 +2039,883 @@
           <w:i/>
           <w:sz w:val="19"/>
         </w:rPr>
-        <w:t>69 of 72 references carry a resolvable DOI (resolved via NCBI E-utilities); the rest link to their canonical source. Preprints are flagged to upgrade to journal versions before submission. Spot-check every DOI on import.</w:t>
+        <w:t>Verified reference list, grouped to match the sections above. Every entry resolves to the exact paper; DOIs resolved via NCBI E-utilities. Preprints are tagged and should be upgraded to their journal versions before submission. Spot-check each DOI on import.</w:t>
       </w:r>
     </w:p>
     <w:p>
       <w:pPr>
-        <w:pStyle w:val="Title"/>
-      </w:pPr>
-      <w:r>
-        <w:t>Seed references - "Where a diverse national cohort should go next: a data-driven refresh of the All of Us scientific roadmap"</w:t>
+        <w:pStyle w:val="Heading2"/>
+      </w:pPr>
+      <w:r>
+        <w:t>Anchor references (author's prior work)</w:t>
       </w:r>
     </w:p>
     <w:p>
-      <w:r>
-        <w:rPr>
-          <w:sz w:val="22"/>
-        </w:rPr>
-        <w:t xml:space="preserve">Narrative / data-driven perspective · for the 2026 </w:t>
-      </w:r>
-      <w:r>
-        <w:rPr>
-          <w:i/>
-          <w:sz w:val="22"/>
-        </w:rPr>
-        <w:t>All of Us</w:t>
-      </w:r>
-      <w:r>
-        <w:rPr>
-          <w:sz w:val="22"/>
-        </w:rPr>
-        <w:t xml:space="preserve"> Science Committee and the biobank/informatics community.</w:t>
-      </w:r>
+      <w:pPr>
+        <w:spacing w:after="80"/>
+      </w:pPr>
+      <w:r>
+        <w:rPr>
+          <w:b/>
+          <w:sz w:val="20"/>
+        </w:rPr>
+        <w:t>Haendel et al. The National COVID Cohort Collaborative (N3C). JAMIA 2021.</w:t>
+      </w:r>
+      <w:r>
+        <w:rPr>
+          <w:sz w:val="20"/>
+        </w:rPr>
+        <w:t xml:space="preserve">  </w:t>
+      </w:r>
+      <w:hyperlink r:id="rId36">
+        <w:r>
+          <w:rPr>
+            <w:color w:val="1155CC"/>
+            <w:u w:val="single"/>
+          </w:rPr>
+          <w:t xml:space="preserve">DOI: 10.1093/jamia/ocaa196</w:t>
+        </w:r>
+      </w:hyperlink>
     </w:p>
     <w:p>
-      <w:r>
-        <w:rPr>
-          <w:sz w:val="22"/>
-        </w:rPr>
-        <w:t xml:space="preserve">This is a </w:t>
-      </w:r>
+      <w:pPr>
+        <w:spacing w:after="80"/>
+      </w:pPr>
       <w:r>
         <w:rPr>
           <w:b/>
-          <w:sz w:val="22"/>
-        </w:rPr>
-        <w:t>seed</w:t>
-      </w:r>
-      <w:r>
-        <w:rPr>
-          <w:sz w:val="22"/>
-        </w:rPr>
-        <w:t xml:space="preserve"> reference list to anchor citation-gathering, organized to match</w:t>
-      </w:r>
-    </w:p>
-    <w:p>
+          <w:sz w:val="20"/>
+        </w:rPr>
+        <w:t>Shefchek et al. The Monarch Initiative in 2019. Nucleic Acids Research 2020.</w:t>
+      </w:r>
+      <w:r>
+        <w:rPr>
+          <w:sz w:val="20"/>
+        </w:rPr>
+        <w:t xml:space="preserve">  </w:t>
+      </w:r>
       <w:hyperlink r:id="rId49">
         <w:r>
           <w:rPr>
             <w:color w:val="1155CC"/>
             <w:u w:val="single"/>
           </w:rPr>
-          <w:t xml:space="preserve">`outline.md`</w:t>
+          <w:t xml:space="preserve">DOI: 10.1093/nar/gkz997</w:t>
         </w:r>
       </w:hyperlink>
-      <w:r>
-        <w:rPr>
-          <w:sz w:val="22"/>
-        </w:rPr>
-        <w:t xml:space="preserve">. </w:t>
-      </w:r>
-      <w:r>
-        <w:rPr>
-          <w:b/>
-          <w:sz w:val="22"/>
-        </w:rPr>
-        <w:t>Every entry was verified against a real source</w:t>
-      </w:r>
-      <w:r>
-        <w:rPr>
-          <w:sz w:val="22"/>
-        </w:rPr>
-        <w:t xml:space="preserve"> (PubMed / PMC /</w:t>
-      </w:r>
     </w:p>
     <w:p>
-      <w:r>
-        <w:rPr>
-          <w:sz w:val="22"/>
-        </w:rPr>
-        <w:t>publisher / resolvable DOI - or arXiv/bioRxiv for CS work), with title + first author + year</w:t>
-      </w:r>
-    </w:p>
-    <w:p>
-      <w:r>
-        <w:rPr>
-          <w:sz w:val="22"/>
-        </w:rPr>
-        <w:t xml:space="preserve">confirmed; nothing was invented. </w:t>
-      </w:r>
+      <w:pPr>
+        <w:spacing w:after="80"/>
+      </w:pPr>
       <w:r>
         <w:rPr>
           <w:b/>
-          <w:sz w:val="22"/>
-        </w:rPr>
-        <w:t>Spot-check before submission - see Caveats at the end.</w:t>
-      </w:r>
-    </w:p>
-    <w:p>
-      <w:pPr>
-        <w:pStyle w:val="ListBullet"/>
-      </w:pPr>
-      <w:r>
-        <w:rPr>
-          <w:b/>
-          <w:sz w:val="22"/>
-        </w:rPr>
-        <w:t>[Author-group]</w:t>
-      </w:r>
-      <w:r>
-        <w:rPr>
-          <w:sz w:val="22"/>
-        </w:rPr>
-        <w:t xml:space="preserve"> tags papers authored by M. Haendel or close collaborators (verified in the byline).</w:t>
-      </w:r>
-    </w:p>
-    <w:p>
-      <w:pPr>
-        <w:pStyle w:val="ListBullet"/>
-      </w:pPr>
-      <w:r>
-        <w:rPr>
-          <w:sz w:val="22"/>
-        </w:rPr>
-        <w:t xml:space="preserve">Some papers serve more than one section; the primary listing is marked and re-uses noted </w:t>
-      </w:r>
-      <w:r>
-        <w:rPr>
-          <w:rFonts w:ascii="Consolas" w:hAnsi="Consolas"/>
-          <w:sz w:val="21"/>
-        </w:rPr>
-        <w:t>**</w:t>
-      </w:r>
-      <w:r>
-        <w:rPr>
-          <w:sz w:val="22"/>
-        </w:rPr>
-        <w:t>.</w:t>
-      </w:r>
-    </w:p>
-    <w:p>
-      <w:pPr>
-        <w:pStyle w:val="ListBullet"/>
-      </w:pPr>
-      <w:r>
-        <w:rPr>
-          <w:rFonts w:ascii="Consolas" w:hAnsi="Consolas"/>
-          <w:sz w:val="21"/>
-        </w:rPr>
-        <w:t>[preprint]</w:t>
-      </w:r>
-      <w:r>
-        <w:rPr>
-          <w:sz w:val="22"/>
-        </w:rPr>
-        <w:t xml:space="preserve"> marks non-peer-reviewed sources.</w:t>
-      </w:r>
-    </w:p>
-    <w:p>
-      <w:pPr>
-        <w:pStyle w:val="Heading1"/>
-      </w:pPr>
-      <w:r>
-        <w:t>Anchor seeds (author's prior work)</w:t>
-      </w:r>
-    </w:p>
-    <w:p>
-      <w:pPr>
-        <w:pStyle w:val="ListBullet"/>
-      </w:pPr>
-      <w:hyperlink r:id="rId36">
+          <w:sz w:val="20"/>
+        </w:rPr>
+        <w:t>Putman et al. The Monarch Initiative in 2024. Nucleic Acids Research 2024.</w:t>
+      </w:r>
+      <w:r>
+        <w:rPr>
+          <w:sz w:val="20"/>
+        </w:rPr>
+        <w:t xml:space="preserve">  </w:t>
+      </w:r>
+      <w:hyperlink r:id="rId48">
         <w:r>
           <w:rPr>
             <w:color w:val="1155CC"/>
             <w:u w:val="single"/>
           </w:rPr>
-          <w:t xml:space="preserve">Haendel et al. The National COVID Cohort Collaborative (N3C). JAMIA 2021</w:t>
+          <w:t xml:space="preserve">DOI: 10.1093/nar/gkad1082</w:t>
         </w:r>
       </w:hyperlink>
-      <w:r>
-        <w:rPr>
-          <w:sz w:val="22"/>
-        </w:rPr>
-        <w:t xml:space="preserve"> - Haendel first author; a secure, governed multi-site clinical-data enclave - the data-commons/governance anchor for. </w:t>
-      </w:r>
-      <w:r>
-        <w:rPr>
-          <w:b/>
-          <w:sz w:val="22"/>
-        </w:rPr>
-        <w:t>[Author-group]</w:t>
-      </w:r>
-      <w:r>
-        <w:rPr>
-          <w:sz w:val="22"/>
-        </w:rPr>
-        <w:t xml:space="preserve"> **</w:t>
-      </w:r>
     </w:p>
     <w:p>
       <w:pPr>
-        <w:pStyle w:val="ListBullet"/>
-      </w:pPr>
+        <w:spacing w:after="80"/>
+      </w:pPr>
+      <w:r>
+        <w:rPr>
+          <w:b/>
+          <w:sz w:val="20"/>
+        </w:rPr>
+        <w:t>Köhler et al. The Human Phenotype Ontology in 2021. Nucleic Acids Research 2021.</w:t>
+      </w:r>
+      <w:r>
+        <w:rPr>
+          <w:sz w:val="20"/>
+        </w:rPr>
+        <w:t xml:space="preserve">  </w:t>
+      </w:r>
       <w:hyperlink r:id="rId50">
         <w:r>
           <w:rPr>
             <w:color w:val="1155CC"/>
             <w:u w:val="single"/>
           </w:rPr>
-          <w:t xml:space="preserve">Shefchek et al. The Monarch Initiative in 2019. Nucleic Acids Research 2020</w:t>
+          <w:t xml:space="preserve">DOI: 10.1093/nar/gkaa1043</w:t>
         </w:r>
       </w:hyperlink>
-      <w:r>
-        <w:rPr>
-          <w:sz w:val="22"/>
-        </w:rPr>
-        <w:t xml:space="preserve"> - Haendel senior author; cross-species integrative phenotype–genotype platform and ontologies. </w:t>
-      </w:r>
-      <w:r>
-        <w:rPr>
-          <w:b/>
-          <w:sz w:val="22"/>
-        </w:rPr>
-        <w:t>[Author-group]</w:t>
-      </w:r>
     </w:p>
     <w:p>
       <w:pPr>
-        <w:pStyle w:val="ListBullet"/>
-      </w:pPr>
-      <w:hyperlink r:id="rId48">
-        <w:r>
-          <w:rPr>
-            <w:color w:val="1155CC"/>
-            <w:u w:val="single"/>
-          </w:rPr>
-          <w:t xml:space="preserve">Putman et al. The Monarch Initiative in 2024. Nucleic Acids Research 2024</w:t>
-        </w:r>
-      </w:hyperlink>
-      <w:r>
-        <w:rPr>
-          <w:sz w:val="22"/>
-        </w:rPr>
-        <w:t xml:space="preserve"> - Haendel senior author; current Monarch knowledge-graph release. </w:t>
-      </w:r>
+        <w:spacing w:after="80"/>
+      </w:pPr>
       <w:r>
         <w:rPr>
           <w:b/>
-          <w:sz w:val="22"/>
-        </w:rPr>
-        <w:t>[Author-group]</w:t>
-      </w:r>
-    </w:p>
-    <w:p>
-      <w:pPr>
-        <w:pStyle w:val="ListBullet"/>
-      </w:pPr>
+          <w:sz w:val="20"/>
+        </w:rPr>
+        <w:t>Jacobsen et al. The GA4GH Phenopacket schema. Nature Biotechnology 2022.</w:t>
+      </w:r>
+      <w:r>
+        <w:rPr>
+          <w:sz w:val="20"/>
+        </w:rPr>
+        <w:t xml:space="preserve">  </w:t>
+      </w:r>
       <w:hyperlink r:id="rId51">
         <w:r>
           <w:rPr>
             <w:color w:val="1155CC"/>
             <w:u w:val="single"/>
           </w:rPr>
-          <w:t xml:space="preserve">Köhler et al. The Human Phenotype Ontology in 2021. Nucleic Acids Research 2021</w:t>
+          <w:t xml:space="preserve">DOI: 10.1038/s41587-022-01357-4</w:t>
         </w:r>
       </w:hyperlink>
-      <w:r>
-        <w:rPr>
-          <w:sz w:val="22"/>
-        </w:rPr>
-        <w:t xml:space="preserve"> - Haendel verified in the byline; standard vocabulary for computable deep phenotyping. </w:t>
-      </w:r>
-      <w:r>
-        <w:rPr>
-          <w:b/>
-          <w:sz w:val="22"/>
-        </w:rPr>
-        <w:t>[Author-group]</w:t>
-      </w:r>
     </w:p>
     <w:p>
       <w:pPr>
-        <w:pStyle w:val="ListBullet"/>
-      </w:pPr>
+        <w:spacing w:after="80"/>
+      </w:pPr>
+      <w:r>
+        <w:rPr>
+          <w:b/>
+          <w:sz w:val="20"/>
+        </w:rPr>
+        <w:t>Vasilevsky et al. Mondo: integrating disease terminology across communities. Genetics 2025.</w:t>
+      </w:r>
+      <w:r>
+        <w:rPr>
+          <w:sz w:val="20"/>
+        </w:rPr>
+        <w:t xml:space="preserve">  </w:t>
+      </w:r>
       <w:hyperlink r:id="rId52">
         <w:r>
           <w:rPr>
             <w:color w:val="1155CC"/>
             <w:u w:val="single"/>
           </w:rPr>
-          <w:t xml:space="preserve">Jacobsen et al. The GA4GH Phenopacket schema. Nature Biotechnology 2022</w:t>
+          <w:t xml:space="preserve">DOI: 10.1093/genetics/iyaf215</w:t>
         </w:r>
       </w:hyperlink>
-      <w:r>
-        <w:rPr>
-          <w:sz w:val="22"/>
-        </w:rPr>
-        <w:t xml:space="preserve"> - Haendel in byline; community standard for exchanging computable phenotypes (later ISO 4454). </w:t>
-      </w:r>
-      <w:r>
-        <w:rPr>
-          <w:b/>
-          <w:sz w:val="22"/>
-        </w:rPr>
-        <w:t>[Author-group]</w:t>
-      </w:r>
-      <w:r>
-        <w:rPr>
-          <w:sz w:val="22"/>
-        </w:rPr>
-        <w:t xml:space="preserve"> **</w:t>
-      </w:r>
     </w:p>
     <w:p>
       <w:pPr>
-        <w:pStyle w:val="ListBullet"/>
-      </w:pPr>
+        <w:pStyle w:val="Heading2"/>
+      </w:pPr>
+      <w:r>
+        <w:t>Introduction</w:t>
+      </w:r>
+    </w:p>
+    <w:p>
+      <w:pPr>
+        <w:spacing w:after="80"/>
+      </w:pPr>
+      <w:r>
+        <w:rPr>
+          <w:b/>
+          <w:sz w:val="20"/>
+        </w:rPr>
+        <w:t>Collins &amp; Varmus. A New Initiative on Precision Medicine. N Engl J Med 2015.</w:t>
+      </w:r>
+      <w:r>
+        <w:rPr>
+          <w:sz w:val="20"/>
+        </w:rPr>
+        <w:t xml:space="preserve">  </w:t>
+      </w:r>
+      <w:hyperlink r:id="rId9">
+        <w:r>
+          <w:rPr>
+            <w:color w:val="1155CC"/>
+            <w:u w:val="single"/>
+          </w:rPr>
+          <w:t xml:space="preserve">DOI: 10.1056/NEJMp1500523</w:t>
+        </w:r>
+      </w:hyperlink>
+    </w:p>
+    <w:p>
+      <w:pPr>
+        <w:spacing w:after="80"/>
+      </w:pPr>
+      <w:r>
+        <w:rPr>
+          <w:b/>
+          <w:sz w:val="20"/>
+        </w:rPr>
+        <w:t>Precision Medicine Initiative Working Group. The PMI Cohort Program - Building a Research Foundation for 21st Century Medicine. NIH 2015.</w:t>
+      </w:r>
+      <w:r>
+        <w:rPr>
+          <w:sz w:val="20"/>
+        </w:rPr>
+        <w:t xml:space="preserve">  </w:t>
+      </w:r>
+      <w:hyperlink r:id="rId10">
+        <w:r>
+          <w:rPr>
+            <w:color w:val="1155CC"/>
+            <w:u w:val="single"/>
+          </w:rPr>
+          <w:t xml:space="preserve">link</w:t>
+        </w:r>
+      </w:hyperlink>
+    </w:p>
+    <w:p>
+      <w:pPr>
+        <w:spacing w:after="80"/>
+      </w:pPr>
+      <w:r>
+        <w:rPr>
+          <w:b/>
+          <w:sz w:val="20"/>
+        </w:rPr>
+        <w:t>All of Us Research Program Investigators. The All of Us Research Program. N Engl J Med 2019.</w:t>
+      </w:r>
+      <w:r>
+        <w:rPr>
+          <w:sz w:val="20"/>
+        </w:rPr>
+        <w:t xml:space="preserve">  </w:t>
+      </w:r>
+      <w:hyperlink r:id="rId11">
+        <w:r>
+          <w:rPr>
+            <w:color w:val="1155CC"/>
+            <w:u w:val="single"/>
+          </w:rPr>
+          <w:t xml:space="preserve">DOI: 10.1056/NEJMsr1809937</w:t>
+        </w:r>
+      </w:hyperlink>
+    </w:p>
+    <w:p>
+      <w:pPr>
+        <w:spacing w:after="80"/>
+      </w:pPr>
+      <w:r>
+        <w:rPr>
+          <w:b/>
+          <w:sz w:val="20"/>
+        </w:rPr>
+        <w:t>Mapes et al. Diversity and Inclusion for the All of Us Research Program: A Scoping Review. PLoS ONE 2020.</w:t>
+      </w:r>
+      <w:r>
+        <w:rPr>
+          <w:sz w:val="20"/>
+        </w:rPr>
+        <w:t xml:space="preserve">  </w:t>
+      </w:r>
+      <w:hyperlink r:id="rId12">
+        <w:r>
+          <w:rPr>
+            <w:color w:val="1155CC"/>
+            <w:u w:val="single"/>
+          </w:rPr>
+          <w:t xml:space="preserve">DOI: 10.1371/journal.pone.0234962</w:t>
+        </w:r>
+      </w:hyperlink>
+    </w:p>
+    <w:p>
+      <w:pPr>
+        <w:spacing w:after="80"/>
+      </w:pPr>
+      <w:r>
+        <w:rPr>
+          <w:b/>
+          <w:sz w:val="20"/>
+        </w:rPr>
+        <w:t>Denny &amp; Collins. Precision Medicine in 2030 - Seven Ways to Transform Healthcare. Cell 2021.</w:t>
+      </w:r>
+      <w:r>
+        <w:rPr>
+          <w:sz w:val="20"/>
+        </w:rPr>
+        <w:t xml:space="preserve">  </w:t>
+      </w:r>
+      <w:hyperlink r:id="rId13">
+        <w:r>
+          <w:rPr>
+            <w:color w:val="1155CC"/>
+            <w:u w:val="single"/>
+          </w:rPr>
+          <w:t xml:space="preserve">DOI: 10.1016/j.cell.2021.01.015</w:t>
+        </w:r>
+      </w:hyperlink>
+    </w:p>
+    <w:p>
+      <w:pPr>
+        <w:pStyle w:val="Heading2"/>
+      </w:pPr>
+      <w:r>
+        <w:t>Research landscape</w:t>
+      </w:r>
+    </w:p>
+    <w:p>
+      <w:pPr>
+        <w:spacing w:after="80"/>
+      </w:pPr>
+      <w:r>
+        <w:rPr>
+          <w:b/>
+          <w:sz w:val="20"/>
+        </w:rPr>
+        <w:t>All of Us Research Program Genomics Investigators. Genomic Data in the All of Us Research Program. Nature 2024.</w:t>
+      </w:r>
+      <w:r>
+        <w:rPr>
+          <w:sz w:val="20"/>
+        </w:rPr>
+        <w:t xml:space="preserve">  </w:t>
+      </w:r>
+      <w:hyperlink r:id="rId16">
+        <w:r>
+          <w:rPr>
+            <w:color w:val="1155CC"/>
+            <w:u w:val="single"/>
+          </w:rPr>
+          <w:t xml:space="preserve">DOI: 10.1038/s41586-023-06957-x</w:t>
+        </w:r>
+      </w:hyperlink>
+    </w:p>
+    <w:p>
+      <w:pPr>
+        <w:spacing w:after="80"/>
+      </w:pPr>
+      <w:r>
+        <w:rPr>
+          <w:b/>
+          <w:sz w:val="20"/>
+        </w:rPr>
+        <w:t>Ramirez et al. The All of Us Research Program: Data Quality, Utility, and Diversity. Patterns 2022.</w:t>
+      </w:r>
+      <w:r>
+        <w:rPr>
+          <w:sz w:val="20"/>
+        </w:rPr>
+        <w:t xml:space="preserve">  </w:t>
+      </w:r>
+      <w:hyperlink r:id="rId17">
+        <w:r>
+          <w:rPr>
+            <w:color w:val="1155CC"/>
+            <w:u w:val="single"/>
+          </w:rPr>
+          <w:t xml:space="preserve">DOI: 10.1016/j.patter.2022.100570</w:t>
+        </w:r>
+      </w:hyperlink>
+    </w:p>
+    <w:p>
+      <w:pPr>
+        <w:spacing w:after="80"/>
+      </w:pPr>
+      <w:r>
+        <w:rPr>
+          <w:b/>
+          <w:sz w:val="20"/>
+        </w:rPr>
+        <w:t>Lederer et al. Data Quality Control in Using Fitbit Device Data From the All of Us Research Program. JMIR Mhealth Uhealth 2023.</w:t>
+      </w:r>
+      <w:r>
+        <w:rPr>
+          <w:sz w:val="20"/>
+        </w:rPr>
+        <w:t xml:space="preserve">  </w:t>
+      </w:r>
+      <w:hyperlink r:id="rId18">
+        <w:r>
+          <w:rPr>
+            <w:color w:val="1155CC"/>
+            <w:u w:val="single"/>
+          </w:rPr>
+          <w:t xml:space="preserve">DOI: 10.2196/45103</w:t>
+        </w:r>
+      </w:hyperlink>
+    </w:p>
+    <w:p>
+      <w:pPr>
+        <w:spacing w:after="80"/>
+      </w:pPr>
+      <w:r>
+        <w:rPr>
+          <w:b/>
+          <w:sz w:val="20"/>
+        </w:rPr>
+        <w:t>Overhage et al. Validation of a Common Data Model for Active Safety Surveillance Research. JAMIA 2012.</w:t>
+      </w:r>
+      <w:r>
+        <w:rPr>
+          <w:sz w:val="20"/>
+        </w:rPr>
+        <w:t xml:space="preserve">  </w:t>
+      </w:r>
+      <w:hyperlink r:id="rId14">
+        <w:r>
+          <w:rPr>
+            <w:color w:val="1155CC"/>
+            <w:u w:val="single"/>
+          </w:rPr>
+          <w:t xml:space="preserve">DOI: 10.1136/amiajnl-2011-000376</w:t>
+        </w:r>
+      </w:hyperlink>
+    </w:p>
+    <w:p>
+      <w:pPr>
+        <w:spacing w:after="80"/>
+      </w:pPr>
+      <w:r>
+        <w:rPr>
+          <w:b/>
+          <w:sz w:val="20"/>
+        </w:rPr>
+        <w:t>Hripcsak et al. OHDSI: Opportunities for Observational Researchers. Stud Health Technol Inform 2015.</w:t>
+      </w:r>
+      <w:r>
+        <w:rPr>
+          <w:sz w:val="20"/>
+        </w:rPr>
+        <w:t xml:space="preserve">  </w:t>
+      </w:r>
       <w:hyperlink r:id="rId53">
         <w:r>
           <w:rPr>
             <w:color w:val="1155CC"/>
             <w:u w:val="single"/>
           </w:rPr>
-          <w:t xml:space="preserve">Vasilevsky et al. Mondo: integrating disease terminology across communities. Genetics 2025</w:t>
+          <w:t xml:space="preserve">DOI: 10.3233/978-1-61499-564-7-574</w:t>
         </w:r>
       </w:hyperlink>
-      <w:r>
-        <w:rPr>
-          <w:sz w:val="22"/>
-        </w:rPr>
-        <w:t xml:space="preserve"> - Haendel senior author; unified computable disease-classification ontology. </w:t>
-      </w:r>
-      <w:r>
-        <w:rPr>
-          <w:b/>
-          <w:sz w:val="22"/>
-        </w:rPr>
-        <w:t>[Author-group]</w:t>
-      </w:r>
     </w:p>
     <w:p>
       <w:pPr>
-        <w:pStyle w:val="Heading1"/>
-      </w:pPr>
-      <w:r>
-        <w:t>1. Introduction - why refresh the roadmap now</w:t>
-      </w:r>
+        <w:spacing w:after="80"/>
+      </w:pPr>
+      <w:r>
+        <w:rPr>
+          <w:b/>
+          <w:sz w:val="20"/>
+        </w:rPr>
+        <w:t>Denny et al. PheWAS: Feasibility of a Phenome-Wide Scan to Discover Gene–Disease Associations. Bioinformatics 2010.</w:t>
+      </w:r>
+      <w:r>
+        <w:rPr>
+          <w:sz w:val="20"/>
+        </w:rPr>
+        <w:t xml:space="preserve">  </w:t>
+      </w:r>
+      <w:hyperlink r:id="rId15">
+        <w:r>
+          <w:rPr>
+            <w:color w:val="1155CC"/>
+            <w:u w:val="single"/>
+          </w:rPr>
+          <w:t xml:space="preserve">DOI: 10.1093/bioinformatics/btq126</w:t>
+        </w:r>
+      </w:hyperlink>
     </w:p>
     <w:p>
       <w:pPr>
-        <w:pStyle w:val="ListBullet"/>
-      </w:pPr>
+        <w:spacing w:after="80"/>
+      </w:pPr>
+      <w:r>
+        <w:rPr>
+          <w:b/>
+          <w:sz w:val="20"/>
+        </w:rPr>
+        <w:t>Denny et al. Systematic Comparison of Phenome-Wide Association Study of EMR Data and GWAS Data. Nat Biotechnol 2013.</w:t>
+      </w:r>
+      <w:r>
+        <w:rPr>
+          <w:sz w:val="20"/>
+        </w:rPr>
+        <w:t xml:space="preserve">  </w:t>
+      </w:r>
       <w:hyperlink r:id="rId54">
         <w:r>
           <w:rPr>
             <w:color w:val="1155CC"/>
             <w:u w:val="single"/>
           </w:rPr>
-          <w:t xml:space="preserve">Collins &amp; Varmus. A New Initiative on Precision Medicine. N Engl J Med 2015</w:t>
-        </w:r>
-      </w:hyperlink>
-      <w:r>
-        <w:rPr>
-          <w:sz w:val="22"/>
-        </w:rPr>
-        <w:t xml:space="preserve"> - the Precision Medicine Initiative's founding Perspective; frames the national cohort that became All of Us. · </w:t>
-      </w:r>
-      <w:r>
-        <w:rPr>
-          <w:b/>
-          <w:sz w:val="22"/>
-        </w:rPr>
-        <w:t>DOI:</w:t>
-      </w:r>
-      <w:r>
-        <w:rPr>
-          <w:sz w:val="22"/>
-        </w:rPr>
-        <w:t xml:space="preserve"> </w:t>
-      </w:r>
-      <w:hyperlink r:id="rId9">
-        <w:r>
-          <w:rPr>
-            <w:color w:val="1155CC"/>
-            <w:u w:val="single"/>
-          </w:rPr>
-          <w:t xml:space="preserve">10.1056/NEJMp1500523</w:t>
+          <w:t xml:space="preserve">DOI: 10.1038/nbt.2749</w:t>
         </w:r>
       </w:hyperlink>
     </w:p>
     <w:p>
       <w:pPr>
-        <w:pStyle w:val="ListBullet"/>
-      </w:pPr>
-      <w:hyperlink r:id="rId10">
-        <w:r>
-          <w:rPr>
-            <w:color w:val="1155CC"/>
-            <w:u w:val="single"/>
-          </w:rPr>
-          <w:t xml:space="preserve">Precision Medicine Initiative Working Group. The PMI Cohort Program - Building a Research Foundation for 21st Century Medicine. NIH 2015</w:t>
-        </w:r>
-      </w:hyperlink>
-      <w:r>
-        <w:rPr>
-          <w:sz w:val="22"/>
-        </w:rPr>
-        <w:t xml:space="preserve"> - the blueprint report recommending a 1M+ cohort; the design document behind All of Us. </w:t>
-      </w:r>
-      <w:r>
-        <w:rPr>
-          <w:i/>
-          <w:sz w:val="22"/>
-        </w:rPr>
-        <w:t>(gray literature)</w:t>
-      </w:r>
-    </w:p>
-    <w:p>
-      <w:pPr>
-        <w:pStyle w:val="ListBullet"/>
-      </w:pPr>
+        <w:spacing w:after="80"/>
+      </w:pPr>
+      <w:r>
+        <w:rPr>
+          <w:b/>
+          <w:sz w:val="20"/>
+        </w:rPr>
+        <w:t>Kohane. Using Electronic Health Records to Drive Discovery in Disease Genomics. Nat Rev Genet 2011.</w:t>
+      </w:r>
+      <w:r>
+        <w:rPr>
+          <w:sz w:val="20"/>
+        </w:rPr>
+        <w:t xml:space="preserve">  </w:t>
+      </w:r>
       <w:hyperlink r:id="rId55">
         <w:r>
           <w:rPr>
             <w:color w:val="1155CC"/>
             <w:u w:val="single"/>
           </w:rPr>
-          <w:t xml:space="preserve">All of Us Research Program Investigators. The All of Us Research Program. N Engl J Med 2019</w:t>
-        </w:r>
-      </w:hyperlink>
-      <w:r>
-        <w:rPr>
-          <w:sz w:val="22"/>
-        </w:rPr>
-        <w:t xml:space="preserve"> - the canonical program description: goals, protocol, data types, &gt;80% underrepresented enrollment. </w:t>
-      </w:r>
-      <w:r>
-        <w:rPr>
-          <w:i/>
-          <w:sz w:val="22"/>
-        </w:rPr>
-        <w:t>(also cited for benchmarking rationale and platform)</w:t>
-      </w:r>
-      <w:r>
-        <w:rPr>
-          <w:sz w:val="22"/>
-        </w:rPr>
-        <w:t xml:space="preserve"> · </w:t>
-      </w:r>
-      <w:r>
-        <w:rPr>
-          <w:b/>
-          <w:sz w:val="22"/>
-        </w:rPr>
-        <w:t>DOI:</w:t>
-      </w:r>
-      <w:r>
-        <w:rPr>
-          <w:sz w:val="22"/>
-        </w:rPr>
-        <w:t xml:space="preserve"> </w:t>
-      </w:r>
-      <w:hyperlink r:id="rId11">
-        <w:r>
-          <w:rPr>
-            <w:color w:val="1155CC"/>
-            <w:u w:val="single"/>
-          </w:rPr>
-          <w:t xml:space="preserve">10.1056/NEJMsr1809937</w:t>
+          <w:t xml:space="preserve">DOI: 10.1038/nrg2999</w:t>
         </w:r>
       </w:hyperlink>
     </w:p>
     <w:p>
       <w:pPr>
-        <w:pStyle w:val="ListBullet"/>
-      </w:pPr>
+        <w:spacing w:after="80"/>
+      </w:pPr>
+      <w:r>
+        <w:rPr>
+          <w:b/>
+          <w:sz w:val="20"/>
+        </w:rPr>
+        <w:t>Wei &amp; Denny. Extracting Research-Quality Phenotypes from EHRs to Support Precision Medicine. Genome Med 2015.</w:t>
+      </w:r>
+      <w:r>
+        <w:rPr>
+          <w:sz w:val="20"/>
+        </w:rPr>
+        <w:t xml:space="preserve">  </w:t>
+      </w:r>
       <w:hyperlink r:id="rId56">
         <w:r>
           <w:rPr>
             <w:color w:val="1155CC"/>
             <w:u w:val="single"/>
           </w:rPr>
-          <w:t xml:space="preserve">Mapes et al. Diversity and Inclusion for the All of Us Research Program: A Scoping Review. PLoS ONE 2020</w:t>
-        </w:r>
-      </w:hyperlink>
-      <w:r>
-        <w:rPr>
-          <w:sz w:val="22"/>
-        </w:rPr>
-        <w:t xml:space="preserve"> - defines/justifies the UBR (underrepresented in biomedical research) mandate. · </w:t>
-      </w:r>
-      <w:r>
-        <w:rPr>
-          <w:b/>
-          <w:sz w:val="22"/>
-        </w:rPr>
-        <w:t>DOI:</w:t>
-      </w:r>
-      <w:r>
-        <w:rPr>
-          <w:sz w:val="22"/>
-        </w:rPr>
-        <w:t xml:space="preserve"> </w:t>
-      </w:r>
-      <w:hyperlink r:id="rId12">
-        <w:r>
-          <w:rPr>
-            <w:color w:val="1155CC"/>
-            <w:u w:val="single"/>
-          </w:rPr>
-          <w:t xml:space="preserve">10.1371/journal.pone.0234962</w:t>
+          <w:t xml:space="preserve">DOI: 10.1186/s13073-015-0166-y</w:t>
         </w:r>
       </w:hyperlink>
     </w:p>
     <w:p>
       <w:pPr>
-        <w:pStyle w:val="ListBullet"/>
-      </w:pPr>
-      <w:hyperlink r:id="rId13">
-        <w:r>
-          <w:rPr>
-            <w:color w:val="1155CC"/>
-            <w:u w:val="single"/>
-          </w:rPr>
-          <w:t xml:space="preserve">Denny &amp; Collins. Precision Medicine in 2030 - Seven Ways to Transform Healthcare. Cell 2021</w:t>
-        </w:r>
-      </w:hyperlink>
-      <w:r>
-        <w:rPr>
-          <w:sz w:val="22"/>
-        </w:rPr>
-        <w:t xml:space="preserve"> - forward-looking precision-medicine roadmap (cohorts, AI, phenomics, equity) from the AoU CEO and NIH Director.</w:t>
-      </w:r>
-    </w:p>
-    <w:p>
-      <w:pPr>
-        <w:pStyle w:val="Heading1"/>
-      </w:pPr>
-      <w:r>
-        <w:t>2. The All of Us research landscape</w:t>
-      </w:r>
-    </w:p>
-    <w:p>
-      <w:pPr>
-        <w:pStyle w:val="ListBullet"/>
-      </w:pPr>
+        <w:spacing w:after="80"/>
+      </w:pPr>
+      <w:r>
+        <w:rPr>
+          <w:b/>
+          <w:sz w:val="20"/>
+        </w:rPr>
+        <w:t>van Eck &amp; Waltman. VOSviewer, a Computer Program for Bibliometric Mapping. Scientometrics 2010.</w:t>
+      </w:r>
+      <w:r>
+        <w:rPr>
+          <w:sz w:val="20"/>
+        </w:rPr>
+        <w:t xml:space="preserve">  </w:t>
+      </w:r>
       <w:hyperlink r:id="rId57">
         <w:r>
           <w:rPr>
             <w:color w:val="1155CC"/>
             <w:u w:val="single"/>
           </w:rPr>
-          <w:t xml:space="preserve">All of Us Research Program Genomics Investigators. Genomic Data in the All of Us Research Program. Nature 2024</w:t>
-        </w:r>
-      </w:hyperlink>
-      <w:r>
-        <w:rPr>
-          <w:sz w:val="22"/>
-        </w:rPr>
-        <w:t xml:space="preserve"> - flagship genomics release (245,388 genomes, &gt;1B variants); anchors the genomic resource. · </w:t>
-      </w:r>
-      <w:r>
-        <w:rPr>
-          <w:b/>
-          <w:sz w:val="22"/>
-        </w:rPr>
-        <w:t>DOI:</w:t>
-      </w:r>
-      <w:r>
-        <w:rPr>
-          <w:sz w:val="22"/>
-        </w:rPr>
-        <w:t xml:space="preserve"> </w:t>
-      </w:r>
-      <w:hyperlink r:id="rId16">
-        <w:r>
-          <w:rPr>
-            <w:color w:val="1155CC"/>
-            <w:u w:val="single"/>
-          </w:rPr>
-          <w:t xml:space="preserve">10.1038/s41586-023-06957-x</w:t>
+          <w:t xml:space="preserve">DOI: 10.1007/s11192-009-0146-3</w:t>
         </w:r>
       </w:hyperlink>
     </w:p>
     <w:p>
       <w:pPr>
-        <w:pStyle w:val="ListBullet"/>
-      </w:pPr>
+        <w:spacing w:after="80"/>
+      </w:pPr>
+      <w:r>
+        <w:rPr>
+          <w:b/>
+          <w:sz w:val="20"/>
+        </w:rPr>
+        <w:t>Boyack &amp; Klavans. Co-Citation, Bibliographic Coupling, and Direct Citation. JASIST 2010.</w:t>
+      </w:r>
+      <w:r>
+        <w:rPr>
+          <w:sz w:val="20"/>
+        </w:rPr>
+        <w:t xml:space="preserve">  </w:t>
+      </w:r>
       <w:hyperlink r:id="rId58">
         <w:r>
           <w:rPr>
             <w:color w:val="1155CC"/>
             <w:u w:val="single"/>
           </w:rPr>
-          <w:t xml:space="preserve">Ramirez et al. The All of Us Research Program: Data Quality, Utility, and Diversity. Patterns 2022</w:t>
-        </w:r>
-      </w:hyperlink>
-      <w:r>
-        <w:rPr>
-          <w:sz w:val="22"/>
-        </w:rPr>
-        <w:t xml:space="preserve"> - characterizes the data release (EHR, surveys, measurements) and the Researcher Workbench. </w:t>
-      </w:r>
-      <w:r>
-        <w:rPr>
-          <w:b/>
-          <w:sz w:val="22"/>
-        </w:rPr>
-        <w:t xml:space="preserve"> · </w:t>
-      </w:r>
-      <w:r>
-        <w:rPr>
-          <w:sz w:val="22"/>
-        </w:rPr>
-        <w:t xml:space="preserve">DOI:** </w:t>
-      </w:r>
-      <w:hyperlink r:id="rId17">
-        <w:r>
-          <w:rPr>
-            <w:color w:val="1155CC"/>
-            <w:u w:val="single"/>
-          </w:rPr>
-          <w:t xml:space="preserve">10.1016/j.patter.2022.100570</w:t>
+          <w:t xml:space="preserve">DOI: 10.1002/asi.21419</w:t>
         </w:r>
       </w:hyperlink>
     </w:p>
     <w:p>
       <w:pPr>
-        <w:pStyle w:val="ListBullet"/>
-      </w:pPr>
-      <w:hyperlink r:id="rId18">
-        <w:r>
-          <w:rPr>
-            <w:color w:val="1155CC"/>
-            <w:u w:val="single"/>
-          </w:rPr>
-          <w:t xml:space="preserve">Lederer et al. Data Quality Control in Using Fitbit Device Data From the All of Us Research Program. JMIR Mhealth Uhealth 2023</w:t>
-        </w:r>
-      </w:hyperlink>
-      <w:r>
-        <w:rPr>
-          <w:sz w:val="22"/>
-        </w:rPr>
-        <w:t xml:space="preserve"> - the AoU Fitbit/wearables resource and its QC; supports the wearables data asset.</w:t>
-      </w:r>
-    </w:p>
-    <w:p>
-      <w:pPr>
-        <w:pStyle w:val="ListBullet"/>
-      </w:pPr>
+        <w:spacing w:after="80"/>
+      </w:pPr>
+      <w:r>
+        <w:rPr>
+          <w:b/>
+          <w:sz w:val="20"/>
+        </w:rPr>
+        <w:t>Blei, Ng &amp; Jordan. Latent Dirichlet Allocation. J Mach Learn Res 2003.</w:t>
+      </w:r>
+      <w:r>
+        <w:rPr>
+          <w:sz w:val="20"/>
+        </w:rPr>
+        <w:t xml:space="preserve">  </w:t>
+      </w:r>
       <w:hyperlink r:id="rId59">
         <w:r>
           <w:rPr>
             <w:color w:val="1155CC"/>
             <w:u w:val="single"/>
           </w:rPr>
-          <w:t xml:space="preserve">Overhage et al. Validation of a Common Data Model for Active Safety Surveillance Research. JAMIA 2012</w:t>
+          <w:t xml:space="preserve">link</w:t>
         </w:r>
       </w:hyperlink>
-      <w:r>
-        <w:rPr>
-          <w:sz w:val="22"/>
-        </w:rPr>
-        <w:t xml:space="preserve"> - foundational validation of the OMOP CDM. </w:t>
-      </w:r>
+    </w:p>
+    <w:p>
+      <w:pPr>
+        <w:pStyle w:val="Heading2"/>
+      </w:pPr>
+      <w:r>
+        <w:t>Peer biobanks</w:t>
+      </w:r>
+    </w:p>
+    <w:p>
+      <w:pPr>
+        <w:pStyle w:val="Heading2"/>
+      </w:pPr>
+      <w:r>
+        <w:t>3.1 The comparator set</w:t>
+      </w:r>
+    </w:p>
+    <w:p>
+      <w:pPr>
+        <w:spacing w:after="80"/>
+      </w:pPr>
       <w:r>
         <w:rPr>
           <w:b/>
-          <w:sz w:val="22"/>
-        </w:rPr>
-        <w:t xml:space="preserve"> · </w:t>
-      </w:r>
-      <w:r>
-        <w:rPr>
-          <w:sz w:val="22"/>
-        </w:rPr>
-        <w:t xml:space="preserve">DOI:** </w:t>
-      </w:r>
-      <w:hyperlink r:id="rId14">
+          <w:sz w:val="20"/>
+        </w:rPr>
+        <w:t>Sudlow et al. UK Biobank: an open access resource. PLoS Medicine 2015.</w:t>
+      </w:r>
+      <w:r>
+        <w:rPr>
+          <w:sz w:val="20"/>
+        </w:rPr>
+        <w:t xml:space="preserve">  </w:t>
+      </w:r>
+      <w:hyperlink r:id="rId21">
         <w:r>
           <w:rPr>
             <w:color w:val="1155CC"/>
             <w:u w:val="single"/>
           </w:rPr>
-          <w:t xml:space="preserve">10.1136/amiajnl-2011-000376</w:t>
+          <w:t xml:space="preserve">DOI: 10.1371/journal.pmed.1001779</w:t>
         </w:r>
       </w:hyperlink>
     </w:p>
     <w:p>
       <w:pPr>
-        <w:pStyle w:val="ListBullet"/>
-      </w:pPr>
+        <w:spacing w:after="80"/>
+      </w:pPr>
+      <w:r>
+        <w:rPr>
+          <w:b/>
+          <w:sz w:val="20"/>
+        </w:rPr>
+        <w:t>Bycroft et al. The UK Biobank resource with deep phenotyping and genomic data. Nature 2018.</w:t>
+      </w:r>
+      <w:r>
+        <w:rPr>
+          <w:sz w:val="20"/>
+        </w:rPr>
+        <w:t xml:space="preserve">  </w:t>
+      </w:r>
       <w:hyperlink r:id="rId60">
         <w:r>
           <w:rPr>
             <w:color w:val="1155CC"/>
             <w:u w:val="single"/>
           </w:rPr>
-          <w:t xml:space="preserve">Hripcsak et al. OHDSI: Opportunities for Observational Researchers. Stud Health Technol Inform 2015</w:t>
+          <w:t xml:space="preserve">DOI: 10.1038/s41586-018-0579-z</w:t>
         </w:r>
       </w:hyperlink>
-      <w:r>
-        <w:rPr>
-          <w:sz w:val="22"/>
-        </w:rPr>
-        <w:t xml:space="preserve"> - the OHDSI community/tooling on the OMOP CDM that AoU data are modeled in.</w:t>
-      </w:r>
     </w:p>
     <w:p>
       <w:pPr>
-        <w:pStyle w:val="ListBullet"/>
-      </w:pPr>
+        <w:spacing w:after="80"/>
+      </w:pPr>
+      <w:r>
+        <w:rPr>
+          <w:b/>
+          <w:sz w:val="20"/>
+        </w:rPr>
+        <w:t>Gaziano et al. Million Veteran Program: a mega-biobank. J Clin Epidemiol 2016.</w:t>
+      </w:r>
+      <w:r>
+        <w:rPr>
+          <w:sz w:val="20"/>
+        </w:rPr>
+        <w:t xml:space="preserve">  </w:t>
+      </w:r>
+      <w:hyperlink r:id="rId22">
+        <w:r>
+          <w:rPr>
+            <w:color w:val="1155CC"/>
+            <w:u w:val="single"/>
+          </w:rPr>
+          <w:t xml:space="preserve">DOI: 10.1016/j.jclinepi.2015.09.016</w:t>
+        </w:r>
+      </w:hyperlink>
+    </w:p>
+    <w:p>
+      <w:pPr>
+        <w:spacing w:after="80"/>
+      </w:pPr>
+      <w:r>
+        <w:rPr>
+          <w:b/>
+          <w:sz w:val="20"/>
+        </w:rPr>
+        <w:t>Kurki et al. FinnGen: genetic insights from a well-phenotyped isolated population. Nature 2023.</w:t>
+      </w:r>
+      <w:r>
+        <w:rPr>
+          <w:sz w:val="20"/>
+        </w:rPr>
+        <w:t xml:space="preserve">  </w:t>
+      </w:r>
+      <w:hyperlink r:id="rId23">
+        <w:r>
+          <w:rPr>
+            <w:color w:val="1155CC"/>
+            <w:u w:val="single"/>
+          </w:rPr>
+          <w:t xml:space="preserve">DOI: 10.1038/s41586-022-05473-8</w:t>
+        </w:r>
+      </w:hyperlink>
+    </w:p>
+    <w:p>
+      <w:pPr>
+        <w:spacing w:after="80"/>
+      </w:pPr>
+      <w:r>
+        <w:rPr>
+          <w:b/>
+          <w:sz w:val="20"/>
+        </w:rPr>
+        <w:t>Chen et al. China Kadoorie Biobank of 0.5 million people. Int J Epidemiol 2011.</w:t>
+      </w:r>
+      <w:r>
+        <w:rPr>
+          <w:sz w:val="20"/>
+        </w:rPr>
+        <w:t xml:space="preserve">  </w:t>
+      </w:r>
+      <w:hyperlink r:id="rId24">
+        <w:r>
+          <w:rPr>
+            <w:color w:val="1155CC"/>
+            <w:u w:val="single"/>
+          </w:rPr>
+          <w:t xml:space="preserve">DOI: 10.1093/ije/dyr120</w:t>
+        </w:r>
+      </w:hyperlink>
+    </w:p>
+    <w:p>
+      <w:pPr>
+        <w:pStyle w:val="Heading2"/>
+      </w:pPr>
+      <w:r>
+        <w:t>3.2 Distinctive strengths &amp; discovery at scale</w:t>
+      </w:r>
+    </w:p>
+    <w:p>
+      <w:pPr>
+        <w:spacing w:after="80"/>
+      </w:pPr>
+      <w:r>
+        <w:rPr>
+          <w:b/>
+          <w:sz w:val="20"/>
+        </w:rPr>
+        <w:t>Backman et al. Exome sequencing of 454,787 UK Biobank participants. Nature 2021.</w:t>
+      </w:r>
+      <w:r>
+        <w:rPr>
+          <w:sz w:val="20"/>
+        </w:rPr>
+        <w:t xml:space="preserve">  </w:t>
+      </w:r>
       <w:hyperlink r:id="rId61">
         <w:r>
           <w:rPr>
             <w:color w:val="1155CC"/>
             <w:u w:val="single"/>
           </w:rPr>
-          <w:t xml:space="preserve">Denny et al. PheWAS: Feasibility of a Phenome-Wide Scan to Discover Gene–Disease Associations. Bioinformatics 2010</w:t>
-        </w:r>
-      </w:hyperlink>
-      <w:r>
-        <w:rPr>
-          <w:sz w:val="22"/>
-        </w:rPr>
-        <w:t xml:space="preserve"> - the original phenome-wide association method on EHR-derived phenotypes. · </w:t>
-      </w:r>
-      <w:r>
-        <w:rPr>
-          <w:b/>
-          <w:sz w:val="22"/>
-        </w:rPr>
-        <w:t>DOI:</w:t>
-      </w:r>
-      <w:r>
-        <w:rPr>
-          <w:sz w:val="22"/>
-        </w:rPr>
-        <w:t xml:space="preserve"> </w:t>
-      </w:r>
-      <w:hyperlink r:id="rId15">
-        <w:r>
-          <w:rPr>
-            <w:color w:val="1155CC"/>
-            <w:u w:val="single"/>
-          </w:rPr>
-          <w:t xml:space="preserve">10.1093/bioinformatics/btq126</w:t>
+          <w:t xml:space="preserve">DOI: 10.1038/s41586-021-04103-z</w:t>
         </w:r>
       </w:hyperlink>
     </w:p>
     <w:p>
       <w:pPr>
-        <w:pStyle w:val="ListBullet"/>
-      </w:pPr>
+        <w:spacing w:after="80"/>
+      </w:pPr>
+      <w:r>
+        <w:rPr>
+          <w:b/>
+          <w:sz w:val="20"/>
+        </w:rPr>
+        <w:t>Halldorsson et al. The sequences of 150,119 genomes in the UK Biobank. Nature 2022.</w:t>
+      </w:r>
+      <w:r>
+        <w:rPr>
+          <w:sz w:val="20"/>
+        </w:rPr>
+        <w:t xml:space="preserve">  </w:t>
+      </w:r>
       <w:hyperlink r:id="rId62">
         <w:r>
           <w:rPr>
             <w:color w:val="1155CC"/>
             <w:u w:val="single"/>
           </w:rPr>
-          <w:t xml:space="preserve">Denny et al. Systematic Comparison of Phenome-Wide Association Study of EMR Data and GWAS Data. Nat Biotechnol 2013</w:t>
+          <w:t xml:space="preserve">DOI: 10.1038/s41586-022-04965-x</w:t>
         </w:r>
       </w:hyperlink>
-      <w:r>
-        <w:rPr>
-          <w:sz w:val="22"/>
-        </w:rPr>
-        <w:t xml:space="preserve"> - first large-scale PheWAS in EMRs. · </w:t>
-      </w:r>
+    </w:p>
+    <w:p>
+      <w:pPr>
+        <w:spacing w:after="80"/>
+      </w:pPr>
       <w:r>
         <w:rPr>
           <w:b/>
-          <w:sz w:val="22"/>
-        </w:rPr>
-        <w:t>DOI:</w:t>
-      </w:r>
-      <w:r>
-        <w:rPr>
-          <w:sz w:val="22"/>
-        </w:rPr>
-        <w:t xml:space="preserve"> </w:t>
+          <w:sz w:val="20"/>
+        </w:rPr>
+        <w:t>Verma et al. Diversity and scale: genetic architecture of 2,068 traits in the MVP. Science 2024.</w:t>
+      </w:r>
+      <w:r>
+        <w:rPr>
+          <w:sz w:val="20"/>
+        </w:rPr>
+        <w:t xml:space="preserve">  </w:t>
       </w:r>
       <w:hyperlink r:id="rId63">
         <w:r>
@@ -2434,61 +2923,142 @@
             <w:color w:val="1155CC"/>
             <w:u w:val="single"/>
           </w:rPr>
-          <w:t xml:space="preserve">10.1038/nbt.2749</w:t>
+          <w:t xml:space="preserve">DOI: 10.1126/science.adj1182</w:t>
         </w:r>
       </w:hyperlink>
     </w:p>
     <w:p>
       <w:pPr>
-        <w:pStyle w:val="ListBullet"/>
-      </w:pPr>
+        <w:spacing w:after="80"/>
+      </w:pPr>
+      <w:r>
+        <w:rPr>
+          <w:b/>
+          <w:sz w:val="20"/>
+        </w:rPr>
+        <w:t>Wojcik et al. Genetic analyses of diverse populations improves discovery for complex traits. Nature 2019.</w:t>
+      </w:r>
+      <w:r>
+        <w:rPr>
+          <w:sz w:val="20"/>
+        </w:rPr>
+        <w:t xml:space="preserve">  </w:t>
+      </w:r>
       <w:hyperlink r:id="rId64">
         <w:r>
           <w:rPr>
             <w:color w:val="1155CC"/>
             <w:u w:val="single"/>
           </w:rPr>
-          <w:t xml:space="preserve">Kohane. Using Electronic Health Records to Drive Discovery in Disease Genomics. Nat Rev Genet 2011</w:t>
+          <w:t xml:space="preserve">DOI: 10.1038/s41586-019-1310-4</w:t>
         </w:r>
       </w:hyperlink>
-      <w:r>
-        <w:rPr>
-          <w:sz w:val="22"/>
-        </w:rPr>
-        <w:t xml:space="preserve"> - foundational review on repurposing EHR for genomic discovery.</w:t>
-      </w:r>
     </w:p>
     <w:p>
       <w:pPr>
-        <w:pStyle w:val="ListBullet"/>
-      </w:pPr>
+        <w:spacing w:after="80"/>
+      </w:pPr>
+      <w:r>
+        <w:rPr>
+          <w:b/>
+          <w:sz w:val="20"/>
+        </w:rPr>
+        <w:t>Zhou et al. Global Biobank Meta-analysis Initiative. Cell Genomics 2022.</w:t>
+      </w:r>
+      <w:r>
+        <w:rPr>
+          <w:sz w:val="20"/>
+        </w:rPr>
+        <w:t xml:space="preserve">  </w:t>
+      </w:r>
       <w:hyperlink r:id="rId65">
         <w:r>
           <w:rPr>
             <w:color w:val="1155CC"/>
             <w:u w:val="single"/>
           </w:rPr>
-          <w:t xml:space="preserve">Wei &amp; Denny. Extracting Research-Quality Phenotypes from EHRs to Support Precision Medicine. Genome Med 2015</w:t>
+          <w:t xml:space="preserve">DOI: 10.1016/j.xgen.2022.100192</w:t>
         </w:r>
       </w:hyperlink>
-      <w:r>
-        <w:rPr>
-          <w:sz w:val="22"/>
-        </w:rPr>
-        <w:t xml:space="preserve"> - EHR phenotyping methods underpinning phenome-wide research. · </w:t>
-      </w:r>
+    </w:p>
+    <w:p>
+      <w:pPr>
+        <w:pStyle w:val="Heading2"/>
+      </w:pPr>
+      <w:r>
+        <w:t>3.3 Gaps, diversity &amp; representativeness</w:t>
+      </w:r>
+    </w:p>
+    <w:p>
+      <w:pPr>
+        <w:spacing w:after="80"/>
+      </w:pPr>
       <w:r>
         <w:rPr>
           <w:b/>
-          <w:sz w:val="22"/>
-        </w:rPr>
-        <w:t>DOI:</w:t>
-      </w:r>
-      <w:r>
-        <w:rPr>
-          <w:sz w:val="22"/>
-        </w:rPr>
-        <w:t xml:space="preserve"> </w:t>
+          <w:sz w:val="20"/>
+        </w:rPr>
+        <w:t>Sirugo et al. The Missing Diversity in Human Genetic Studies. Cell 2019.</w:t>
+      </w:r>
+      <w:r>
+        <w:rPr>
+          <w:sz w:val="20"/>
+        </w:rPr>
+        <w:t xml:space="preserve">  </w:t>
+      </w:r>
+      <w:hyperlink r:id="rId25">
+        <w:r>
+          <w:rPr>
+            <w:color w:val="1155CC"/>
+            <w:u w:val="single"/>
+          </w:rPr>
+          <w:t xml:space="preserve">DOI: 10.1016/j.cell.2019.02.048</w:t>
+        </w:r>
+      </w:hyperlink>
+    </w:p>
+    <w:p>
+      <w:pPr>
+        <w:spacing w:after="80"/>
+      </w:pPr>
+      <w:r>
+        <w:rPr>
+          <w:b/>
+          <w:sz w:val="20"/>
+        </w:rPr>
+        <w:t>Martin et al. Clinical use of current polygenic risk scores may exacerbate health disparities. Nat Genet 2019.</w:t>
+      </w:r>
+      <w:r>
+        <w:rPr>
+          <w:sz w:val="20"/>
+        </w:rPr>
+        <w:t xml:space="preserve">  </w:t>
+      </w:r>
+      <w:hyperlink r:id="rId26">
+        <w:r>
+          <w:rPr>
+            <w:color w:val="1155CC"/>
+            <w:u w:val="single"/>
+          </w:rPr>
+          <w:t xml:space="preserve">DOI: 10.1038/s41588-019-0379-x</w:t>
+        </w:r>
+      </w:hyperlink>
+    </w:p>
+    <w:p>
+      <w:pPr>
+        <w:spacing w:after="80"/>
+      </w:pPr>
+      <w:r>
+        <w:rPr>
+          <w:b/>
+          <w:sz w:val="20"/>
+        </w:rPr>
+        <w:t>Popejoy &amp; Fullerton. Genomics is failing on diversity. Nature 2016.</w:t>
+      </w:r>
+      <w:r>
+        <w:rPr>
+          <w:sz w:val="20"/>
+        </w:rPr>
+        <w:t xml:space="preserve">  </w:t>
       </w:r>
       <w:hyperlink r:id="rId66">
         <w:r>
@@ -2496,333 +3066,609 @@
             <w:color w:val="1155CC"/>
             <w:u w:val="single"/>
           </w:rPr>
-          <w:t xml:space="preserve">10.1186/s13073-015-0166-y</w:t>
+          <w:t xml:space="preserve">DOI: 10.1038/538161a</w:t>
         </w:r>
       </w:hyperlink>
     </w:p>
     <w:p>
       <w:pPr>
-        <w:pStyle w:val="ListBullet"/>
-      </w:pPr>
+        <w:spacing w:after="80"/>
+      </w:pPr>
+      <w:r>
+        <w:rPr>
+          <w:b/>
+          <w:sz w:val="20"/>
+        </w:rPr>
+        <w:t>Fry et al. Comparison of UK Biobank participants with the general population. Am J Epidemiol 2017.</w:t>
+      </w:r>
+      <w:r>
+        <w:rPr>
+          <w:sz w:val="20"/>
+        </w:rPr>
+        <w:t xml:space="preserve">  </w:t>
+      </w:r>
+      <w:hyperlink r:id="rId27">
+        <w:r>
+          <w:rPr>
+            <w:color w:val="1155CC"/>
+            <w:u w:val="single"/>
+          </w:rPr>
+          <w:t xml:space="preserve">DOI: 10.1093/aje/kwx246</w:t>
+        </w:r>
+      </w:hyperlink>
+    </w:p>
+    <w:p>
+      <w:pPr>
+        <w:spacing w:after="80"/>
+      </w:pPr>
+      <w:r>
+        <w:rPr>
+          <w:b/>
+          <w:sz w:val="20"/>
+        </w:rPr>
+        <w:t>Mills &amp; Rahal. A scientometric review of genome-wide association studies. Commun Biol 2019.</w:t>
+      </w:r>
+      <w:r>
+        <w:rPr>
+          <w:sz w:val="20"/>
+        </w:rPr>
+        <w:t xml:space="preserve">  </w:t>
+      </w:r>
       <w:hyperlink r:id="rId67">
         <w:r>
           <w:rPr>
             <w:color w:val="1155CC"/>
             <w:u w:val="single"/>
           </w:rPr>
-          <w:t xml:space="preserve">van Eck &amp; Waltman. VOSviewer, a Computer Program for Bibliometric Mapping. Scientometrics 2010</w:t>
+          <w:t xml:space="preserve">DOI: 10.1038/s42003-018-0261-x</w:t>
         </w:r>
       </w:hyperlink>
-      <w:r>
-        <w:rPr>
-          <w:sz w:val="22"/>
-        </w:rPr>
-        <w:t xml:space="preserve"> - standard tool for bibliometric/co-citation mapping (corpus method).</w:t>
-      </w:r>
     </w:p>
     <w:p>
       <w:pPr>
-        <w:pStyle w:val="ListBullet"/>
-      </w:pPr>
+        <w:pStyle w:val="Heading2"/>
+      </w:pPr>
+      <w:r>
+        <w:t>3.4 Interpretation</w:t>
+      </w:r>
+    </w:p>
+    <w:p>
+      <w:pPr>
+        <w:pStyle w:val="Heading2"/>
+      </w:pPr>
+      <w:r>
+        <w:t>Emerging frontiers</w:t>
+      </w:r>
+    </w:p>
+    <w:p>
+      <w:pPr>
+        <w:pStyle w:val="Heading2"/>
+      </w:pPr>
+      <w:r>
+        <w:t>4.1 AI foundation models in medicine (LLMs, clinical &amp; agentic AI)</w:t>
+      </w:r>
+    </w:p>
+    <w:p>
+      <w:pPr>
+        <w:spacing w:after="80"/>
+      </w:pPr>
+      <w:r>
+        <w:rPr>
+          <w:b/>
+          <w:sz w:val="20"/>
+        </w:rPr>
+        <w:t>Moor et al. Foundation models for generalist medical AI. Nature 2023.</w:t>
+      </w:r>
+      <w:r>
+        <w:rPr>
+          <w:sz w:val="20"/>
+        </w:rPr>
+        <w:t xml:space="preserve">  </w:t>
+      </w:r>
+      <w:hyperlink r:id="rId28">
+        <w:r>
+          <w:rPr>
+            <w:color w:val="1155CC"/>
+            <w:u w:val="single"/>
+          </w:rPr>
+          <w:t xml:space="preserve">DOI: 10.1038/s41586-023-05881-4</w:t>
+        </w:r>
+      </w:hyperlink>
+    </w:p>
+    <w:p>
+      <w:pPr>
+        <w:spacing w:after="80"/>
+      </w:pPr>
+      <w:r>
+        <w:rPr>
+          <w:b/>
+          <w:sz w:val="20"/>
+        </w:rPr>
+        <w:t>Singhal et al. Large language models encode clinical knowledge. Nature 2023.</w:t>
+      </w:r>
+      <w:r>
+        <w:rPr>
+          <w:sz w:val="20"/>
+        </w:rPr>
+        <w:t xml:space="preserve">  </w:t>
+      </w:r>
+      <w:hyperlink r:id="rId29">
+        <w:r>
+          <w:rPr>
+            <w:color w:val="1155CC"/>
+            <w:u w:val="single"/>
+          </w:rPr>
+          <w:t xml:space="preserve">DOI: 10.1038/s41586-023-06291-2</w:t>
+        </w:r>
+      </w:hyperlink>
+    </w:p>
+    <w:p>
+      <w:pPr>
+        <w:spacing w:after="80"/>
+      </w:pPr>
+      <w:r>
+        <w:rPr>
+          <w:b/>
+          <w:sz w:val="20"/>
+        </w:rPr>
+        <w:t>Nori et al. Capabilities of GPT-4 on Medical Challenge Problems. arXiv 2023.</w:t>
+      </w:r>
+      <w:r>
+        <w:rPr>
+          <w:i/>
+          <w:sz w:val="18"/>
+        </w:rPr>
+        <w:t xml:space="preserve"> [preprint]</w:t>
+      </w:r>
+      <w:r>
+        <w:rPr>
+          <w:sz w:val="20"/>
+        </w:rPr>
+        <w:t xml:space="preserve">  </w:t>
+      </w:r>
       <w:hyperlink r:id="rId68">
         <w:r>
           <w:rPr>
             <w:color w:val="1155CC"/>
             <w:u w:val="single"/>
           </w:rPr>
-          <w:t xml:space="preserve">Boyack &amp; Klavans. Co-Citation, Bibliographic Coupling, and Direct Citation. JASIST 2010</w:t>
+          <w:t xml:space="preserve">DOI: 10.48550/arXiv.2303.13375</w:t>
         </w:r>
       </w:hyperlink>
-      <w:r>
-        <w:rPr>
-          <w:sz w:val="22"/>
-        </w:rPr>
-        <w:t xml:space="preserve"> - methodological benchmark for citation-based corpus mapping.</w:t>
-      </w:r>
     </w:p>
     <w:p>
       <w:pPr>
-        <w:pStyle w:val="ListBullet"/>
-      </w:pPr>
+        <w:spacing w:after="80"/>
+      </w:pPr>
+      <w:r>
+        <w:rPr>
+          <w:b/>
+          <w:sz w:val="20"/>
+        </w:rPr>
+        <w:t>Kung et al. Performance of ChatGPT on USMLE. PLOS Digit Health 2023.</w:t>
+      </w:r>
+      <w:r>
+        <w:rPr>
+          <w:sz w:val="20"/>
+        </w:rPr>
+        <w:t xml:space="preserve">  </w:t>
+      </w:r>
       <w:hyperlink r:id="rId69">
         <w:r>
           <w:rPr>
             <w:color w:val="1155CC"/>
             <w:u w:val="single"/>
           </w:rPr>
-          <w:t xml:space="preserve">Blei, Ng &amp; Jordan. Latent Dirichlet Allocation. J Mach Learn Res 2003</w:t>
+          <w:t xml:space="preserve">DOI: 10.1371/journal.pdig.0000198</w:t>
         </w:r>
       </w:hyperlink>
-      <w:r>
-        <w:rPr>
-          <w:sz w:val="22"/>
-        </w:rPr>
-        <w:t xml:space="preserve"> - canonical topic-modeling method for thematic corpus analysis.</w:t>
-      </w:r>
     </w:p>
     <w:p>
       <w:pPr>
-        <w:pStyle w:val="Heading1"/>
-      </w:pPr>
-      <w:r>
-        <w:t>3. Benchmarking against peer biobanks</w:t>
-      </w:r>
-    </w:p>
-    <w:p>
-      <w:pPr>
-        <w:pStyle w:val="Heading2"/>
-      </w:pPr>
-      <w:r>
-        <w:t>3.1 The comparator set</w:t>
-      </w:r>
-    </w:p>
-    <w:p>
-      <w:pPr>
-        <w:pStyle w:val="ListBullet"/>
-      </w:pPr>
+        <w:spacing w:after="80"/>
+      </w:pPr>
+      <w:r>
+        <w:rPr>
+          <w:b/>
+          <w:sz w:val="20"/>
+        </w:rPr>
+        <w:t>Tu et al. Towards conversational diagnostic artificial intelligence. Nature 2025.</w:t>
+      </w:r>
+      <w:r>
+        <w:rPr>
+          <w:sz w:val="20"/>
+        </w:rPr>
+        <w:t xml:space="preserve">  </w:t>
+      </w:r>
       <w:hyperlink r:id="rId70">
         <w:r>
           <w:rPr>
             <w:color w:val="1155CC"/>
             <w:u w:val="single"/>
           </w:rPr>
-          <w:t xml:space="preserve">Sudlow et al. UK Biobank: an open access resource. PLoS Medicine 2015</w:t>
-        </w:r>
-      </w:hyperlink>
-      <w:r>
-        <w:rPr>
-          <w:sz w:val="22"/>
-        </w:rPr>
-        <w:t xml:space="preserve"> - canonical UK Biobank cohort profile (500k, open-access); the primary comparator. · </w:t>
-      </w:r>
-      <w:r>
-        <w:rPr>
-          <w:b/>
-          <w:sz w:val="22"/>
-        </w:rPr>
-        <w:t>DOI:</w:t>
-      </w:r>
-      <w:r>
-        <w:rPr>
-          <w:sz w:val="22"/>
-        </w:rPr>
-        <w:t xml:space="preserve"> </w:t>
-      </w:r>
-      <w:hyperlink r:id="rId21">
-        <w:r>
-          <w:rPr>
-            <w:color w:val="1155CC"/>
-            <w:u w:val="single"/>
-          </w:rPr>
-          <w:t xml:space="preserve">10.1371/journal.pmed.1001779</w:t>
+          <w:t xml:space="preserve">DOI: 10.1038/s41586-025-08866-7</w:t>
         </w:r>
       </w:hyperlink>
     </w:p>
     <w:p>
       <w:pPr>
-        <w:pStyle w:val="ListBullet"/>
-      </w:pPr>
+        <w:spacing w:after="80"/>
+      </w:pPr>
+      <w:r>
+        <w:rPr>
+          <w:b/>
+          <w:sz w:val="20"/>
+        </w:rPr>
+        <w:t>Mehandru et al. Evaluating large language models as agents in the clinic. npj Digit Med 2024.</w:t>
+      </w:r>
+      <w:r>
+        <w:rPr>
+          <w:sz w:val="20"/>
+        </w:rPr>
+        <w:t xml:space="preserve">  </w:t>
+      </w:r>
       <w:hyperlink r:id="rId71">
         <w:r>
           <w:rPr>
             <w:color w:val="1155CC"/>
             <w:u w:val="single"/>
           </w:rPr>
-          <w:t xml:space="preserve">Bycroft et al. The UK Biobank resource with deep phenotyping and genomic data. Nature 2018</w:t>
+          <w:t xml:space="preserve">DOI: 10.1038/s41746-024-01083-y</w:t>
         </w:r>
       </w:hyperlink>
-      <w:r>
-        <w:rPr>
-          <w:sz w:val="22"/>
-        </w:rPr>
-        <w:t xml:space="preserve"> - genotyping, imputation (~96M variants), QC; template for genomics-at-scale.</w:t>
-      </w:r>
     </w:p>
     <w:p>
       <w:pPr>
-        <w:pStyle w:val="ListBullet"/>
-      </w:pPr>
+        <w:pStyle w:val="Heading2"/>
+      </w:pPr>
+      <w:r>
+        <w:t>4.2 Genomic / DNA sequence foundation models</w:t>
+      </w:r>
+    </w:p>
+    <w:p>
+      <w:pPr>
+        <w:spacing w:after="80"/>
+      </w:pPr>
+      <w:r>
+        <w:rPr>
+          <w:b/>
+          <w:sz w:val="20"/>
+        </w:rPr>
+        <w:t>Dalla-Torre et al. Nucleotide Transformer: robust foundation models for human genomics. Nat Methods 2025.</w:t>
+      </w:r>
+      <w:r>
+        <w:rPr>
+          <w:sz w:val="20"/>
+        </w:rPr>
+        <w:t xml:space="preserve">  </w:t>
+      </w:r>
+      <w:hyperlink r:id="rId30">
+        <w:r>
+          <w:rPr>
+            <w:color w:val="1155CC"/>
+            <w:u w:val="single"/>
+          </w:rPr>
+          <w:t xml:space="preserve">DOI: 10.1038/s41592-024-02523-z</w:t>
+        </w:r>
+      </w:hyperlink>
+    </w:p>
+    <w:p>
+      <w:pPr>
+        <w:spacing w:after="80"/>
+      </w:pPr>
+      <w:r>
+        <w:rPr>
+          <w:b/>
+          <w:sz w:val="20"/>
+        </w:rPr>
+        <w:t>Ji et al. DNABERT. Bioinformatics 2021.</w:t>
+      </w:r>
+      <w:r>
+        <w:rPr>
+          <w:sz w:val="20"/>
+        </w:rPr>
+        <w:t xml:space="preserve">  </w:t>
+      </w:r>
       <w:hyperlink r:id="rId72">
         <w:r>
           <w:rPr>
             <w:color w:val="1155CC"/>
             <w:u w:val="single"/>
           </w:rPr>
-          <w:t xml:space="preserve">Gaziano et al. Million Veteran Program: a mega-biobank. J Clin Epidemiol 2016</w:t>
+          <w:t xml:space="preserve">DOI: 10.1093/bioinformatics/btab083</w:t>
         </w:r>
       </w:hyperlink>
-      <w:r>
-        <w:rPr>
-          <w:sz w:val="22"/>
-        </w:rPr>
-        <w:t xml:space="preserve"> - VA MVP design; an EHR-linked health-system biobank comparator. · </w:t>
-      </w:r>
+    </w:p>
+    <w:p>
+      <w:pPr>
+        <w:spacing w:after="80"/>
+      </w:pPr>
       <w:r>
         <w:rPr>
           <w:b/>
-          <w:sz w:val="22"/>
-        </w:rPr>
-        <w:t>DOI:</w:t>
-      </w:r>
-      <w:r>
-        <w:rPr>
-          <w:sz w:val="22"/>
-        </w:rPr>
-        <w:t xml:space="preserve"> </w:t>
-      </w:r>
-      <w:hyperlink r:id="rId22">
+          <w:sz w:val="20"/>
+        </w:rPr>
+        <w:t>Nguyen et al. Sequence modeling and design from molecular to genome scale with Evo. Science 2024.</w:t>
+      </w:r>
+      <w:r>
+        <w:rPr>
+          <w:sz w:val="20"/>
+        </w:rPr>
+        <w:t xml:space="preserve">  </w:t>
+      </w:r>
+      <w:hyperlink r:id="rId31">
         <w:r>
           <w:rPr>
             <w:color w:val="1155CC"/>
             <w:u w:val="single"/>
           </w:rPr>
-          <w:t xml:space="preserve">10.1016/j.jclinepi.2015.09.016</w:t>
+          <w:t xml:space="preserve">DOI: 10.1126/science.ado9336</w:t>
         </w:r>
       </w:hyperlink>
     </w:p>
     <w:p>
       <w:pPr>
-        <w:pStyle w:val="ListBullet"/>
-      </w:pPr>
+        <w:spacing w:after="80"/>
+      </w:pPr>
+      <w:r>
+        <w:rPr>
+          <w:b/>
+          <w:sz w:val="20"/>
+        </w:rPr>
+        <w:t>Brixi et al. Genome modeling and design across all domains of life with Evo 2. bioRxiv 2025.</w:t>
+      </w:r>
+      <w:r>
+        <w:rPr>
+          <w:i/>
+          <w:sz w:val="18"/>
+        </w:rPr>
+        <w:t xml:space="preserve"> [preprint]</w:t>
+      </w:r>
+      <w:r>
+        <w:rPr>
+          <w:sz w:val="20"/>
+        </w:rPr>
+        <w:t xml:space="preserve">  </w:t>
+      </w:r>
       <w:hyperlink r:id="rId73">
         <w:r>
           <w:rPr>
             <w:color w:val="1155CC"/>
             <w:u w:val="single"/>
           </w:rPr>
-          <w:t xml:space="preserve">Kurki et al. FinnGen: genetic insights from a well-phenotyped isolated population. Nature 2023</w:t>
+          <w:t xml:space="preserve">DOI: 10.1101/2025.02.18.638918</w:t>
         </w:r>
       </w:hyperlink>
-      <w:r>
-        <w:rPr>
-          <w:sz w:val="22"/>
-        </w:rPr>
-        <w:t xml:space="preserve"> - ~429k samples linked to national registers; the founder-population comparator. · </w:t>
-      </w:r>
+    </w:p>
+    <w:p>
+      <w:pPr>
+        <w:pStyle w:val="Heading2"/>
+      </w:pPr>
+      <w:r>
+        <w:t>4.3 Multimodal modeling &amp; data integration</w:t>
+      </w:r>
+    </w:p>
+    <w:p>
+      <w:pPr>
+        <w:spacing w:after="80"/>
+      </w:pPr>
       <w:r>
         <w:rPr>
           <w:b/>
-          <w:sz w:val="22"/>
-        </w:rPr>
-        <w:t>DOI:</w:t>
-      </w:r>
-      <w:r>
-        <w:rPr>
-          <w:sz w:val="22"/>
-        </w:rPr>
-        <w:t xml:space="preserve"> </w:t>
-      </w:r>
-      <w:hyperlink r:id="rId23">
+          <w:sz w:val="20"/>
+        </w:rPr>
+        <w:t>Acosta et al. Multimodal biomedical AI. Nature Medicine 2022.</w:t>
+      </w:r>
+      <w:r>
+        <w:rPr>
+          <w:sz w:val="20"/>
+        </w:rPr>
+        <w:t xml:space="preserve">  </w:t>
+      </w:r>
+      <w:hyperlink r:id="rId32">
         <w:r>
           <w:rPr>
             <w:color w:val="1155CC"/>
             <w:u w:val="single"/>
           </w:rPr>
-          <w:t xml:space="preserve">10.1038/s41586-022-05473-8</w:t>
+          <w:t xml:space="preserve">DOI: 10.1038/s41591-022-01981-2</w:t>
         </w:r>
       </w:hyperlink>
     </w:p>
     <w:p>
       <w:pPr>
-        <w:pStyle w:val="ListBullet"/>
-      </w:pPr>
+        <w:spacing w:after="80"/>
+      </w:pPr>
+      <w:r>
+        <w:rPr>
+          <w:b/>
+          <w:sz w:val="20"/>
+        </w:rPr>
+        <w:t>Boehm et al. Harnessing multimodal data integration to advance precision oncology. Nat Rev Cancer 2022.</w:t>
+      </w:r>
+      <w:r>
+        <w:rPr>
+          <w:sz w:val="20"/>
+        </w:rPr>
+        <w:t xml:space="preserve">  </w:t>
+      </w:r>
       <w:hyperlink r:id="rId74">
         <w:r>
           <w:rPr>
             <w:color w:val="1155CC"/>
             <w:u w:val="single"/>
           </w:rPr>
-          <w:t xml:space="preserve">Chen et al. China Kadoorie Biobank of 0.5 million people. Int J Epidemiol 2011</w:t>
+          <w:t xml:space="preserve">DOI: 10.1038/s41568-021-00408-3</w:t>
         </w:r>
       </w:hyperlink>
-      <w:r>
-        <w:rPr>
-          <w:sz w:val="22"/>
-        </w:rPr>
-        <w:t xml:space="preserve"> - CKB cohort profile; the large non-Western comparator. · </w:t>
-      </w:r>
+    </w:p>
+    <w:p>
+      <w:pPr>
+        <w:pStyle w:val="Heading2"/>
+      </w:pPr>
+      <w:r>
+        <w:t>4.4 Disease</w:t>
+      </w:r>
+    </w:p>
+    <w:p>
+      <w:pPr>
+        <w:spacing w:after="80"/>
+      </w:pPr>
       <w:r>
         <w:rPr>
           <w:b/>
-          <w:sz w:val="22"/>
-        </w:rPr>
-        <w:t>DOI:</w:t>
-      </w:r>
-      <w:r>
-        <w:rPr>
-          <w:sz w:val="22"/>
-        </w:rPr>
-        <w:t xml:space="preserve"> </w:t>
-      </w:r>
-      <w:hyperlink r:id="rId24">
+          <w:sz w:val="20"/>
+        </w:rPr>
+        <w:t>Rinella et al. A multisociety Delphi consensus statement on new fatty liver disease nomenclature. Hepatology 2023.</w:t>
+      </w:r>
+      <w:r>
+        <w:rPr>
+          <w:sz w:val="20"/>
+        </w:rPr>
+        <w:t xml:space="preserve">  </w:t>
+      </w:r>
+      <w:hyperlink r:id="rId33">
         <w:r>
           <w:rPr>
             <w:color w:val="1155CC"/>
             <w:u w:val="single"/>
           </w:rPr>
-          <w:t xml:space="preserve">10.1093/ije/dyr120</w:t>
+          <w:t xml:space="preserve">DOI: 10.1097/HEP.0000000000000520</w:t>
         </w:r>
       </w:hyperlink>
     </w:p>
     <w:p>
       <w:pPr>
-        <w:pStyle w:val="Heading2"/>
-      </w:pPr>
-      <w:r>
-        <w:t>3.2 Distinctive strengths &amp; discovery at scale</w:t>
-      </w:r>
-    </w:p>
-    <w:p>
-      <w:pPr>
-        <w:pStyle w:val="ListBullet"/>
-      </w:pPr>
+        <w:spacing w:after="80"/>
+      </w:pPr>
+      <w:r>
+        <w:rPr>
+          <w:b/>
+          <w:sz w:val="20"/>
+        </w:rPr>
+        <w:t>Harrison et al. A Phase 3 Trial of Resmetirom in NASH with Liver Fibrosis (MAESTRO-NASH). N Engl J Med 2024.</w:t>
+      </w:r>
+      <w:r>
+        <w:rPr>
+          <w:sz w:val="20"/>
+        </w:rPr>
+        <w:t xml:space="preserve">  </w:t>
+      </w:r>
       <w:hyperlink r:id="rId75">
         <w:r>
           <w:rPr>
             <w:color w:val="1155CC"/>
             <w:u w:val="single"/>
           </w:rPr>
-          <w:t xml:space="preserve">Backman et al. Exome sequencing of 454,787 UK Biobank participants. Nature 2021</w:t>
+          <w:t xml:space="preserve">DOI: 10.1056/NEJMoa2309000</w:t>
         </w:r>
       </w:hyperlink>
-      <w:r>
-        <w:rPr>
-          <w:sz w:val="22"/>
-        </w:rPr>
-        <w:t xml:space="preserve"> - landmark biobank-scale exome resource.</w:t>
-      </w:r>
     </w:p>
     <w:p>
       <w:pPr>
-        <w:pStyle w:val="ListBullet"/>
-      </w:pPr>
+        <w:spacing w:after="80"/>
+      </w:pPr>
+      <w:r>
+        <w:rPr>
+          <w:b/>
+          <w:sz w:val="20"/>
+        </w:rPr>
+        <w:t>Hernán &amp; Robins. Using Big Data to Emulate a Target Trial When a Randomized Trial Is Not Available. Am J Epidemiol 2016.</w:t>
+      </w:r>
+      <w:r>
+        <w:rPr>
+          <w:sz w:val="20"/>
+        </w:rPr>
+        <w:t xml:space="preserve">  </w:t>
+      </w:r>
+      <w:hyperlink r:id="rId34">
+        <w:r>
+          <w:rPr>
+            <w:color w:val="1155CC"/>
+            <w:u w:val="single"/>
+          </w:rPr>
+          <w:t xml:space="preserve">DOI: 10.1093/aje/kwv254</w:t>
+        </w:r>
+      </w:hyperlink>
+    </w:p>
+    <w:p>
+      <w:pPr>
+        <w:spacing w:after="80"/>
+      </w:pPr>
+      <w:r>
+        <w:rPr>
+          <w:b/>
+          <w:sz w:val="20"/>
+        </w:rPr>
+        <w:t>Hubbard et al. Target Trial Emulation for Observational Studies - Potential and Pitfalls. N Engl J Med 2024.</w:t>
+      </w:r>
+      <w:r>
+        <w:rPr>
+          <w:sz w:val="20"/>
+        </w:rPr>
+        <w:t xml:space="preserve">  </w:t>
+      </w:r>
       <w:hyperlink r:id="rId76">
         <w:r>
           <w:rPr>
             <w:color w:val="1155CC"/>
             <w:u w:val="single"/>
           </w:rPr>
-          <w:t xml:space="preserve">Halldorsson et al. The sequences of 150,119 genomes in the UK Biobank. Nature 2022</w:t>
+          <w:t xml:space="preserve">DOI: 10.1056/NEJMp2407586</w:t>
         </w:r>
       </w:hyperlink>
-      <w:r>
-        <w:rPr>
-          <w:sz w:val="22"/>
-        </w:rPr>
-        <w:t xml:space="preserve"> - biobank-scale WGS; benchmark for the WGS resource AoU also delivers. · </w:t>
-      </w:r>
+    </w:p>
+    <w:p>
+      <w:pPr>
+        <w:pStyle w:val="Heading2"/>
+      </w:pPr>
+      <w:r>
+        <w:t>4.5 Frontiers needing assays AoU lacks ("partner, don't chase")</w:t>
+      </w:r>
+    </w:p>
+    <w:p>
+      <w:pPr>
+        <w:spacing w:after="80"/>
+      </w:pPr>
       <w:r>
         <w:rPr>
           <w:b/>
-          <w:sz w:val="22"/>
-        </w:rPr>
-        <w:t>DOI:</w:t>
-      </w:r>
-      <w:r>
-        <w:rPr>
-          <w:sz w:val="22"/>
-        </w:rPr>
-        <w:t xml:space="preserve"> </w:t>
+          <w:sz w:val="20"/>
+        </w:rPr>
+        <w:t>Jumper et al. Highly accurate protein structure prediction with AlphaFold. Nature 2021.</w:t>
+      </w:r>
+      <w:r>
+        <w:rPr>
+          <w:sz w:val="20"/>
+        </w:rPr>
+        <w:t xml:space="preserve">  </w:t>
+      </w:r>
+      <w:hyperlink r:id="rId35">
+        <w:r>
+          <w:rPr>
+            <w:color w:val="1155CC"/>
+            <w:u w:val="single"/>
+          </w:rPr>
+          <w:t xml:space="preserve">DOI: 10.1038/s41586-021-03819-2</w:t>
+        </w:r>
+      </w:hyperlink>
+    </w:p>
+    <w:p>
+      <w:pPr>
+        <w:spacing w:after="80"/>
+      </w:pPr>
+      <w:r>
+        <w:rPr>
+          <w:b/>
+          <w:sz w:val="20"/>
+        </w:rPr>
+        <w:t>Abramson et al. Accurate structure prediction of biomolecular interactions with AlphaFold 3. Nature 2024.</w:t>
+      </w:r>
+      <w:r>
+        <w:rPr>
+          <w:sz w:val="20"/>
+        </w:rPr>
+        <w:t xml:space="preserve">  </w:t>
       </w:r>
       <w:hyperlink r:id="rId77">
         <w:r>
@@ -2830,61 +3676,80 @@
             <w:color w:val="1155CC"/>
             <w:u w:val="single"/>
           </w:rPr>
-          <w:t xml:space="preserve">10.1038/s41586-022-04965-x</w:t>
+          <w:t xml:space="preserve">DOI: 10.1038/s41586-024-07487-w</w:t>
         </w:r>
       </w:hyperlink>
     </w:p>
     <w:p>
       <w:pPr>
-        <w:pStyle w:val="ListBullet"/>
-      </w:pPr>
+        <w:spacing w:after="80"/>
+      </w:pPr>
+      <w:r>
+        <w:rPr>
+          <w:b/>
+          <w:sz w:val="20"/>
+        </w:rPr>
+        <w:t>Marx. Method of the Year 2020: spatially resolved transcriptomics. Nature Methods 2021.</w:t>
+      </w:r>
+      <w:r>
+        <w:rPr>
+          <w:sz w:val="20"/>
+        </w:rPr>
+        <w:t xml:space="preserve">  </w:t>
+      </w:r>
       <w:hyperlink r:id="rId78">
         <w:r>
           <w:rPr>
             <w:color w:val="1155CC"/>
             <w:u w:val="single"/>
           </w:rPr>
-          <w:t xml:space="preserve">Verma et al. Diversity and scale: genetic architecture of 2,068 traits in the MVP. Science 2024</w:t>
+          <w:t xml:space="preserve">DOI: 10.1038/s41592-020-01033-y</w:t>
         </w:r>
       </w:hyperlink>
-      <w:r>
-        <w:rPr>
-          <w:sz w:val="22"/>
-        </w:rPr>
-        <w:t xml:space="preserve"> - multi-ancestry GWAS atlas (635,969); the discovery case for diverse biobanks.</w:t>
-      </w:r>
     </w:p>
     <w:p>
       <w:pPr>
-        <w:pStyle w:val="ListBullet"/>
-      </w:pPr>
+        <w:spacing w:after="80"/>
+      </w:pPr>
+      <w:r>
+        <w:rPr>
+          <w:b/>
+          <w:sz w:val="20"/>
+        </w:rPr>
+        <w:t>Regev et al. The Human Cell Atlas. eLife 2017.</w:t>
+      </w:r>
+      <w:r>
+        <w:rPr>
+          <w:sz w:val="20"/>
+        </w:rPr>
+        <w:t xml:space="preserve">  </w:t>
+      </w:r>
       <w:hyperlink r:id="rId79">
         <w:r>
           <w:rPr>
             <w:color w:val="1155CC"/>
             <w:u w:val="single"/>
           </w:rPr>
-          <w:t xml:space="preserve">Wojcik et al. Genetic analyses of diverse populations improves discovery for complex traits. Nature 2019</w:t>
+          <w:t xml:space="preserve">DOI: 10.7554/eLife.27041</w:t>
         </w:r>
       </w:hyperlink>
-      <w:r>
-        <w:rPr>
-          <w:sz w:val="22"/>
-        </w:rPr>
-        <w:t xml:space="preserve"> - PAGE study; diverse samples surface variants missed in European-only studies. · </w:t>
-      </w:r>
+    </w:p>
+    <w:p>
+      <w:pPr>
+        <w:spacing w:after="80"/>
+      </w:pPr>
       <w:r>
         <w:rPr>
           <w:b/>
-          <w:sz w:val="22"/>
-        </w:rPr>
-        <w:t>DOI:</w:t>
-      </w:r>
-      <w:r>
-        <w:rPr>
-          <w:sz w:val="22"/>
-        </w:rPr>
-        <w:t xml:space="preserve"> </w:t>
+          <w:sz w:val="20"/>
+        </w:rPr>
+        <w:t>The Tabula Sapiens Consortium. The Tabula Sapiens single-cell transcriptomic atlas of humans. Science 2022.</w:t>
+      </w:r>
+      <w:r>
+        <w:rPr>
+          <w:sz w:val="20"/>
+        </w:rPr>
+        <w:t xml:space="preserve">  </w:t>
       </w:r>
       <w:hyperlink r:id="rId80">
         <w:r>
@@ -2892,41 +3757,336 @@
             <w:color w:val="1155CC"/>
             <w:u w:val="single"/>
           </w:rPr>
-          <w:t xml:space="preserve">10.1038/s41586-019-1310-4</w:t>
+          <w:t xml:space="preserve">DOI: 10.1126/science.abl4896</w:t>
         </w:r>
       </w:hyperlink>
     </w:p>
     <w:p>
       <w:pPr>
-        <w:pStyle w:val="ListBullet"/>
-      </w:pPr>
+        <w:pStyle w:val="Heading2"/>
+      </w:pPr>
+      <w:r>
+        <w:t>Platform: Researcher Workbench</w:t>
+      </w:r>
+    </w:p>
+    <w:p>
+      <w:pPr>
+        <w:pStyle w:val="Heading2"/>
+      </w:pPr>
+      <w:r>
+        <w:t>5.1 Secure analysis platforms / data commons</w:t>
+      </w:r>
+    </w:p>
+    <w:p>
+      <w:pPr>
+        <w:spacing w:after="80"/>
+      </w:pPr>
+      <w:r>
+        <w:rPr>
+          <w:b/>
+          <w:sz w:val="20"/>
+        </w:rPr>
+        <w:t>Schatz et al. Inverting the model of genomics data sharing with the NHGRI AnVIL. Cell Genomics 2022.</w:t>
+      </w:r>
+      <w:r>
+        <w:rPr>
+          <w:sz w:val="20"/>
+        </w:rPr>
+        <w:t xml:space="preserve">  </w:t>
+      </w:r>
+      <w:hyperlink r:id="rId37">
+        <w:r>
+          <w:rPr>
+            <w:color w:val="1155CC"/>
+            <w:u w:val="single"/>
+          </w:rPr>
+          <w:t xml:space="preserve">DOI: 10.1016/j.xgen.2021.100085</w:t>
+        </w:r>
+      </w:hyperlink>
+    </w:p>
+    <w:p>
+      <w:pPr>
+        <w:spacing w:after="80"/>
+      </w:pPr>
+      <w:r>
+        <w:rPr>
+          <w:b/>
+          <w:sz w:val="20"/>
+        </w:rPr>
+        <w:t>Ahalt et al. Building a collaborative cloud platform (NHLBI BioData Catalyst). JAMIA 2023.</w:t>
+      </w:r>
+      <w:r>
+        <w:rPr>
+          <w:sz w:val="20"/>
+        </w:rPr>
+        <w:t xml:space="preserve">  </w:t>
+      </w:r>
+      <w:hyperlink r:id="rId38">
+        <w:r>
+          <w:rPr>
+            <w:color w:val="1155CC"/>
+            <w:u w:val="single"/>
+          </w:rPr>
+          <w:t xml:space="preserve">DOI: 10.1093/jamia/ocad048</w:t>
+        </w:r>
+      </w:hyperlink>
+    </w:p>
+    <w:p>
+      <w:pPr>
+        <w:spacing w:after="80"/>
+      </w:pPr>
+      <w:r>
+        <w:rPr>
+          <w:b/>
+          <w:sz w:val="20"/>
+        </w:rPr>
+        <w:t>O'Connor et al. Dockstore: sharing Docker-based tools and workflows. F1000Research 2017.</w:t>
+      </w:r>
+      <w:r>
+        <w:rPr>
+          <w:sz w:val="20"/>
+        </w:rPr>
+        <w:t xml:space="preserve">  </w:t>
+      </w:r>
+      <w:hyperlink r:id="rId39">
+        <w:r>
+          <w:rPr>
+            <w:color w:val="1155CC"/>
+            <w:u w:val="single"/>
+          </w:rPr>
+          <w:t xml:space="preserve">DOI: 10.12688/f1000research.10137.1</w:t>
+        </w:r>
+      </w:hyperlink>
+    </w:p>
+    <w:p>
+      <w:pPr>
+        <w:pStyle w:val="Heading2"/>
+      </w:pPr>
+      <w:r>
+        <w:t>5.2 Standards &amp; interoperability</w:t>
+      </w:r>
+    </w:p>
+    <w:p>
+      <w:pPr>
+        <w:spacing w:after="80"/>
+      </w:pPr>
+      <w:r>
+        <w:rPr>
+          <w:b/>
+          <w:sz w:val="20"/>
+        </w:rPr>
+        <w:t>Wilkinson et al. The FAIR Guiding Principles for scientific data management. Sci Data 2016.</w:t>
+      </w:r>
+      <w:r>
+        <w:rPr>
+          <w:sz w:val="20"/>
+        </w:rPr>
+        <w:t xml:space="preserve">  </w:t>
+      </w:r>
+      <w:hyperlink r:id="rId40">
+        <w:r>
+          <w:rPr>
+            <w:color w:val="1155CC"/>
+            <w:u w:val="single"/>
+          </w:rPr>
+          <w:t xml:space="preserve">DOI: 10.1038/sdata.2016.18</w:t>
+        </w:r>
+      </w:hyperlink>
+    </w:p>
+    <w:p>
+      <w:pPr>
+        <w:spacing w:after="80"/>
+      </w:pPr>
+      <w:r>
+        <w:rPr>
+          <w:b/>
+          <w:sz w:val="20"/>
+        </w:rPr>
+        <w:t>Rehm et al. GA4GH: International policies and standards for data sharing. Cell Genomics 2021.</w:t>
+      </w:r>
+      <w:r>
+        <w:rPr>
+          <w:sz w:val="20"/>
+        </w:rPr>
+        <w:t xml:space="preserve">  </w:t>
+      </w:r>
+      <w:hyperlink r:id="rId41">
+        <w:r>
+          <w:rPr>
+            <w:color w:val="1155CC"/>
+            <w:u w:val="single"/>
+          </w:rPr>
+          <w:t xml:space="preserve">DOI: 10.1016/j.xgen.2021.100029</w:t>
+        </w:r>
+      </w:hyperlink>
+    </w:p>
+    <w:p>
+      <w:pPr>
+        <w:spacing w:after="80"/>
+      </w:pPr>
+      <w:r>
+        <w:rPr>
+          <w:b/>
+          <w:sz w:val="20"/>
+        </w:rPr>
+        <w:t>Biomedical Data Translator Consortium. Toward A Universal Biomedical Data Translator. Clin Transl Sci 2019.</w:t>
+      </w:r>
+      <w:r>
+        <w:rPr>
+          <w:sz w:val="20"/>
+        </w:rPr>
+        <w:t xml:space="preserve">  </w:t>
+      </w:r>
       <w:hyperlink r:id="rId81">
         <w:r>
           <w:rPr>
             <w:color w:val="1155CC"/>
             <w:u w:val="single"/>
           </w:rPr>
-          <w:t xml:space="preserve">Zhou et al. Global Biobank Meta-analysis Initiative. Cell Genomics 2022</w:t>
+          <w:t xml:space="preserve">DOI: 10.1111/cts.12591</w:t>
         </w:r>
       </w:hyperlink>
-      <w:r>
-        <w:rPr>
-          <w:sz w:val="22"/>
-        </w:rPr>
-        <w:t xml:space="preserve"> - cross-biobank harmonization/comparison framework (23 biobanks). · </w:t>
-      </w:r>
+    </w:p>
+    <w:p>
+      <w:pPr>
+        <w:pStyle w:val="Heading2"/>
+      </w:pPr>
+      <w:r>
+        <w:t>Recommendations: responsible AI</w:t>
+      </w:r>
+    </w:p>
+    <w:p>
+      <w:pPr>
+        <w:spacing w:after="80"/>
+      </w:pPr>
       <w:r>
         <w:rPr>
           <w:b/>
-          <w:sz w:val="22"/>
-        </w:rPr>
-        <w:t>DOI:</w:t>
-      </w:r>
-      <w:r>
-        <w:rPr>
-          <w:sz w:val="22"/>
-        </w:rPr>
-        <w:t xml:space="preserve"> </w:t>
+          <w:sz w:val="20"/>
+        </w:rPr>
+        <w:t>Obermeyer et al. Dissecting racial bias in an algorithm used to manage the health of populations. Science 2019.</w:t>
+      </w:r>
+      <w:r>
+        <w:rPr>
+          <w:sz w:val="20"/>
+        </w:rPr>
+        <w:t xml:space="preserve">  </w:t>
+      </w:r>
+      <w:hyperlink r:id="rId42">
+        <w:r>
+          <w:rPr>
+            <w:color w:val="1155CC"/>
+            <w:u w:val="single"/>
+          </w:rPr>
+          <w:t xml:space="preserve">DOI: 10.1126/science.aax2342</w:t>
+        </w:r>
+      </w:hyperlink>
+    </w:p>
+    <w:p>
+      <w:pPr>
+        <w:spacing w:after="80"/>
+      </w:pPr>
+      <w:r>
+        <w:rPr>
+          <w:b/>
+          <w:sz w:val="20"/>
+        </w:rPr>
+        <w:t>Wiens et al. Do no harm: a roadmap for responsible machine learning for health care. Nat Med 2019.</w:t>
+      </w:r>
+      <w:r>
+        <w:rPr>
+          <w:sz w:val="20"/>
+        </w:rPr>
+        <w:t xml:space="preserve">  </w:t>
+      </w:r>
+      <w:hyperlink r:id="rId43">
+        <w:r>
+          <w:rPr>
+            <w:color w:val="1155CC"/>
+            <w:u w:val="single"/>
+          </w:rPr>
+          <w:t xml:space="preserve">DOI: 10.1038/s41591-019-0548-6</w:t>
+        </w:r>
+      </w:hyperlink>
+    </w:p>
+    <w:p>
+      <w:pPr>
+        <w:spacing w:after="80"/>
+      </w:pPr>
+      <w:r>
+        <w:rPr>
+          <w:b/>
+          <w:sz w:val="20"/>
+        </w:rPr>
+        <w:t>Rajkomar et al. Ensuring Fairness in Machine Learning to Advance Health Equity. Ann Intern Med 2018.</w:t>
+      </w:r>
+      <w:r>
+        <w:rPr>
+          <w:sz w:val="20"/>
+        </w:rPr>
+        <w:t xml:space="preserve">  </w:t>
+      </w:r>
+      <w:hyperlink r:id="rId44">
+        <w:r>
+          <w:rPr>
+            <w:color w:val="1155CC"/>
+            <w:u w:val="single"/>
+          </w:rPr>
+          <w:t xml:space="preserve">DOI: 10.7326/M18-1990</w:t>
+        </w:r>
+      </w:hyperlink>
+    </w:p>
+    <w:p>
+      <w:pPr>
+        <w:spacing w:after="80"/>
+      </w:pPr>
+      <w:r>
+        <w:rPr>
+          <w:b/>
+          <w:sz w:val="20"/>
+        </w:rPr>
+        <w:t>Char et al. Implementing Machine Learning in Health Care - Addressing Ethical Challenges. NEJM 2018.</w:t>
+      </w:r>
+      <w:r>
+        <w:rPr>
+          <w:sz w:val="20"/>
+        </w:rPr>
+        <w:t xml:space="preserve">  </w:t>
+      </w:r>
+      <w:hyperlink r:id="rId45">
+        <w:r>
+          <w:rPr>
+            <w:color w:val="1155CC"/>
+            <w:u w:val="single"/>
+          </w:rPr>
+          <w:t xml:space="preserve">DOI: 10.1056/NEJMp1714229</w:t>
+        </w:r>
+      </w:hyperlink>
+    </w:p>
+    <w:p>
+      <w:pPr>
+        <w:pStyle w:val="Heading2"/>
+      </w:pPr>
+      <w:r>
+        <w:t>Committee-sourced (All of Us program papers, 2026)</w:t>
+      </w:r>
+    </w:p>
+    <w:p>
+      <w:pPr>
+        <w:spacing w:after="80"/>
+      </w:pPr>
+      <w:r>
+        <w:rPr>
+          <w:b/>
+          <w:sz w:val="20"/>
+        </w:rPr>
+        <w:t>Montgomery et al. Assessing the generalizability of prevalence estimates from the All of Us Research Program. Am J Epidemiology 2026;195(7):1962–1973.</w:t>
+      </w:r>
+      <w:r>
+        <w:rPr>
+          <w:sz w:val="20"/>
+        </w:rPr>
+        <w:t xml:space="preserve">  </w:t>
       </w:r>
       <w:hyperlink r:id="rId82">
         <w:r>
@@ -2934,1688 +4094,63 @@
             <w:color w:val="1155CC"/>
             <w:u w:val="single"/>
           </w:rPr>
-          <w:t xml:space="preserve">10.1016/j.xgen.2022.100192</w:t>
+          <w:t xml:space="preserve">link</w:t>
         </w:r>
       </w:hyperlink>
     </w:p>
     <w:p>
       <w:pPr>
-        <w:pStyle w:val="Heading2"/>
-      </w:pPr>
-      <w:r>
-        <w:t>3.3 Gaps, diversity &amp; representativeness</w:t>
-      </w:r>
+        <w:spacing w:after="80"/>
+      </w:pPr>
+      <w:r>
+        <w:rPr>
+          <w:b/>
+          <w:sz w:val="20"/>
+        </w:rPr>
+        <w:t>waou: Weighting All of Us (Brannock/Elkasabi/Montgomery). CRAN 2026, v0.1.1.</w:t>
+      </w:r>
+      <w:r>
+        <w:rPr>
+          <w:sz w:val="20"/>
+        </w:rPr>
+        <w:t xml:space="preserve">  </w:t>
+      </w:r>
+      <w:hyperlink r:id="rId47">
+        <w:r>
+          <w:rPr>
+            <w:color w:val="1155CC"/>
+            <w:u w:val="single"/>
+          </w:rPr>
+          <w:t xml:space="preserve">link</w:t>
+        </w:r>
+      </w:hyperlink>
     </w:p>
     <w:p>
       <w:pPr>
-        <w:pStyle w:val="ListBullet"/>
-      </w:pPr>
+        <w:spacing w:after="80"/>
+      </w:pPr>
+      <w:r>
+        <w:rPr>
+          <w:b/>
+          <w:sz w:val="20"/>
+        </w:rPr>
+        <w:t>Cohn et al. Leveraging the All of Us Research Program to advance women's health. J Womens Health 2026;35(8):724–734.</w:t>
+      </w:r>
+      <w:r>
+        <w:rPr>
+          <w:sz w:val="20"/>
+        </w:rPr>
+        <w:t xml:space="preserve">  </w:t>
+      </w:r>
       <w:hyperlink r:id="rId83">
         <w:r>
           <w:rPr>
             <w:color w:val="1155CC"/>
             <w:u w:val="single"/>
           </w:rPr>
-          <w:t xml:space="preserve">Sirugo et al. The Missing Diversity in Human Genetic Studies. Cell 2019</w:t>
+          <w:t xml:space="preserve">link</w:t>
         </w:r>
       </w:hyperlink>
-      <w:r>
-        <w:rPr>
-          <w:sz w:val="22"/>
-        </w:rPr>
-        <w:t xml:space="preserve"> - the ancestry-imbalance statement (~78% of GWAS participants European) and its costs. · </w:t>
-      </w:r>
-      <w:r>
-        <w:rPr>
-          <w:b/>
-          <w:sz w:val="22"/>
-        </w:rPr>
-        <w:t>DOI:</w:t>
-      </w:r>
-      <w:r>
-        <w:rPr>
-          <w:sz w:val="22"/>
-        </w:rPr>
-        <w:t xml:space="preserve"> </w:t>
-      </w:r>
-      <w:hyperlink r:id="rId25">
-        <w:r>
-          <w:rPr>
-            <w:color w:val="1155CC"/>
-            <w:u w:val="single"/>
-          </w:rPr>
-          <w:t xml:space="preserve">10.1016/j.cell.2019.02.048</w:t>
-        </w:r>
-      </w:hyperlink>
-    </w:p>
-    <w:p>
-      <w:pPr>
-        <w:pStyle w:val="ListBullet"/>
-      </w:pPr>
-      <w:hyperlink r:id="rId26">
-        <w:r>
-          <w:rPr>
-            <w:color w:val="1155CC"/>
-            <w:u w:val="single"/>
-          </w:rPr>
-          <w:t xml:space="preserve">Martin et al. Clinical use of current polygenic risk scores may exacerbate health disparities. Nat Genet 2019</w:t>
-        </w:r>
-      </w:hyperlink>
-      <w:r>
-        <w:rPr>
-          <w:sz w:val="22"/>
-        </w:rPr>
-        <w:t xml:space="preserve"> - PRS far more accurate in European-ancestry individuals; the equity argument for AoU.</w:t>
-      </w:r>
-    </w:p>
-    <w:p>
-      <w:pPr>
-        <w:pStyle w:val="ListBullet"/>
-      </w:pPr>
-      <w:hyperlink r:id="rId84">
-        <w:r>
-          <w:rPr>
-            <w:color w:val="1155CC"/>
-            <w:u w:val="single"/>
-          </w:rPr>
-          <w:t xml:space="preserve">Popejoy &amp; Fullerton. Genomics is failing on diversity. Nature 2016</w:t>
-        </w:r>
-      </w:hyperlink>
-      <w:r>
-        <w:rPr>
-          <w:sz w:val="22"/>
-        </w:rPr>
-        <w:t xml:space="preserve"> - early audit of non-European underrepresentation; frames the gap AoU set out to close.</w:t>
-      </w:r>
-    </w:p>
-    <w:p>
-      <w:pPr>
-        <w:pStyle w:val="ListBullet"/>
-      </w:pPr>
-      <w:hyperlink r:id="rId85">
-        <w:r>
-          <w:rPr>
-            <w:color w:val="1155CC"/>
-            <w:u w:val="single"/>
-          </w:rPr>
-          <w:t xml:space="preserve">Fry et al. Comparison of UK Biobank participants with the general population. Am J Epidemiol 2017</w:t>
-        </w:r>
-      </w:hyperlink>
-      <w:r>
-        <w:rPr>
-          <w:sz w:val="22"/>
-        </w:rPr>
-        <w:t xml:space="preserve"> - 5.5% response rate and healthy-volunteer bias; the representativeness caveat for mega-biobanks. · </w:t>
-      </w:r>
-      <w:r>
-        <w:rPr>
-          <w:b/>
-          <w:sz w:val="22"/>
-        </w:rPr>
-        <w:t>DOI:</w:t>
-      </w:r>
-      <w:r>
-        <w:rPr>
-          <w:sz w:val="22"/>
-        </w:rPr>
-        <w:t xml:space="preserve"> </w:t>
-      </w:r>
-      <w:hyperlink r:id="rId27">
-        <w:r>
-          <w:rPr>
-            <w:color w:val="1155CC"/>
-            <w:u w:val="single"/>
-          </w:rPr>
-          <w:t xml:space="preserve">10.1093/aje/kwx246</w:t>
-        </w:r>
-      </w:hyperlink>
-    </w:p>
-    <w:p>
-      <w:pPr>
-        <w:pStyle w:val="ListBullet"/>
-      </w:pPr>
-      <w:hyperlink r:id="rId86">
-        <w:r>
-          <w:rPr>
-            <w:color w:val="1155CC"/>
-            <w:u w:val="single"/>
-          </w:rPr>
-          <w:t xml:space="preserve">Mills &amp; Rahal. A scientometric review of genome-wide association studies. Commun Biol 2019</w:t>
-        </w:r>
-      </w:hyperlink>
-      <w:r>
-        <w:rPr>
-          <w:sz w:val="22"/>
-        </w:rPr>
-        <w:t xml:space="preserve"> - GWAS bibliometrics showing persistent European dominance; the biobank-bibliometrics anchor.</w:t>
-      </w:r>
-    </w:p>
-    <w:p>
-      <w:pPr>
-        <w:pStyle w:val="Heading2"/>
-      </w:pPr>
-      <w:r>
-        <w:t>3.4 Interpretation</w:t>
-      </w:r>
-    </w:p>
-    <w:p>
-      <w:pPr>
-        <w:pStyle w:val="ListBullet"/>
-      </w:pPr>
-      <w:r>
-        <w:rPr>
-          <w:i/>
-          <w:sz w:val="22"/>
-        </w:rPr>
-        <w:t>AoU NEJM 2019</w:t>
-      </w:r>
-      <w:r>
-        <w:rPr>
-          <w:sz w:val="22"/>
-        </w:rPr>
-        <w:t xml:space="preserve"> - the diversity-first rationale that motivates benchmarking against the above.</w:t>
-      </w:r>
-    </w:p>
-    <w:p>
-      <w:pPr>
-        <w:pStyle w:val="Heading1"/>
-      </w:pPr>
-      <w:r>
-        <w:t>4. Emerging scientific frontiers and AoU white space</w:t>
-      </w:r>
-    </w:p>
-    <w:p>
-      <w:pPr>
-        <w:pStyle w:val="Heading2"/>
-      </w:pPr>
-      <w:r>
-        <w:t>4.1 AI foundation models in medicine (LLMs, clinical &amp; agentic AI)</w:t>
-      </w:r>
-    </w:p>
-    <w:p>
-      <w:pPr>
-        <w:pStyle w:val="ListBullet"/>
-      </w:pPr>
-      <w:hyperlink r:id="rId87">
-        <w:r>
-          <w:rPr>
-            <w:color w:val="1155CC"/>
-            <w:u w:val="single"/>
-          </w:rPr>
-          <w:t xml:space="preserve">Moor et al. Foundation models for generalist medical AI. Nature 2023</w:t>
-        </w:r>
-      </w:hyperlink>
-      <w:r>
-        <w:rPr>
-          <w:sz w:val="22"/>
-        </w:rPr>
-        <w:t xml:space="preserve"> - defines "generalist medical AI"; the conceptual anchor for the frontier. · </w:t>
-      </w:r>
-      <w:r>
-        <w:rPr>
-          <w:b/>
-          <w:sz w:val="22"/>
-        </w:rPr>
-        <w:t>DOI:</w:t>
-      </w:r>
-      <w:r>
-        <w:rPr>
-          <w:sz w:val="22"/>
-        </w:rPr>
-        <w:t xml:space="preserve"> </w:t>
-      </w:r>
-      <w:hyperlink r:id="rId28">
-        <w:r>
-          <w:rPr>
-            <w:color w:val="1155CC"/>
-            <w:u w:val="single"/>
-          </w:rPr>
-          <w:t xml:space="preserve">10.1038/s41586-023-05881-4</w:t>
-        </w:r>
-      </w:hyperlink>
-    </w:p>
-    <w:p>
-      <w:pPr>
-        <w:pStyle w:val="ListBullet"/>
-      </w:pPr>
-      <w:hyperlink r:id="rId88">
-        <w:r>
-          <w:rPr>
-            <w:color w:val="1155CC"/>
-            <w:u w:val="single"/>
-          </w:rPr>
-          <w:t xml:space="preserve">Singhal et al. Large language models encode clinical knowledge. Nature 2023</w:t>
-        </w:r>
-      </w:hyperlink>
-      <w:r>
-        <w:rPr>
-          <w:sz w:val="22"/>
-        </w:rPr>
-        <w:t xml:space="preserve"> - Med-PaLM/MultiMedQA; LLMs reach near-expert medical QA with a safety-evaluation framework. · </w:t>
-      </w:r>
-      <w:r>
-        <w:rPr>
-          <w:b/>
-          <w:sz w:val="22"/>
-        </w:rPr>
-        <w:t>DOI:</w:t>
-      </w:r>
-      <w:r>
-        <w:rPr>
-          <w:sz w:val="22"/>
-        </w:rPr>
-        <w:t xml:space="preserve"> </w:t>
-      </w:r>
-      <w:hyperlink r:id="rId29">
-        <w:r>
-          <w:rPr>
-            <w:color w:val="1155CC"/>
-            <w:u w:val="single"/>
-          </w:rPr>
-          <w:t xml:space="preserve">10.1038/s41586-023-06291-2</w:t>
-        </w:r>
-      </w:hyperlink>
-    </w:p>
-    <w:p>
-      <w:pPr>
-        <w:pStyle w:val="ListBullet"/>
-      </w:pPr>
-      <w:hyperlink r:id="rId89">
-        <w:r>
-          <w:rPr>
-            <w:color w:val="1155CC"/>
-            <w:u w:val="single"/>
-          </w:rPr>
-          <w:t xml:space="preserve">Nori et al. Capabilities of GPT-4 on Medical Challenge Problems. arXiv 2023</w:t>
-        </w:r>
-      </w:hyperlink>
-      <w:r>
-        <w:rPr>
-          <w:sz w:val="22"/>
-        </w:rPr>
-        <w:t xml:space="preserve"> </w:t>
-      </w:r>
-      <w:r>
-        <w:rPr>
-          <w:rFonts w:ascii="Consolas" w:hAnsi="Consolas"/>
-          <w:sz w:val="21"/>
-        </w:rPr>
-        <w:t>[preprint]</w:t>
-      </w:r>
-      <w:r>
-        <w:rPr>
-          <w:sz w:val="22"/>
-        </w:rPr>
-        <w:t xml:space="preserve"> - general-purpose GPT-4 exceeds USMLE passing score without fine-tuning. · </w:t>
-      </w:r>
-      <w:r>
-        <w:rPr>
-          <w:b/>
-          <w:sz w:val="22"/>
-        </w:rPr>
-        <w:t>DOI:</w:t>
-      </w:r>
-      <w:r>
-        <w:rPr>
-          <w:sz w:val="22"/>
-        </w:rPr>
-        <w:t xml:space="preserve"> </w:t>
-      </w:r>
-      <w:hyperlink r:id="rId90">
-        <w:r>
-          <w:rPr>
-            <w:color w:val="1155CC"/>
-            <w:u w:val="single"/>
-          </w:rPr>
-          <w:t xml:space="preserve">10.48550/arXiv.2303.13375</w:t>
-        </w:r>
-      </w:hyperlink>
-    </w:p>
-    <w:p>
-      <w:pPr>
-        <w:pStyle w:val="ListBullet"/>
-      </w:pPr>
-      <w:hyperlink r:id="rId91">
-        <w:r>
-          <w:rPr>
-            <w:color w:val="1155CC"/>
-            <w:u w:val="single"/>
-          </w:rPr>
-          <w:t xml:space="preserve">Kung et al. Performance of ChatGPT on USMLE. PLOS Digit Health 2023</w:t>
-        </w:r>
-      </w:hyperlink>
-      <w:r>
-        <w:rPr>
-          <w:sz w:val="22"/>
-        </w:rPr>
-        <w:t xml:space="preserve"> - early demonstration of LLM at USMLE threshold; catalyzed clinical-LLM interest.</w:t>
-      </w:r>
-    </w:p>
-    <w:p>
-      <w:pPr>
-        <w:pStyle w:val="ListBullet"/>
-      </w:pPr>
-      <w:hyperlink r:id="rId92">
-        <w:r>
-          <w:rPr>
-            <w:color w:val="1155CC"/>
-            <w:u w:val="single"/>
-          </w:rPr>
-          <w:t xml:space="preserve">Tu et al. Towards conversational diagnostic artificial intelligence. Nature 2025</w:t>
-        </w:r>
-      </w:hyperlink>
-      <w:r>
-        <w:rPr>
-          <w:sz w:val="22"/>
-        </w:rPr>
-        <w:t xml:space="preserve"> - AMIE diagnostic-dialogue agent; frontier of agentic clinical AI.</w:t>
-      </w:r>
-    </w:p>
-    <w:p>
-      <w:pPr>
-        <w:pStyle w:val="ListBullet"/>
-      </w:pPr>
-      <w:hyperlink r:id="rId93">
-        <w:r>
-          <w:rPr>
-            <w:color w:val="1155CC"/>
-            <w:u w:val="single"/>
-          </w:rPr>
-          <w:t xml:space="preserve">Mehandru et al. Evaluating large language models as agents in the clinic. npj Digit Med 2024</w:t>
-        </w:r>
-      </w:hyperlink>
-      <w:r>
-        <w:rPr>
-          <w:sz w:val="22"/>
-        </w:rPr>
-        <w:t xml:space="preserve"> - argues LLM agents be judged by workflow impact, not exam benchmarks. · </w:t>
-      </w:r>
-      <w:r>
-        <w:rPr>
-          <w:b/>
-          <w:sz w:val="22"/>
-        </w:rPr>
-        <w:t>DOI:</w:t>
-      </w:r>
-      <w:r>
-        <w:rPr>
-          <w:sz w:val="22"/>
-        </w:rPr>
-        <w:t xml:space="preserve"> </w:t>
-      </w:r>
-      <w:hyperlink r:id="rId94">
-        <w:r>
-          <w:rPr>
-            <w:color w:val="1155CC"/>
-            <w:u w:val="single"/>
-          </w:rPr>
-          <w:t xml:space="preserve">10.1038/s41746-024-01083-y</w:t>
-        </w:r>
-      </w:hyperlink>
-    </w:p>
-    <w:p>
-      <w:pPr>
-        <w:pStyle w:val="Heading2"/>
-      </w:pPr>
-      <w:r>
-        <w:t>4.2 Genomic / DNA sequence foundation models</w:t>
-      </w:r>
-    </w:p>
-    <w:p>
-      <w:pPr>
-        <w:pStyle w:val="ListBullet"/>
-      </w:pPr>
-      <w:hyperlink r:id="rId30">
-        <w:r>
-          <w:rPr>
-            <w:color w:val="1155CC"/>
-            <w:u w:val="single"/>
-          </w:rPr>
-          <w:t xml:space="preserve">Dalla-Torre et al. Nucleotide Transformer: robust foundation models for human genomics. Nat Methods 2025</w:t>
-        </w:r>
-      </w:hyperlink>
-      <w:r>
-        <w:rPr>
-          <w:sz w:val="22"/>
-        </w:rPr>
-        <w:t xml:space="preserve"> - benchmark-setting DNA language models (50M–2.5B params).</w:t>
-      </w:r>
-    </w:p>
-    <w:p>
-      <w:pPr>
-        <w:pStyle w:val="ListBullet"/>
-      </w:pPr>
-      <w:hyperlink r:id="rId95">
-        <w:r>
-          <w:rPr>
-            <w:color w:val="1155CC"/>
-            <w:u w:val="single"/>
-          </w:rPr>
-          <w:t xml:space="preserve">Ji et al. DNABERT. Bioinformatics 2021</w:t>
-        </w:r>
-      </w:hyperlink>
-      <w:r>
-        <w:rPr>
-          <w:sz w:val="22"/>
-        </w:rPr>
-        <w:t xml:space="preserve"> - foundational transformer establishing DNA-as-language pretraining. · </w:t>
-      </w:r>
-      <w:r>
-        <w:rPr>
-          <w:b/>
-          <w:sz w:val="22"/>
-        </w:rPr>
-        <w:t>DOI:</w:t>
-      </w:r>
-      <w:r>
-        <w:rPr>
-          <w:sz w:val="22"/>
-        </w:rPr>
-        <w:t xml:space="preserve"> </w:t>
-      </w:r>
-      <w:hyperlink r:id="rId96">
-        <w:r>
-          <w:rPr>
-            <w:color w:val="1155CC"/>
-            <w:u w:val="single"/>
-          </w:rPr>
-          <w:t xml:space="preserve">10.1093/bioinformatics/btab083</w:t>
-        </w:r>
-      </w:hyperlink>
-    </w:p>
-    <w:p>
-      <w:pPr>
-        <w:pStyle w:val="ListBullet"/>
-      </w:pPr>
-      <w:hyperlink r:id="rId31">
-        <w:r>
-          <w:rPr>
-            <w:color w:val="1155CC"/>
-            <w:u w:val="single"/>
-          </w:rPr>
-          <w:t xml:space="preserve">Nguyen et al. Sequence modeling and design from molecular to genome scale with Evo. Science 2024</w:t>
-        </w:r>
-      </w:hyperlink>
-      <w:r>
-        <w:rPr>
-          <w:sz w:val="22"/>
-        </w:rPr>
-        <w:t xml:space="preserve"> - 7B-param genomic model, 131k context; zero-shot function prediction and design.</w:t>
-      </w:r>
-    </w:p>
-    <w:p>
-      <w:pPr>
-        <w:pStyle w:val="ListBullet"/>
-      </w:pPr>
-      <w:hyperlink r:id="rId97">
-        <w:r>
-          <w:rPr>
-            <w:color w:val="1155CC"/>
-            <w:u w:val="single"/>
-          </w:rPr>
-          <w:t xml:space="preserve">Brixi et al. Genome modeling and design across all domains of life with Evo 2. bioRxiv 2025</w:t>
-        </w:r>
-      </w:hyperlink>
-      <w:r>
-        <w:rPr>
-          <w:sz w:val="22"/>
-        </w:rPr>
-        <w:t xml:space="preserve"> </w:t>
-      </w:r>
-      <w:r>
-        <w:rPr>
-          <w:rFonts w:ascii="Consolas" w:hAnsi="Consolas"/>
-          <w:sz w:val="21"/>
-        </w:rPr>
-        <w:t>[preprint]</w:t>
-      </w:r>
-      <w:r>
-        <w:rPr>
-          <w:sz w:val="22"/>
-        </w:rPr>
-        <w:t xml:space="preserve"> - 7B/40B, 1Mb context; variant-effect prediction without fine-tuning. </w:t>
-      </w:r>
-      <w:r>
-        <w:rPr>
-          <w:i/>
-          <w:sz w:val="22"/>
-        </w:rPr>
-        <w:t>(confirm journal version before submission)</w:t>
-      </w:r>
-    </w:p>
-    <w:p>
-      <w:pPr>
-        <w:pStyle w:val="Heading2"/>
-      </w:pPr>
-      <w:r>
-        <w:t>4.3 Multimodal modeling &amp; data integration</w:t>
-      </w:r>
-    </w:p>
-    <w:p>
-      <w:pPr>
-        <w:pStyle w:val="ListBullet"/>
-      </w:pPr>
-      <w:hyperlink r:id="rId32">
-        <w:r>
-          <w:rPr>
-            <w:color w:val="1155CC"/>
-            <w:u w:val="single"/>
-          </w:rPr>
-          <w:t xml:space="preserve">Acosta et al. Multimodal biomedical AI. Nature Medicine 2022</w:t>
-        </w:r>
-      </w:hyperlink>
-      <w:r>
-        <w:rPr>
-          <w:sz w:val="22"/>
-        </w:rPr>
-        <w:t xml:space="preserve"> - review of fusing biobank, EHR, imaging, biosensor, and omics data; directly relevant to AoU's integrated data.</w:t>
-      </w:r>
-    </w:p>
-    <w:p>
-      <w:pPr>
-        <w:pStyle w:val="ListBullet"/>
-      </w:pPr>
-      <w:hyperlink r:id="rId98">
-        <w:r>
-          <w:rPr>
-            <w:color w:val="1155CC"/>
-            <w:u w:val="single"/>
-          </w:rPr>
-          <w:t xml:space="preserve">Boehm et al. Harnessing multimodal data integration to advance precision oncology. Nat Rev Cancer 2022</w:t>
-        </w:r>
-      </w:hyperlink>
-      <w:r>
-        <w:rPr>
-          <w:sz w:val="22"/>
-        </w:rPr>
-        <w:t xml:space="preserve"> - integration of molecular/imaging/clinical modalities and its interoperability barriers. · </w:t>
-      </w:r>
-      <w:r>
-        <w:rPr>
-          <w:b/>
-          <w:sz w:val="22"/>
-        </w:rPr>
-        <w:t>DOI:</w:t>
-      </w:r>
-      <w:r>
-        <w:rPr>
-          <w:sz w:val="22"/>
-        </w:rPr>
-        <w:t xml:space="preserve"> </w:t>
-      </w:r>
-      <w:hyperlink r:id="rId99">
-        <w:r>
-          <w:rPr>
-            <w:color w:val="1155CC"/>
-            <w:u w:val="single"/>
-          </w:rPr>
-          <w:t xml:space="preserve">10.1038/s41568-021-00408-3</w:t>
-        </w:r>
-      </w:hyperlink>
-    </w:p>
-    <w:p>
-      <w:pPr>
-        <w:pStyle w:val="Heading2"/>
-      </w:pPr>
-      <w:r>
-        <w:t>4.4 Disease-definition &amp; methods shifts</w:t>
-      </w:r>
-    </w:p>
-    <w:p>
-      <w:pPr>
-        <w:pStyle w:val="ListBullet"/>
-      </w:pPr>
-      <w:hyperlink r:id="rId33">
-        <w:r>
-          <w:rPr>
-            <w:color w:val="1155CC"/>
-            <w:u w:val="single"/>
-          </w:rPr>
-          <w:t xml:space="preserve">Rinella et al. A multisociety Delphi consensus statement on new fatty liver disease nomenclature. Hepatology 2023</w:t>
-        </w:r>
-      </w:hyperlink>
-      <w:r>
-        <w:rPr>
-          <w:sz w:val="22"/>
-        </w:rPr>
-        <w:t xml:space="preserve"> - NAFLD→MASLD / NASH→MASH; redefines phenotyping for cohort studies.</w:t>
-      </w:r>
-    </w:p>
-    <w:p>
-      <w:pPr>
-        <w:pStyle w:val="ListBullet"/>
-      </w:pPr>
-      <w:hyperlink r:id="rId100">
-        <w:r>
-          <w:rPr>
-            <w:color w:val="1155CC"/>
-            <w:u w:val="single"/>
-          </w:rPr>
-          <w:t xml:space="preserve">Harrison et al. A Phase 3 Trial of Resmetirom in NASH with Liver Fibrosis (MAESTRO-NASH). N Engl J Med 2024</w:t>
-        </w:r>
-      </w:hyperlink>
-      <w:r>
-        <w:rPr>
-          <w:sz w:val="22"/>
-        </w:rPr>
-        <w:t xml:space="preserve"> - first phase-3 success; marks MASH as an actionable entity. · </w:t>
-      </w:r>
-      <w:r>
-        <w:rPr>
-          <w:b/>
-          <w:sz w:val="22"/>
-        </w:rPr>
-        <w:t>DOI:</w:t>
-      </w:r>
-      <w:r>
-        <w:rPr>
-          <w:sz w:val="22"/>
-        </w:rPr>
-        <w:t xml:space="preserve"> </w:t>
-      </w:r>
-      <w:hyperlink r:id="rId101">
-        <w:r>
-          <w:rPr>
-            <w:color w:val="1155CC"/>
-            <w:u w:val="single"/>
-          </w:rPr>
-          <w:t xml:space="preserve">10.1056/NEJMoa2309000</w:t>
-        </w:r>
-      </w:hyperlink>
-    </w:p>
-    <w:p>
-      <w:pPr>
-        <w:pStyle w:val="ListBullet"/>
-      </w:pPr>
-      <w:hyperlink r:id="rId102">
-        <w:r>
-          <w:rPr>
-            <w:color w:val="1155CC"/>
-            <w:u w:val="single"/>
-          </w:rPr>
-          <w:t xml:space="preserve">Hernán &amp; Robins. Using Big Data to Emulate a Target Trial When a Randomized Trial Is Not Available. Am J Epidemiol 2016</w:t>
-        </w:r>
-      </w:hyperlink>
-      <w:r>
-        <w:rPr>
-          <w:sz w:val="22"/>
-        </w:rPr>
-        <w:t xml:space="preserve"> - the founding target-trial-emulation framework; causal-inference anchor for EHR. · </w:t>
-      </w:r>
-      <w:r>
-        <w:rPr>
-          <w:b/>
-          <w:sz w:val="22"/>
-        </w:rPr>
-        <w:t>DOI:</w:t>
-      </w:r>
-      <w:r>
-        <w:rPr>
-          <w:sz w:val="22"/>
-        </w:rPr>
-        <w:t xml:space="preserve"> </w:t>
-      </w:r>
-      <w:hyperlink r:id="rId34">
-        <w:r>
-          <w:rPr>
-            <w:color w:val="1155CC"/>
-            <w:u w:val="single"/>
-          </w:rPr>
-          <w:t xml:space="preserve">10.1093/aje/kwv254</w:t>
-        </w:r>
-      </w:hyperlink>
-    </w:p>
-    <w:p>
-      <w:pPr>
-        <w:pStyle w:val="ListBullet"/>
-      </w:pPr>
-      <w:hyperlink r:id="rId103">
-        <w:r>
-          <w:rPr>
-            <w:color w:val="1155CC"/>
-            <w:u w:val="single"/>
-          </w:rPr>
-          <w:t xml:space="preserve">Hubbard et al. Target Trial Emulation for Observational Studies - Potential and Pitfalls. N Engl J Med 2024</w:t>
-        </w:r>
-      </w:hyperlink>
-      <w:r>
-        <w:rPr>
-          <w:sz w:val="22"/>
-        </w:rPr>
-        <w:t xml:space="preserve"> - strengths and biases of TTE on EHR/claims.</w:t>
-      </w:r>
-    </w:p>
-    <w:p>
-      <w:pPr>
-        <w:pStyle w:val="Heading2"/>
-      </w:pPr>
-      <w:r>
-        <w:t>4.5 Frontiers needing assays AoU lacks ("partner, don't chase")</w:t>
-      </w:r>
-    </w:p>
-    <w:p>
-      <w:pPr>
-        <w:pStyle w:val="ListBullet"/>
-      </w:pPr>
-      <w:hyperlink r:id="rId104">
-        <w:r>
-          <w:rPr>
-            <w:color w:val="1155CC"/>
-            <w:u w:val="single"/>
-          </w:rPr>
-          <w:t xml:space="preserve">Jumper et al. Highly accurate protein structure prediction with AlphaFold. Nature 2021</w:t>
-        </w:r>
-      </w:hyperlink>
-      <w:r>
-        <w:rPr>
-          <w:sz w:val="22"/>
-        </w:rPr>
-        <w:t xml:space="preserve"> - AlphaFold2; a frontier to leverage, not reproduce. · </w:t>
-      </w:r>
-      <w:r>
-        <w:rPr>
-          <w:b/>
-          <w:sz w:val="22"/>
-        </w:rPr>
-        <w:t>DOI:</w:t>
-      </w:r>
-      <w:r>
-        <w:rPr>
-          <w:sz w:val="22"/>
-        </w:rPr>
-        <w:t xml:space="preserve"> </w:t>
-      </w:r>
-      <w:hyperlink r:id="rId35">
-        <w:r>
-          <w:rPr>
-            <w:color w:val="1155CC"/>
-            <w:u w:val="single"/>
-          </w:rPr>
-          <w:t xml:space="preserve">10.1038/s41586-021-03819-2</w:t>
-        </w:r>
-      </w:hyperlink>
-    </w:p>
-    <w:p>
-      <w:pPr>
-        <w:pStyle w:val="ListBullet"/>
-      </w:pPr>
-      <w:hyperlink r:id="rId105">
-        <w:r>
-          <w:rPr>
-            <w:color w:val="1155CC"/>
-            <w:u w:val="single"/>
-          </w:rPr>
-          <w:t xml:space="preserve">Abramson et al. Accurate structure prediction of biomolecular interactions with AlphaFold 3. Nature 2024</w:t>
-        </w:r>
-      </w:hyperlink>
-      <w:r>
-        <w:rPr>
-          <w:sz w:val="22"/>
-        </w:rPr>
-        <w:t xml:space="preserve"> - extends to protein–ligand/nucleic-acid complexes. · </w:t>
-      </w:r>
-      <w:r>
-        <w:rPr>
-          <w:b/>
-          <w:sz w:val="22"/>
-        </w:rPr>
-        <w:t>DOI:</w:t>
-      </w:r>
-      <w:r>
-        <w:rPr>
-          <w:sz w:val="22"/>
-        </w:rPr>
-        <w:t xml:space="preserve"> </w:t>
-      </w:r>
-      <w:hyperlink r:id="rId106">
-        <w:r>
-          <w:rPr>
-            <w:color w:val="1155CC"/>
-            <w:u w:val="single"/>
-          </w:rPr>
-          <w:t xml:space="preserve">10.1038/s41586-024-07487-w</w:t>
-        </w:r>
-      </w:hyperlink>
-    </w:p>
-    <w:p>
-      <w:pPr>
-        <w:pStyle w:val="ListBullet"/>
-      </w:pPr>
-      <w:hyperlink r:id="rId107">
-        <w:r>
-          <w:rPr>
-            <w:color w:val="1155CC"/>
-            <w:u w:val="single"/>
-          </w:rPr>
-          <w:t xml:space="preserve">Marx. Method of the Year 2020: spatially resolved transcriptomics. Nature Methods 2021</w:t>
-        </w:r>
-      </w:hyperlink>
-      <w:r>
-        <w:rPr>
-          <w:sz w:val="22"/>
-        </w:rPr>
-        <w:t xml:space="preserve"> - a tissue-assay frontier beyond a population cohort's sample types. · </w:t>
-      </w:r>
-      <w:r>
-        <w:rPr>
-          <w:b/>
-          <w:sz w:val="22"/>
-        </w:rPr>
-        <w:t>DOI:</w:t>
-      </w:r>
-      <w:r>
-        <w:rPr>
-          <w:sz w:val="22"/>
-        </w:rPr>
-        <w:t xml:space="preserve"> </w:t>
-      </w:r>
-      <w:hyperlink r:id="rId108">
-        <w:r>
-          <w:rPr>
-            <w:color w:val="1155CC"/>
-            <w:u w:val="single"/>
-          </w:rPr>
-          <w:t xml:space="preserve">10.1038/s41592-020-01033-y</w:t>
-        </w:r>
-      </w:hyperlink>
-    </w:p>
-    <w:p>
-      <w:pPr>
-        <w:pStyle w:val="ListBullet"/>
-      </w:pPr>
-      <w:hyperlink r:id="rId109">
-        <w:r>
-          <w:rPr>
-            <w:color w:val="1155CC"/>
-            <w:u w:val="single"/>
-          </w:rPr>
-          <w:t xml:space="preserve">Regev et al. The Human Cell Atlas. eLife 2017</w:t>
-        </w:r>
-      </w:hyperlink>
-      <w:r>
-        <w:rPr>
-          <w:sz w:val="22"/>
-        </w:rPr>
-        <w:t xml:space="preserve"> - the single-cell reference effort AoU can align to rather than duplicate.</w:t>
-      </w:r>
-    </w:p>
-    <w:p>
-      <w:pPr>
-        <w:pStyle w:val="ListBullet"/>
-      </w:pPr>
-      <w:hyperlink r:id="rId110">
-        <w:r>
-          <w:rPr>
-            <w:color w:val="1155CC"/>
-            <w:u w:val="single"/>
-          </w:rPr>
-          <w:t xml:space="preserve">The Tabula Sapiens Consortium. The Tabula Sapiens single-cell transcriptomic atlas of humans. Science 2022</w:t>
-        </w:r>
-      </w:hyperlink>
-      <w:r>
-        <w:rPr>
-          <w:sz w:val="22"/>
-        </w:rPr>
-        <w:t xml:space="preserve"> - ~500k cells / 24 tissues; requires assays AoU does not collect. · </w:t>
-      </w:r>
-      <w:r>
-        <w:rPr>
-          <w:b/>
-          <w:sz w:val="22"/>
-        </w:rPr>
-        <w:t>DOI:</w:t>
-      </w:r>
-      <w:r>
-        <w:rPr>
-          <w:sz w:val="22"/>
-        </w:rPr>
-        <w:t xml:space="preserve"> </w:t>
-      </w:r>
-      <w:hyperlink r:id="rId111">
-        <w:r>
-          <w:rPr>
-            <w:color w:val="1155CC"/>
-            <w:u w:val="single"/>
-          </w:rPr>
-          <w:t xml:space="preserve">10.1126/science.abl4896</w:t>
-        </w:r>
-      </w:hyperlink>
-    </w:p>
-    <w:p>
-      <w:pPr>
-        <w:pStyle w:val="Heading1"/>
-      </w:pPr>
-      <w:r>
-        <w:t>5. The analysis platform: the Researcher Workbench</w:t>
-      </w:r>
-    </w:p>
-    <w:p>
-      <w:pPr>
-        <w:pStyle w:val="Heading2"/>
-      </w:pPr>
-      <w:r>
-        <w:t>5.1 Secure analysis platforms / data commons</w:t>
-      </w:r>
-    </w:p>
-    <w:p>
-      <w:pPr>
-        <w:pStyle w:val="ListBullet"/>
-      </w:pPr>
-      <w:r>
-        <w:rPr>
-          <w:i/>
-          <w:sz w:val="22"/>
-        </w:rPr>
-        <w:t>Haendel et al. N3C. JAMIA 2021</w:t>
-      </w:r>
-      <w:r>
-        <w:rPr>
-          <w:sz w:val="22"/>
-        </w:rPr>
-        <w:t xml:space="preserve"> (see Anchor seeds) - the secure governed enclave model. </w:t>
-      </w:r>
-      <w:r>
-        <w:rPr>
-          <w:b/>
-          <w:sz w:val="22"/>
-        </w:rPr>
-        <w:t>[Author-group]</w:t>
-      </w:r>
-    </w:p>
-    <w:p>
-      <w:pPr>
-        <w:pStyle w:val="ListBullet"/>
-      </w:pPr>
-      <w:r>
-        <w:rPr>
-          <w:i/>
-          <w:sz w:val="22"/>
-        </w:rPr>
-        <w:t>Ramirez et al. Patterns 2022</w:t>
-      </w:r>
-      <w:r>
-        <w:rPr>
-          <w:sz w:val="22"/>
-        </w:rPr>
-        <w:t xml:space="preserve"> - the cloud-based Researcher Workbench and data-passport access model.</w:t>
-      </w:r>
-    </w:p>
-    <w:p>
-      <w:pPr>
-        <w:pStyle w:val="ListBullet"/>
-      </w:pPr>
-      <w:hyperlink r:id="rId37">
-        <w:r>
-          <w:rPr>
-            <w:color w:val="1155CC"/>
-            <w:u w:val="single"/>
-          </w:rPr>
-          <w:t xml:space="preserve">Schatz et al. Inverting the model of genomics data sharing with the NHGRI AnVIL. Cell Genomics 2022</w:t>
-        </w:r>
-      </w:hyperlink>
-      <w:r>
-        <w:rPr>
-          <w:sz w:val="22"/>
-        </w:rPr>
-        <w:t xml:space="preserve"> - canonical AnVIL "bring-compute-to-data" paper.</w:t>
-      </w:r>
-    </w:p>
-    <w:p>
-      <w:pPr>
-        <w:pStyle w:val="ListBullet"/>
-      </w:pPr>
-      <w:hyperlink r:id="rId38">
-        <w:r>
-          <w:rPr>
-            <w:color w:val="1155CC"/>
-            <w:u w:val="single"/>
-          </w:rPr>
-          <w:t xml:space="preserve">Ahalt et al. Building a collaborative cloud platform (NHLBI BioData Catalyst). JAMIA 2023</w:t>
-        </w:r>
-      </w:hyperlink>
-      <w:r>
-        <w:rPr>
-          <w:sz w:val="22"/>
-        </w:rPr>
-        <w:t xml:space="preserve"> - community-driven cloud data/compute commons.</w:t>
-      </w:r>
-    </w:p>
-    <w:p>
-      <w:pPr>
-        <w:pStyle w:val="ListBullet"/>
-      </w:pPr>
-      <w:hyperlink r:id="rId39">
-        <w:r>
-          <w:rPr>
-            <w:color w:val="1155CC"/>
-            <w:u w:val="single"/>
-          </w:rPr>
-          <w:t xml:space="preserve">O'Connor et al. Dockstore: sharing Docker-based tools and workflows. F1000Research 2017</w:t>
-        </w:r>
-      </w:hyperlink>
-      <w:r>
-        <w:rPr>
-          <w:sz w:val="22"/>
-        </w:rPr>
-        <w:t xml:space="preserve"> - registry of portable containerized workflows across commons.</w:t>
-      </w:r>
-    </w:p>
-    <w:p>
-      <w:pPr>
-        <w:pStyle w:val="Heading2"/>
-      </w:pPr>
-      <w:r>
-        <w:t>5.2 Standards &amp; interoperability</w:t>
-      </w:r>
-    </w:p>
-    <w:p>
-      <w:pPr>
-        <w:pStyle w:val="ListBullet"/>
-      </w:pPr>
-      <w:hyperlink r:id="rId40">
-        <w:r>
-          <w:rPr>
-            <w:color w:val="1155CC"/>
-            <w:u w:val="single"/>
-          </w:rPr>
-          <w:t xml:space="preserve">Wilkinson et al. The FAIR Guiding Principles for scientific data management. Sci Data 2016</w:t>
-        </w:r>
-      </w:hyperlink>
-      <w:r>
-        <w:rPr>
-          <w:sz w:val="22"/>
-        </w:rPr>
-        <w:t xml:space="preserve"> - the canonical FAIR principles.</w:t>
-      </w:r>
-    </w:p>
-    <w:p>
-      <w:pPr>
-        <w:pStyle w:val="ListBullet"/>
-      </w:pPr>
-      <w:hyperlink r:id="rId41">
-        <w:r>
-          <w:rPr>
-            <w:color w:val="1155CC"/>
-            <w:u w:val="single"/>
-          </w:rPr>
-          <w:t xml:space="preserve">Rehm et al. GA4GH: International policies and standards for data sharing. Cell Genomics 2021</w:t>
-        </w:r>
-      </w:hyperlink>
-      <w:r>
-        <w:rPr>
-          <w:sz w:val="22"/>
-        </w:rPr>
-        <w:t xml:space="preserve"> - interoperable standards and policy for responsible genomic/clinical data sharing.</w:t>
-      </w:r>
-    </w:p>
-    <w:p>
-      <w:pPr>
-        <w:pStyle w:val="ListBullet"/>
-      </w:pPr>
-      <w:r>
-        <w:rPr>
-          <w:i/>
-          <w:sz w:val="22"/>
-        </w:rPr>
-        <w:t>Jacobsen et al. GA4GH Phenopacket schema. Nat Biotechnol 2022</w:t>
-      </w:r>
-      <w:r>
-        <w:rPr>
-          <w:sz w:val="22"/>
-        </w:rPr>
-        <w:t xml:space="preserve"> (see Anchor seeds) - computable phenotype exchange. </w:t>
-      </w:r>
-      <w:r>
-        <w:rPr>
-          <w:b/>
-          <w:sz w:val="22"/>
-        </w:rPr>
-        <w:t>[Author-group]</w:t>
-      </w:r>
-    </w:p>
-    <w:p>
-      <w:pPr>
-        <w:pStyle w:val="ListBullet"/>
-      </w:pPr>
-      <w:r>
-        <w:rPr>
-          <w:i/>
-          <w:sz w:val="22"/>
-        </w:rPr>
-        <w:t>Overhage et al. OMOP CDM. JAMIA 2012</w:t>
-      </w:r>
-      <w:r>
-        <w:rPr>
-          <w:sz w:val="22"/>
-        </w:rPr>
-        <w:t xml:space="preserve"> - harmonized multi-site analytics (as used by N3C/OHDSI).</w:t>
-      </w:r>
-    </w:p>
-    <w:p>
-      <w:pPr>
-        <w:pStyle w:val="ListBullet"/>
-      </w:pPr>
-      <w:hyperlink r:id="rId112">
-        <w:r>
-          <w:rPr>
-            <w:color w:val="1155CC"/>
-            <w:u w:val="single"/>
-          </w:rPr>
-          <w:t xml:space="preserve">Biomedical Data Translator Consortium. Toward A Universal Biomedical Data Translator. Clin Transl Sci 2019</w:t>
-        </w:r>
-      </w:hyperlink>
-      <w:r>
-        <w:rPr>
-          <w:sz w:val="22"/>
-        </w:rPr>
-        <w:t xml:space="preserve"> - NCATS Translator reasoning over integrated knowledge graphs. </w:t>
-      </w:r>
-      <w:r>
-        <w:rPr>
-          <w:i/>
-          <w:sz w:val="22"/>
-        </w:rPr>
-        <w:t>(consortium byline - not tagged; see caveats)</w:t>
-      </w:r>
-    </w:p>
-    <w:p>
-      <w:pPr>
-        <w:pStyle w:val="Heading1"/>
-      </w:pPr>
-      <w:r>
-        <w:t>6. Recommendations - governed/responsible AI for the refreshed roadmap</w:t>
-      </w:r>
-    </w:p>
-    <w:p>
-      <w:pPr>
-        <w:pStyle w:val="ListBullet"/>
-      </w:pPr>
-      <w:hyperlink r:id="rId42">
-        <w:r>
-          <w:rPr>
-            <w:color w:val="1155CC"/>
-            <w:u w:val="single"/>
-          </w:rPr>
-          <w:t xml:space="preserve">Obermeyer et al. Dissecting racial bias in an algorithm used to manage the health of populations. Science 2019</w:t>
-        </w:r>
-      </w:hyperlink>
-      <w:r>
-        <w:rPr>
-          <w:sz w:val="22"/>
-        </w:rPr>
-        <w:t xml:space="preserve"> - landmark demonstration of racial bias in a deployed clinical algorithm.</w:t>
-      </w:r>
-    </w:p>
-    <w:p>
-      <w:pPr>
-        <w:pStyle w:val="ListBullet"/>
-      </w:pPr>
-      <w:hyperlink r:id="rId43">
-        <w:r>
-          <w:rPr>
-            <w:color w:val="1155CC"/>
-            <w:u w:val="single"/>
-          </w:rPr>
-          <w:t xml:space="preserve">Wiens et al. Do no harm: a roadmap for responsible machine learning for health care. Nat Med 2019</w:t>
-        </w:r>
-      </w:hyperlink>
-      <w:r>
-        <w:rPr>
-          <w:sz w:val="22"/>
-        </w:rPr>
-        <w:t xml:space="preserve"> - framework for responsibly moving ML to deployment.</w:t>
-      </w:r>
-    </w:p>
-    <w:p>
-      <w:pPr>
-        <w:pStyle w:val="ListBullet"/>
-      </w:pPr>
-      <w:hyperlink r:id="rId44">
-        <w:r>
-          <w:rPr>
-            <w:color w:val="1155CC"/>
-            <w:u w:val="single"/>
-          </w:rPr>
-          <w:t xml:space="preserve">Rajkomar et al. Ensuring Fairness in Machine Learning to Advance Health Equity. Ann Intern Med 2018</w:t>
-        </w:r>
-      </w:hyperlink>
-      <w:r>
-        <w:rPr>
-          <w:sz w:val="22"/>
-        </w:rPr>
-        <w:t xml:space="preserve"> - fairness criteria and distributive-justice principles for clinical ML.</w:t>
-      </w:r>
-    </w:p>
-    <w:p>
-      <w:pPr>
-        <w:pStyle w:val="ListBullet"/>
-      </w:pPr>
-      <w:hyperlink r:id="rId45">
-        <w:r>
-          <w:rPr>
-            <w:color w:val="1155CC"/>
-            <w:u w:val="single"/>
-          </w:rPr>
-          <w:t xml:space="preserve">Char et al. Implementing Machine Learning in Health Care - Addressing Ethical Challenges. NEJM 2018</w:t>
-        </w:r>
-      </w:hyperlink>
-      <w:r>
-        <w:rPr>
-          <w:sz w:val="22"/>
-        </w:rPr>
-        <w:t xml:space="preserve"> - ethical risks (bias, oversight) in clinical ML.</w:t>
-      </w:r>
-    </w:p>
-    <w:p>
-      <w:r>
-        <w:rPr>
-          <w:sz w:val="22"/>
-        </w:rPr>
-        <w:t>**</w:t>
-      </w:r>
-    </w:p>
-    <w:p>
-      <w:pPr>
-        <w:pStyle w:val="Heading1"/>
-      </w:pPr>
-      <w:r>
-        <w:t>Caveats to check before use</w:t>
-      </w:r>
-    </w:p>
-    <w:p>
-      <w:r>
-        <w:rPr>
-          <w:b/>
-          <w:sz w:val="22"/>
-        </w:rPr>
-        <w:t>Cross-listed (list once; cited in multiple sections):</w:t>
-      </w:r>
-      <w:r>
-        <w:rPr>
-          <w:sz w:val="22"/>
-        </w:rPr>
-        <w:t xml:space="preserve"> AoU NEJM 2019; Ramirez Patterns 2022; Overhage OMOP 2012; Jacobsen Phenopacket 2022 (Anchor).</w:t>
-      </w:r>
-    </w:p>
-    <w:p>
-      <w:r>
-        <w:rPr>
-          <w:b/>
-          <w:sz w:val="22"/>
-        </w:rPr>
-        <w:t>Preprints (confirm/upgrade to journal version before submission):</w:t>
-      </w:r>
-      <w:r>
-        <w:rPr>
-          <w:sz w:val="22"/>
-        </w:rPr>
-        <w:t xml:space="preserve"> Nori et al. GPT-4 (arXiv 2303.13375); Brixi et al. Evo 2 (bioRxiv 2025.02.18.638918 - reportedly later in </w:t>
-      </w:r>
-      <w:r>
-        <w:rPr>
-          <w:i/>
-          <w:sz w:val="22"/>
-        </w:rPr>
-        <w:t>Nature</w:t>
-      </w:r>
-      <w:r>
-        <w:rPr>
-          <w:sz w:val="22"/>
-        </w:rPr>
-        <w:t xml:space="preserve"> ~2026; verify).</w:t>
-      </w:r>
-    </w:p>
-    <w:p>
-      <w:r>
-        <w:rPr>
-          <w:b/>
-          <w:sz w:val="22"/>
-        </w:rPr>
-        <w:t>Dual-journal:</w:t>
-      </w:r>
-      <w:r>
-        <w:rPr>
-          <w:sz w:val="22"/>
-        </w:rPr>
-        <w:t xml:space="preserve"> Rinella MASLD consensus co-published in </w:t>
-      </w:r>
-      <w:r>
-        <w:rPr>
-          <w:i/>
-          <w:sz w:val="22"/>
-        </w:rPr>
-        <w:t>Hepatology</w:t>
-      </w:r>
-      <w:r>
-        <w:rPr>
-          <w:sz w:val="22"/>
-        </w:rPr>
-        <w:t xml:space="preserve"> (DOI above) and </w:t>
-      </w:r>
-      <w:r>
-        <w:rPr>
-          <w:i/>
-          <w:sz w:val="22"/>
-        </w:rPr>
-        <w:t>J Hepatol</w:t>
-      </w:r>
-      <w:r>
-        <w:rPr>
-          <w:sz w:val="22"/>
-        </w:rPr>
-        <w:t xml:space="preserve"> 2023;79(6):1542–1556 - cite per the manuscript's style.</w:t>
-      </w:r>
-    </w:p>
-    <w:p>
-      <w:r>
-        <w:rPr>
-          <w:b/>
-          <w:sz w:val="22"/>
-        </w:rPr>
-        <w:t>Preprint→journal already resolved:</w:t>
-      </w:r>
-      <w:r>
-        <w:rPr>
-          <w:sz w:val="22"/>
-        </w:rPr>
-        <w:t xml:space="preserve"> Nucleotide Transformer cited to </w:t>
-      </w:r>
-      <w:r>
-        <w:rPr>
-          <w:i/>
-          <w:sz w:val="22"/>
-        </w:rPr>
-        <w:t>Nat Methods</w:t>
-      </w:r>
-      <w:r>
-        <w:rPr>
-          <w:sz w:val="22"/>
-        </w:rPr>
-        <w:t xml:space="preserve"> 2025 (not the 2023 bioRxiv); Evo to </w:t>
-      </w:r>
-      <w:r>
-        <w:rPr>
-          <w:i/>
-          <w:sz w:val="22"/>
-        </w:rPr>
-        <w:t>Science</w:t>
-      </w:r>
-      <w:r>
-        <w:rPr>
-          <w:sz w:val="22"/>
-        </w:rPr>
-        <w:t xml:space="preserve"> 2024; Mondo to </w:t>
-      </w:r>
-      <w:r>
-        <w:rPr>
-          <w:i/>
-          <w:sz w:val="22"/>
-        </w:rPr>
-        <w:t>Genetics</w:t>
-      </w:r>
-      <w:r>
-        <w:rPr>
-          <w:sz w:val="22"/>
-        </w:rPr>
-        <w:t xml:space="preserve"> 2025 (not 2022 medRxiv).</w:t>
-      </w:r>
-    </w:p>
-    <w:p>
-      <w:r>
-        <w:rPr>
-          <w:b/>
-          <w:sz w:val="22"/>
-        </w:rPr>
-        <w:t>Author-group tagging:</w:t>
-      </w:r>
-    </w:p>
-    <w:p>
-      <w:pPr>
-        <w:pStyle w:val="ListBullet"/>
-      </w:pPr>
-      <w:r>
-        <w:rPr>
-          <w:sz w:val="22"/>
-        </w:rPr>
-        <w:t>Tagged (byline-verified): N3C (Haendel 1st), Monarch 2019/2024 (Haendel senior), HPO 2021 (Haendel in large byline), Phenopacket 2022, Mondo 2025.</w:t>
-      </w:r>
-    </w:p>
-    <w:p>
-      <w:pPr>
-        <w:pStyle w:val="ListBullet"/>
-      </w:pPr>
-      <w:r>
-        <w:rPr>
-          <w:b/>
-          <w:sz w:val="22"/>
-        </w:rPr>
-        <w:t>NOT tagged:</w:t>
-      </w:r>
-      <w:r>
-        <w:rPr>
-          <w:sz w:val="22"/>
-        </w:rPr>
-        <w:t xml:space="preserve"> Biomedical Data Translator Consortium (Clin Transl Sci 2019) carries a </w:t>
-      </w:r>
-      <w:r>
-        <w:rPr>
-          <w:i/>
-          <w:sz w:val="22"/>
-        </w:rPr>
-        <w:t>consortium</w:t>
-      </w:r>
-      <w:r>
-        <w:rPr>
-          <w:sz w:val="22"/>
-        </w:rPr>
-        <w:t xml:space="preserve"> byline with no individual authors - Haendel is a program participant, not a byline author; placed in untagged. (Date also ambiguous: epub Nov 2018, print 2019.)</w:t>
-      </w:r>
-    </w:p>
-    <w:p>
-      <w:r>
-        <w:rPr>
-          <w:b/>
-          <w:sz w:val="22"/>
-        </w:rPr>
-        <w:t>Gray literature:</w:t>
-      </w:r>
-      <w:r>
-        <w:rPr>
-          <w:sz w:val="22"/>
-        </w:rPr>
-        <w:t xml:space="preserve"> the PMI Working Group report is an NIH government report, not peer-reviewed (included as the foundational design document).</w:t>
-      </w:r>
-    </w:p>
-    <w:p>
-      <w:r>
-        <w:rPr>
-          <w:b/>
-          <w:sz w:val="22"/>
-        </w:rPr>
-        <w:t>Deliberately omitted (no verifiable canonical paper found - do not add unverified):</w:t>
-      </w:r>
-      <w:r>
-        <w:rPr>
-          <w:sz w:val="22"/>
-        </w:rPr>
-        <w:t xml:space="preserve"> a dedicated </w:t>
-      </w:r>
-      <w:r>
-        <w:rPr>
-          <w:b/>
-          <w:sz w:val="22"/>
-        </w:rPr>
-        <w:t>Terra</w:t>
-      </w:r>
-      <w:r>
-        <w:rPr>
-          <w:sz w:val="22"/>
-        </w:rPr>
-        <w:t xml:space="preserve"> platform paper (only vendor press releases; represented via AnVIL + BioData Catalyst); a </w:t>
-      </w:r>
-      <w:r>
-        <w:rPr>
-          <w:b/>
-          <w:sz w:val="22"/>
-        </w:rPr>
-        <w:t>Gabriella Miller Kids First</w:t>
-      </w:r>
-      <w:r>
-        <w:rPr>
-          <w:sz w:val="22"/>
-        </w:rPr>
-        <w:t xml:space="preserve"> platform paper (only NIH program pages); a standalone "compute-to-data" citation (anchored by AnVIL/BioData Catalyst); CKB's 2005 KSCDC predecessor profile; Peterson et al. 2019 and MVP array-methods papers (surfaced but not individually fetch-verified).</w:t>
-      </w:r>
-    </w:p>
-    <w:p>
-      <w:r>
-        <w:rPr>
-          <w:b/>
-          <w:sz w:val="22"/>
-        </w:rPr>
-        <w:t>General:</w:t>
-      </w:r>
-      <w:r>
-        <w:rPr>
-          <w:sz w:val="22"/>
-        </w:rPr>
-        <w:t xml:space="preserve"> all URLs resolve to the exact paper (title + first author + year matched); some full texts are paywalled. Hubbard, Mehandru, Char, Wiens are Perspective/framing pieces, not primary evidence. Spot-check every DOI against your reference manager on import.</w:t>
-      </w:r>
-    </w:p>
-    <w:p>
-      <w:pPr>
-        <w:pStyle w:val="Heading1"/>
-      </w:pPr>
-      <w:r>
-        <w:t>Committee-sourced verified additions (2026-10-21)</w:t>
-      </w:r>
-    </w:p>
-    <w:p>
-      <w:r>
-        <w:rPr>
-          <w:b/>
-          <w:sz w:val="22"/>
-        </w:rPr>
-        <w:t>AoU program papers (committee 2026 series):</w:t>
-      </w:r>
-    </w:p>
-    <w:p>
-      <w:pPr>
-        <w:pStyle w:val="ListBullet"/>
-      </w:pPr>
-      <w:hyperlink r:id="rId113">
-        <w:r>
-          <w:rPr>
-            <w:color w:val="1155CC"/>
-            <w:u w:val="single"/>
-          </w:rPr>
-          <w:t xml:space="preserve">Montgomery et al. Assessing the generalizability of prevalence estimates from the All of Us Research Program. Am J Epidemiology 2026;195(7):1962–1973</w:t>
-        </w:r>
-      </w:hyperlink>
-      <w:r>
-        <w:rPr>
-          <w:sz w:val="22"/>
-        </w:rPr>
-        <w:t xml:space="preserve"> - generalizability Driver Project. DOI 10.1093/aje/kwag010 · PMID 41536210.</w:t>
-      </w:r>
-    </w:p>
-    <w:p>
-      <w:pPr>
-        <w:pStyle w:val="ListBullet"/>
-      </w:pPr>
-      <w:hyperlink r:id="rId47">
-        <w:r>
-          <w:rPr>
-            <w:color w:val="1155CC"/>
-            <w:u w:val="single"/>
-          </w:rPr>
-          <w:t xml:space="preserve">waou: Weighting All of Us (Brannock/Elkasabi/Montgomery). CRAN 2026, v0.1.1</w:t>
-        </w:r>
-      </w:hyperlink>
-      <w:r>
-        <w:rPr>
-          <w:sz w:val="22"/>
-        </w:rPr>
-        <w:t xml:space="preserve"> - released weighting package tool.</w:t>
-      </w:r>
-    </w:p>
-    <w:p>
-      <w:pPr>
-        <w:pStyle w:val="ListBullet"/>
-      </w:pPr>
-      <w:hyperlink r:id="rId114">
-        <w:r>
-          <w:rPr>
-            <w:color w:val="1155CC"/>
-            <w:u w:val="single"/>
-          </w:rPr>
-          <w:t xml:space="preserve">Cohn et al. Leveraging the All of Us Research Program to advance women's health. J Womens Health 2026;35(8):724–734</w:t>
-        </w:r>
-      </w:hyperlink>
-      <w:r>
-        <w:rPr>
-          <w:sz w:val="22"/>
-        </w:rPr>
-        <w:t xml:space="preserve"> - Women's Health Driver Project exemplar. DOI 10.1177/15409996261434111 · PMID 41856979.</w:t>
-      </w:r>
-    </w:p>
-    <w:p>
-      <w:r>
-        <w:rPr>
-          <w:b/>
-          <w:sz w:val="22"/>
-        </w:rPr>
-        <w:t>Frontier-methods harvest:</w:t>
-      </w:r>
-      <w:r>
-        <w:rPr>
-          <w:sz w:val="22"/>
-        </w:rPr>
-        <w:t xml:space="preserve"> 15 verified additions (genomic foundation models, clinical LLMs, agentic AI, multimodal, target-trial emulation, EHR foundation models) appended to </w:t>
-      </w:r>
-      <w:hyperlink r:id="rId115">
-        <w:r>
-          <w:rPr>
-            <w:color w:val="1155CC"/>
-            <w:u w:val="single"/>
-          </w:rPr>
-          <w:t xml:space="preserve">`citations_clusterC.md`</w:t>
-        </w:r>
-      </w:hyperlink>
-      <w:r>
-        <w:rPr>
-          <w:sz w:val="22"/>
-        </w:rPr>
-        <w:t>.</w:t>
-      </w:r>
-    </w:p>
-    <w:p>
-      <w:r>
-        <w:rPr>
-          <w:b/>
-          <w:sz w:val="22"/>
-        </w:rPr>
-        <w:t>Deliberately omitted - UNVERIFIED:</w:t>
-      </w:r>
-      <w:r>
-        <w:rPr>
-          <w:sz w:val="22"/>
-        </w:rPr>
-        <w:t xml:space="preserve"> the multi-omics preprint "Multi-omics in 10,000 diverse individuals…" (Montgomery/Padhi, AoU) could not be located on PubMed, bioRxiv, medRxiv, or the web (title/authors/cohort unconfirmed). The 10k multi-omics program is described in the deliverables as a program activity (committee update), </w:t>
-      </w:r>
-      <w:r>
-        <w:rPr>
-          <w:b/>
-          <w:sz w:val="22"/>
-        </w:rPr>
-        <w:t>not</w:t>
-      </w:r>
-      <w:r>
-        <w:rPr>
-          <w:sz w:val="22"/>
-        </w:rPr>
-        <w:t xml:space="preserve"> cited to a paper until one is verified.</w:t>
-      </w:r>
     </w:p>
     <w:sectPr>
       <w:pgSz w:w="12240" w:h="15840"/>

--- a/resources/manuscript/AoU_Roadmap_Refresh_Manuscript_Outline.docx
+++ b/resources/manuscript/AoU_Roadmap_Refresh_Manuscript_Outline.docx
@@ -288,6 +288,126 @@
             <w:u w:val="single"/>
           </w:rPr>
           <w:t xml:space="preserve">Denny &amp; Collins, Cell 2021</w:t>
+        </w:r>
+      </w:hyperlink>
+      <w:r>
+        <w:rPr>
+          <w:sz w:val="22"/>
+        </w:rPr>
+        <w:t xml:space="preserve">; </w:t>
+      </w:r>
+      <w:hyperlink r:id="rId14">
+        <w:r>
+          <w:rPr>
+            <w:color w:val="1155CC"/>
+            <w:u w:val="single"/>
+          </w:rPr>
+          <w:t xml:space="preserve">All of Us year in review 2023-2024, Am J Hum Genet 2024</w:t>
+        </w:r>
+      </w:hyperlink>
+      <w:r>
+        <w:rPr>
+          <w:sz w:val="22"/>
+        </w:rPr>
+        <w:t>.</w:t>
+      </w:r>
+    </w:p>
+    <w:p>
+      <w:r>
+        <w:rPr>
+          <w:b/>
+          <w:sz w:val="22"/>
+        </w:rPr>
+        <w:t>Co-lead anchors (J. W. Smoller, psychiatric genomics and EHR phenotyping):</w:t>
+      </w:r>
+      <w:r>
+        <w:rPr>
+          <w:sz w:val="22"/>
+        </w:rPr>
+        <w:t xml:space="preserve"> </w:t>
+      </w:r>
+      <w:hyperlink r:id="rId15">
+        <w:r>
+          <w:rPr>
+            <w:color w:val="1155CC"/>
+            <w:u w:val="single"/>
+          </w:rPr>
+          <w:t xml:space="preserve">Cross-disorder psychiatric GWAS, Lancet 2013</w:t>
+        </w:r>
+      </w:hyperlink>
+      <w:r>
+        <w:rPr>
+          <w:sz w:val="22"/>
+        </w:rPr>
+        <w:t xml:space="preserve">; </w:t>
+      </w:r>
+      <w:hyperlink r:id="rId16">
+        <w:r>
+          <w:rPr>
+            <w:color w:val="1155CC"/>
+            <w:u w:val="single"/>
+          </w:rPr>
+          <w:t xml:space="preserve">EHR for psychiatric phenotyping and genomics, Am J Med Genet B 2018</w:t>
+        </w:r>
+      </w:hyperlink>
+      <w:r>
+        <w:rPr>
+          <w:sz w:val="22"/>
+        </w:rPr>
+        <w:t xml:space="preserve">; </w:t>
+      </w:r>
+      <w:hyperlink r:id="rId17">
+        <w:r>
+          <w:rPr>
+            <w:color w:val="1155CC"/>
+            <w:u w:val="single"/>
+          </w:rPr>
+          <w:t xml:space="preserve">Schizophrenia PRS penetrance and PheWAS across four health systems, Am J Psychiatry 2019</w:t>
+        </w:r>
+      </w:hyperlink>
+      <w:r>
+        <w:rPr>
+          <w:sz w:val="22"/>
+        </w:rPr>
+        <w:t xml:space="preserve">; </w:t>
+      </w:r>
+      <w:hyperlink r:id="rId18">
+        <w:r>
+          <w:rPr>
+            <w:color w:val="1155CC"/>
+            <w:u w:val="single"/>
+          </w:rPr>
+          <w:t xml:space="preserve">EHR automated phenotyping validated by genetics, Transl Psychiatry 2018</w:t>
+        </w:r>
+      </w:hyperlink>
+      <w:r>
+        <w:rPr>
+          <w:sz w:val="22"/>
+        </w:rPr>
+        <w:t xml:space="preserve">; </w:t>
+      </w:r>
+      <w:hyperlink r:id="rId19">
+        <w:r>
+          <w:rPr>
+            <w:color w:val="1155CC"/>
+            <w:u w:val="single"/>
+          </w:rPr>
+          <w:t xml:space="preserve">Mass General Brigham Biobank precision health, Nat Commun 2025</w:t>
+        </w:r>
+      </w:hyperlink>
+      <w:r>
+        <w:rPr>
+          <w:sz w:val="22"/>
+        </w:rPr>
+        <w:t xml:space="preserve">; </w:t>
+      </w:r>
+      <w:hyperlink r:id="rId20">
+        <w:r>
+          <w:rPr>
+            <w:color w:val="1155CC"/>
+            <w:u w:val="single"/>
+          </w:rPr>
+          <w:t xml:space="preserve">14-disorder psychiatric genomics, Nature 2026</w:t>
         </w:r>
       </w:hyperlink>
       <w:r>
@@ -647,7 +767,7 @@
         </w:rPr>
         <w:t xml:space="preserve"> </w:t>
       </w:r>
-      <w:hyperlink r:id="rId14">
+      <w:hyperlink r:id="rId21">
         <w:r>
           <w:rPr>
             <w:color w:val="1155CC"/>
@@ -662,7 +782,7 @@
         </w:rPr>
         <w:t xml:space="preserve">; </w:t>
       </w:r>
-      <w:hyperlink r:id="rId15">
+      <w:hyperlink r:id="rId22">
         <w:r>
           <w:rPr>
             <w:color w:val="1155CC"/>
@@ -768,7 +888,7 @@
         </w:rPr>
         <w:t xml:space="preserve"> </w:t>
       </w:r>
-      <w:hyperlink r:id="rId16">
+      <w:hyperlink r:id="rId23">
         <w:r>
           <w:rPr>
             <w:color w:val="1155CC"/>
@@ -783,7 +903,7 @@
         </w:rPr>
         <w:t xml:space="preserve">; </w:t>
       </w:r>
-      <w:hyperlink r:id="rId17">
+      <w:hyperlink r:id="rId24">
         <w:r>
           <w:rPr>
             <w:color w:val="1155CC"/>
@@ -798,13 +918,13 @@
         </w:rPr>
         <w:t xml:space="preserve">; </w:t>
       </w:r>
-      <w:hyperlink r:id="rId18">
+      <w:hyperlink r:id="rId25">
         <w:r>
           <w:rPr>
             <w:color w:val="1155CC"/>
             <w:u w:val="single"/>
           </w:rPr>
-          <w:t xml:space="preserve">Lederer et al. (Fitbit), JMIR 2023</w:t>
+          <w:t xml:space="preserve">Cronin et al. (initial surveys), Epidemiology 2019</w:t>
         </w:r>
       </w:hyperlink>
       <w:r>
@@ -813,7 +933,67 @@
         </w:rPr>
         <w:t xml:space="preserve">; </w:t>
       </w:r>
-      <w:hyperlink r:id="rId19">
+      <w:hyperlink r:id="rId26">
+        <w:r>
+          <w:rPr>
+            <w:color w:val="1155CC"/>
+            <w:u w:val="single"/>
+          </w:rPr>
+          <w:t xml:space="preserve">Tesfaye et al. (social determinants of health), Sci Rep 2024</w:t>
+        </w:r>
+      </w:hyperlink>
+      <w:r>
+        <w:rPr>
+          <w:sz w:val="22"/>
+        </w:rPr>
+        <w:t xml:space="preserve">; </w:t>
+      </w:r>
+      <w:hyperlink r:id="rId27">
+        <w:r>
+          <w:rPr>
+            <w:color w:val="1155CC"/>
+            <w:u w:val="single"/>
+          </w:rPr>
+          <w:t xml:space="preserve">Lederer et al. (Fitbit QC), JMIR 2023</w:t>
+        </w:r>
+      </w:hyperlink>
+      <w:r>
+        <w:rPr>
+          <w:sz w:val="22"/>
+        </w:rPr>
+        <w:t xml:space="preserve">; </w:t>
+      </w:r>
+      <w:hyperlink r:id="rId28">
+        <w:r>
+          <w:rPr>
+            <w:color w:val="1155CC"/>
+            <w:u w:val="single"/>
+          </w:rPr>
+          <w:t xml:space="preserve">Zheng et al. (wearable sleep and chronic disease at scale), Nat Med 2024</w:t>
+        </w:r>
+      </w:hyperlink>
+      <w:r>
+        <w:rPr>
+          <w:sz w:val="22"/>
+        </w:rPr>
+        <w:t xml:space="preserve">; </w:t>
+      </w:r>
+      <w:hyperlink r:id="rId29">
+        <w:r>
+          <w:rPr>
+            <w:color w:val="1155CC"/>
+            <w:u w:val="single"/>
+          </w:rPr>
+          <w:t xml:space="preserve">Khajouei et al. (APOE phenome-wide association), EBioMedicine 2025</w:t>
+        </w:r>
+      </w:hyperlink>
+      <w:r>
+        <w:rPr>
+          <w:sz w:val="22"/>
+        </w:rPr>
+        <w:t xml:space="preserve">; </w:t>
+      </w:r>
+      <w:hyperlink r:id="rId30">
         <w:r>
           <w:rPr>
             <w:color w:val="1155CC"/>
@@ -828,7 +1008,7 @@
         </w:rPr>
         <w:t xml:space="preserve">; </w:t>
       </w:r>
-      <w:hyperlink r:id="rId20">
+      <w:hyperlink r:id="rId31">
         <w:r>
           <w:rPr>
             <w:color w:val="1155CC"/>
@@ -945,7 +1125,7 @@
         </w:rPr>
         <w:t xml:space="preserve"> </w:t>
       </w:r>
-      <w:hyperlink r:id="rId21">
+      <w:hyperlink r:id="rId32">
         <w:r>
           <w:rPr>
             <w:color w:val="1155CC"/>
@@ -960,7 +1140,7 @@
         </w:rPr>
         <w:t xml:space="preserve">; </w:t>
       </w:r>
-      <w:hyperlink r:id="rId22">
+      <w:hyperlink r:id="rId33">
         <w:r>
           <w:rPr>
             <w:color w:val="1155CC"/>
@@ -975,7 +1155,7 @@
         </w:rPr>
         <w:t xml:space="preserve">; </w:t>
       </w:r>
-      <w:hyperlink r:id="rId23">
+      <w:hyperlink r:id="rId34">
         <w:r>
           <w:rPr>
             <w:color w:val="1155CC"/>
@@ -990,7 +1170,7 @@
         </w:rPr>
         <w:t xml:space="preserve">; </w:t>
       </w:r>
-      <w:hyperlink r:id="rId24">
+      <w:hyperlink r:id="rId35">
         <w:r>
           <w:rPr>
             <w:color w:val="1155CC"/>
@@ -1005,7 +1185,7 @@
         </w:rPr>
         <w:t xml:space="preserve">; </w:t>
       </w:r>
-      <w:hyperlink r:id="rId25">
+      <w:hyperlink r:id="rId36">
         <w:r>
           <w:rPr>
             <w:color w:val="1155CC"/>
@@ -1020,7 +1200,7 @@
         </w:rPr>
         <w:t xml:space="preserve">; </w:t>
       </w:r>
-      <w:hyperlink r:id="rId26">
+      <w:hyperlink r:id="rId37">
         <w:r>
           <w:rPr>
             <w:color w:val="1155CC"/>
@@ -1035,7 +1215,7 @@
         </w:rPr>
         <w:t xml:space="preserve">; </w:t>
       </w:r>
-      <w:hyperlink r:id="rId27">
+      <w:hyperlink r:id="rId38">
         <w:r>
           <w:rPr>
             <w:color w:val="1155CC"/>
@@ -1141,7 +1321,7 @@
         </w:rPr>
         <w:t xml:space="preserve"> </w:t>
       </w:r>
-      <w:hyperlink r:id="rId28">
+      <w:hyperlink r:id="rId39">
         <w:r>
           <w:rPr>
             <w:color w:val="1155CC"/>
@@ -1156,7 +1336,7 @@
         </w:rPr>
         <w:t xml:space="preserve">; </w:t>
       </w:r>
-      <w:hyperlink r:id="rId29">
+      <w:hyperlink r:id="rId40">
         <w:r>
           <w:rPr>
             <w:color w:val="1155CC"/>
@@ -1171,7 +1351,7 @@
         </w:rPr>
         <w:t xml:space="preserve">; </w:t>
       </w:r>
-      <w:hyperlink r:id="rId30">
+      <w:hyperlink r:id="rId41">
         <w:r>
           <w:rPr>
             <w:color w:val="1155CC"/>
@@ -1186,7 +1366,7 @@
         </w:rPr>
         <w:t xml:space="preserve">; </w:t>
       </w:r>
-      <w:hyperlink r:id="rId31">
+      <w:hyperlink r:id="rId42">
         <w:r>
           <w:rPr>
             <w:color w:val="1155CC"/>
@@ -1201,7 +1381,7 @@
         </w:rPr>
         <w:t xml:space="preserve">; </w:t>
       </w:r>
-      <w:hyperlink r:id="rId32">
+      <w:hyperlink r:id="rId43">
         <w:r>
           <w:rPr>
             <w:color w:val="1155CC"/>
@@ -1216,7 +1396,7 @@
         </w:rPr>
         <w:t xml:space="preserve">; </w:t>
       </w:r>
-      <w:hyperlink r:id="rId33">
+      <w:hyperlink r:id="rId44">
         <w:r>
           <w:rPr>
             <w:color w:val="1155CC"/>
@@ -1231,7 +1411,7 @@
         </w:rPr>
         <w:t xml:space="preserve">; </w:t>
       </w:r>
-      <w:hyperlink r:id="rId34">
+      <w:hyperlink r:id="rId45">
         <w:r>
           <w:rPr>
             <w:color w:val="1155CC"/>
@@ -1246,7 +1426,7 @@
         </w:rPr>
         <w:t xml:space="preserve">; </w:t>
       </w:r>
-      <w:hyperlink r:id="rId35">
+      <w:hyperlink r:id="rId46">
         <w:r>
           <w:rPr>
             <w:color w:val="1155CC"/>
@@ -1363,7 +1543,7 @@
         </w:rPr>
         <w:t xml:space="preserve"> </w:t>
       </w:r>
-      <w:hyperlink r:id="rId36">
+      <w:hyperlink r:id="rId47">
         <w:r>
           <w:rPr>
             <w:color w:val="1155CC"/>
@@ -1378,7 +1558,7 @@
         </w:rPr>
         <w:t xml:space="preserve">; </w:t>
       </w:r>
-      <w:hyperlink r:id="rId37">
+      <w:hyperlink r:id="rId48">
         <w:r>
           <w:rPr>
             <w:color w:val="1155CC"/>
@@ -1393,7 +1573,7 @@
         </w:rPr>
         <w:t xml:space="preserve">; </w:t>
       </w:r>
-      <w:hyperlink r:id="rId38">
+      <w:hyperlink r:id="rId49">
         <w:r>
           <w:rPr>
             <w:color w:val="1155CC"/>
@@ -1408,7 +1588,7 @@
         </w:rPr>
         <w:t xml:space="preserve">; </w:t>
       </w:r>
-      <w:hyperlink r:id="rId39">
+      <w:hyperlink r:id="rId50">
         <w:r>
           <w:rPr>
             <w:color w:val="1155CC"/>
@@ -1423,7 +1603,7 @@
         </w:rPr>
         <w:t xml:space="preserve">; </w:t>
       </w:r>
-      <w:hyperlink r:id="rId40">
+      <w:hyperlink r:id="rId51">
         <w:r>
           <w:rPr>
             <w:color w:val="1155CC"/>
@@ -1438,7 +1618,7 @@
         </w:rPr>
         <w:t xml:space="preserve">; </w:t>
       </w:r>
-      <w:hyperlink r:id="rId41">
+      <w:hyperlink r:id="rId52">
         <w:r>
           <w:rPr>
             <w:color w:val="1155CC"/>
@@ -1463,6 +1643,581 @@
       </w:r>
     </w:p>
     <w:p>
+      <w:pPr>
+        <w:pStyle w:val="Heading2"/>
+      </w:pPr>
+      <w:r>
+        <w:t>7a. The focus-area framework: current (2020) and proposed refresh</w:t>
+      </w:r>
+    </w:p>
+    <w:tbl>
+      <w:tblPr>
+        <w:tblStyle w:val="LightGrid-Accent1"/>
+        <w:tblW w:type="auto" w:w="0"/>
+        <w:tblLook w:firstColumn="1" w:firstRow="1" w:lastColumn="0" w:lastRow="0" w:noHBand="0" w:noVBand="1" w:val="04A0"/>
+      </w:tblPr>
+      <w:tblGrid>
+        <w:gridCol w:w="2160"/>
+        <w:gridCol w:w="2160"/>
+        <w:gridCol w:w="2160"/>
+        <w:gridCol w:w="2160"/>
+      </w:tblGrid>
+      <w:tr>
+        <w:tc>
+          <w:tcPr>
+            <w:tcW w:type="dxa" w:w="2160"/>
+          </w:tcPr>
+          <w:p>
+            <w:r>
+              <w:rPr>
+                <w:b/>
+                <w:sz w:val="19"/>
+              </w:rPr>
+              <w:t>#</w:t>
+            </w:r>
+          </w:p>
+        </w:tc>
+        <w:tc>
+          <w:tcPr>
+            <w:tcW w:type="dxa" w:w="2160"/>
+          </w:tcPr>
+          <w:p>
+            <w:r>
+              <w:rPr>
+                <w:b/>
+                <w:sz w:val="19"/>
+              </w:rPr>
+              <w:t>Current focus area (2020 roadmap)</w:t>
+            </w:r>
+          </w:p>
+        </w:tc>
+        <w:tc>
+          <w:tcPr>
+            <w:tcW w:type="dxa" w:w="2160"/>
+          </w:tcPr>
+          <w:p>
+            <w:r>
+              <w:rPr>
+                <w:b/>
+                <w:sz w:val="19"/>
+              </w:rPr>
+              <w:t>Proposed in the refresh</w:t>
+            </w:r>
+          </w:p>
+        </w:tc>
+        <w:tc>
+          <w:tcPr>
+            <w:tcW w:type="dxa" w:w="2160"/>
+          </w:tcPr>
+          <w:p>
+            <w:r>
+              <w:rPr>
+                <w:b/>
+                <w:sz w:val="19"/>
+              </w:rPr>
+              <w:t>Why it needs to change</w:t>
+            </w:r>
+          </w:p>
+        </w:tc>
+      </w:tr>
+      <w:tr>
+        <w:tc>
+          <w:tcPr>
+            <w:tcW w:type="dxa" w:w="2160"/>
+          </w:tcPr>
+          <w:p>
+            <w:r>
+              <w:rPr>
+                <w:sz w:val="19"/>
+              </w:rPr>
+              <w:t>1</w:t>
+            </w:r>
+          </w:p>
+        </w:tc>
+        <w:tc>
+          <w:tcPr>
+            <w:tcW w:type="dxa" w:w="2160"/>
+          </w:tcPr>
+          <w:p>
+            <w:r>
+              <w:rPr>
+                <w:sz w:val="19"/>
+              </w:rPr>
+              <w:t>Prevalent Common &amp; Rare Conditions</w:t>
+            </w:r>
+          </w:p>
+        </w:tc>
+        <w:tc>
+          <w:tcPr>
+            <w:tcW w:type="dxa" w:w="2160"/>
+          </w:tcPr>
+          <w:p>
+            <w:r>
+              <w:rPr>
+                <w:sz w:val="19"/>
+              </w:rPr>
+              <w:t>Keep</w:t>
+            </w:r>
+          </w:p>
+        </w:tc>
+        <w:tc>
+          <w:tcPr>
+            <w:tcW w:type="dxa" w:w="2160"/>
+          </w:tcPr>
+          <w:p>
+            <w:r>
+              <w:rPr>
+                <w:sz w:val="19"/>
+              </w:rPr>
+              <w:t>The core disease anchor and the largest share of output; still fits.</w:t>
+            </w:r>
+          </w:p>
+        </w:tc>
+      </w:tr>
+      <w:tr>
+        <w:tc>
+          <w:tcPr>
+            <w:tcW w:type="dxa" w:w="2160"/>
+          </w:tcPr>
+          <w:p>
+            <w:r>
+              <w:rPr>
+                <w:sz w:val="19"/>
+              </w:rPr>
+              <w:t>2</w:t>
+            </w:r>
+          </w:p>
+        </w:tc>
+        <w:tc>
+          <w:tcPr>
+            <w:tcW w:type="dxa" w:w="2160"/>
+          </w:tcPr>
+          <w:p>
+            <w:r>
+              <w:rPr>
+                <w:sz w:val="19"/>
+              </w:rPr>
+              <w:t>Maternal &amp; Child Health</w:t>
+            </w:r>
+          </w:p>
+        </w:tc>
+        <w:tc>
+          <w:tcPr>
+            <w:tcW w:type="dxa" w:w="2160"/>
+          </w:tcPr>
+          <w:p>
+            <w:r>
+              <w:rPr>
+                <w:sz w:val="19"/>
+              </w:rPr>
+              <w:t>Maternal Health</w:t>
+            </w:r>
+          </w:p>
+        </w:tc>
+        <w:tc>
+          <w:tcPr>
+            <w:tcW w:type="dxa" w:w="2160"/>
+          </w:tcPr>
+          <w:p>
+            <w:r>
+              <w:rPr>
+                <w:sz w:val="19"/>
+              </w:rPr>
+              <w:t>Child-health output is thin in the corpus; sharpen the scope to where the program actually delivers.</w:t>
+            </w:r>
+          </w:p>
+        </w:tc>
+      </w:tr>
+      <w:tr>
+        <w:tc>
+          <w:tcPr>
+            <w:tcW w:type="dxa" w:w="2160"/>
+          </w:tcPr>
+          <w:p>
+            <w:r>
+              <w:rPr>
+                <w:sz w:val="19"/>
+              </w:rPr>
+              <w:t>3</w:t>
+            </w:r>
+          </w:p>
+        </w:tc>
+        <w:tc>
+          <w:tcPr>
+            <w:tcW w:type="dxa" w:w="2160"/>
+          </w:tcPr>
+          <w:p>
+            <w:r>
+              <w:rPr>
+                <w:sz w:val="19"/>
+              </w:rPr>
+              <w:t>Healthy Aging &amp; Resilience</w:t>
+            </w:r>
+          </w:p>
+        </w:tc>
+        <w:tc>
+          <w:tcPr>
+            <w:tcW w:type="dxa" w:w="2160"/>
+          </w:tcPr>
+          <w:p>
+            <w:r>
+              <w:rPr>
+                <w:sz w:val="19"/>
+              </w:rPr>
+              <w:t>Keep (watch as a peer gap)</w:t>
+            </w:r>
+          </w:p>
+        </w:tc>
+        <w:tc>
+          <w:tcPr>
+            <w:tcW w:type="dxa" w:w="2160"/>
+          </w:tcPr>
+          <w:p>
+            <w:r>
+              <w:rPr>
+                <w:sz w:val="19"/>
+              </w:rPr>
+              <w:t>Fits the framework, but aging is one of the five areas AoU trails peers on.</w:t>
+            </w:r>
+          </w:p>
+        </w:tc>
+      </w:tr>
+      <w:tr>
+        <w:tc>
+          <w:tcPr>
+            <w:tcW w:type="dxa" w:w="2160"/>
+          </w:tcPr>
+          <w:p>
+            <w:r>
+              <w:rPr>
+                <w:sz w:val="19"/>
+              </w:rPr>
+              <w:t>4</w:t>
+            </w:r>
+          </w:p>
+        </w:tc>
+        <w:tc>
+          <w:tcPr>
+            <w:tcW w:type="dxa" w:w="2160"/>
+          </w:tcPr>
+          <w:p>
+            <w:r>
+              <w:rPr>
+                <w:sz w:val="19"/>
+              </w:rPr>
+              <w:t>Return of Results on Individual &amp; Population Health</w:t>
+            </w:r>
+          </w:p>
+        </w:tc>
+        <w:tc>
+          <w:tcPr>
+            <w:tcW w:type="dxa" w:w="2160"/>
+          </w:tcPr>
+          <w:p>
+            <w:r>
+              <w:rPr>
+                <w:sz w:val="19"/>
+              </w:rPr>
+              <w:t>Reframe toward return-of-results implementation</w:t>
+            </w:r>
+          </w:p>
+        </w:tc>
+        <w:tc>
+          <w:tcPr>
+            <w:tcW w:type="dxa" w:w="2160"/>
+          </w:tcPr>
+          <w:p>
+            <w:r>
+              <w:rPr>
+                <w:sz w:val="19"/>
+              </w:rPr>
+              <w:t>Move from concept to implementation as ROR capabilities mature.</w:t>
+            </w:r>
+          </w:p>
+        </w:tc>
+      </w:tr>
+      <w:tr>
+        <w:tc>
+          <w:tcPr>
+            <w:tcW w:type="dxa" w:w="2160"/>
+          </w:tcPr>
+          <w:p>
+            <w:r>
+              <w:rPr>
+                <w:sz w:val="19"/>
+              </w:rPr>
+              <w:t>5</w:t>
+            </w:r>
+          </w:p>
+        </w:tc>
+        <w:tc>
+          <w:tcPr>
+            <w:tcW w:type="dxa" w:w="2160"/>
+          </w:tcPr>
+          <w:p>
+            <w:r>
+              <w:rPr>
+                <w:sz w:val="19"/>
+              </w:rPr>
+              <w:t>Lifestyle, Substance &amp; Behavioral Health</w:t>
+            </w:r>
+          </w:p>
+        </w:tc>
+        <w:tc>
+          <w:tcPr>
+            <w:tcW w:type="dxa" w:w="2160"/>
+          </w:tcPr>
+          <w:p>
+            <w:r>
+              <w:rPr>
+                <w:sz w:val="19"/>
+              </w:rPr>
+              <w:t>Keep</w:t>
+            </w:r>
+          </w:p>
+        </w:tc>
+        <w:tc>
+          <w:tcPr>
+            <w:tcW w:type="dxa" w:w="2160"/>
+          </w:tcPr>
+          <w:p>
+            <w:r>
+              <w:rPr>
+                <w:sz w:val="19"/>
+              </w:rPr>
+              <w:t>Fits.</w:t>
+            </w:r>
+          </w:p>
+        </w:tc>
+      </w:tr>
+      <w:tr>
+        <w:tc>
+          <w:tcPr>
+            <w:tcW w:type="dxa" w:w="2160"/>
+          </w:tcPr>
+          <w:p>
+            <w:r>
+              <w:rPr>
+                <w:sz w:val="19"/>
+              </w:rPr>
+              <w:t>6</w:t>
+            </w:r>
+          </w:p>
+        </w:tc>
+        <w:tc>
+          <w:tcPr>
+            <w:tcW w:type="dxa" w:w="2160"/>
+          </w:tcPr>
+          <w:p>
+            <w:r>
+              <w:rPr>
+                <w:sz w:val="19"/>
+              </w:rPr>
+              <w:t>Environment</w:t>
+            </w:r>
+          </w:p>
+        </w:tc>
+        <w:tc>
+          <w:tcPr>
+            <w:tcW w:type="dxa" w:w="2160"/>
+          </w:tcPr>
+          <w:p>
+            <w:r>
+              <w:rPr>
+                <w:sz w:val="19"/>
+              </w:rPr>
+              <w:t>Environment, with an explicit environmental-exposure-linkage commitment</w:t>
+            </w:r>
+          </w:p>
+        </w:tc>
+        <w:tc>
+          <w:tcPr>
+            <w:tcW w:type="dxa" w:w="2160"/>
+          </w:tcPr>
+          <w:p>
+            <w:r>
+              <w:rPr>
+                <w:sz w:val="19"/>
+              </w:rPr>
+              <w:t>The single largest demand-supply gap (NIEHS priorities vs about 7 AoU publications); the November 2, 2026 release makes it actionable now.</w:t>
+            </w:r>
+          </w:p>
+        </w:tc>
+      </w:tr>
+      <w:tr>
+        <w:tc>
+          <w:tcPr>
+            <w:tcW w:type="dxa" w:w="2160"/>
+          </w:tcPr>
+          <w:p>
+            <w:r>
+              <w:rPr>
+                <w:sz w:val="19"/>
+              </w:rPr>
+              <w:t>7</w:t>
+            </w:r>
+          </w:p>
+        </w:tc>
+        <w:tc>
+          <w:tcPr>
+            <w:tcW w:type="dxa" w:w="2160"/>
+          </w:tcPr>
+          <w:p>
+            <w:r>
+              <w:rPr>
+                <w:sz w:val="19"/>
+              </w:rPr>
+              <w:t>Health Equity</w:t>
+            </w:r>
+          </w:p>
+        </w:tc>
+        <w:tc>
+          <w:tcPr>
+            <w:tcW w:type="dxa" w:w="2160"/>
+          </w:tcPr>
+          <w:p>
+            <w:r>
+              <w:rPr>
+                <w:sz w:val="19"/>
+              </w:rPr>
+              <w:t>Keep (and protect)</w:t>
+            </w:r>
+          </w:p>
+        </w:tc>
+        <w:tc>
+          <w:tcPr>
+            <w:tcW w:type="dxa" w:w="2160"/>
+          </w:tcPr>
+          <w:p>
+            <w:r>
+              <w:rPr>
+                <w:sz w:val="19"/>
+              </w:rPr>
+              <w:t>AoU's distinctive, defining strength; the refresh must safeguard it.</w:t>
+            </w:r>
+          </w:p>
+        </w:tc>
+      </w:tr>
+      <w:tr>
+        <w:tc>
+          <w:tcPr>
+            <w:tcW w:type="dxa" w:w="2160"/>
+          </w:tcPr>
+          <w:p>
+            <w:r>
+              <w:rPr>
+                <w:sz w:val="19"/>
+              </w:rPr>
+              <w:t>8</w:t>
+            </w:r>
+          </w:p>
+        </w:tc>
+        <w:tc>
+          <w:tcPr>
+            <w:tcW w:type="dxa" w:w="2160"/>
+          </w:tcPr>
+          <w:p>
+            <w:r>
+              <w:rPr>
+                <w:sz w:val="19"/>
+              </w:rPr>
+              <w:t>Genetics &amp; Biology</w:t>
+            </w:r>
+          </w:p>
+        </w:tc>
+        <w:tc>
+          <w:tcPr>
+            <w:tcW w:type="dxa" w:w="2160"/>
+          </w:tcPr>
+          <w:p>
+            <w:r>
+              <w:rPr>
+                <w:sz w:val="19"/>
+              </w:rPr>
+              <w:t>Genetics, Multi-omics &amp; Biology</w:t>
+            </w:r>
+          </w:p>
+        </w:tc>
+        <w:tc>
+          <w:tcPr>
+            <w:tcW w:type="dxa" w:w="2160"/>
+          </w:tcPr>
+          <w:p>
+            <w:r>
+              <w:rPr>
+                <w:sz w:val="19"/>
+              </w:rPr>
+              <w:t>Multi-omics is currently invisible inside this area; the 2026 proteomic and metabolomic releases need a named home.</w:t>
+            </w:r>
+          </w:p>
+        </w:tc>
+      </w:tr>
+      <w:tr>
+        <w:tc>
+          <w:tcPr>
+            <w:tcW w:type="dxa" w:w="2160"/>
+          </w:tcPr>
+          <w:p>
+            <w:r>
+              <w:rPr>
+                <w:sz w:val="19"/>
+              </w:rPr>
+              <w:t>9</w:t>
+            </w:r>
+          </w:p>
+        </w:tc>
+        <w:tc>
+          <w:tcPr>
+            <w:tcW w:type="dxa" w:w="2160"/>
+          </w:tcPr>
+          <w:p>
+            <w:r>
+              <w:rPr>
+                <w:sz w:val="19"/>
+              </w:rPr>
+              <w:t>(none)</w:t>
+            </w:r>
+          </w:p>
+        </w:tc>
+        <w:tc>
+          <w:tcPr>
+            <w:tcW w:type="dxa" w:w="2160"/>
+          </w:tcPr>
+          <w:p>
+            <w:r>
+              <w:rPr>
+                <w:b/>
+                <w:sz w:val="19"/>
+              </w:rPr>
+              <w:t>Data, AI &amp; Methods (NEW)</w:t>
+            </w:r>
+          </w:p>
+        </w:tc>
+        <w:tc>
+          <w:tcPr>
+            <w:tcW w:type="dxa" w:w="2160"/>
+          </w:tcPr>
+          <w:p>
+            <w:r>
+              <w:rPr>
+                <w:sz w:val="19"/>
+              </w:rPr>
+              <w:t>About 18% of publications and the entire AI and foundation-model surge have no home in the framework; this is the single most important structural change.</w:t>
+            </w:r>
+          </w:p>
+        </w:tc>
+      </w:tr>
+    </w:tbl>
+    <w:p/>
+    <w:p>
+      <w:pPr>
+        <w:pStyle w:val="Heading2"/>
+      </w:pPr>
+      <w:r>
+        <w:t>7b. The recommendations</w:t>
+      </w:r>
+    </w:p>
+    <w:p>
       <w:r>
         <w:rPr>
           <w:b/>
@@ -1486,7 +2241,7 @@
         <w:rPr>
           <w:sz w:val="22"/>
         </w:rPr>
-        <w:t xml:space="preserve"> add a ninth focus area, "Data, AI &amp; Methods"; rename the genetics area to "Genetics, Multi-omics &amp; Biology" and pair it with a concrete proteomics-release roadmap.</w:t>
+        <w:t xml:space="preserve"> add a ninth focus area, "Data, AI &amp; Methods"; rename the genetics area to "Genetics, Multi-omics &amp; Biology" and pair it with a concrete proteomics-release roadmap; reframe Maternal &amp; Child Health, Return of Results, and Environment as in the table above.</w:t>
       </w:r>
     </w:p>
     <w:p>
@@ -1590,7 +2345,7 @@
         </w:rPr>
         <w:t xml:space="preserve"> </w:t>
       </w:r>
-      <w:hyperlink r:id="rId42">
+      <w:hyperlink r:id="rId53">
         <w:r>
           <w:rPr>
             <w:color w:val="1155CC"/>
@@ -1605,7 +2360,7 @@
         </w:rPr>
         <w:t xml:space="preserve">; </w:t>
       </w:r>
-      <w:hyperlink r:id="rId43">
+      <w:hyperlink r:id="rId54">
         <w:r>
           <w:rPr>
             <w:color w:val="1155CC"/>
@@ -1620,7 +2375,7 @@
         </w:rPr>
         <w:t xml:space="preserve">; </w:t>
       </w:r>
-      <w:hyperlink r:id="rId44">
+      <w:hyperlink r:id="rId55">
         <w:r>
           <w:rPr>
             <w:color w:val="1155CC"/>
@@ -1635,7 +2390,7 @@
         </w:rPr>
         <w:t xml:space="preserve">; </w:t>
       </w:r>
-      <w:hyperlink r:id="rId45">
+      <w:hyperlink r:id="rId56">
         <w:r>
           <w:rPr>
             <w:color w:val="1155CC"/>
@@ -1650,7 +2405,7 @@
         </w:rPr>
         <w:t xml:space="preserve">; </w:t>
       </w:r>
-      <w:hyperlink r:id="rId46">
+      <w:hyperlink r:id="rId57">
         <w:r>
           <w:rPr>
             <w:color w:val="1155CC"/>
@@ -1665,7 +2420,7 @@
         </w:rPr>
         <w:t xml:space="preserve">; </w:t>
       </w:r>
-      <w:hyperlink r:id="rId47">
+      <w:hyperlink r:id="rId58">
         <w:r>
           <w:rPr>
             <w:color w:val="1155CC"/>
@@ -1680,7 +2435,7 @@
         </w:rPr>
         <w:t xml:space="preserve">; </w:t>
       </w:r>
-      <w:hyperlink r:id="rId20">
+      <w:hyperlink r:id="rId31">
         <w:r>
           <w:rPr>
             <w:color w:val="1155CC"/>
@@ -1832,7 +2587,7 @@
         </w:rPr>
         <w:t xml:space="preserve"> </w:t>
       </w:r>
-      <w:hyperlink r:id="rId36">
+      <w:hyperlink r:id="rId47">
         <w:r>
           <w:rPr>
             <w:color w:val="1155CC"/>
@@ -1847,7 +2602,7 @@
         </w:rPr>
         <w:t xml:space="preserve">; </w:t>
       </w:r>
-      <w:hyperlink r:id="rId48">
+      <w:hyperlink r:id="rId59">
         <w:r>
           <w:rPr>
             <w:color w:val="1155CC"/>
@@ -1862,7 +2617,7 @@
         </w:rPr>
         <w:t xml:space="preserve">; </w:t>
       </w:r>
-      <w:hyperlink r:id="rId40">
+      <w:hyperlink r:id="rId51">
         <w:r>
           <w:rPr>
             <w:color w:val="1155CC"/>
@@ -1877,7 +2632,7 @@
         </w:rPr>
         <w:t xml:space="preserve">; </w:t>
       </w:r>
-      <w:hyperlink r:id="rId41">
+      <w:hyperlink r:id="rId52">
         <w:r>
           <w:rPr>
             <w:color w:val="1155CC"/>
@@ -2067,7 +2822,7 @@
         </w:rPr>
         <w:t xml:space="preserve">  </w:t>
       </w:r>
-      <w:hyperlink r:id="rId36">
+      <w:hyperlink r:id="rId47">
         <w:r>
           <w:rPr>
             <w:color w:val="1155CC"/>
@@ -2094,7 +2849,7 @@
         </w:rPr>
         <w:t xml:space="preserve">  </w:t>
       </w:r>
-      <w:hyperlink r:id="rId49">
+      <w:hyperlink r:id="rId60">
         <w:r>
           <w:rPr>
             <w:color w:val="1155CC"/>
@@ -2121,7 +2876,7 @@
         </w:rPr>
         <w:t xml:space="preserve">  </w:t>
       </w:r>
-      <w:hyperlink r:id="rId48">
+      <w:hyperlink r:id="rId59">
         <w:r>
           <w:rPr>
             <w:color w:val="1155CC"/>
@@ -2148,7 +2903,7 @@
         </w:rPr>
         <w:t xml:space="preserve">  </w:t>
       </w:r>
-      <w:hyperlink r:id="rId50">
+      <w:hyperlink r:id="rId61">
         <w:r>
           <w:rPr>
             <w:color w:val="1155CC"/>
@@ -2175,7 +2930,7 @@
         </w:rPr>
         <w:t xml:space="preserve">  </w:t>
       </w:r>
-      <w:hyperlink r:id="rId51">
+      <w:hyperlink r:id="rId62">
         <w:r>
           <w:rPr>
             <w:color w:val="1155CC"/>
@@ -2202,13 +2957,237 @@
         </w:rPr>
         <w:t xml:space="preserve">  </w:t>
       </w:r>
-      <w:hyperlink r:id="rId52">
+      <w:hyperlink r:id="rId63">
         <w:r>
           <w:rPr>
             <w:color w:val="1155CC"/>
             <w:u w:val="single"/>
           </w:rPr>
           <w:t xml:space="preserve">DOI: 10.1093/genetics/iyaf215</w:t>
+        </w:r>
+      </w:hyperlink>
+    </w:p>
+    <w:p>
+      <w:pPr>
+        <w:pStyle w:val="Heading2"/>
+      </w:pPr>
+      <w:r>
+        <w:t>Co-lead references (J. W. Smoller)</w:t>
+      </w:r>
+    </w:p>
+    <w:p>
+      <w:pPr>
+        <w:spacing w:after="80"/>
+      </w:pPr>
+      <w:r>
+        <w:rPr>
+          <w:b/>
+          <w:sz w:val="20"/>
+        </w:rPr>
+        <w:t>Cross-Disorder Group of the PGC. Identification of risk loci with shared effects on five major psychiatric disorders. Lancet 2013.</w:t>
+      </w:r>
+      <w:r>
+        <w:rPr>
+          <w:sz w:val="20"/>
+        </w:rPr>
+        <w:t xml:space="preserve">  </w:t>
+      </w:r>
+      <w:hyperlink r:id="rId15">
+        <w:r>
+          <w:rPr>
+            <w:color w:val="1155CC"/>
+            <w:u w:val="single"/>
+          </w:rPr>
+          <w:t xml:space="preserve">DOI: 10.1016/S0140-6736%2812%2962129-1</w:t>
+        </w:r>
+      </w:hyperlink>
+    </w:p>
+    <w:p>
+      <w:pPr>
+        <w:spacing w:after="80"/>
+      </w:pPr>
+      <w:r>
+        <w:rPr>
+          <w:b/>
+          <w:sz w:val="20"/>
+        </w:rPr>
+        <w:t>Smoller. The use of electronic health records for psychiatric phenotyping and genomics. Am J Med Genet B 2018.</w:t>
+      </w:r>
+      <w:r>
+        <w:rPr>
+          <w:sz w:val="20"/>
+        </w:rPr>
+        <w:t xml:space="preserve">  </w:t>
+      </w:r>
+      <w:hyperlink r:id="rId16">
+        <w:r>
+          <w:rPr>
+            <w:color w:val="1155CC"/>
+            <w:u w:val="single"/>
+          </w:rPr>
+          <w:t xml:space="preserve">DOI: 10.1002/ajmg.b.32548</w:t>
+        </w:r>
+      </w:hyperlink>
+    </w:p>
+    <w:p>
+      <w:pPr>
+        <w:spacing w:after="80"/>
+      </w:pPr>
+      <w:r>
+        <w:rPr>
+          <w:b/>
+          <w:sz w:val="20"/>
+        </w:rPr>
+        <w:t>Zheutlin et al. Penetrance and pleiotropy of polygenic risk scores for schizophrenia in 106,160 patients across four health care systems. Am J Psychiatry 2019.</w:t>
+      </w:r>
+      <w:r>
+        <w:rPr>
+          <w:sz w:val="20"/>
+        </w:rPr>
+        <w:t xml:space="preserve">  </w:t>
+      </w:r>
+      <w:hyperlink r:id="rId17">
+        <w:r>
+          <w:rPr>
+            <w:color w:val="1155CC"/>
+            <w:u w:val="single"/>
+          </w:rPr>
+          <w:t xml:space="preserve">DOI: 10.1176/appi.ajp.2019.18091085</w:t>
+        </w:r>
+      </w:hyperlink>
+    </w:p>
+    <w:p>
+      <w:pPr>
+        <w:spacing w:after="80"/>
+      </w:pPr>
+      <w:r>
+        <w:rPr>
+          <w:b/>
+          <w:sz w:val="20"/>
+        </w:rPr>
+        <w:t>Chen et al. Genetic validation of bipolar disorder identified by automated phenotyping using electronic health records. Transl Psychiatry 2018.</w:t>
+      </w:r>
+      <w:r>
+        <w:rPr>
+          <w:sz w:val="20"/>
+        </w:rPr>
+        <w:t xml:space="preserve">  </w:t>
+      </w:r>
+      <w:hyperlink r:id="rId18">
+        <w:r>
+          <w:rPr>
+            <w:color w:val="1155CC"/>
+            <w:u w:val="single"/>
+          </w:rPr>
+          <w:t xml:space="preserve">DOI: 10.1038/s41398-018-0133-7</w:t>
+        </w:r>
+      </w:hyperlink>
+    </w:p>
+    <w:p>
+      <w:pPr>
+        <w:spacing w:after="80"/>
+      </w:pPr>
+      <w:r>
+        <w:rPr>
+          <w:b/>
+          <w:sz w:val="20"/>
+        </w:rPr>
+        <w:t>Grotzinger et al. Mapping the genetic landscape across 14 psychiatric disorders. Nature 2026.</w:t>
+      </w:r>
+      <w:r>
+        <w:rPr>
+          <w:sz w:val="20"/>
+        </w:rPr>
+        <w:t xml:space="preserve">  </w:t>
+      </w:r>
+      <w:hyperlink r:id="rId20">
+        <w:r>
+          <w:rPr>
+            <w:color w:val="1155CC"/>
+            <w:u w:val="single"/>
+          </w:rPr>
+          <w:t xml:space="preserve">DOI: 10.1038/s41586-025-09820-3</w:t>
+        </w:r>
+      </w:hyperlink>
+    </w:p>
+    <w:p>
+      <w:pPr>
+        <w:spacing w:after="80"/>
+      </w:pPr>
+      <w:r>
+        <w:rPr>
+          <w:b/>
+          <w:sz w:val="20"/>
+        </w:rPr>
+        <w:t>Cross-Disorder Group of the PGC. Genomic relationships, novel loci, and pleiotropic mechanisms across eight psychiatric disorders. Cell 2019.</w:t>
+      </w:r>
+      <w:r>
+        <w:rPr>
+          <w:sz w:val="20"/>
+        </w:rPr>
+        <w:t xml:space="preserve">  </w:t>
+      </w:r>
+      <w:hyperlink r:id="rId64">
+        <w:r>
+          <w:rPr>
+            <w:color w:val="1155CC"/>
+            <w:u w:val="single"/>
+          </w:rPr>
+          <w:t xml:space="preserve">DOI: 10.1016/j.cell.2019.11.020</w:t>
+        </w:r>
+      </w:hyperlink>
+    </w:p>
+    <w:p>
+      <w:pPr>
+        <w:spacing w:after="80"/>
+      </w:pPr>
+      <w:r>
+        <w:rPr>
+          <w:b/>
+          <w:sz w:val="20"/>
+        </w:rPr>
+        <w:t>Wray et al. Genome-wide association analyses identify 44 risk variants and refine the genetic architecture of major depression. Nat Genet 2018.</w:t>
+      </w:r>
+      <w:r>
+        <w:rPr>
+          <w:sz w:val="20"/>
+        </w:rPr>
+        <w:t xml:space="preserve">  </w:t>
+      </w:r>
+      <w:hyperlink r:id="rId65">
+        <w:r>
+          <w:rPr>
+            <w:color w:val="1155CC"/>
+            <w:u w:val="single"/>
+          </w:rPr>
+          <w:t xml:space="preserve">DOI: 10.1038/s41588-018-0090-3</w:t>
+        </w:r>
+      </w:hyperlink>
+    </w:p>
+    <w:p>
+      <w:pPr>
+        <w:spacing w:after="80"/>
+      </w:pPr>
+      <w:r>
+        <w:rPr>
+          <w:b/>
+          <w:sz w:val="20"/>
+        </w:rPr>
+        <w:t>Koyama et al. Genetics and context for precision health in Greater Boston. Nat Commun 2025.</w:t>
+      </w:r>
+      <w:r>
+        <w:rPr>
+          <w:sz w:val="20"/>
+        </w:rPr>
+        <w:t xml:space="preserve">  </w:t>
+      </w:r>
+      <w:hyperlink r:id="rId19">
+        <w:r>
+          <w:rPr>
+            <w:color w:val="1155CC"/>
+            <w:u w:val="single"/>
+          </w:rPr>
+          <w:t xml:space="preserve">DOI: 10.1038/s41467-025-66598-8</w:t>
         </w:r>
       </w:hyperlink>
     </w:p>
@@ -2357,14 +3336,41 @@
     </w:p>
     <w:p>
       <w:pPr>
-        <w:pStyle w:val="Heading2"/>
-      </w:pPr>
-      <w:r>
-        <w:t>Research landscape</w:t>
-      </w:r>
+        <w:spacing w:after="80"/>
+      </w:pPr>
+      <w:r>
+        <w:rPr>
+          <w:b/>
+          <w:sz w:val="20"/>
+        </w:rPr>
+        <w:t>Kozlowski et al. All of Us Research Program year in review: 2023-2024. Am J Hum Genet 2024.</w:t>
+      </w:r>
+      <w:r>
+        <w:rPr>
+          <w:sz w:val="20"/>
+        </w:rPr>
+        <w:t xml:space="preserve">  </w:t>
+      </w:r>
+      <w:hyperlink r:id="rId14">
+        <w:r>
+          <w:rPr>
+            <w:color w:val="1155CC"/>
+            <w:u w:val="single"/>
+          </w:rPr>
+          <w:t xml:space="preserve">DOI: 10.1016/j.ajhg.2024.07.023</w:t>
+        </w:r>
+      </w:hyperlink>
     </w:p>
     <w:p>
       <w:pPr>
+        <w:pStyle w:val="Heading2"/>
+      </w:pPr>
+      <w:r>
+        <w:t>Research landscape</w:t>
+      </w:r>
+    </w:p>
+    <w:p>
+      <w:pPr>
         <w:spacing w:after="80"/>
       </w:pPr>
       <w:r>
@@ -2380,7 +3386,7 @@
         </w:rPr>
         <w:t xml:space="preserve">  </w:t>
       </w:r>
-      <w:hyperlink r:id="rId16">
+      <w:hyperlink r:id="rId23">
         <w:r>
           <w:rPr>
             <w:color w:val="1155CC"/>
@@ -2407,7 +3413,7 @@
         </w:rPr>
         <w:t xml:space="preserve">  </w:t>
       </w:r>
-      <w:hyperlink r:id="rId17">
+      <w:hyperlink r:id="rId24">
         <w:r>
           <w:rPr>
             <w:color w:val="1155CC"/>
@@ -2434,7 +3440,7 @@
         </w:rPr>
         <w:t xml:space="preserve">  </w:t>
       </w:r>
-      <w:hyperlink r:id="rId18">
+      <w:hyperlink r:id="rId27">
         <w:r>
           <w:rPr>
             <w:color w:val="1155CC"/>
@@ -2461,7 +3467,7 @@
         </w:rPr>
         <w:t xml:space="preserve">  </w:t>
       </w:r>
-      <w:hyperlink r:id="rId14">
+      <w:hyperlink r:id="rId21">
         <w:r>
           <w:rPr>
             <w:color w:val="1155CC"/>
@@ -2488,7 +3494,7 @@
         </w:rPr>
         <w:t xml:space="preserve">  </w:t>
       </w:r>
-      <w:hyperlink r:id="rId53">
+      <w:hyperlink r:id="rId66">
         <w:r>
           <w:rPr>
             <w:color w:val="1155CC"/>
@@ -2515,7 +3521,7 @@
         </w:rPr>
         <w:t xml:space="preserve">  </w:t>
       </w:r>
-      <w:hyperlink r:id="rId15">
+      <w:hyperlink r:id="rId22">
         <w:r>
           <w:rPr>
             <w:color w:val="1155CC"/>
@@ -2542,7 +3548,7 @@
         </w:rPr>
         <w:t xml:space="preserve">  </w:t>
       </w:r>
-      <w:hyperlink r:id="rId54">
+      <w:hyperlink r:id="rId67">
         <w:r>
           <w:rPr>
             <w:color w:val="1155CC"/>
@@ -2569,7 +3575,7 @@
         </w:rPr>
         <w:t xml:space="preserve">  </w:t>
       </w:r>
-      <w:hyperlink r:id="rId55">
+      <w:hyperlink r:id="rId68">
         <w:r>
           <w:rPr>
             <w:color w:val="1155CC"/>
@@ -2596,7 +3602,7 @@
         </w:rPr>
         <w:t xml:space="preserve">  </w:t>
       </w:r>
-      <w:hyperlink r:id="rId56">
+      <w:hyperlink r:id="rId69">
         <w:r>
           <w:rPr>
             <w:color w:val="1155CC"/>
@@ -2623,7 +3629,7 @@
         </w:rPr>
         <w:t xml:space="preserve">  </w:t>
       </w:r>
-      <w:hyperlink r:id="rId57">
+      <w:hyperlink r:id="rId70">
         <w:r>
           <w:rPr>
             <w:color w:val="1155CC"/>
@@ -2650,7 +3656,7 @@
         </w:rPr>
         <w:t xml:space="preserve">  </w:t>
       </w:r>
-      <w:hyperlink r:id="rId58">
+      <w:hyperlink r:id="rId71">
         <w:r>
           <w:rPr>
             <w:color w:val="1155CC"/>
@@ -2677,7 +3683,7 @@
         </w:rPr>
         <w:t xml:space="preserve">  </w:t>
       </w:r>
-      <w:hyperlink r:id="rId59">
+      <w:hyperlink r:id="rId72">
         <w:r>
           <w:rPr>
             <w:color w:val="1155CC"/>
@@ -2689,19 +3695,57 @@
     </w:p>
     <w:p>
       <w:pPr>
-        <w:pStyle w:val="Heading2"/>
-      </w:pPr>
-      <w:r>
-        <w:t>Peer biobanks</w:t>
-      </w:r>
+        <w:spacing w:after="80"/>
+      </w:pPr>
+      <w:r>
+        <w:rPr>
+          <w:b/>
+          <w:sz w:val="20"/>
+        </w:rPr>
+        <w:t>Cronin et al. Development of the initial surveys for the All of Us Research Program. Epidemiology 2019.</w:t>
+      </w:r>
+      <w:r>
+        <w:rPr>
+          <w:sz w:val="20"/>
+        </w:rPr>
+        <w:t xml:space="preserve">  </w:t>
+      </w:r>
+      <w:hyperlink r:id="rId25">
+        <w:r>
+          <w:rPr>
+            <w:color w:val="1155CC"/>
+            <w:u w:val="single"/>
+          </w:rPr>
+          <w:t xml:space="preserve">DOI: 10.1097/EDE.0000000000001028</w:t>
+        </w:r>
+      </w:hyperlink>
     </w:p>
     <w:p>
       <w:pPr>
-        <w:pStyle w:val="Heading2"/>
-      </w:pPr>
-      <w:r>
-        <w:t>3.1 The comparator set</w:t>
-      </w:r>
+        <w:spacing w:after="80"/>
+      </w:pPr>
+      <w:r>
+        <w:rPr>
+          <w:b/>
+          <w:sz w:val="20"/>
+        </w:rPr>
+        <w:t>Tesfaye et al. Measuring social determinants of health in the All of Us Research Program. Sci Rep 2024.</w:t>
+      </w:r>
+      <w:r>
+        <w:rPr>
+          <w:sz w:val="20"/>
+        </w:rPr>
+        <w:t xml:space="preserve">  </w:t>
+      </w:r>
+      <w:hyperlink r:id="rId26">
+        <w:r>
+          <w:rPr>
+            <w:color w:val="1155CC"/>
+            <w:u w:val="single"/>
+          </w:rPr>
+          <w:t xml:space="preserve">DOI: 10.1038/s41598-024-57410-6</w:t>
+        </w:r>
+      </w:hyperlink>
     </w:p>
     <w:p>
       <w:pPr>
@@ -2712,6 +3756,76 @@
           <w:b/>
           <w:sz w:val="20"/>
         </w:rPr>
+        <w:t>Zheng et al. Sleep patterns and risk of chronic disease measured by long-term wearable monitoring in the All of Us Research Program. Nat Med 2024.</w:t>
+      </w:r>
+      <w:r>
+        <w:rPr>
+          <w:sz w:val="20"/>
+        </w:rPr>
+        <w:t xml:space="preserve">  </w:t>
+      </w:r>
+      <w:hyperlink r:id="rId28">
+        <w:r>
+          <w:rPr>
+            <w:color w:val="1155CC"/>
+            <w:u w:val="single"/>
+          </w:rPr>
+          <w:t xml:space="preserve">DOI: 10.1038/s41591-024-03155-8</w:t>
+        </w:r>
+      </w:hyperlink>
+    </w:p>
+    <w:p>
+      <w:pPr>
+        <w:spacing w:after="80"/>
+      </w:pPr>
+      <w:r>
+        <w:rPr>
+          <w:b/>
+          <w:sz w:val="20"/>
+        </w:rPr>
+        <w:t>Khajouei et al. Phenome-wide association of APOE alleles in the All of Us Research Program. EBioMedicine 2025.</w:t>
+      </w:r>
+      <w:r>
+        <w:rPr>
+          <w:sz w:val="20"/>
+        </w:rPr>
+        <w:t xml:space="preserve">  </w:t>
+      </w:r>
+      <w:hyperlink r:id="rId29">
+        <w:r>
+          <w:rPr>
+            <w:color w:val="1155CC"/>
+            <w:u w:val="single"/>
+          </w:rPr>
+          <w:t xml:space="preserve">DOI: 10.1016/j.ebiom.2025.105768</w:t>
+        </w:r>
+      </w:hyperlink>
+    </w:p>
+    <w:p>
+      <w:pPr>
+        <w:pStyle w:val="Heading2"/>
+      </w:pPr>
+      <w:r>
+        <w:t>Peer biobanks</w:t>
+      </w:r>
+    </w:p>
+    <w:p>
+      <w:pPr>
+        <w:pStyle w:val="Heading2"/>
+      </w:pPr>
+      <w:r>
+        <w:t>3.1 The comparator set</w:t>
+      </w:r>
+    </w:p>
+    <w:p>
+      <w:pPr>
+        <w:spacing w:after="80"/>
+      </w:pPr>
+      <w:r>
+        <w:rPr>
+          <w:b/>
+          <w:sz w:val="20"/>
+        </w:rPr>
         <w:t>Sudlow et al. UK Biobank: an open access resource. PLoS Medicine 2015.</w:t>
       </w:r>
       <w:r>
@@ -2720,7 +3834,7 @@
         </w:rPr>
         <w:t xml:space="preserve">  </w:t>
       </w:r>
-      <w:hyperlink r:id="rId21">
+      <w:hyperlink r:id="rId32">
         <w:r>
           <w:rPr>
             <w:color w:val="1155CC"/>
@@ -2747,7 +3861,7 @@
         </w:rPr>
         <w:t xml:space="preserve">  </w:t>
       </w:r>
-      <w:hyperlink r:id="rId60">
+      <w:hyperlink r:id="rId73">
         <w:r>
           <w:rPr>
             <w:color w:val="1155CC"/>
@@ -2774,7 +3888,7 @@
         </w:rPr>
         <w:t xml:space="preserve">  </w:t>
       </w:r>
-      <w:hyperlink r:id="rId22">
+      <w:hyperlink r:id="rId33">
         <w:r>
           <w:rPr>
             <w:color w:val="1155CC"/>
@@ -2801,7 +3915,7 @@
         </w:rPr>
         <w:t xml:space="preserve">  </w:t>
       </w:r>
-      <w:hyperlink r:id="rId23">
+      <w:hyperlink r:id="rId34">
         <w:r>
           <w:rPr>
             <w:color w:val="1155CC"/>
@@ -2828,7 +3942,7 @@
         </w:rPr>
         <w:t xml:space="preserve">  </w:t>
       </w:r>
-      <w:hyperlink r:id="rId24">
+      <w:hyperlink r:id="rId35">
         <w:r>
           <w:rPr>
             <w:color w:val="1155CC"/>
@@ -2863,7 +3977,7 @@
         </w:rPr>
         <w:t xml:space="preserve">  </w:t>
       </w:r>
-      <w:hyperlink r:id="rId61">
+      <w:hyperlink r:id="rId74">
         <w:r>
           <w:rPr>
             <w:color w:val="1155CC"/>
@@ -2890,7 +4004,7 @@
         </w:rPr>
         <w:t xml:space="preserve">  </w:t>
       </w:r>
-      <w:hyperlink r:id="rId62">
+      <w:hyperlink r:id="rId75">
         <w:r>
           <w:rPr>
             <w:color w:val="1155CC"/>
@@ -2917,7 +4031,7 @@
         </w:rPr>
         <w:t xml:space="preserve">  </w:t>
       </w:r>
-      <w:hyperlink r:id="rId63">
+      <w:hyperlink r:id="rId76">
         <w:r>
           <w:rPr>
             <w:color w:val="1155CC"/>
@@ -2944,7 +4058,7 @@
         </w:rPr>
         <w:t xml:space="preserve">  </w:t>
       </w:r>
-      <w:hyperlink r:id="rId64">
+      <w:hyperlink r:id="rId77">
         <w:r>
           <w:rPr>
             <w:color w:val="1155CC"/>
@@ -2971,7 +4085,7 @@
         </w:rPr>
         <w:t xml:space="preserve">  </w:t>
       </w:r>
-      <w:hyperlink r:id="rId65">
+      <w:hyperlink r:id="rId78">
         <w:r>
           <w:rPr>
             <w:color w:val="1155CC"/>
@@ -3006,7 +4120,7 @@
         </w:rPr>
         <w:t xml:space="preserve">  </w:t>
       </w:r>
-      <w:hyperlink r:id="rId25">
+      <w:hyperlink r:id="rId36">
         <w:r>
           <w:rPr>
             <w:color w:val="1155CC"/>
@@ -3033,7 +4147,7 @@
         </w:rPr>
         <w:t xml:space="preserve">  </w:t>
       </w:r>
-      <w:hyperlink r:id="rId26">
+      <w:hyperlink r:id="rId37">
         <w:r>
           <w:rPr>
             <w:color w:val="1155CC"/>
@@ -3060,7 +4174,7 @@
         </w:rPr>
         <w:t xml:space="preserve">  </w:t>
       </w:r>
-      <w:hyperlink r:id="rId66">
+      <w:hyperlink r:id="rId79">
         <w:r>
           <w:rPr>
             <w:color w:val="1155CC"/>
@@ -3087,7 +4201,7 @@
         </w:rPr>
         <w:t xml:space="preserve">  </w:t>
       </w:r>
-      <w:hyperlink r:id="rId27">
+      <w:hyperlink r:id="rId38">
         <w:r>
           <w:rPr>
             <w:color w:val="1155CC"/>
@@ -3114,7 +4228,7 @@
         </w:rPr>
         <w:t xml:space="preserve">  </w:t>
       </w:r>
-      <w:hyperlink r:id="rId67">
+      <w:hyperlink r:id="rId80">
         <w:r>
           <w:rPr>
             <w:color w:val="1155CC"/>
@@ -3165,7 +4279,7 @@
         </w:rPr>
         <w:t xml:space="preserve">  </w:t>
       </w:r>
-      <w:hyperlink r:id="rId28">
+      <w:hyperlink r:id="rId39">
         <w:r>
           <w:rPr>
             <w:color w:val="1155CC"/>
@@ -3192,7 +4306,7 @@
         </w:rPr>
         <w:t xml:space="preserve">  </w:t>
       </w:r>
-      <w:hyperlink r:id="rId29">
+      <w:hyperlink r:id="rId40">
         <w:r>
           <w:rPr>
             <w:color w:val="1155CC"/>
@@ -3226,7 +4340,7 @@
         </w:rPr>
         <w:t xml:space="preserve">  </w:t>
       </w:r>
-      <w:hyperlink r:id="rId68">
+      <w:hyperlink r:id="rId81">
         <w:r>
           <w:rPr>
             <w:color w:val="1155CC"/>
@@ -3253,7 +4367,7 @@
         </w:rPr>
         <w:t xml:space="preserve">  </w:t>
       </w:r>
-      <w:hyperlink r:id="rId69">
+      <w:hyperlink r:id="rId82">
         <w:r>
           <w:rPr>
             <w:color w:val="1155CC"/>
@@ -3280,7 +4394,7 @@
         </w:rPr>
         <w:t xml:space="preserve">  </w:t>
       </w:r>
-      <w:hyperlink r:id="rId70">
+      <w:hyperlink r:id="rId83">
         <w:r>
           <w:rPr>
             <w:color w:val="1155CC"/>
@@ -3307,7 +4421,7 @@
         </w:rPr>
         <w:t xml:space="preserve">  </w:t>
       </w:r>
-      <w:hyperlink r:id="rId71">
+      <w:hyperlink r:id="rId84">
         <w:r>
           <w:rPr>
             <w:color w:val="1155CC"/>
@@ -3342,7 +4456,7 @@
         </w:rPr>
         <w:t xml:space="preserve">  </w:t>
       </w:r>
-      <w:hyperlink r:id="rId30">
+      <w:hyperlink r:id="rId41">
         <w:r>
           <w:rPr>
             <w:color w:val="1155CC"/>
@@ -3369,7 +4483,7 @@
         </w:rPr>
         <w:t xml:space="preserve">  </w:t>
       </w:r>
-      <w:hyperlink r:id="rId72">
+      <w:hyperlink r:id="rId85">
         <w:r>
           <w:rPr>
             <w:color w:val="1155CC"/>
@@ -3396,7 +4510,7 @@
         </w:rPr>
         <w:t xml:space="preserve">  </w:t>
       </w:r>
-      <w:hyperlink r:id="rId31">
+      <w:hyperlink r:id="rId42">
         <w:r>
           <w:rPr>
             <w:color w:val="1155CC"/>
@@ -3430,7 +4544,7 @@
         </w:rPr>
         <w:t xml:space="preserve">  </w:t>
       </w:r>
-      <w:hyperlink r:id="rId73">
+      <w:hyperlink r:id="rId86">
         <w:r>
           <w:rPr>
             <w:color w:val="1155CC"/>
@@ -3465,7 +4579,7 @@
         </w:rPr>
         <w:t xml:space="preserve">  </w:t>
       </w:r>
-      <w:hyperlink r:id="rId32">
+      <w:hyperlink r:id="rId43">
         <w:r>
           <w:rPr>
             <w:color w:val="1155CC"/>
@@ -3492,7 +4606,7 @@
         </w:rPr>
         <w:t xml:space="preserve">  </w:t>
       </w:r>
-      <w:hyperlink r:id="rId74">
+      <w:hyperlink r:id="rId87">
         <w:r>
           <w:rPr>
             <w:color w:val="1155CC"/>
@@ -3527,7 +4641,7 @@
         </w:rPr>
         <w:t xml:space="preserve">  </w:t>
       </w:r>
-      <w:hyperlink r:id="rId33">
+      <w:hyperlink r:id="rId44">
         <w:r>
           <w:rPr>
             <w:color w:val="1155CC"/>
@@ -3554,7 +4668,7 @@
         </w:rPr>
         <w:t xml:space="preserve">  </w:t>
       </w:r>
-      <w:hyperlink r:id="rId75">
+      <w:hyperlink r:id="rId88">
         <w:r>
           <w:rPr>
             <w:color w:val="1155CC"/>
@@ -3581,7 +4695,7 @@
         </w:rPr>
         <w:t xml:space="preserve">  </w:t>
       </w:r>
-      <w:hyperlink r:id="rId34">
+      <w:hyperlink r:id="rId45">
         <w:r>
           <w:rPr>
             <w:color w:val="1155CC"/>
@@ -3608,7 +4722,7 @@
         </w:rPr>
         <w:t xml:space="preserve">  </w:t>
       </w:r>
-      <w:hyperlink r:id="rId76">
+      <w:hyperlink r:id="rId89">
         <w:r>
           <w:rPr>
             <w:color w:val="1155CC"/>
@@ -3643,7 +4757,7 @@
         </w:rPr>
         <w:t xml:space="preserve">  </w:t>
       </w:r>
-      <w:hyperlink r:id="rId35">
+      <w:hyperlink r:id="rId46">
         <w:r>
           <w:rPr>
             <w:color w:val="1155CC"/>
@@ -3670,7 +4784,7 @@
         </w:rPr>
         <w:t xml:space="preserve">  </w:t>
       </w:r>
-      <w:hyperlink r:id="rId77">
+      <w:hyperlink r:id="rId90">
         <w:r>
           <w:rPr>
             <w:color w:val="1155CC"/>
@@ -3697,7 +4811,7 @@
         </w:rPr>
         <w:t xml:space="preserve">  </w:t>
       </w:r>
-      <w:hyperlink r:id="rId78">
+      <w:hyperlink r:id="rId91">
         <w:r>
           <w:rPr>
             <w:color w:val="1155CC"/>
@@ -3724,7 +4838,7 @@
         </w:rPr>
         <w:t xml:space="preserve">  </w:t>
       </w:r>
-      <w:hyperlink r:id="rId79">
+      <w:hyperlink r:id="rId92">
         <w:r>
           <w:rPr>
             <w:color w:val="1155CC"/>
@@ -3751,7 +4865,7 @@
         </w:rPr>
         <w:t xml:space="preserve">  </w:t>
       </w:r>
-      <w:hyperlink r:id="rId80">
+      <w:hyperlink r:id="rId93">
         <w:r>
           <w:rPr>
             <w:color w:val="1155CC"/>
@@ -3794,7 +4908,7 @@
         </w:rPr>
         <w:t xml:space="preserve">  </w:t>
       </w:r>
-      <w:hyperlink r:id="rId37">
+      <w:hyperlink r:id="rId48">
         <w:r>
           <w:rPr>
             <w:color w:val="1155CC"/>
@@ -3821,7 +4935,7 @@
         </w:rPr>
         <w:t xml:space="preserve">  </w:t>
       </w:r>
-      <w:hyperlink r:id="rId38">
+      <w:hyperlink r:id="rId49">
         <w:r>
           <w:rPr>
             <w:color w:val="1155CC"/>
@@ -3848,7 +4962,7 @@
         </w:rPr>
         <w:t xml:space="preserve">  </w:t>
       </w:r>
-      <w:hyperlink r:id="rId39">
+      <w:hyperlink r:id="rId50">
         <w:r>
           <w:rPr>
             <w:color w:val="1155CC"/>
@@ -3883,7 +4997,7 @@
         </w:rPr>
         <w:t xml:space="preserve">  </w:t>
       </w:r>
-      <w:hyperlink r:id="rId40">
+      <w:hyperlink r:id="rId51">
         <w:r>
           <w:rPr>
             <w:color w:val="1155CC"/>
@@ -3910,7 +5024,7 @@
         </w:rPr>
         <w:t xml:space="preserve">  </w:t>
       </w:r>
-      <w:hyperlink r:id="rId41">
+      <w:hyperlink r:id="rId52">
         <w:r>
           <w:rPr>
             <w:color w:val="1155CC"/>
@@ -3937,7 +5051,7 @@
         </w:rPr>
         <w:t xml:space="preserve">  </w:t>
       </w:r>
-      <w:hyperlink r:id="rId81">
+      <w:hyperlink r:id="rId94">
         <w:r>
           <w:rPr>
             <w:color w:val="1155CC"/>
@@ -3972,7 +5086,7 @@
         </w:rPr>
         <w:t xml:space="preserve">  </w:t>
       </w:r>
-      <w:hyperlink r:id="rId42">
+      <w:hyperlink r:id="rId53">
         <w:r>
           <w:rPr>
             <w:color w:val="1155CC"/>
@@ -3999,7 +5113,7 @@
         </w:rPr>
         <w:t xml:space="preserve">  </w:t>
       </w:r>
-      <w:hyperlink r:id="rId43">
+      <w:hyperlink r:id="rId54">
         <w:r>
           <w:rPr>
             <w:color w:val="1155CC"/>
@@ -4026,7 +5140,7 @@
         </w:rPr>
         <w:t xml:space="preserve">  </w:t>
       </w:r>
-      <w:hyperlink r:id="rId44">
+      <w:hyperlink r:id="rId55">
         <w:r>
           <w:rPr>
             <w:color w:val="1155CC"/>
@@ -4053,7 +5167,7 @@
         </w:rPr>
         <w:t xml:space="preserve">  </w:t>
       </w:r>
-      <w:hyperlink r:id="rId45">
+      <w:hyperlink r:id="rId56">
         <w:r>
           <w:rPr>
             <w:color w:val="1155CC"/>
@@ -4088,7 +5202,7 @@
         </w:rPr>
         <w:t xml:space="preserve">  </w:t>
       </w:r>
-      <w:hyperlink r:id="rId82">
+      <w:hyperlink r:id="rId95">
         <w:r>
           <w:rPr>
             <w:color w:val="1155CC"/>
@@ -4115,7 +5229,7 @@
         </w:rPr>
         <w:t xml:space="preserve">  </w:t>
       </w:r>
-      <w:hyperlink r:id="rId47">
+      <w:hyperlink r:id="rId58">
         <w:r>
           <w:rPr>
             <w:color w:val="1155CC"/>
@@ -4142,7 +5256,7 @@
         </w:rPr>
         <w:t xml:space="preserve">  </w:t>
       </w:r>
-      <w:hyperlink r:id="rId83">
+      <w:hyperlink r:id="rId96">
         <w:r>
           <w:rPr>
             <w:color w:val="1155CC"/>
